--- a/06-学生侧材料/讲义/学生专用版/3-物理化学/气体基础-超级充实版（学生专用版）.docx
+++ b/06-学生侧材料/讲义/学生专用版/3-物理化学/气体基础-超级充实版（学生专用版）.docx
@@ -2,7 +2,7 @@
 <file path=word/document.xml><?xml version="1.0" encoding="utf-8"?>
 <w:document xmlns:w="http://schemas.openxmlformats.org/wordprocessingml/2006/main" xmlns:m="http://schemas.openxmlformats.org/officeDocument/2006/math" xmlns:r="http://schemas.openxmlformats.org/officeDocument/2006/relationships" xmlns:o="urn:schemas-microsoft-com:office:office" xmlns:v="urn:schemas-microsoft-com:vml" xmlns:w10="urn:schemas-microsoft-com:office:word" xmlns:a="http://schemas.openxmlformats.org/drawingml/2006/main" xmlns:pic="http://schemas.openxmlformats.org/drawingml/2006/picture" xmlns:wp="http://schemas.openxmlformats.org/drawingml/2006/wordprocessingDrawing">
   <w:body>
-    <w:bookmarkStart w:id="9" w:name="学习目标与考纲锚点"/>
+    <w:bookmarkStart w:id="15" w:name="理想气体基本概念从三条实验定律到一个方程"/>
     <w:p>
       <w:pPr>
         <w:pStyle w:val="Heading2"/>
@@ -10,407 +10,26 @@
       </w:pPr>
       <w:r>
         <w:rPr>
+          <w:rFonts w:ascii="Times New Roman" w:hAnsi="Times New Roman" w:eastAsia="Times New Roman" w:cs="Times New Roman"/>
+        </w:rPr>
+        <w:t xml:space="preserve">§1 </w:t>
+      </w:r>
+      <w:r>
+        <w:rPr>
           <w:rFonts w:hint="eastAsia" w:ascii="Times New Roman" w:hAnsi="Times New Roman" w:eastAsia="SimHei" w:cs="Times New Roman"/>
         </w:rPr>
-        <w:t xml:space="preserve">学习目标与考纲锚点</w:t>
-      </w:r>
-    </w:p>
-    <w:p>
-      <w:pPr>
-        <w:pStyle w:val="BlockText"/>
-        <w:spacing w:after="80"/>
-        <w:ind w:firstLine="420"/>
-      </w:pPr>
-      <w:r>
-        <w:rPr>
-          <w:rFonts w:hint="eastAsia" w:ascii="Times New Roman" w:hAnsi="Times New Roman" w:eastAsia="FangSong" w:cs="Times New Roman"/>
-        </w:rPr>
-        <w:t>对齐考纲</w:t>
-      </w:r>
-      <w:r>
-        <w:rPr>
-          <w:rFonts w:hint="eastAsia" w:ascii="Times New Roman" w:hAnsi="Times New Roman" w:eastAsia="Times New Roman" w:cs="Times New Roman"/>
-        </w:rPr>
-        <w:t>：§02</w:t>
-      </w:r>
-      <w:r>
-        <w:rPr>
-          <w:rFonts w:ascii="Times New Roman" w:hAnsi="Times New Roman" w:eastAsia="Times New Roman" w:cs="Times New Roman"/>
-        </w:rPr>
-        <w:t xml:space="preserve"> </w:t>
-      </w:r>
-      <w:r>
-        <w:rPr>
-          <w:rFonts w:hint="eastAsia" w:ascii="Times New Roman" w:hAnsi="Times New Roman" w:eastAsia="FangSong" w:cs="Times New Roman"/>
-        </w:rPr>
-        <w:t xml:space="preserve">气体</w:t>
-      </w:r>
-    </w:p>
-    <w:tbl>
-      <w:tblPr>
-        <w:tblStyle w:val="Table"/>
-        <w:tblW w:type="pct" w:w="5000"/>
-        <w:tblLayout w:type="fixed"/>
-        <w:tblLook w:firstRow="1" w:lastRow="0" w:firstColumn="0" w:lastColumn="0" w:noHBand="0" w:noVBand="0" w:val="0020"/>
-        <w:jc w:val="center"/>
-        <w:tblBorders>
-          <w:top w:val="single" w:sz="12" w:space="0" w:color="333333"/>
-          <w:bottom w:val="single" w:sz="12" w:space="0" w:color="333333"/>
-          <w:left w:val="none"/>
-          <w:right w:val="none"/>
-          <w:insideH w:val="none"/>
-          <w:insideV w:val="none"/>
-        </w:tblBorders>
-      </w:tblPr>
-      <w:tblGrid>
-        <w:gridCol w:w="3960"/>
-        <w:gridCol w:w="3960"/>
-      </w:tblGrid>
-      <w:tr>
-        <w:trPr>
-          <w:tblHeader w:val="on"/>
-        </w:trPr>
-        <w:tc>
-          <w:tcPr>
-            <w:tcBorders>
-              <w:bottom w:val="single" w:sz="6" w:space="0" w:color="333333"/>
-            </w:tcBorders>
-          </w:tcPr>
-          <w:p>
-            <w:pPr>
-              <w:pStyle w:val="Compact"/>
-              <w:jc w:val="center"/>
-            </w:pPr>
-            <w:r>
-              <w:rPr>
-                <w:rFonts w:hint="eastAsia" w:ascii="Times New Roman" w:hAnsi="Times New Roman" w:eastAsia="SimHei" w:cs="Times New Roman"/>
-                <w:b/>
-              </w:rPr>
-              <w:t xml:space="preserve">考纲条目</w:t>
-            </w:r>
-          </w:p>
-        </w:tc>
-        <w:tc>
-          <w:tcPr>
-            <w:tcBorders>
-              <w:bottom w:val="single" w:sz="6" w:space="0" w:color="333333"/>
-            </w:tcBorders>
-          </w:tcPr>
-          <w:p>
-            <w:pPr>
-              <w:pStyle w:val="Compact"/>
-              <w:jc w:val="center"/>
-            </w:pPr>
-            <w:r>
-              <w:rPr>
-                <w:rFonts w:hint="eastAsia" w:ascii="Times New Roman" w:hAnsi="Times New Roman" w:eastAsia="SimHei" w:cs="Times New Roman"/>
-                <w:b/>
-              </w:rPr>
-              <w:t xml:space="preserve">学完本讲你应能</w:t>
-            </w:r>
-          </w:p>
-        </w:tc>
-      </w:tr>
-      <w:tr>
-        <w:tc>
-          <w:tcPr/>
-          <w:p>
-            <w:pPr>
-              <w:pStyle w:val="Compact"/>
-              <w:jc w:val="center"/>
-            </w:pPr>
-            <w:r>
-              <w:rPr>
-                <w:rFonts w:ascii="Times New Roman" w:hAnsi="Times New Roman" w:eastAsia="Times New Roman" w:cs="Times New Roman"/>
-              </w:rPr>
-              <w:t xml:space="preserve">§02 </w:t>
-            </w:r>
-            <w:r>
-              <w:rPr>
-                <w:rFonts w:hint="eastAsia" w:ascii="Times New Roman" w:hAnsi="Times New Roman" w:eastAsia="FangSong" w:cs="Times New Roman"/>
-              </w:rPr>
-              <w:t xml:space="preserve">气体</w:t>
-            </w:r>
-            <w:r>
-              <w:rPr>
-                <w:rFonts w:ascii="Times New Roman" w:hAnsi="Times New Roman" w:eastAsia="Times New Roman" w:cs="Times New Roman"/>
-              </w:rPr>
-              <w:t xml:space="preserve"> · </w:t>
-            </w:r>
-            <w:r>
-              <w:rPr>
-                <w:rFonts w:hint="eastAsia" w:ascii="Times New Roman" w:hAnsi="Times New Roman" w:eastAsia="FangSong" w:cs="Times New Roman"/>
-              </w:rPr>
-              <w:t xml:space="preserve">理想气体模型与状态方程</w:t>
-            </w:r>
-          </w:p>
-        </w:tc>
-        <w:tc>
-          <w:tcPr/>
-          <w:p>
-            <w:pPr>
-              <w:pStyle w:val="Compact"/>
-              <w:jc w:val="center"/>
-            </w:pPr>
-            <w:r>
-              <w:rPr>
-                <w:rFonts w:hint="eastAsia" w:ascii="Times New Roman" w:hAnsi="Times New Roman" w:eastAsia="FangSong" w:cs="Times New Roman"/>
-              </w:rPr>
-              <w:t>理解理想气体的定义和适用条件</w:t>
-            </w:r>
-            <w:r>
-              <w:rPr>
-                <w:rFonts w:hint="eastAsia" w:ascii="Times New Roman" w:hAnsi="Times New Roman" w:eastAsia="Times New Roman" w:cs="Times New Roman"/>
-              </w:rPr>
-              <w:t>；</w:t>
-            </w:r>
-            <w:r>
-              <w:rPr>
-                <w:rFonts w:hint="eastAsia" w:ascii="Times New Roman" w:hAnsi="Times New Roman" w:eastAsia="FangSong" w:cs="Times New Roman"/>
-              </w:rPr>
-              <w:t>掌握理想气体状态方程</w:t>
-            </w:r>
-            <w:r>
-              <w:rPr>
-                <w:rFonts w:ascii="Times New Roman" w:hAnsi="Times New Roman" w:eastAsia="Times New Roman" w:cs="Times New Roman"/>
-              </w:rPr>
-              <w:t xml:space="preserve"> pV=nRT </w:t>
-            </w:r>
-            <w:r>
-              <w:rPr>
-                <w:rFonts w:hint="eastAsia" w:ascii="Times New Roman" w:hAnsi="Times New Roman" w:eastAsia="FangSong" w:cs="Times New Roman"/>
-              </w:rPr>
-              <w:t xml:space="preserve">及其三种变形</w:t>
-            </w:r>
-          </w:p>
-        </w:tc>
-      </w:tr>
-      <w:tr>
-        <w:tc>
-          <w:tcPr/>
-          <w:p>
-            <w:pPr>
-              <w:pStyle w:val="Compact"/>
-              <w:jc w:val="center"/>
-            </w:pPr>
-            <w:r>
-              <w:rPr>
-                <w:rFonts w:ascii="Times New Roman" w:hAnsi="Times New Roman" w:eastAsia="Times New Roman" w:cs="Times New Roman"/>
-              </w:rPr>
-              <w:t xml:space="preserve">§02 </w:t>
-            </w:r>
-            <w:r>
-              <w:rPr>
-                <w:rFonts w:hint="eastAsia" w:ascii="Times New Roman" w:hAnsi="Times New Roman" w:eastAsia="FangSong" w:cs="Times New Roman"/>
-              </w:rPr>
-              <w:t xml:space="preserve">气体</w:t>
-            </w:r>
-            <w:r>
-              <w:rPr>
-                <w:rFonts w:ascii="Times New Roman" w:hAnsi="Times New Roman" w:eastAsia="Times New Roman" w:cs="Times New Roman"/>
-              </w:rPr>
-              <w:t xml:space="preserve"> · </w:t>
-            </w:r>
-            <w:r>
-              <w:rPr>
-                <w:rFonts w:hint="eastAsia" w:ascii="Times New Roman" w:hAnsi="Times New Roman" w:eastAsia="FangSong" w:cs="Times New Roman"/>
-              </w:rPr>
-              <w:t xml:space="preserve">分压定律与湿气体校正</w:t>
-            </w:r>
-          </w:p>
-        </w:tc>
-        <w:tc>
-          <w:tcPr/>
-          <w:p>
-            <w:pPr>
-              <w:pStyle w:val="Compact"/>
-              <w:jc w:val="center"/>
-            </w:pPr>
-            <w:r>
-              <w:rPr>
-                <w:rFonts w:hint="eastAsia" w:ascii="Times New Roman" w:hAnsi="Times New Roman" w:eastAsia="FangSong" w:cs="Times New Roman"/>
-              </w:rPr>
-              <w:t>运用</w:t>
-            </w:r>
-            <w:r>
-              <w:rPr>
-                <w:rFonts w:hint="eastAsia" w:ascii="Times New Roman" w:hAnsi="Times New Roman" w:eastAsia="Times New Roman" w:cs="Times New Roman"/>
-              </w:rPr>
-              <w:t>Dalton</w:t>
-            </w:r>
-            <w:r>
-              <w:rPr>
-                <w:rFonts w:hint="eastAsia" w:ascii="Times New Roman" w:hAnsi="Times New Roman" w:eastAsia="FangSong" w:cs="Times New Roman"/>
-              </w:rPr>
-              <w:t>分压定律计算混合气体的分压</w:t>
-            </w:r>
-            <w:r>
-              <w:rPr>
-                <w:rFonts w:hint="eastAsia" w:ascii="Times New Roman" w:hAnsi="Times New Roman" w:eastAsia="Times New Roman" w:cs="Times New Roman"/>
-              </w:rPr>
-              <w:t>；</w:t>
-            </w:r>
-            <w:r>
-              <w:rPr>
-                <w:rFonts w:hint="eastAsia" w:ascii="Times New Roman" w:hAnsi="Times New Roman" w:eastAsia="FangSong" w:cs="Times New Roman"/>
-              </w:rPr>
-              <w:t>解决排水集气法中的湿气体校正问题</w:t>
-            </w:r>
-          </w:p>
-        </w:tc>
-      </w:tr>
-      <w:tr>
-        <w:tc>
-          <w:tcPr/>
-          <w:p>
-            <w:pPr>
-              <w:pStyle w:val="Compact"/>
-              <w:jc w:val="center"/>
-            </w:pPr>
-            <w:r>
-              <w:rPr>
-                <w:rFonts w:ascii="Times New Roman" w:hAnsi="Times New Roman" w:eastAsia="Times New Roman" w:cs="Times New Roman"/>
-              </w:rPr>
-              <w:t xml:space="preserve">§02 </w:t>
-            </w:r>
-            <w:r>
-              <w:rPr>
-                <w:rFonts w:hint="eastAsia" w:ascii="Times New Roman" w:hAnsi="Times New Roman" w:eastAsia="FangSong" w:cs="Times New Roman"/>
-              </w:rPr>
-              <w:t xml:space="preserve">气体</w:t>
-            </w:r>
-            <w:r>
-              <w:rPr>
-                <w:rFonts w:ascii="Times New Roman" w:hAnsi="Times New Roman" w:eastAsia="Times New Roman" w:cs="Times New Roman"/>
-              </w:rPr>
-              <w:t xml:space="preserve"> · </w:t>
-            </w:r>
-            <w:r>
-              <w:rPr>
-                <w:rFonts w:hint="eastAsia" w:ascii="Times New Roman" w:hAnsi="Times New Roman" w:eastAsia="FangSong" w:cs="Times New Roman"/>
-              </w:rPr>
-              <w:t xml:space="preserve">真实气体的偏差</w:t>
-            </w:r>
-          </w:p>
-        </w:tc>
-        <w:tc>
-          <w:tcPr/>
-          <w:p>
-            <w:pPr>
-              <w:pStyle w:val="Compact"/>
-              <w:jc w:val="center"/>
-            </w:pPr>
-            <w:r>
-              <w:rPr>
-                <w:rFonts w:hint="eastAsia" w:ascii="Times New Roman" w:hAnsi="Times New Roman" w:eastAsia="FangSong" w:cs="Times New Roman"/>
-              </w:rPr>
-              <w:t xml:space="preserve">了解真实气体与理想气体偏差的原因</w:t>
-            </w:r>
-          </w:p>
-        </w:tc>
-      </w:tr>
-      <w:tr>
-        <w:tc>
-          <w:tcPr/>
-          <w:p>
-            <w:pPr>
-              <w:pStyle w:val="Compact"/>
-              <w:jc w:val="center"/>
-            </w:pPr>
-            <w:r>
-              <w:rPr>
-                <w:rFonts w:ascii="Times New Roman" w:hAnsi="Times New Roman" w:eastAsia="Times New Roman" w:cs="Times New Roman"/>
-              </w:rPr>
-              <w:t xml:space="preserve">§02 </w:t>
-            </w:r>
-            <w:r>
-              <w:rPr>
-                <w:rFonts w:hint="eastAsia" w:ascii="Times New Roman" w:hAnsi="Times New Roman" w:eastAsia="FangSong" w:cs="Times New Roman"/>
-              </w:rPr>
-              <w:t xml:space="preserve">气体</w:t>
-            </w:r>
-            <w:r>
-              <w:rPr>
-                <w:rFonts w:ascii="Times New Roman" w:hAnsi="Times New Roman" w:eastAsia="Times New Roman" w:cs="Times New Roman"/>
-              </w:rPr>
-              <w:t xml:space="preserve"> · </w:t>
-            </w:r>
-            <w:r>
-              <w:rPr>
-                <w:rFonts w:hint="eastAsia" w:ascii="Times New Roman" w:hAnsi="Times New Roman" w:eastAsia="FangSong" w:cs="Times New Roman"/>
-              </w:rPr>
-              <w:t xml:space="preserve">扩散定律</w:t>
-            </w:r>
-          </w:p>
-        </w:tc>
-        <w:tc>
-          <w:tcPr/>
-          <w:p>
-            <w:pPr>
-              <w:pStyle w:val="Compact"/>
-              <w:jc w:val="center"/>
-            </w:pPr>
-            <w:r>
-              <w:rPr>
-                <w:rFonts w:hint="eastAsia" w:ascii="Times New Roman" w:hAnsi="Times New Roman" w:eastAsia="FangSong" w:cs="Times New Roman"/>
-              </w:rPr>
-              <w:t>运用</w:t>
-            </w:r>
-            <w:r>
-              <w:rPr>
-                <w:rFonts w:hint="eastAsia" w:ascii="Times New Roman" w:hAnsi="Times New Roman" w:eastAsia="Times New Roman" w:cs="Times New Roman"/>
-              </w:rPr>
-              <w:t>Graham</w:t>
-            </w:r>
-            <w:r>
-              <w:rPr>
-                <w:rFonts w:hint="eastAsia" w:ascii="Times New Roman" w:hAnsi="Times New Roman" w:eastAsia="FangSong" w:cs="Times New Roman"/>
-              </w:rPr>
-              <w:t>扩散定律比较气体扩散速率</w:t>
-            </w:r>
-          </w:p>
-        </w:tc>
-      </w:tr>
-    </w:tbl>
-    <w:p>
-      <w:pPr>
-        <w:spacing w:before="160" w:after="80"/>
-      </w:pPr>
-      <w:r>
-        <w:pict>
-          <v:rect style="width:0;height:1.5pt" o:hralign="center" o:hrstd="t" o:hr="t"/>
-        </w:pict>
-      </w:r>
-    </w:p>
-    <w:bookmarkEnd w:id="9"/>
-    <w:bookmarkStart w:id="16" w:name="理想气体基本概念从三条实验定律到一个方程"/>
-    <w:p>
-      <w:pPr>
-        <w:pStyle w:val="Heading2"/>
-        <w:spacing w:before="280" w:after="120"/>
-      </w:pPr>
-      <w:r>
-        <w:rPr>
-          <w:rFonts w:ascii="Times New Roman" w:hAnsi="Times New Roman" w:eastAsia="Times New Roman" w:cs="Times New Roman"/>
-        </w:rPr>
-        <w:t xml:space="preserve">§1 </w:t>
+        <w:t>理想气体基本概念</w:t>
+      </w:r>
+      <w:r>
+        <w:rPr>
+          <w:rFonts w:hint="eastAsia" w:ascii="Times New Roman" w:hAnsi="Times New Roman" w:eastAsia="Times New Roman" w:cs="Times New Roman"/>
+        </w:rPr>
+        <w:t>（</w:t>
       </w:r>
       <w:r>
         <w:rPr>
           <w:rFonts w:hint="eastAsia" w:ascii="Times New Roman" w:hAnsi="Times New Roman" w:eastAsia="SimHei" w:cs="Times New Roman"/>
         </w:rPr>
-        <w:t>理想气体基本概念</w:t>
-      </w:r>
-      <w:r>
-        <w:rPr>
-          <w:rFonts w:hint="eastAsia" w:ascii="Times New Roman" w:hAnsi="Times New Roman" w:eastAsia="Times New Roman" w:cs="Times New Roman"/>
-        </w:rPr>
-        <w:t>（</w:t>
-      </w:r>
-      <w:r>
-        <w:rPr>
-          <w:rFonts w:hint="eastAsia" w:ascii="Times New Roman" w:hAnsi="Times New Roman" w:eastAsia="SimHei" w:cs="Times New Roman"/>
-        </w:rPr>
         <w:t>从三条实验定律到一个方程</w:t>
       </w:r>
       <w:r>
@@ -420,7 +39,7 @@
         <w:t>）</w:t>
       </w:r>
     </w:p>
-    <w:bookmarkStart w:id="10" w:name="什么是理想气体"/>
+    <w:bookmarkStart w:id="9" w:name="什么是理想气体"/>
     <w:p>
       <w:pPr>
         <w:pStyle w:val="Heading3"/>
@@ -676,7 +295,7 @@
           <w:b/>
           <w:bCs/>
         </w:rPr>
-        <w:t xml:space="preserve">物理直觉</w:t>
+        <w:t xml:space="preserve">物理图像</w:t>
       </w:r>
     </w:p>
     <w:p>
@@ -688,143 +307,7 @@
         <w:rPr>
           <w:rFonts w:hint="eastAsia" w:ascii="Times New Roman" w:hAnsi="Times New Roman" w:eastAsia="FangSong" w:cs="Times New Roman"/>
         </w:rPr>
-        <w:t>想象一群人在空旷的广场上随机走动</w:t>
-      </w:r>
-      <w:r>
-        <w:rPr>
-          <w:rFonts w:hint="eastAsia" w:ascii="Times New Roman" w:hAnsi="Times New Roman" w:eastAsia="Times New Roman" w:cs="Times New Roman"/>
-        </w:rPr>
-        <w:t>。</w:t>
-      </w:r>
-      <w:r>
-        <w:rPr>
-          <w:rFonts w:hint="eastAsia" w:ascii="Times New Roman" w:hAnsi="Times New Roman" w:eastAsia="FangSong" w:cs="Times New Roman"/>
-        </w:rPr>
-        <w:t>如果</w:t>
-      </w:r>
-      <w:r>
-        <w:rPr>
-          <w:rFonts w:hint="eastAsia" w:ascii="Times New Roman" w:hAnsi="Times New Roman" w:eastAsia="Times New Roman" w:cs="Times New Roman"/>
-        </w:rPr>
-        <w:t>：</w:t>
-      </w:r>
-      <w:r>
-        <w:rPr>
-          <w:rFonts w:ascii="Times New Roman" w:hAnsi="Times New Roman" w:eastAsia="Times New Roman" w:cs="Times New Roman"/>
-        </w:rPr>
-        <w:t xml:space="preserve"> </w:t>
-      </w:r>
-      <w:r>
-        <w:rPr>
-          <w:rFonts w:hint="eastAsia" w:ascii="Times New Roman" w:hAnsi="Times New Roman" w:eastAsia="FangSong" w:cs="Times New Roman"/>
-        </w:rPr>
-        <w:t xml:space="preserve">人与人之间</w:t>
-      </w:r>
-      <w:r>
-        <w:rPr>
-          <w:rFonts w:hint="eastAsia" w:ascii="Times New Roman" w:hAnsi="Times New Roman" w:eastAsia="FangSong" w:cs="Times New Roman"/>
-          <w:b/>
-          <w:bCs/>
-        </w:rPr>
-        <w:t xml:space="preserve">没有吸引力</w:t>
-      </w:r>
-      <w:r>
-        <w:rPr>
-          <w:rFonts w:hint="eastAsia" w:ascii="Times New Roman" w:hAnsi="Times New Roman" w:eastAsia="Times New Roman" w:cs="Times New Roman"/>
-        </w:rPr>
-        <w:t>（</w:t>
-      </w:r>
-      <w:r>
-        <w:rPr>
-          <w:rFonts w:hint="eastAsia" w:ascii="Times New Roman" w:hAnsi="Times New Roman" w:eastAsia="FangSong" w:cs="Times New Roman"/>
-        </w:rPr>
-        <w:t>不会互相靠近</w:t>
-      </w:r>
-      <w:r>
-        <w:rPr>
-          <w:rFonts w:hint="eastAsia" w:ascii="Times New Roman" w:hAnsi="Times New Roman" w:eastAsia="Times New Roman" w:cs="Times New Roman"/>
-        </w:rPr>
-        <w:t>）；</w:t>
-      </w:r>
-      <w:r>
-        <w:rPr>
-          <w:rFonts w:hint="eastAsia" w:ascii="Times New Roman" w:hAnsi="Times New Roman" w:eastAsia="FangSong" w:cs="Times New Roman"/>
-        </w:rPr>
-        <w:t>人本身的</w:t>
-      </w:r>
-      <w:r>
-        <w:rPr>
-          <w:rFonts w:hint="eastAsia" w:ascii="Times New Roman" w:hAnsi="Times New Roman" w:eastAsia="FangSong" w:cs="Times New Roman"/>
-          <w:b/>
-          <w:bCs/>
-        </w:rPr>
-        <w:t xml:space="preserve">体积可以忽略</w:t>
-      </w:r>
-      <w:r>
-        <w:rPr>
-          <w:rFonts w:hint="eastAsia" w:ascii="Times New Roman" w:hAnsi="Times New Roman" w:eastAsia="Times New Roman" w:cs="Times New Roman"/>
-        </w:rPr>
-        <w:t>（</w:t>
-      </w:r>
-      <w:r>
-        <w:rPr>
-          <w:rFonts w:hint="eastAsia" w:ascii="Times New Roman" w:hAnsi="Times New Roman" w:eastAsia="FangSong" w:cs="Times New Roman"/>
-        </w:rPr>
-        <w:t>相对于广场面积</w:t>
-      </w:r>
-      <w:r>
-        <w:rPr>
-          <w:rFonts w:hint="eastAsia" w:ascii="Times New Roman" w:hAnsi="Times New Roman" w:eastAsia="Times New Roman" w:cs="Times New Roman"/>
-        </w:rPr>
-        <w:t>）。</w:t>
-      </w:r>
-    </w:p>
-    <w:p>
-      <w:pPr>
-        <w:pStyle w:val="BodyText"/>
-        <w:ind w:firstLine="420"/>
-      </w:pPr>
-      <w:r>
-        <w:rPr>
-          <w:rFonts w:hint="eastAsia" w:ascii="Times New Roman" w:hAnsi="Times New Roman" w:eastAsia="FangSong" w:cs="Times New Roman"/>
-        </w:rPr>
-        <w:t>那么这群人的行为就类似于</w:t>
-      </w:r>
-      <w:r>
-        <w:rPr>
-          <w:rFonts w:hint="eastAsia" w:ascii="Times New Roman" w:hAnsi="Times New Roman" w:eastAsia="Times New Roman" w:cs="Times New Roman"/>
-        </w:rPr>
-        <w:t>”</w:t>
-      </w:r>
-      <w:r>
-        <w:rPr>
-          <w:rFonts w:hint="eastAsia" w:ascii="Times New Roman" w:hAnsi="Times New Roman" w:eastAsia="FangSong" w:cs="Times New Roman"/>
-        </w:rPr>
-        <w:t>理想气体</w:t>
-      </w:r>
-      <w:r>
-        <w:rPr>
-          <w:rFonts w:hint="eastAsia" w:ascii="Times New Roman" w:hAnsi="Times New Roman" w:eastAsia="Times New Roman" w:cs="Times New Roman"/>
-        </w:rPr>
-        <w:t>”。</w:t>
-      </w:r>
-      <w:r>
-        <w:rPr>
-          <w:rFonts w:hint="eastAsia" w:ascii="Times New Roman" w:hAnsi="Times New Roman" w:eastAsia="FangSong" w:cs="Times New Roman"/>
-        </w:rPr>
-        <w:t>实际上</w:t>
-      </w:r>
-      <w:r>
-        <w:rPr>
-          <w:rFonts w:hint="eastAsia" w:ascii="Times New Roman" w:hAnsi="Times New Roman" w:eastAsia="Times New Roman" w:cs="Times New Roman"/>
-        </w:rPr>
-        <w:t>，</w:t>
-      </w:r>
-      <w:r>
-        <w:rPr>
-          <w:rFonts w:hint="eastAsia" w:ascii="Times New Roman" w:hAnsi="Times New Roman" w:eastAsia="FangSong" w:cs="Times New Roman"/>
-        </w:rPr>
-        <w:t>当气体</w:t>
+        <w:t xml:space="preserve">当气体</w:t>
       </w:r>
       <w:r>
         <w:rPr>
@@ -1031,8 +514,8 @@
         </w:pict>
       </w:r>
     </w:p>
-    <w:bookmarkEnd w:id="10"/>
-    <w:bookmarkStart w:id="14" w:name="三大实验定律"/>
+    <w:bookmarkEnd w:id="9"/>
+    <w:bookmarkStart w:id="13" w:name="三大实验定律"/>
     <w:p>
       <w:pPr>
         <w:pStyle w:val="Heading3"/>
@@ -1517,20 +1000,6 @@
         <w:pStyle w:val="BodyText"/>
         <w:ind w:firstLine="420"/>
       </w:pPr>
-      <w:r>
-        <w:rPr>
-          <w:rFonts w:hint="eastAsia" w:ascii="Times New Roman" w:hAnsi="Times New Roman" w:eastAsia="FangSong" w:cs="Times New Roman"/>
-          <w:b/>
-          <w:bCs/>
-        </w:rPr>
-        <w:t xml:space="preserve">物理直觉</w:t>
-      </w:r>
-      <w:r>
-        <w:rPr>
-          <w:rFonts w:hint="eastAsia" w:ascii="Times New Roman" w:hAnsi="Times New Roman" w:eastAsia="Times New Roman" w:cs="Times New Roman"/>
-        </w:rPr>
-        <w:t>：</w:t>
-      </w:r>
       <w:r>
         <w:rPr>
           <w:rFonts w:hint="eastAsia" w:ascii="Times New Roman" w:hAnsi="Times New Roman" w:eastAsia="FangSong" w:cs="Times New Roman"/>
@@ -2189,20 +1658,6 @@
       <w:r>
         <w:rPr>
           <w:rFonts w:hint="eastAsia" w:ascii="Times New Roman" w:hAnsi="Times New Roman" w:eastAsia="FangSong" w:cs="Times New Roman"/>
-          <w:b/>
-          <w:bCs/>
-        </w:rPr>
-        <w:t xml:space="preserve">物理直觉</w:t>
-      </w:r>
-      <w:r>
-        <w:rPr>
-          <w:rFonts w:hint="eastAsia" w:ascii="Times New Roman" w:hAnsi="Times New Roman" w:eastAsia="Times New Roman" w:cs="Times New Roman"/>
-        </w:rPr>
-        <w:t>：</w:t>
-      </w:r>
-      <w:r>
-        <w:rPr>
-          <w:rFonts w:hint="eastAsia" w:ascii="Times New Roman" w:hAnsi="Times New Roman" w:eastAsia="FangSong" w:cs="Times New Roman"/>
         </w:rPr>
         <w:t>温度升高时</w:t>
       </w:r>
@@ -2263,18 +1718,18 @@
           <wp:inline>
             <wp:extent cx="2667000" cy="1986592"/>
             <wp:effectExtent b="0" l="0" r="0" t="0"/>
-            <wp:docPr descr="恒压下气体体积与温度的关系" title="" id="12" name="Picture"/>
+            <wp:docPr descr="恒压下气体体积与温度的关系" title="" id="11" name="Picture"/>
             <a:graphic>
               <a:graphicData uri="http://schemas.openxmlformats.org/drawingml/2006/picture">
                 <pic:pic>
                   <pic:nvPicPr>
-                    <pic:cNvPr descr="0766a78b669d0f906e719d943229d05f50a3d0b2a7cc3346b4573243338b66cb.jpg" id="13" name="Picture"/>
+                    <pic:cNvPr descr="0766a78b669d0f906e719d943229d05f50a3d0b2a7cc3346b4573243338b66cb.jpg" id="12" name="Picture"/>
                     <pic:cNvPicPr>
                       <a:picLocks noChangeArrowheads="1" noChangeAspect="1"/>
                     </pic:cNvPicPr>
                   </pic:nvPicPr>
                   <pic:blipFill>
-                    <a:blip r:embed="rId11"/>
+                    <a:blip r:embed="rId10"/>
                     <a:stretch>
                       <a:fillRect/>
                     </a:stretch>
@@ -2335,90 +1790,6 @@
           <w:rFonts w:hint="eastAsia" w:ascii="Times New Roman" w:hAnsi="Times New Roman" w:eastAsia="FangSong" w:cs="Times New Roman"/>
         </w:rPr>
         <w:t>恒压下气体体积与温度的关系</w:t>
-      </w:r>
-      <w:r>
-        <w:rPr>
-          <w:rFonts w:hint="eastAsia" w:ascii="Times New Roman" w:hAnsi="Times New Roman" w:eastAsia="Times New Roman" w:cs="Times New Roman"/>
-        </w:rPr>
-        <w:t>——</w:t>
-      </w:r>
-      <w:r>
-        <w:rPr>
-          <w:rFonts w:hint="eastAsia" w:ascii="Times New Roman" w:hAnsi="Times New Roman" w:eastAsia="FangSong" w:cs="Times New Roman"/>
-        </w:rPr>
-        <w:t>不同起始状态</w:t>
-      </w:r>
-      <w:r>
-        <w:rPr>
-          <w:rFonts w:hint="eastAsia" w:ascii="Times New Roman" w:hAnsi="Times New Roman" w:eastAsia="Times New Roman" w:cs="Times New Roman"/>
-        </w:rPr>
-        <w:t>（A、B、C）</w:t>
-      </w:r>
-      <w:r>
-        <w:rPr>
-          <w:rFonts w:hint="eastAsia" w:ascii="Times New Roman" w:hAnsi="Times New Roman" w:eastAsia="FangSong" w:cs="Times New Roman"/>
-        </w:rPr>
-        <w:t>的同一气体在恒压下体积随温度线性变化</w:t>
-      </w:r>
-      <w:r>
-        <w:rPr>
-          <w:rFonts w:hint="eastAsia" w:ascii="Times New Roman" w:hAnsi="Times New Roman" w:eastAsia="Times New Roman" w:cs="Times New Roman"/>
-        </w:rPr>
-        <w:t>，</w:t>
-      </w:r>
-      <w:r>
-        <w:rPr>
-          <w:rFonts w:hint="eastAsia" w:ascii="Times New Roman" w:hAnsi="Times New Roman" w:eastAsia="FangSong" w:cs="Times New Roman"/>
-        </w:rPr>
-        <w:t>外推至</w:t>
-      </w:r>
-      <w:r>
-        <w:rPr>
-          <w:rFonts w:ascii="Times New Roman" w:hAnsi="Times New Roman" w:eastAsia="Times New Roman" w:cs="Times New Roman"/>
-        </w:rPr>
-        <w:t xml:space="preserve"> V=0 </w:t>
-      </w:r>
-      <w:r>
-        <w:rPr>
-          <w:rFonts w:hint="eastAsia" w:ascii="Times New Roman" w:hAnsi="Times New Roman" w:eastAsia="FangSong" w:cs="Times New Roman"/>
-        </w:rPr>
-        <w:t xml:space="preserve">处均交于</w:t>
-      </w:r>
-      <w:r>
-        <w:rPr>
-          <w:rFonts w:ascii="Times New Roman" w:hAnsi="Times New Roman" w:eastAsia="Times New Roman" w:cs="Times New Roman"/>
-        </w:rPr>
-        <w:t xml:space="preserve"> </w:t>
-      </w:r>
-      <w:r>
-        <w:rPr>
-          <w:rFonts w:hint="eastAsia" w:ascii="Times New Roman" w:hAnsi="Times New Roman" w:eastAsia="Times New Roman" w:cs="Times New Roman"/>
-        </w:rPr>
-        <w:t>-273.15°C（</w:t>
-      </w:r>
-      <w:r>
-        <w:rPr>
-          <w:rFonts w:hint="eastAsia" w:ascii="Times New Roman" w:hAnsi="Times New Roman" w:eastAsia="FangSong" w:cs="Times New Roman"/>
-        </w:rPr>
-        <w:t>热力学零度</w:t>
-      </w:r>
-      <w:r>
-        <w:rPr>
-          <w:rFonts w:hint="eastAsia" w:ascii="Times New Roman" w:hAnsi="Times New Roman" w:eastAsia="Times New Roman" w:cs="Times New Roman"/>
-        </w:rPr>
-        <w:t>）。</w:t>
-      </w:r>
-      <w:r>
-        <w:rPr>
-          <w:rFonts w:hint="eastAsia" w:ascii="Times New Roman" w:hAnsi="Times New Roman" w:eastAsia="FangSong" w:cs="Times New Roman"/>
-        </w:rPr>
-        <w:t>由此定义热力学温标</w:t>
-      </w:r>
-      <w:r>
-        <w:rPr>
-          <w:rFonts w:ascii="Times New Roman" w:hAnsi="Times New Roman" w:eastAsia="Times New Roman" w:cs="Times New Roman"/>
-        </w:rPr>
-        <w:t xml:space="preserve"> T/K = t/°C + 273.15</w:t>
       </w:r>
     </w:p>
     <w:p>
@@ -2616,20 +1987,6 @@
         <w:pStyle w:val="FirstParagraph"/>
         <w:ind w:firstLine="420"/>
       </w:pPr>
-      <w:r>
-        <w:rPr>
-          <w:rFonts w:hint="eastAsia" w:ascii="Times New Roman" w:hAnsi="Times New Roman" w:eastAsia="FangSong" w:cs="Times New Roman"/>
-          <w:b/>
-          <w:bCs/>
-        </w:rPr>
-        <w:t xml:space="preserve">物理直觉</w:t>
-      </w:r>
-      <w:r>
-        <w:rPr>
-          <w:rFonts w:hint="eastAsia" w:ascii="Times New Roman" w:hAnsi="Times New Roman" w:eastAsia="Times New Roman" w:cs="Times New Roman"/>
-        </w:rPr>
-        <w:t>：</w:t>
-      </w:r>
       <w:r>
         <w:rPr>
           <w:rFonts w:hint="eastAsia" w:ascii="Times New Roman" w:hAnsi="Times New Roman" w:eastAsia="FangSong" w:cs="Times New Roman"/>
@@ -4494,258 +3851,7 @@
     <w:p>
       <w:pPr>
         <w:pStyle w:val="BodyText"/>
-        <w:ind w:firstLine="420"/>
-      </w:pPr>
-      <w:r>
-        <w:rPr>
-          <w:rFonts w:hint="eastAsia" w:ascii="Times New Roman" w:hAnsi="Times New Roman" w:eastAsia="FangSong" w:cs="Times New Roman"/>
-          <w:b/>
-          <w:bCs/>
-        </w:rPr>
-        <w:t xml:space="preserve">解</w:t>
-      </w:r>
-      <w:r>
-        <w:rPr>
-          <w:rFonts w:hint="eastAsia" w:ascii="Times New Roman" w:hAnsi="Times New Roman" w:eastAsia="Times New Roman" w:cs="Times New Roman"/>
-        </w:rPr>
-        <w:t xml:space="preserve">：</w:t>
-      </w:r>
-    </w:p>
-    <w:p>
-      <w:pPr>
-        <w:pStyle w:val="BodyText"/>
-        <w:ind w:firstLine="420"/>
-      </w:pPr>
-      <w:r>
-        <w:rPr>
-          <w:rFonts w:hint="eastAsia" w:ascii="Times New Roman" w:hAnsi="Times New Roman" w:eastAsia="FangSong" w:cs="Times New Roman"/>
-        </w:rPr>
-        <w:t xml:space="preserve">根据</w:t>
-      </w:r>
-      <w:r>
-        <w:rPr>
-          <w:rFonts w:ascii="Times New Roman" w:hAnsi="Times New Roman" w:eastAsia="Times New Roman" w:cs="Times New Roman"/>
-        </w:rPr>
-        <w:t xml:space="preserve"> </w:t>
-      </w:r>
-      <w:r>
-        <w:rPr>
-          <w:rFonts w:hint="eastAsia" w:ascii="Times New Roman" w:hAnsi="Times New Roman" w:eastAsia="Times New Roman" w:cs="Times New Roman"/>
-        </w:rPr>
-        <w:t>Boyle</w:t>
-      </w:r>
-      <w:r>
-        <w:rPr>
-          <w:rFonts w:hint="eastAsia" w:ascii="Times New Roman" w:hAnsi="Times New Roman" w:eastAsia="FangSong" w:cs="Times New Roman"/>
-        </w:rPr>
-        <w:t>定律</w:t>
-      </w:r>
-      <w:r>
-        <w:rPr>
-          <w:rFonts w:hint="eastAsia" w:ascii="Times New Roman" w:hAnsi="Times New Roman" w:eastAsia="Times New Roman" w:cs="Times New Roman"/>
-        </w:rPr>
-        <w:t>：</w:t>
-      </w:r>
-      <m:oMath>
-        <m:oMathPr>
-          <m:ctrlPr>
-            <w:rPr>
-              <w:sz w:val="28"/>
-              <w:szCs w:val="28"/>
-            </w:rPr>
-          </m:ctrlPr>
-        </m:oMathPr>
-        <m:sSub>
-          <m:e>
-            <m:r>
-              <m:t>p</m:t>
-            </m:r>
-          </m:e>
-          <m:sub>
-            <m:r>
-              <m:t>1</m:t>
-            </m:r>
-          </m:sub>
-        </m:sSub>
-        <m:sSub>
-          <m:e>
-            <m:r>
-              <m:t>V</m:t>
-            </m:r>
-          </m:e>
-          <m:sub>
-            <m:r>
-              <m:t>1</m:t>
-            </m:r>
-          </m:sub>
-        </m:sSub>
-        <m:r>
-          <m:rPr>
-            <m:sty m:val="p"/>
-          </m:rPr>
-          <m:t>=</m:t>
-        </m:r>
-        <m:sSub>
-          <m:e>
-            <m:r>
-              <m:t>p</m:t>
-            </m:r>
-          </m:e>
-          <m:sub>
-            <m:r>
-              <m:t>2</m:t>
-            </m:r>
-          </m:sub>
-        </m:sSub>
-        <m:sSub>
-          <m:e>
-            <m:r>
-              <m:t>V</m:t>
-            </m:r>
-          </m:e>
-          <m:sub>
-            <m:r>
-              <m:t>2</m:t>
-            </m:r>
-          </m:sub>
-        </m:sSub>
-      </m:oMath>
-    </w:p>
-    <w:p>
-      <w:pPr>
-        <w:pStyle w:val="BodyText"/>
-      </w:pPr>
-      <m:oMathPara>
-        <m:oMathParaPr>
-          <m:jc m:val="center"/>
-          <m:ctrlPr>
-            <w:rPr>
-              <w:sz w:val="28"/>
-              <w:szCs w:val="28"/>
-            </w:rPr>
-          </m:ctrlPr>
-        </m:oMathParaPr>
-        <m:oMath>
-          <m:sSub>
-            <m:e>
-              <m:r>
-                <m:t>V</m:t>
-              </m:r>
-            </m:e>
-            <m:sub>
-              <m:r>
-                <m:t>2</m:t>
-              </m:r>
-            </m:sub>
-          </m:sSub>
-          <m:r>
-            <m:rPr>
-              <m:sty m:val="p"/>
-            </m:rPr>
-            <m:t>=</m:t>
-          </m:r>
-          <m:f>
-            <m:fPr>
-              <m:type m:val="bar"/>
-            </m:fPr>
-            <m:num>
-              <m:sSub>
-                <m:e>
-                  <m:r>
-                    <m:t>p</m:t>
-                  </m:r>
-                </m:e>
-                <m:sub>
-                  <m:r>
-                    <m:t>1</m:t>
-                  </m:r>
-                </m:sub>
-              </m:sSub>
-              <m:sSub>
-                <m:e>
-                  <m:r>
-                    <m:t>V</m:t>
-                  </m:r>
-                </m:e>
-                <m:sub>
-                  <m:r>
-                    <m:t>1</m:t>
-                  </m:r>
-                </m:sub>
-              </m:sSub>
-            </m:num>
-            <m:den>
-              <m:sSub>
-                <m:e>
-                  <m:r>
-                    <m:t>p</m:t>
-                  </m:r>
-                </m:e>
-                <m:sub>
-                  <m:r>
-                    <m:t>2</m:t>
-                  </m:r>
-                </m:sub>
-              </m:sSub>
-            </m:den>
-          </m:f>
-          <m:r>
-            <m:rPr>
-              <m:sty m:val="p"/>
-            </m:rPr>
-            <m:t>=</m:t>
-          </m:r>
-          <m:f>
-            <m:fPr>
-              <m:type m:val="bar"/>
-            </m:fPr>
-            <m:num>
-              <m:r>
-                <m:t>101.3</m:t>
-              </m:r>
-              <m:r>
-                <m:rPr>
-                  <m:sty m:val="p"/>
-                </m:rPr>
-                <m:t>×</m:t>
-              </m:r>
-              <m:r>
-                <m:t>2.00</m:t>
-              </m:r>
-            </m:num>
-            <m:den>
-              <m:r>
-                <m:t>202.6</m:t>
-              </m:r>
-            </m:den>
-          </m:f>
-          <m:r>
-            <m:rPr>
-              <m:sty m:val="p"/>
-            </m:rPr>
-            <m:t>=</m:t>
-          </m:r>
-          <m:r>
-            <m:t>1.00</m:t>
-          </m:r>
-          <m:sSup>
-            <m:e>
-              <m:r>
-                <m:rPr>
-                  <m:nor/>
-                  <m:sty m:val="p"/>
-                </m:rPr>
-                <m:t> dm</m:t>
-              </m:r>
-            </m:e>
-            <m:sup>
-              <m:r>
-                <m:t>3</m:t>
-              </m:r>
-            </m:sup>
-          </m:sSup>
-        </m:oMath>
-      </m:oMathPara>
+      </w:pPr>
     </w:p>
     <w:p>
       <w:pPr>
@@ -4757,8 +3863,8 @@
         </w:pict>
       </w:r>
     </w:p>
-    <w:bookmarkEnd w:id="14"/>
-    <w:bookmarkStart w:id="15" w:name="摩尔气体常数-r"/>
+    <w:bookmarkEnd w:id="13"/>
+    <w:bookmarkStart w:id="14" w:name="摩尔气体常数-r"/>
     <w:p>
       <w:pPr>
         <w:pStyle w:val="Heading3"/>
@@ -5521,12 +4627,12 @@
         </w:rPr>
         <w:t>。</w:t>
       </w:r>
-      <w:r>
-        <w:rPr>
-          <w:rFonts w:ascii="Times New Roman" w:hAnsi="Times New Roman" w:eastAsia="Times New Roman" w:cs="Times New Roman"/>
-        </w:rPr>
-        <w:t xml:space="preserve"> </w:t>
-      </w:r>
+    </w:p>
+    <w:p>
+      <w:pPr>
+        <w:pStyle w:val="BodyText"/>
+        <w:ind w:firstLine="420"/>
+      </w:pPr>
       <w:r>
         <w:rPr>
           <w:rFonts w:hint="eastAsia" w:ascii="Times New Roman" w:hAnsi="Times New Roman" w:eastAsia="FangSong" w:cs="Times New Roman"/>
@@ -5541,12 +4647,12 @@
         </w:rPr>
         <w:t xml:space="preserve">：</w:t>
       </w:r>
-      <w:r>
-        <w:rPr>
-          <w:rFonts w:ascii="Times New Roman" w:hAnsi="Times New Roman" w:eastAsia="Times New Roman" w:cs="Times New Roman"/>
-        </w:rPr>
-        <w:t xml:space="preserve"> </w:t>
-      </w:r>
+    </w:p>
+    <w:p>
+      <w:pPr>
+        <w:pStyle w:val="BodyText"/>
+        <w:ind w:firstLine="420"/>
+      </w:pPr>
       <w:r>
         <w:rPr>
           <w:rFonts w:hint="eastAsia" w:ascii="Times New Roman" w:hAnsi="Times New Roman" w:eastAsia="FangSong" w:cs="Times New Roman"/>
@@ -6443,402 +5549,7 @@
     <w:p>
       <w:pPr>
         <w:pStyle w:val="BodyText"/>
-        <w:ind w:firstLine="420"/>
-      </w:pPr>
-      <w:r>
-        <w:rPr>
-          <w:rFonts w:hint="eastAsia" w:ascii="Times New Roman" w:hAnsi="Times New Roman" w:eastAsia="FangSong" w:cs="Times New Roman"/>
-          <w:b/>
-          <w:bCs/>
-        </w:rPr>
-        <w:t xml:space="preserve">解</w:t>
-      </w:r>
-      <w:r>
-        <w:rPr>
-          <w:rFonts w:hint="eastAsia" w:ascii="Times New Roman" w:hAnsi="Times New Roman" w:eastAsia="Times New Roman" w:cs="Times New Roman"/>
-        </w:rPr>
-        <w:t xml:space="preserve">：</w:t>
-      </w:r>
-    </w:p>
-    <w:p>
-      <w:pPr>
-        <w:pStyle w:val="BodyText"/>
-        <w:ind w:firstLine="420"/>
-      </w:pPr>
-      <w:r>
-        <w:rPr>
-          <w:rFonts w:hint="eastAsia" w:ascii="Times New Roman" w:hAnsi="Times New Roman" w:eastAsia="FangSong" w:cs="Times New Roman"/>
-        </w:rPr>
-        <w:t>已知</w:t>
-      </w:r>
-      <w:r>
-        <w:rPr>
-          <w:rFonts w:hint="eastAsia" w:ascii="Times New Roman" w:hAnsi="Times New Roman" w:eastAsia="Times New Roman" w:cs="Times New Roman"/>
-        </w:rPr>
-        <w:t>：n</w:t>
-      </w:r>
-      <w:r>
-        <w:rPr>
-          <w:rFonts w:ascii="Times New Roman" w:hAnsi="Times New Roman" w:eastAsia="Times New Roman" w:cs="Times New Roman"/>
-        </w:rPr>
-        <w:t xml:space="preserve"> = 1.00 </w:t>
-      </w:r>
-      <w:r>
-        <w:rPr>
-          <w:rFonts w:hint="eastAsia" w:ascii="Times New Roman" w:hAnsi="Times New Roman" w:eastAsia="Times New Roman" w:cs="Times New Roman"/>
-        </w:rPr>
-        <w:t xml:space="preserve">mol，T</w:t>
-      </w:r>
-      <w:r>
-        <w:rPr>
-          <w:rFonts w:ascii="Times New Roman" w:hAnsi="Times New Roman" w:eastAsia="Times New Roman" w:cs="Times New Roman"/>
-        </w:rPr>
-        <w:t xml:space="preserve"> = 25 + 273.15 = 298.15 </w:t>
-      </w:r>
-      <w:r>
-        <w:rPr>
-          <w:rFonts w:hint="eastAsia" w:ascii="Times New Roman" w:hAnsi="Times New Roman" w:eastAsia="Times New Roman" w:cs="Times New Roman"/>
-        </w:rPr>
-        <w:t xml:space="preserve">K，p</w:t>
-      </w:r>
-      <w:r>
-        <w:rPr>
-          <w:rFonts w:ascii="Times New Roman" w:hAnsi="Times New Roman" w:eastAsia="Times New Roman" w:cs="Times New Roman"/>
-        </w:rPr>
-        <w:t xml:space="preserve"> = 101.325 kPa</w:t>
-      </w:r>
-    </w:p>
-    <w:p>
-      <w:pPr>
-        <w:pStyle w:val="BodyText"/>
-        <w:ind w:firstLine="420"/>
-      </w:pPr>
-      <w:r>
-        <w:rPr>
-          <w:rFonts w:hint="eastAsia" w:ascii="Times New Roman" w:hAnsi="Times New Roman" w:eastAsia="FangSong" w:cs="Times New Roman"/>
-        </w:rPr>
-        <w:t xml:space="preserve">选用</w:t>
-      </w:r>
-      <w:r>
-        <w:rPr>
-          <w:rFonts w:ascii="Times New Roman" w:hAnsi="Times New Roman" w:eastAsia="Times New Roman" w:cs="Times New Roman"/>
-        </w:rPr>
-        <w:t xml:space="preserve"> R = 8.314 </w:t>
-      </w:r>
-      <w:r>
-        <w:rPr>
-          <w:rFonts w:hint="eastAsia" w:ascii="Times New Roman" w:hAnsi="Times New Roman" w:eastAsia="Times New Roman" w:cs="Times New Roman"/>
-        </w:rPr>
-        <w:t>kPa·dm</w:t>
-      </w:r>
-      <w:r>
-        <w:rPr>
-          <w:rFonts w:hint="eastAsia" w:ascii="Times New Roman" w:hAnsi="Times New Roman" w:eastAsia="Times New Roman" w:cs="Times New Roman"/>
-          <w:vertAlign w:val="superscript"/>
-        </w:rPr>
-        <w:t>3</w:t>
-      </w:r>
-      <w:r>
-        <w:rPr>
-          <w:rFonts w:hint="eastAsia" w:ascii="Times New Roman" w:hAnsi="Times New Roman" w:eastAsia="Times New Roman" w:cs="Times New Roman"/>
-        </w:rPr>
-        <w:t>·mol</w:t>
-      </w:r>
-      <w:r>
-        <w:rPr>
-          <w:rFonts w:hint="eastAsia" w:ascii="Times New Roman" w:hAnsi="Times New Roman" w:eastAsia="Times New Roman" w:cs="Times New Roman"/>
-          <w:vertAlign w:val="superscript"/>
-        </w:rPr>
-        <w:t>-1</w:t>
-      </w:r>
-      <w:r>
-        <w:rPr>
-          <w:rFonts w:hint="eastAsia" w:ascii="Times New Roman" w:hAnsi="Times New Roman" w:eastAsia="Times New Roman" w:cs="Times New Roman"/>
-        </w:rPr>
-        <w:t>·K</w:t>
-      </w:r>
-      <w:r>
-        <w:rPr>
-          <w:rFonts w:hint="eastAsia" w:ascii="Times New Roman" w:hAnsi="Times New Roman" w:eastAsia="Times New Roman" w:cs="Times New Roman"/>
-          <w:vertAlign w:val="superscript"/>
-        </w:rPr>
-        <w:t>-1</w:t>
-      </w:r>
-      <w:r>
-        <w:rPr>
-          <w:rFonts w:hint="eastAsia" w:ascii="Times New Roman" w:hAnsi="Times New Roman" w:eastAsia="Times New Roman" w:cs="Times New Roman"/>
-        </w:rPr>
-        <w:t>（</w:t>
-      </w:r>
-      <w:r>
-        <w:rPr>
-          <w:rFonts w:hint="eastAsia" w:ascii="Times New Roman" w:hAnsi="Times New Roman" w:eastAsia="FangSong" w:cs="Times New Roman"/>
-        </w:rPr>
-        <w:t>因为</w:t>
-      </w:r>
-      <w:r>
-        <w:rPr>
-          <w:rFonts w:hint="eastAsia" w:ascii="Times New Roman" w:hAnsi="Times New Roman" w:eastAsia="Times New Roman" w:cs="Times New Roman"/>
-        </w:rPr>
-        <w:t>p</w:t>
-      </w:r>
-      <w:r>
-        <w:rPr>
-          <w:rFonts w:hint="eastAsia" w:ascii="Times New Roman" w:hAnsi="Times New Roman" w:eastAsia="FangSong" w:cs="Times New Roman"/>
-        </w:rPr>
-        <w:t>用</w:t>
-      </w:r>
-      <w:r>
-        <w:rPr>
-          <w:rFonts w:hint="eastAsia" w:ascii="Times New Roman" w:hAnsi="Times New Roman" w:eastAsia="Times New Roman" w:cs="Times New Roman"/>
-        </w:rPr>
-        <w:t>kPa）</w:t>
-      </w:r>
-    </w:p>
-    <w:p>
-      <w:pPr>
-        <w:pStyle w:val="BodyText"/>
-      </w:pPr>
-      <m:oMathPara>
-        <m:oMathParaPr>
-          <m:jc m:val="center"/>
-          <m:ctrlPr>
-            <w:rPr>
-              <w:sz w:val="28"/>
-              <w:szCs w:val="28"/>
-            </w:rPr>
-          </m:ctrlPr>
-        </m:oMathParaPr>
-        <m:oMath>
-          <m:r>
-            <m:t>V</m:t>
-          </m:r>
-          <m:r>
-            <m:rPr>
-              <m:sty m:val="p"/>
-            </m:rPr>
-            <m:t>=</m:t>
-          </m:r>
-          <m:f>
-            <m:fPr>
-              <m:type m:val="bar"/>
-            </m:fPr>
-            <m:num>
-              <m:r>
-                <m:t>n</m:t>
-              </m:r>
-              <m:r>
-                <m:t>R</m:t>
-              </m:r>
-              <m:r>
-                <m:t>T</m:t>
-              </m:r>
-            </m:num>
-            <m:den>
-              <m:r>
-                <m:t>p</m:t>
-              </m:r>
-            </m:den>
-          </m:f>
-          <m:r>
-            <m:rPr>
-              <m:sty m:val="p"/>
-            </m:rPr>
-            <m:t>=</m:t>
-          </m:r>
-          <m:f>
-            <m:fPr>
-              <m:type m:val="bar"/>
-            </m:fPr>
-            <m:num>
-              <m:r>
-                <m:t>1.00</m:t>
-              </m:r>
-              <m:r>
-                <m:rPr>
-                  <m:sty m:val="p"/>
-                </m:rPr>
-                <m:t>×</m:t>
-              </m:r>
-              <m:r>
-                <m:t>8.314</m:t>
-              </m:r>
-              <m:r>
-                <m:rPr>
-                  <m:sty m:val="p"/>
-                </m:rPr>
-                <m:t>×</m:t>
-              </m:r>
-              <m:r>
-                <m:t>298.15</m:t>
-              </m:r>
-            </m:num>
-            <m:den>
-              <m:r>
-                <m:t>101.325</m:t>
-              </m:r>
-            </m:den>
-          </m:f>
-          <m:r>
-            <m:rPr>
-              <m:sty m:val="p"/>
-            </m:rPr>
-            <m:t>=</m:t>
-          </m:r>
-          <m:r>
-            <m:t>24.46</m:t>
-          </m:r>
-          <m:sSup>
-            <m:e>
-              <m:r>
-                <m:rPr>
-                  <m:nor/>
-                  <m:sty m:val="p"/>
-                </m:rPr>
-                <m:t> dm</m:t>
-              </m:r>
-            </m:e>
-            <m:sup>
-              <m:r>
-                <m:t>3</m:t>
-              </m:r>
-            </m:sup>
-          </m:sSup>
-        </m:oMath>
-      </m:oMathPara>
-    </w:p>
-    <w:p>
-      <w:pPr>
-        <w:pStyle w:val="FirstParagraph"/>
-        <w:ind w:firstLine="420"/>
-      </w:pPr>
-      <w:r>
-        <w:rPr>
-          <w:rFonts w:hint="eastAsia" w:ascii="Times New Roman" w:hAnsi="Times New Roman" w:eastAsia="FangSong" w:cs="Times New Roman"/>
-          <w:b/>
-          <w:bCs/>
-        </w:rPr>
-        <w:t xml:space="preserve">验证</w:t>
-      </w:r>
-      <w:r>
-        <w:rPr>
-          <w:rFonts w:hint="eastAsia" w:ascii="Times New Roman" w:hAnsi="Times New Roman" w:eastAsia="Times New Roman" w:cs="Times New Roman"/>
-        </w:rPr>
-        <w:t>：</w:t>
-      </w:r>
-      <w:r>
-        <w:rPr>
-          <w:rFonts w:hint="eastAsia" w:ascii="Times New Roman" w:hAnsi="Times New Roman" w:eastAsia="FangSong" w:cs="Times New Roman"/>
-        </w:rPr>
-        <w:t>如果错误地使用</w:t>
-      </w:r>
-      <w:r>
-        <w:rPr>
-          <w:rFonts w:ascii="Times New Roman" w:hAnsi="Times New Roman" w:eastAsia="Times New Roman" w:cs="Times New Roman"/>
-        </w:rPr>
-        <w:t xml:space="preserve"> R = </w:t>
-      </w:r>
-      <w:r>
-        <w:rPr>
-          <w:rFonts w:hint="eastAsia" w:ascii="Times New Roman" w:hAnsi="Times New Roman" w:eastAsia="Times New Roman" w:cs="Times New Roman"/>
-        </w:rPr>
-        <w:t xml:space="preserve">0.08206：</w:t>
-      </w:r>
-    </w:p>
-    <w:p>
-      <w:pPr>
-        <w:pStyle w:val="BodyText"/>
-      </w:pPr>
-      <m:oMathPara>
-        <m:oMathParaPr>
-          <m:jc m:val="center"/>
-          <m:ctrlPr>
-            <w:rPr>
-              <w:sz w:val="28"/>
-              <w:szCs w:val="28"/>
-            </w:rPr>
-          </m:ctrlPr>
-        </m:oMathParaPr>
-        <m:oMath>
-          <m:r>
-            <m:t>V</m:t>
-          </m:r>
-          <m:r>
-            <m:rPr>
-              <m:sty m:val="p"/>
-            </m:rPr>
-            <m:t>=</m:t>
-          </m:r>
-          <m:f>
-            <m:fPr>
-              <m:type m:val="bar"/>
-            </m:fPr>
-            <m:num>
-              <m:r>
-                <m:t>1.00</m:t>
-              </m:r>
-              <m:r>
-                <m:rPr>
-                  <m:sty m:val="p"/>
-                </m:rPr>
-                <m:t>×</m:t>
-              </m:r>
-              <m:r>
-                <m:t>0.08206</m:t>
-              </m:r>
-              <m:r>
-                <m:rPr>
-                  <m:sty m:val="p"/>
-                </m:rPr>
-                <m:t>×</m:t>
-              </m:r>
-              <m:r>
-                <m:t>298.15</m:t>
-              </m:r>
-            </m:num>
-            <m:den>
-              <m:r>
-                <m:t>101.325</m:t>
-              </m:r>
-            </m:den>
-          </m:f>
-          <m:r>
-            <m:rPr>
-              <m:sty m:val="p"/>
-            </m:rPr>
-            <m:t>=</m:t>
-          </m:r>
-          <m:r>
-            <m:t>0.241</m:t>
-          </m:r>
-          <m:sSup>
-            <m:e>
-              <m:r>
-                <m:rPr>
-                  <m:nor/>
-                  <m:sty m:val="p"/>
-                </m:rPr>
-                <m:t> dm</m:t>
-              </m:r>
-            </m:e>
-            <m:sup>
-              <m:r>
-                <m:t>3</m:t>
-              </m:r>
-            </m:sup>
-          </m:sSup>
-          <m:r>
-            <m:t> </m:t>
-          </m:r>
-          <m:r>
-            <m:rPr>
-              <m:nor/>
-              <m:sty m:val="p"/>
-            </m:rPr>
-            <m:t>(错误！)</m:t>
-          </m:r>
-        </m:oMath>
-      </m:oMathPara>
+      </w:pPr>
     </w:p>
     <w:p>
       <w:pPr>
@@ -6850,9 +5561,9 @@
         </w:pict>
       </w:r>
     </w:p>
+    <w:bookmarkEnd w:id="14"/>
     <w:bookmarkEnd w:id="15"/>
-    <w:bookmarkEnd w:id="16"/>
-    <w:bookmarkStart w:id="20" w:name="状态方程的三种变形从一个公式到一套工具"/>
+    <w:bookmarkStart w:id="19" w:name="状态方程的三种变形从一个公式到一套工具"/>
     <w:p>
       <w:pPr>
         <w:pStyle w:val="Heading2"/>
@@ -6889,7 +5600,7 @@
         <w:t>）</w:t>
       </w:r>
     </w:p>
-    <w:bookmarkStart w:id="17" w:name="变形一求-n-pvrt"/>
+    <w:bookmarkStart w:id="16" w:name="变形一求-n-pvrt"/>
     <w:p>
       <w:pPr>
         <w:pStyle w:val="Heading3"/>
@@ -7515,23 +6226,7 @@
           <w:b/>
           <w:bCs/>
         </w:rPr>
-        <w:t>数值验证</w:t>
-      </w:r>
-      <w:r>
-        <w:rPr>
-          <w:rFonts w:hint="eastAsia" w:ascii="Times New Roman" w:hAnsi="Times New Roman" w:eastAsia="Times New Roman" w:cs="Times New Roman"/>
-          <w:b/>
-          <w:bCs/>
-        </w:rPr>
-        <w:t>：</w:t>
-      </w:r>
-      <w:r>
-        <w:rPr>
-          <w:rFonts w:hint="eastAsia" w:ascii="Times New Roman" w:hAnsi="Times New Roman" w:eastAsia="FangSong" w:cs="Times New Roman"/>
-          <w:b/>
-          <w:bCs/>
-        </w:rPr>
-        <w:t>标准状况下的摩尔体积</w:t>
+        <w:t xml:space="preserve">标准状况下的摩尔体积</w:t>
       </w:r>
     </w:p>
     <w:p>
@@ -8048,180 +6743,7 @@
     <w:p>
       <w:pPr>
         <w:pStyle w:val="BodyText"/>
-        <w:ind w:firstLine="420"/>
-      </w:pPr>
-      <w:r>
-        <w:rPr>
-          <w:rFonts w:hint="eastAsia" w:ascii="Times New Roman" w:hAnsi="Times New Roman" w:eastAsia="FangSong" w:cs="Times New Roman"/>
-          <w:b/>
-          <w:bCs/>
-        </w:rPr>
-        <w:t xml:space="preserve">解</w:t>
-      </w:r>
-      <w:r>
-        <w:rPr>
-          <w:rFonts w:hint="eastAsia" w:ascii="Times New Roman" w:hAnsi="Times New Roman" w:eastAsia="Times New Roman" w:cs="Times New Roman"/>
-        </w:rPr>
-        <w:t xml:space="preserve">：</w:t>
-      </w:r>
-    </w:p>
-    <w:p>
-      <w:pPr>
-        <w:pStyle w:val="BodyText"/>
-        <w:ind w:firstLine="420"/>
-      </w:pPr>
-      <w:r>
-        <w:rPr>
-          <w:rFonts w:hint="eastAsia" w:ascii="Times New Roman" w:hAnsi="Times New Roman" w:eastAsia="FangSong" w:cs="Times New Roman"/>
-        </w:rPr>
-        <w:t>已知</w:t>
-      </w:r>
-      <w:r>
-        <w:rPr>
-          <w:rFonts w:hint="eastAsia" w:ascii="Times New Roman" w:hAnsi="Times New Roman" w:eastAsia="Times New Roman" w:cs="Times New Roman"/>
-        </w:rPr>
-        <w:t>：T</w:t>
-      </w:r>
-      <w:r>
-        <w:rPr>
-          <w:rFonts w:ascii="Times New Roman" w:hAnsi="Times New Roman" w:eastAsia="Times New Roman" w:cs="Times New Roman"/>
-        </w:rPr>
-        <w:t xml:space="preserve"> = 37 + 273.15 = 310.15 </w:t>
-      </w:r>
-      <w:r>
-        <w:rPr>
-          <w:rFonts w:hint="eastAsia" w:ascii="Times New Roman" w:hAnsi="Times New Roman" w:eastAsia="Times New Roman" w:cs="Times New Roman"/>
-        </w:rPr>
-        <w:t xml:space="preserve">K，p</w:t>
-      </w:r>
-      <w:r>
-        <w:rPr>
-          <w:rFonts w:ascii="Times New Roman" w:hAnsi="Times New Roman" w:eastAsia="Times New Roman" w:cs="Times New Roman"/>
-        </w:rPr>
-        <w:t xml:space="preserve"> = 101.3 </w:t>
-      </w:r>
-      <w:r>
-        <w:rPr>
-          <w:rFonts w:hint="eastAsia" w:ascii="Times New Roman" w:hAnsi="Times New Roman" w:eastAsia="Times New Roman" w:cs="Times New Roman"/>
-        </w:rPr>
-        <w:t xml:space="preserve">kPa，V</w:t>
-      </w:r>
-      <w:r>
-        <w:rPr>
-          <w:rFonts w:ascii="Times New Roman" w:hAnsi="Times New Roman" w:eastAsia="Times New Roman" w:cs="Times New Roman"/>
-        </w:rPr>
-        <w:t xml:space="preserve"> = 4.50 dm</w:t>
-      </w:r>
-      <w:r>
-        <w:rPr>
-          <w:rFonts w:ascii="Times New Roman" w:hAnsi="Times New Roman" w:eastAsia="Times New Roman" w:cs="Times New Roman"/>
-          <w:vertAlign w:val="superscript"/>
-        </w:rPr>
-        <w:t>3</w:t>
-      </w:r>
-    </w:p>
-    <w:p>
-      <w:pPr>
-        <w:pStyle w:val="BodyText"/>
-      </w:pPr>
-      <m:oMathPara>
-        <m:oMathParaPr>
-          <m:jc m:val="center"/>
-          <m:ctrlPr>
-            <w:rPr>
-              <w:sz w:val="28"/>
-              <w:szCs w:val="28"/>
-            </w:rPr>
-          </m:ctrlPr>
-        </m:oMathParaPr>
-        <m:oMath>
-          <m:r>
-            <m:t>n</m:t>
-          </m:r>
-          <m:r>
-            <m:rPr>
-              <m:sty m:val="p"/>
-            </m:rPr>
-            <m:t>=</m:t>
-          </m:r>
-          <m:f>
-            <m:fPr>
-              <m:type m:val="bar"/>
-            </m:fPr>
-            <m:num>
-              <m:r>
-                <m:t>p</m:t>
-              </m:r>
-              <m:r>
-                <m:t>V</m:t>
-              </m:r>
-            </m:num>
-            <m:den>
-              <m:r>
-                <m:t>R</m:t>
-              </m:r>
-              <m:r>
-                <m:t>T</m:t>
-              </m:r>
-            </m:den>
-          </m:f>
-          <m:r>
-            <m:rPr>
-              <m:sty m:val="p"/>
-            </m:rPr>
-            <m:t>=</m:t>
-          </m:r>
-          <m:f>
-            <m:fPr>
-              <m:type m:val="bar"/>
-            </m:fPr>
-            <m:num>
-              <m:r>
-                <m:t>101.3</m:t>
-              </m:r>
-              <m:r>
-                <m:rPr>
-                  <m:sty m:val="p"/>
-                </m:rPr>
-                <m:t>×</m:t>
-              </m:r>
-              <m:r>
-                <m:t>4.50</m:t>
-              </m:r>
-            </m:num>
-            <m:den>
-              <m:r>
-                <m:t>8.314</m:t>
-              </m:r>
-              <m:r>
-                <m:rPr>
-                  <m:sty m:val="p"/>
-                </m:rPr>
-                <m:t>×</m:t>
-              </m:r>
-              <m:r>
-                <m:t>310.15</m:t>
-              </m:r>
-            </m:den>
-          </m:f>
-          <m:r>
-            <m:rPr>
-              <m:sty m:val="p"/>
-            </m:rPr>
-            <m:t>=</m:t>
-          </m:r>
-          <m:r>
-            <m:t>0.177</m:t>
-          </m:r>
-          <m:r>
-            <m:rPr>
-              <m:nor/>
-              <m:sty m:val="p"/>
-            </m:rPr>
-            <m:t> mol</m:t>
-          </m:r>
-        </m:oMath>
-      </m:oMathPara>
+      </w:pPr>
     </w:p>
     <w:p>
       <w:pPr>
@@ -8233,8 +6755,8 @@
         </w:pict>
       </w:r>
     </w:p>
-    <w:bookmarkEnd w:id="17"/>
-    <w:bookmarkStart w:id="18" w:name="变形二密度法求摩尔质量-m"/>
+    <w:bookmarkEnd w:id="16"/>
+    <w:bookmarkStart w:id="17" w:name="变形二密度法求摩尔质量-m"/>
     <w:p>
       <w:pPr>
         <w:pStyle w:val="Heading3"/>
@@ -8707,7 +7229,7 @@
           <w:b/>
           <w:bCs/>
         </w:rPr>
-        <w:t xml:space="preserve">物理直觉</w:t>
+        <w:t xml:space="preserve">物理图像</w:t>
       </w:r>
     </w:p>
     <w:p>
@@ -9030,348 +7552,7 @@
     <w:p>
       <w:pPr>
         <w:pStyle w:val="BodyText"/>
-        <w:ind w:firstLine="420"/>
-      </w:pPr>
-      <w:r>
-        <w:rPr>
-          <w:rFonts w:hint="eastAsia" w:ascii="Times New Roman" w:hAnsi="Times New Roman" w:eastAsia="FangSong" w:cs="Times New Roman"/>
-          <w:b/>
-          <w:bCs/>
-        </w:rPr>
-        <w:t xml:space="preserve">解</w:t>
-      </w:r>
-      <w:r>
-        <w:rPr>
-          <w:rFonts w:hint="eastAsia" w:ascii="Times New Roman" w:hAnsi="Times New Roman" w:eastAsia="Times New Roman" w:cs="Times New Roman"/>
-        </w:rPr>
-        <w:t xml:space="preserve">：</w:t>
-      </w:r>
-    </w:p>
-    <w:p>
-      <w:pPr>
-        <w:pStyle w:val="BodyText"/>
-        <w:ind w:firstLine="420"/>
-      </w:pPr>
-      <w:r>
-        <w:rPr>
-          <w:rFonts w:hint="eastAsia" w:ascii="Times New Roman" w:hAnsi="Times New Roman" w:eastAsia="FangSong" w:cs="Times New Roman"/>
-        </w:rPr>
-        <w:t>已知</w:t>
-      </w:r>
-      <w:r>
-        <w:rPr>
-          <w:rFonts w:hint="eastAsia" w:ascii="Times New Roman" w:hAnsi="Times New Roman" w:eastAsia="Times New Roman" w:cs="Times New Roman"/>
-        </w:rPr>
-        <w:t>：T</w:t>
-      </w:r>
-      <w:r>
-        <w:rPr>
-          <w:rFonts w:ascii="Times New Roman" w:hAnsi="Times New Roman" w:eastAsia="Times New Roman" w:cs="Times New Roman"/>
-        </w:rPr>
-        <w:t xml:space="preserve"> = 80 + 273.15 = 353.15 </w:t>
-      </w:r>
-      <w:r>
-        <w:rPr>
-          <w:rFonts w:hint="eastAsia" w:ascii="Times New Roman" w:hAnsi="Times New Roman" w:eastAsia="Times New Roman" w:cs="Times New Roman"/>
-        </w:rPr>
-        <w:t xml:space="preserve">K，p</w:t>
-      </w:r>
-      <w:r>
-        <w:rPr>
-          <w:rFonts w:ascii="Times New Roman" w:hAnsi="Times New Roman" w:eastAsia="Times New Roman" w:cs="Times New Roman"/>
-        </w:rPr>
-        <w:t xml:space="preserve"> = 15.6 </w:t>
-      </w:r>
-      <w:r>
-        <w:rPr>
-          <w:rFonts w:hint="eastAsia" w:ascii="Times New Roman" w:hAnsi="Times New Roman" w:eastAsia="Times New Roman" w:cs="Times New Roman"/>
-        </w:rPr>
-        <w:t xml:space="preserve">kPa，ρ</w:t>
-      </w:r>
-      <w:r>
-        <w:rPr>
-          <w:rFonts w:ascii="Times New Roman" w:hAnsi="Times New Roman" w:eastAsia="Times New Roman" w:cs="Times New Roman"/>
-        </w:rPr>
-        <w:t xml:space="preserve"> = 0.899 g/dm</w:t>
-      </w:r>
-      <w:r>
-        <w:rPr>
-          <w:rFonts w:ascii="Times New Roman" w:hAnsi="Times New Roman" w:eastAsia="Times New Roman" w:cs="Times New Roman"/>
-          <w:vertAlign w:val="superscript"/>
-        </w:rPr>
-        <w:t>3</w:t>
-      </w:r>
-    </w:p>
-    <w:p>
-      <w:pPr>
-        <w:pStyle w:val="BodyText"/>
-      </w:pPr>
-      <m:oMathPara>
-        <m:oMathParaPr>
-          <m:jc m:val="center"/>
-          <m:ctrlPr>
-            <w:rPr>
-              <w:sz w:val="28"/>
-              <w:szCs w:val="28"/>
-            </w:rPr>
-          </m:ctrlPr>
-        </m:oMathParaPr>
-        <m:oMath>
-          <m:r>
-            <m:t>M</m:t>
-          </m:r>
-          <m:r>
-            <m:rPr>
-              <m:sty m:val="p"/>
-            </m:rPr>
-            <m:t>=</m:t>
-          </m:r>
-          <m:f>
-            <m:fPr>
-              <m:type m:val="bar"/>
-            </m:fPr>
-            <m:num>
-              <m:r>
-                <m:t>ρ</m:t>
-              </m:r>
-              <m:r>
-                <m:t>R</m:t>
-              </m:r>
-              <m:r>
-                <m:t>T</m:t>
-              </m:r>
-            </m:num>
-            <m:den>
-              <m:r>
-                <m:t>p</m:t>
-              </m:r>
-            </m:den>
-          </m:f>
-          <m:r>
-            <m:rPr>
-              <m:sty m:val="p"/>
-            </m:rPr>
-            <m:t>=</m:t>
-          </m:r>
-          <m:f>
-            <m:fPr>
-              <m:type m:val="bar"/>
-            </m:fPr>
-            <m:num>
-              <m:r>
-                <m:t>0.899</m:t>
-              </m:r>
-              <m:r>
-                <m:rPr>
-                  <m:sty m:val="p"/>
-                </m:rPr>
-                <m:t>×</m:t>
-              </m:r>
-              <m:r>
-                <m:t>8.314</m:t>
-              </m:r>
-              <m:r>
-                <m:rPr>
-                  <m:sty m:val="p"/>
-                </m:rPr>
-                <m:t>×</m:t>
-              </m:r>
-              <m:r>
-                <m:t>353.15</m:t>
-              </m:r>
-            </m:num>
-            <m:den>
-              <m:r>
-                <m:t>15.6</m:t>
-              </m:r>
-            </m:den>
-          </m:f>
-          <m:r>
-            <m:rPr>
-              <m:sty m:val="p"/>
-            </m:rPr>
-            <m:t>=</m:t>
-          </m:r>
-          <m:r>
-            <m:t>169</m:t>
-          </m:r>
-          <m:r>
-            <m:rPr>
-              <m:nor/>
-              <m:sty m:val="p"/>
-            </m:rPr>
-            <m:t> g/mol</m:t>
-          </m:r>
-        </m:oMath>
-      </m:oMathPara>
-    </w:p>
-    <w:p>
-      <w:pPr>
-        <w:pStyle w:val="FirstParagraph"/>
-        <w:ind w:firstLine="420"/>
-      </w:pPr>
-      <w:r>
-        <w:rPr>
-          <w:rFonts w:hint="eastAsia" w:ascii="Times New Roman" w:hAnsi="Times New Roman" w:eastAsia="FangSong" w:cs="Times New Roman"/>
-          <w:b/>
-          <w:bCs/>
-        </w:rPr>
-        <w:t xml:space="preserve">推测分子式</w:t>
-      </w:r>
-      <w:r>
-        <w:rPr>
-          <w:rFonts w:hint="eastAsia" w:ascii="Times New Roman" w:hAnsi="Times New Roman" w:eastAsia="Times New Roman" w:cs="Times New Roman"/>
-        </w:rPr>
-        <w:t xml:space="preserve">：</w:t>
-      </w:r>
-      <w:r>
-        <w:rPr>
-          <w:rFonts w:ascii="Times New Roman" w:hAnsi="Times New Roman" w:eastAsia="Times New Roman" w:cs="Times New Roman"/>
-        </w:rPr>
-        <w:t xml:space="preserve"> </w:t>
-      </w:r>
-      <w:r>
-        <w:rPr>
-          <w:rFonts w:hint="eastAsia" w:ascii="Times New Roman" w:hAnsi="Times New Roman" w:eastAsia="FangSong" w:cs="Times New Roman"/>
-        </w:rPr>
-        <w:t>查找摩尔质量接近</w:t>
-      </w:r>
-      <w:r>
-        <w:rPr>
-          <w:rFonts w:hint="eastAsia" w:ascii="Times New Roman" w:hAnsi="Times New Roman" w:eastAsia="Times New Roman" w:cs="Times New Roman"/>
-        </w:rPr>
-        <w:t>169</w:t>
-      </w:r>
-      <w:r>
-        <w:rPr>
-          <w:rFonts w:ascii="Times New Roman" w:hAnsi="Times New Roman" w:eastAsia="Times New Roman" w:cs="Times New Roman"/>
-        </w:rPr>
-        <w:t xml:space="preserve"> </w:t>
-      </w:r>
-      <w:r>
-        <w:rPr>
-          <w:rFonts w:hint="eastAsia" w:ascii="Times New Roman" w:hAnsi="Times New Roman" w:eastAsia="Times New Roman" w:cs="Times New Roman"/>
-        </w:rPr>
-        <w:t>g/mol</w:t>
-      </w:r>
-      <w:r>
-        <w:rPr>
-          <w:rFonts w:hint="eastAsia" w:ascii="Times New Roman" w:hAnsi="Times New Roman" w:eastAsia="FangSong" w:cs="Times New Roman"/>
-        </w:rPr>
-        <w:t>的气体</w:t>
-      </w:r>
-      <w:r>
-        <w:rPr>
-          <w:rFonts w:hint="eastAsia" w:ascii="Times New Roman" w:hAnsi="Times New Roman" w:eastAsia="Times New Roman" w:cs="Times New Roman"/>
-        </w:rPr>
-        <w:t>；Xe</w:t>
-      </w:r>
-      <w:r>
-        <w:rPr>
-          <w:rFonts w:hint="eastAsia" w:ascii="Times New Roman" w:hAnsi="Times New Roman" w:eastAsia="FangSong" w:cs="Times New Roman"/>
-        </w:rPr>
-        <w:t>的原子量为</w:t>
-      </w:r>
-      <w:r>
-        <w:rPr>
-          <w:rFonts w:hint="eastAsia" w:ascii="Times New Roman" w:hAnsi="Times New Roman" w:eastAsia="Times New Roman" w:cs="Times New Roman"/>
-        </w:rPr>
-        <w:t>131.3，F</w:t>
-      </w:r>
-      <w:r>
-        <w:rPr>
-          <w:rFonts w:hint="eastAsia" w:ascii="Times New Roman" w:hAnsi="Times New Roman" w:eastAsia="FangSong" w:cs="Times New Roman"/>
-        </w:rPr>
-        <w:t>的原子量为</w:t>
-      </w:r>
-      <w:r>
-        <w:rPr>
-          <w:rFonts w:hint="eastAsia" w:ascii="Times New Roman" w:hAnsi="Times New Roman" w:eastAsia="Times New Roman" w:cs="Times New Roman"/>
-        </w:rPr>
-        <w:t>19.0；XeF</w:t>
-      </w:r>
-      <w:r>
-        <w:rPr>
-          <w:rFonts w:hint="eastAsia" w:ascii="Times New Roman" w:hAnsi="Times New Roman" w:eastAsia="Times New Roman" w:cs="Times New Roman"/>
-          <w:vertAlign w:val="subscript"/>
-        </w:rPr>
-        <w:t>2</w:t>
-      </w:r>
-      <w:r>
-        <w:rPr>
-          <w:rFonts w:hint="eastAsia" w:ascii="Times New Roman" w:hAnsi="Times New Roman" w:eastAsia="FangSong" w:cs="Times New Roman"/>
-        </w:rPr>
-        <w:t>的摩尔质量</w:t>
-      </w:r>
-      <w:r>
-        <w:rPr>
-          <w:rFonts w:ascii="Times New Roman" w:hAnsi="Times New Roman" w:eastAsia="Times New Roman" w:cs="Times New Roman"/>
-        </w:rPr>
-        <w:t xml:space="preserve"> = 131.3 + 2×19.0 = 169.3 g/mol ✓。</w:t>
-      </w:r>
-    </w:p>
-    <w:p>
-      <w:pPr>
-        <w:pStyle w:val="BodyText"/>
-        <w:ind w:firstLine="420"/>
-      </w:pPr>
-      <w:r>
-        <w:rPr>
-          <w:rFonts w:hint="eastAsia" w:ascii="Times New Roman" w:hAnsi="Times New Roman" w:eastAsia="FangSong" w:cs="Times New Roman"/>
-          <w:b/>
-          <w:bCs/>
-        </w:rPr>
-        <w:t xml:space="preserve">结论</w:t>
-      </w:r>
-      <w:r>
-        <w:rPr>
-          <w:rFonts w:hint="eastAsia" w:ascii="Times New Roman" w:hAnsi="Times New Roman" w:eastAsia="Times New Roman" w:cs="Times New Roman"/>
-        </w:rPr>
-        <w:t>：</w:t>
-      </w:r>
-      <w:r>
-        <w:rPr>
-          <w:rFonts w:hint="eastAsia" w:ascii="Times New Roman" w:hAnsi="Times New Roman" w:eastAsia="FangSong" w:cs="Times New Roman"/>
-        </w:rPr>
-        <w:t>该气体很可能是</w:t>
-      </w:r>
-      <w:r>
-        <w:rPr>
-          <w:rFonts w:ascii="Times New Roman" w:hAnsi="Times New Roman" w:eastAsia="Times New Roman" w:cs="Times New Roman"/>
-        </w:rPr>
-        <w:t xml:space="preserve"> </w:t>
-      </w:r>
-      <w:r>
-        <w:rPr>
-          <w:rFonts w:hint="eastAsia" w:ascii="Times New Roman" w:hAnsi="Times New Roman" w:eastAsia="Times New Roman" w:cs="Times New Roman"/>
-        </w:rPr>
-        <w:t>XeF</w:t>
-      </w:r>
-      <w:r>
-        <w:rPr>
-          <w:rFonts w:hint="eastAsia" w:ascii="Times New Roman" w:hAnsi="Times New Roman" w:eastAsia="Times New Roman" w:cs="Times New Roman"/>
-          <w:vertAlign w:val="subscript"/>
-        </w:rPr>
-        <w:t>2</w:t>
-      </w:r>
-      <w:r>
-        <w:rPr>
-          <w:rFonts w:hint="eastAsia" w:ascii="Times New Roman" w:hAnsi="Times New Roman" w:eastAsia="Times New Roman" w:cs="Times New Roman"/>
-        </w:rPr>
-        <w:t>（</w:t>
-      </w:r>
-      <w:r>
-        <w:rPr>
-          <w:rFonts w:hint="eastAsia" w:ascii="Times New Roman" w:hAnsi="Times New Roman" w:eastAsia="FangSong" w:cs="Times New Roman"/>
-        </w:rPr>
-        <w:t>二氟化氙</w:t>
-      </w:r>
-      <w:r>
-        <w:rPr>
-          <w:rFonts w:hint="eastAsia" w:ascii="Times New Roman" w:hAnsi="Times New Roman" w:eastAsia="Times New Roman" w:cs="Times New Roman"/>
-        </w:rPr>
-        <w:t>）</w:t>
-      </w:r>
+      </w:pPr>
     </w:p>
     <w:p>
       <w:pPr>
@@ -10008,225 +8189,7 @@
     <w:p>
       <w:pPr>
         <w:pStyle w:val="BodyText"/>
-        <w:ind w:firstLine="420"/>
-      </w:pPr>
-      <w:r>
-        <w:rPr>
-          <w:rFonts w:hint="eastAsia" w:ascii="Times New Roman" w:hAnsi="Times New Roman" w:eastAsia="FangSong" w:cs="Times New Roman"/>
-          <w:b/>
-          <w:bCs/>
-        </w:rPr>
-        <w:t xml:space="preserve">解</w:t>
-      </w:r>
-      <w:r>
-        <w:rPr>
-          <w:rFonts w:hint="eastAsia" w:ascii="Times New Roman" w:hAnsi="Times New Roman" w:eastAsia="Times New Roman" w:cs="Times New Roman"/>
-        </w:rPr>
-        <w:t xml:space="preserve">：</w:t>
-      </w:r>
-    </w:p>
-    <w:p>
-      <w:pPr>
-        <w:pStyle w:val="BodyText"/>
-        <w:ind w:firstLine="420"/>
-      </w:pPr>
-      <w:r>
-        <w:rPr>
-          <w:rFonts w:hint="eastAsia" w:ascii="Times New Roman" w:hAnsi="Times New Roman" w:eastAsia="FangSong" w:cs="Times New Roman"/>
-        </w:rPr>
-        <w:t>空气的平均摩尔质量约为</w:t>
-      </w:r>
-      <w:r>
-        <w:rPr>
-          <w:rFonts w:hint="eastAsia" w:ascii="Times New Roman" w:hAnsi="Times New Roman" w:eastAsia="Times New Roman" w:cs="Times New Roman"/>
-        </w:rPr>
-        <w:t>29</w:t>
-      </w:r>
-      <w:r>
-        <w:rPr>
-          <w:rFonts w:ascii="Times New Roman" w:hAnsi="Times New Roman" w:eastAsia="Times New Roman" w:cs="Times New Roman"/>
-        </w:rPr>
-        <w:t xml:space="preserve"> g/mol</w:t>
-      </w:r>
-    </w:p>
-    <w:p>
-      <w:pPr>
-        <w:pStyle w:val="BodyText"/>
-      </w:pPr>
-      <m:oMathPara>
-        <m:oMathParaPr>
-          <m:jc m:val="center"/>
-          <m:ctrlPr>
-            <w:rPr>
-              <w:sz w:val="28"/>
-              <w:szCs w:val="28"/>
-            </w:rPr>
-          </m:ctrlPr>
-        </m:oMathParaPr>
-        <m:oMath>
-          <m:r>
-            <m:t>M</m:t>
-          </m:r>
-          <m:r>
-            <m:rPr>
-              <m:sty m:val="p"/>
-            </m:rPr>
-            <m:t>=</m:t>
-          </m:r>
-          <m:r>
-            <m:t>29</m:t>
-          </m:r>
-          <m:r>
-            <m:rPr>
-              <m:sty m:val="p"/>
-            </m:rPr>
-            <m:t>×</m:t>
-          </m:r>
-          <m:r>
-            <m:t>2.0</m:t>
-          </m:r>
-          <m:r>
-            <m:rPr>
-              <m:sty m:val="p"/>
-            </m:rPr>
-            <m:t>=</m:t>
-          </m:r>
-          <m:r>
-            <m:t>58</m:t>
-          </m:r>
-          <m:r>
-            <m:rPr>
-              <m:nor/>
-              <m:sty m:val="p"/>
-            </m:rPr>
-            <m:t> g/mol</m:t>
-          </m:r>
-        </m:oMath>
-      </m:oMathPara>
-    </w:p>
-    <w:p>
-      <w:pPr>
-        <w:pStyle w:val="FirstParagraph"/>
-        <w:ind w:firstLine="420"/>
-      </w:pPr>
-      <w:r>
-        <w:rPr>
-          <w:rFonts w:hint="eastAsia" w:ascii="Times New Roman" w:hAnsi="Times New Roman" w:eastAsia="FangSong" w:cs="Times New Roman"/>
-        </w:rPr>
-        <w:t>可能的分子式</w:t>
-      </w:r>
-      <w:r>
-        <w:rPr>
-          <w:rFonts w:hint="eastAsia" w:ascii="Times New Roman" w:hAnsi="Times New Roman" w:eastAsia="Times New Roman" w:cs="Times New Roman"/>
-        </w:rPr>
-        <w:t>：</w:t>
-      </w:r>
-      <w:r>
-        <w:rPr>
-          <w:rFonts w:ascii="Times New Roman" w:hAnsi="Times New Roman" w:eastAsia="Times New Roman" w:cs="Times New Roman"/>
-        </w:rPr>
-        <w:t xml:space="preserve"> </w:t>
-      </w:r>
-      <w:r>
-        <w:rPr>
-          <w:rFonts w:hint="eastAsia" w:ascii="Times New Roman" w:hAnsi="Times New Roman" w:eastAsia="Times New Roman" w:cs="Times New Roman"/>
-        </w:rPr>
-        <w:t>C</w:t>
-      </w:r>
-      <w:r>
-        <w:rPr>
-          <w:rFonts w:hint="eastAsia" w:ascii="Times New Roman" w:hAnsi="Times New Roman" w:eastAsia="Times New Roman" w:cs="Times New Roman"/>
-          <w:vertAlign w:val="subscript"/>
-        </w:rPr>
-        <w:t>4</w:t>
-      </w:r>
-      <w:r>
-        <w:rPr>
-          <w:rFonts w:hint="eastAsia" w:ascii="Times New Roman" w:hAnsi="Times New Roman" w:eastAsia="Times New Roman" w:cs="Times New Roman"/>
-        </w:rPr>
-        <w:t>H</w:t>
-      </w:r>
-      <w:r>
-        <w:rPr>
-          <w:rFonts w:hint="eastAsia" w:ascii="Times New Roman" w:hAnsi="Times New Roman" w:eastAsia="Times New Roman" w:cs="Times New Roman"/>
-          <w:vertAlign w:val="subscript"/>
-        </w:rPr>
-        <w:t>10</w:t>
-      </w:r>
-      <w:r>
-        <w:rPr>
-          <w:rFonts w:hint="eastAsia" w:ascii="Times New Roman" w:hAnsi="Times New Roman" w:eastAsia="Times New Roman" w:cs="Times New Roman"/>
-        </w:rPr>
-        <w:t>（</w:t>
-      </w:r>
-      <w:r>
-        <w:rPr>
-          <w:rFonts w:hint="eastAsia" w:ascii="Times New Roman" w:hAnsi="Times New Roman" w:eastAsia="FangSong" w:cs="Times New Roman"/>
-        </w:rPr>
-        <w:t>丁烷</w:t>
-      </w:r>
-      <w:r>
-        <w:rPr>
-          <w:rFonts w:hint="eastAsia" w:ascii="Times New Roman" w:hAnsi="Times New Roman" w:eastAsia="Times New Roman" w:cs="Times New Roman"/>
-        </w:rPr>
-        <w:t>）：4×12</w:t>
-      </w:r>
-      <w:r>
-        <w:rPr>
-          <w:rFonts w:ascii="Times New Roman" w:hAnsi="Times New Roman" w:eastAsia="Times New Roman" w:cs="Times New Roman"/>
-        </w:rPr>
-        <w:t xml:space="preserve"> + 10×1 = 58 g/mol </w:t>
-      </w:r>
-      <w:r>
-        <w:rPr>
-          <w:rFonts w:hint="eastAsia" w:ascii="Times New Roman" w:hAnsi="Times New Roman" w:eastAsia="Times New Roman" w:cs="Times New Roman"/>
-        </w:rPr>
-        <w:t>✓；C</w:t>
-      </w:r>
-      <w:r>
-        <w:rPr>
-          <w:rFonts w:hint="eastAsia" w:ascii="Times New Roman" w:hAnsi="Times New Roman" w:eastAsia="Times New Roman" w:cs="Times New Roman"/>
-          <w:vertAlign w:val="subscript"/>
-        </w:rPr>
-        <w:t>3</w:t>
-      </w:r>
-      <w:r>
-        <w:rPr>
-          <w:rFonts w:hint="eastAsia" w:ascii="Times New Roman" w:hAnsi="Times New Roman" w:eastAsia="Times New Roman" w:cs="Times New Roman"/>
-        </w:rPr>
-        <w:t>H</w:t>
-      </w:r>
-      <w:r>
-        <w:rPr>
-          <w:rFonts w:hint="eastAsia" w:ascii="Times New Roman" w:hAnsi="Times New Roman" w:eastAsia="Times New Roman" w:cs="Times New Roman"/>
-          <w:vertAlign w:val="subscript"/>
-        </w:rPr>
-        <w:t>6</w:t>
-      </w:r>
-      <w:r>
-        <w:rPr>
-          <w:rFonts w:hint="eastAsia" w:ascii="Times New Roman" w:hAnsi="Times New Roman" w:eastAsia="Times New Roman" w:cs="Times New Roman"/>
-        </w:rPr>
-        <w:t>O（</w:t>
-      </w:r>
-      <w:r>
-        <w:rPr>
-          <w:rFonts w:hint="eastAsia" w:ascii="Times New Roman" w:hAnsi="Times New Roman" w:eastAsia="FangSong" w:cs="Times New Roman"/>
-        </w:rPr>
-        <w:t>丙酮</w:t>
-      </w:r>
-      <w:r>
-        <w:rPr>
-          <w:rFonts w:hint="eastAsia" w:ascii="Times New Roman" w:hAnsi="Times New Roman" w:eastAsia="Times New Roman" w:cs="Times New Roman"/>
-        </w:rPr>
-        <w:t>）：3×12</w:t>
-      </w:r>
-      <w:r>
-        <w:rPr>
-          <w:rFonts w:ascii="Times New Roman" w:hAnsi="Times New Roman" w:eastAsia="Times New Roman" w:cs="Times New Roman"/>
-        </w:rPr>
-        <w:t xml:space="preserve"> + 6×1 + 16 = 58 g/mol ✓。</w:t>
-      </w:r>
+      </w:pPr>
     </w:p>
     <w:p>
       <w:pPr>
@@ -10238,8 +8201,8 @@
         </w:pict>
       </w:r>
     </w:p>
-    <w:bookmarkEnd w:id="18"/>
-    <w:bookmarkStart w:id="19" w:name="变形三状态变化p₁v₁t₁-p₂v₂t₂"/>
+    <w:bookmarkEnd w:id="17"/>
+    <w:bookmarkStart w:id="18" w:name="变形三状态变化p₁v₁t₁-p₂v₂t₂"/>
     <w:p>
       <w:pPr>
         <w:pStyle w:val="Heading3"/>
@@ -10774,6 +8737,11 @@
     <w:p>
       <w:pPr>
         <w:pStyle w:val="BodyText"/>
+      </w:pPr>
+    </w:p>
+    <w:p>
+      <w:pPr>
+        <w:pStyle w:val="BodyText"/>
         <w:ind w:firstLine="420"/>
       </w:pPr>
       <w:r>
@@ -10782,13 +8750,7 @@
           <w:b/>
           <w:bCs/>
         </w:rPr>
-        <w:t xml:space="preserve">解</w:t>
-      </w:r>
-      <w:r>
-        <w:rPr>
-          <w:rFonts w:hint="eastAsia" w:ascii="Times New Roman" w:hAnsi="Times New Roman" w:eastAsia="Times New Roman" w:cs="Times New Roman"/>
-        </w:rPr>
-        <w:t xml:space="preserve">：</w:t>
+        <w:t xml:space="preserve">练一练</w:t>
       </w:r>
     </w:p>
     <w:p>
@@ -10802,412 +8764,76 @@
           <w:b/>
           <w:bCs/>
         </w:rPr>
-        <w:t xml:space="preserve">分析</w:t>
-      </w:r>
-      <w:r>
-        <w:rPr>
-          <w:rFonts w:hint="eastAsia" w:ascii="Times New Roman" w:hAnsi="Times New Roman" w:eastAsia="Times New Roman" w:cs="Times New Roman"/>
-        </w:rPr>
-        <w:t>：</w:t>
-      </w:r>
-      <w:r>
-        <w:rPr>
-          <w:rFonts w:hint="eastAsia" w:ascii="Times New Roman" w:hAnsi="Times New Roman" w:eastAsia="FangSong" w:cs="Times New Roman"/>
-        </w:rPr>
-        <w:t>这是求特定状态下的质量</w:t>
-      </w:r>
-      <w:r>
-        <w:rPr>
-          <w:rFonts w:hint="eastAsia" w:ascii="Times New Roman" w:hAnsi="Times New Roman" w:eastAsia="Times New Roman" w:cs="Times New Roman"/>
-        </w:rPr>
-        <w:t>，</w:t>
-      </w:r>
-      <w:r>
-        <w:rPr>
-          <w:rFonts w:hint="eastAsia" w:ascii="Times New Roman" w:hAnsi="Times New Roman" w:eastAsia="FangSong" w:cs="Times New Roman"/>
-        </w:rPr>
-        <w:t>不需要用状态变化公式</w:t>
-      </w:r>
-      <w:r>
-        <w:rPr>
-          <w:rFonts w:hint="eastAsia" w:ascii="Times New Roman" w:hAnsi="Times New Roman" w:eastAsia="Times New Roman" w:cs="Times New Roman"/>
-        </w:rPr>
-        <w:t>，</w:t>
-      </w:r>
-      <w:r>
-        <w:rPr>
-          <w:rFonts w:hint="eastAsia" w:ascii="Times New Roman" w:hAnsi="Times New Roman" w:eastAsia="FangSong" w:cs="Times New Roman"/>
-        </w:rPr>
-        <w:t>直接用</w:t>
-      </w:r>
-      <w:r>
-        <w:rPr>
-          <w:rFonts w:hint="eastAsia" w:ascii="Times New Roman" w:hAnsi="Times New Roman" w:eastAsia="Times New Roman" w:cs="Times New Roman"/>
-        </w:rPr>
-        <w:t>pV=nRT。</w:t>
-      </w:r>
-    </w:p>
-    <w:p>
-      <w:pPr>
-        <w:pStyle w:val="BodyText"/>
-        <w:ind w:firstLine="420"/>
-      </w:pPr>
-      <w:r>
-        <w:rPr>
-          <w:rFonts w:hint="eastAsia" w:ascii="Times New Roman" w:hAnsi="Times New Roman" w:eastAsia="FangSong" w:cs="Times New Roman"/>
-        </w:rPr>
-        <w:t>已知</w:t>
-      </w:r>
-      <w:r>
-        <w:rPr>
-          <w:rFonts w:hint="eastAsia" w:ascii="Times New Roman" w:hAnsi="Times New Roman" w:eastAsia="Times New Roman" w:cs="Times New Roman"/>
-        </w:rPr>
-        <w:t>：T</w:t>
-      </w:r>
-      <w:r>
-        <w:rPr>
-          <w:rFonts w:ascii="Times New Roman" w:hAnsi="Times New Roman" w:eastAsia="Times New Roman" w:cs="Times New Roman"/>
-        </w:rPr>
-        <w:t xml:space="preserve"> = 20 + 273.15 = 293.15 </w:t>
-      </w:r>
-      <w:r>
-        <w:rPr>
-          <w:rFonts w:hint="eastAsia" w:ascii="Times New Roman" w:hAnsi="Times New Roman" w:eastAsia="Times New Roman" w:cs="Times New Roman"/>
-        </w:rPr>
-        <w:t xml:space="preserve">K，p</w:t>
-      </w:r>
-      <w:r>
-        <w:rPr>
-          <w:rFonts w:ascii="Times New Roman" w:hAnsi="Times New Roman" w:eastAsia="Times New Roman" w:cs="Times New Roman"/>
-        </w:rPr>
-        <w:t xml:space="preserve"> = 15 MPa = 15000 </w:t>
-      </w:r>
-      <w:r>
-        <w:rPr>
-          <w:rFonts w:hint="eastAsia" w:ascii="Times New Roman" w:hAnsi="Times New Roman" w:eastAsia="Times New Roman" w:cs="Times New Roman"/>
-        </w:rPr>
-        <w:t xml:space="preserve">kPa，V</w:t>
-      </w:r>
-      <w:r>
-        <w:rPr>
-          <w:rFonts w:ascii="Times New Roman" w:hAnsi="Times New Roman" w:eastAsia="Times New Roman" w:cs="Times New Roman"/>
-        </w:rPr>
-        <w:t xml:space="preserve"> = 50 dm</w:t>
-      </w:r>
-      <w:r>
-        <w:rPr>
-          <w:rFonts w:ascii="Times New Roman" w:hAnsi="Times New Roman" w:eastAsia="Times New Roman" w:cs="Times New Roman"/>
-          <w:vertAlign w:val="superscript"/>
-        </w:rPr>
-        <w:t>3</w:t>
-      </w:r>
-    </w:p>
-    <w:p>
-      <w:pPr>
-        <w:pStyle w:val="BodyText"/>
-      </w:pPr>
-      <m:oMathPara>
-        <m:oMathParaPr>
-          <m:jc m:val="center"/>
-          <m:ctrlPr>
-            <w:rPr>
-              <w:sz w:val="28"/>
-              <w:szCs w:val="28"/>
-            </w:rPr>
-          </m:ctrlPr>
-        </m:oMathParaPr>
-        <m:oMath>
-          <m:r>
-            <m:t>n</m:t>
-          </m:r>
-          <m:r>
-            <m:rPr>
-              <m:sty m:val="p"/>
-            </m:rPr>
-            <m:t>=</m:t>
-          </m:r>
-          <m:f>
-            <m:fPr>
-              <m:type m:val="bar"/>
-            </m:fPr>
-            <m:num>
-              <m:r>
-                <m:t>p</m:t>
-              </m:r>
-              <m:r>
-                <m:t>V</m:t>
-              </m:r>
-            </m:num>
-            <m:den>
-              <m:r>
-                <m:t>R</m:t>
-              </m:r>
-              <m:r>
-                <m:t>T</m:t>
-              </m:r>
-            </m:den>
-          </m:f>
-          <m:r>
-            <m:rPr>
-              <m:sty m:val="p"/>
-            </m:rPr>
-            <m:t>=</m:t>
-          </m:r>
-          <m:f>
-            <m:fPr>
-              <m:type m:val="bar"/>
-            </m:fPr>
-            <m:num>
-              <m:r>
-                <m:t>15000</m:t>
-              </m:r>
-              <m:r>
-                <m:rPr>
-                  <m:sty m:val="p"/>
-                </m:rPr>
-                <m:t>×</m:t>
-              </m:r>
-              <m:r>
-                <m:t>50</m:t>
-              </m:r>
-            </m:num>
-            <m:den>
-              <m:r>
-                <m:t>8.314</m:t>
-              </m:r>
-              <m:r>
-                <m:rPr>
-                  <m:sty m:val="p"/>
-                </m:rPr>
-                <m:t>×</m:t>
-              </m:r>
-              <m:r>
-                <m:t>293.15</m:t>
-              </m:r>
-            </m:den>
-          </m:f>
-          <m:r>
-            <m:rPr>
-              <m:sty m:val="p"/>
-            </m:rPr>
-            <m:t>=</m:t>
-          </m:r>
-          <m:r>
-            <m:t>308</m:t>
-          </m:r>
-          <m:r>
-            <m:rPr>
-              <m:nor/>
-              <m:sty m:val="p"/>
-            </m:rPr>
-            <m:t> mol</m:t>
-          </m:r>
-        </m:oMath>
-      </m:oMathPara>
-    </w:p>
-    <w:p>
-      <w:pPr>
-        <w:pStyle w:val="FirstParagraph"/>
-      </w:pPr>
-      <m:oMathPara>
-        <m:oMathParaPr>
-          <m:jc m:val="center"/>
-          <m:ctrlPr>
-            <w:rPr>
-              <w:sz w:val="28"/>
-              <w:szCs w:val="28"/>
-            </w:rPr>
-          </m:ctrlPr>
-        </m:oMathParaPr>
-        <m:oMath>
-          <m:r>
-            <m:t>m</m:t>
-          </m:r>
-          <m:r>
-            <m:rPr>
-              <m:sty m:val="p"/>
-            </m:rPr>
-            <m:t>=</m:t>
-          </m:r>
-          <m:r>
-            <m:t>n</m:t>
-          </m:r>
-          <m:r>
-            <m:t>M</m:t>
-          </m:r>
-          <m:r>
-            <m:rPr>
-              <m:sty m:val="p"/>
-            </m:rPr>
-            <m:t>=</m:t>
-          </m:r>
-          <m:r>
-            <m:t>308</m:t>
-          </m:r>
-          <m:r>
-            <m:rPr>
-              <m:sty m:val="p"/>
-            </m:rPr>
-            <m:t>×</m:t>
-          </m:r>
-          <m:r>
-            <m:t>32.0</m:t>
-          </m:r>
-          <m:r>
-            <m:rPr>
-              <m:sty m:val="p"/>
-            </m:rPr>
-            <m:t>=</m:t>
-          </m:r>
-          <m:r>
-            <m:t>9856</m:t>
-          </m:r>
-          <m:r>
-            <m:rPr>
-              <m:nor/>
-              <m:sty m:val="p"/>
-            </m:rPr>
-            <m:t> g</m:t>
-          </m:r>
-          <m:r>
-            <m:rPr>
-              <m:sty m:val="p"/>
-            </m:rPr>
-            <m:t>≈</m:t>
-          </m:r>
-          <m:r>
-            <m:t>9.86</m:t>
-          </m:r>
-          <m:r>
-            <m:rPr>
-              <m:nor/>
-              <m:sty m:val="p"/>
-            </m:rPr>
-            <m:t> kg</m:t>
-          </m:r>
-        </m:oMath>
-      </m:oMathPara>
-    </w:p>
-    <w:p>
-      <w:pPr>
-        <w:pStyle w:val="FirstParagraph"/>
-        <w:ind w:firstLine="420"/>
-      </w:pPr>
-      <w:r>
-        <w:rPr>
-          <w:rFonts w:hint="eastAsia" w:ascii="Times New Roman" w:hAnsi="Times New Roman" w:eastAsia="FangSong" w:cs="Times New Roman"/>
+        <w:t>例题</w:t>
+      </w:r>
+      <w:r>
+        <w:rPr>
+          <w:rFonts w:hint="eastAsia" w:ascii="Times New Roman" w:hAnsi="Times New Roman" w:eastAsia="Times New Roman" w:cs="Times New Roman"/>
           <w:b/>
           <w:bCs/>
         </w:rPr>
-        <w:t xml:space="preserve">注</w:t>
-      </w:r>
-      <w:r>
-        <w:rPr>
-          <w:rFonts w:hint="eastAsia" w:ascii="Times New Roman" w:hAnsi="Times New Roman" w:eastAsia="Times New Roman" w:cs="Times New Roman"/>
-        </w:rPr>
-        <w:t xml:space="preserve">：15</w:t>
-      </w:r>
-      <w:r>
-        <w:rPr>
-          <w:rFonts w:ascii="Times New Roman" w:hAnsi="Times New Roman" w:eastAsia="Times New Roman" w:cs="Times New Roman"/>
-        </w:rPr>
-        <w:t xml:space="preserve"> </w:t>
-      </w:r>
-      <w:r>
-        <w:rPr>
-          <w:rFonts w:hint="eastAsia" w:ascii="Times New Roman" w:hAnsi="Times New Roman" w:eastAsia="Times New Roman" w:cs="Times New Roman"/>
-        </w:rPr>
-        <w:t>MPa（</w:t>
-      </w:r>
-      <w:r>
-        <w:rPr>
-          <w:rFonts w:hint="eastAsia" w:ascii="Times New Roman" w:hAnsi="Times New Roman" w:eastAsia="FangSong" w:cs="Times New Roman"/>
-        </w:rPr>
-        <w:t>约</w:t>
-      </w:r>
-      <w:r>
-        <w:rPr>
-          <w:rFonts w:ascii="Times New Roman" w:hAnsi="Times New Roman" w:eastAsia="Times New Roman" w:cs="Times New Roman"/>
-        </w:rPr>
-        <w:t xml:space="preserve"> 150 </w:t>
-      </w:r>
-      <w:r>
-        <w:rPr>
-          <w:rFonts w:hint="eastAsia" w:ascii="Times New Roman" w:hAnsi="Times New Roman" w:eastAsia="Times New Roman" w:cs="Times New Roman"/>
-        </w:rPr>
-        <w:t>atm）</w:t>
-      </w:r>
-      <w:r>
-        <w:rPr>
-          <w:rFonts w:hint="eastAsia" w:ascii="Times New Roman" w:hAnsi="Times New Roman" w:eastAsia="FangSong" w:cs="Times New Roman"/>
-        </w:rPr>
-        <w:t>下</w:t>
-      </w:r>
-      <w:r>
-        <w:rPr>
-          <w:rFonts w:ascii="Times New Roman" w:hAnsi="Times New Roman" w:eastAsia="Times New Roman" w:cs="Times New Roman"/>
-        </w:rPr>
-        <w:t xml:space="preserve"> O</w:t>
-      </w:r>
-      <w:r>
-        <w:rPr>
-          <w:rFonts w:ascii="Times New Roman" w:hAnsi="Times New Roman" w:eastAsia="Times New Roman" w:cs="Times New Roman"/>
-          <w:vertAlign w:val="subscript"/>
-        </w:rPr>
-        <w:t>2</w:t>
-      </w:r>
-      <w:r>
-        <w:rPr>
-          <w:rFonts w:ascii="Times New Roman" w:hAnsi="Times New Roman" w:eastAsia="Times New Roman" w:cs="Times New Roman"/>
-        </w:rPr>
-        <w:t xml:space="preserve"> </w:t>
-      </w:r>
-      <w:r>
-        <w:rPr>
-          <w:rFonts w:hint="eastAsia" w:ascii="Times New Roman" w:hAnsi="Times New Roman" w:eastAsia="FangSong" w:cs="Times New Roman"/>
-        </w:rPr>
-        <w:t>已明显偏离理想行为</w:t>
-      </w:r>
-      <w:r>
-        <w:rPr>
-          <w:rFonts w:hint="eastAsia" w:ascii="Times New Roman" w:hAnsi="Times New Roman" w:eastAsia="Times New Roman" w:cs="Times New Roman"/>
-        </w:rPr>
-        <w:t>（</w:t>
-      </w:r>
-      <w:r>
-        <w:rPr>
-          <w:rFonts w:hint="eastAsia" w:ascii="Times New Roman" w:hAnsi="Times New Roman" w:eastAsia="FangSong" w:cs="Times New Roman"/>
-        </w:rPr>
-        <w:t>压缩因子</w:t>
-      </w:r>
-      <w:r>
-        <w:rPr>
-          <w:rFonts w:ascii="Times New Roman" w:hAnsi="Times New Roman" w:eastAsia="Times New Roman" w:cs="Times New Roman"/>
-        </w:rPr>
-        <w:t xml:space="preserve"> </w:t>
-      </w:r>
-      <m:oMath>
-        <m:oMathPr>
-          <m:ctrlPr>
-            <w:rPr>
-              <w:sz w:val="28"/>
-              <w:szCs w:val="28"/>
-            </w:rPr>
-          </m:ctrlPr>
-        </m:oMathPr>
-        <m:r>
-          <m:t>Z</m:t>
-        </m:r>
-        <m:r>
-          <m:rPr>
-            <m:sty m:val="p"/>
-          </m:rPr>
-          <m:t>≈</m:t>
-        </m:r>
-        <m:r>
-          <m:t>0.93</m:t>
-        </m:r>
-      </m:oMath>
+        <w:t>2.5</w:t>
+      </w:r>
+      <w:r>
+        <w:rPr>
+          <w:rFonts w:hint="eastAsia" w:ascii="Times New Roman" w:hAnsi="Times New Roman" w:eastAsia="Times New Roman" w:cs="Times New Roman"/>
+        </w:rPr>
+        <w:t>：</w:t>
+      </w:r>
+      <w:r>
+        <w:rPr>
+          <w:rFonts w:hint="eastAsia" w:ascii="Times New Roman" w:hAnsi="Times New Roman" w:eastAsia="FangSong" w:cs="Times New Roman"/>
+        </w:rPr>
+        <w:t>一个气球在地面</w:t>
+      </w:r>
+      <w:r>
+        <w:rPr>
+          <w:rFonts w:hint="eastAsia" w:ascii="Times New Roman" w:hAnsi="Times New Roman" w:eastAsia="Times New Roman" w:cs="Times New Roman"/>
+        </w:rPr>
+        <w:t>（20°C,</w:t>
+      </w:r>
+      <w:r>
+        <w:rPr>
+          <w:rFonts w:ascii="Times New Roman" w:hAnsi="Times New Roman" w:eastAsia="Times New Roman" w:cs="Times New Roman"/>
+        </w:rPr>
+        <w:t xml:space="preserve"> 101.3 </w:t>
+      </w:r>
+      <w:r>
+        <w:rPr>
+          <w:rFonts w:hint="eastAsia" w:ascii="Times New Roman" w:hAnsi="Times New Roman" w:eastAsia="Times New Roman" w:cs="Times New Roman"/>
+        </w:rPr>
+        <w:t>kPa）</w:t>
+      </w:r>
+      <w:r>
+        <w:rPr>
+          <w:rFonts w:hint="eastAsia" w:ascii="Times New Roman" w:hAnsi="Times New Roman" w:eastAsia="FangSong" w:cs="Times New Roman"/>
+        </w:rPr>
+        <w:t>时体积为</w:t>
+      </w:r>
+      <w:r>
+        <w:rPr>
+          <w:rFonts w:hint="eastAsia" w:ascii="Times New Roman" w:hAnsi="Times New Roman" w:eastAsia="Times New Roman" w:cs="Times New Roman"/>
+        </w:rPr>
+        <w:t>2.00</w:t>
+      </w:r>
+      <w:r>
+        <w:rPr>
+          <w:rFonts w:ascii="Times New Roman" w:hAnsi="Times New Roman" w:eastAsia="Times New Roman" w:cs="Times New Roman"/>
+        </w:rPr>
+        <w:t xml:space="preserve"> </w:t>
+      </w:r>
+      <w:r>
+        <w:rPr>
+          <w:rFonts w:hint="eastAsia" w:ascii="Times New Roman" w:hAnsi="Times New Roman" w:eastAsia="Times New Roman" w:cs="Times New Roman"/>
+        </w:rPr>
+        <w:t>L。</w:t>
+      </w:r>
+      <w:r>
+        <w:rPr>
+          <w:rFonts w:hint="eastAsia" w:ascii="Times New Roman" w:hAnsi="Times New Roman" w:eastAsia="FangSong" w:cs="Times New Roman"/>
+        </w:rPr>
+        <w:t>升到高空后</w:t>
+      </w:r>
       <w:r>
         <w:rPr>
           <w:rFonts w:hint="eastAsia" w:ascii="Times New Roman" w:hAnsi="Times New Roman" w:eastAsia="Times New Roman" w:cs="Times New Roman"/>
@@ -11218,796 +8844,55 @@
         <w:rPr>
           <w:rFonts w:hint="eastAsia" w:ascii="Times New Roman" w:hAnsi="Times New Roman" w:eastAsia="FangSong" w:cs="Times New Roman"/>
         </w:rPr>
-        <w:t>见</w:t>
-      </w:r>
-      <w:r>
-        <w:rPr>
-          <w:rFonts w:ascii="Times New Roman" w:hAnsi="Times New Roman" w:eastAsia="Times New Roman" w:cs="Times New Roman"/>
-        </w:rPr>
-        <w:t xml:space="preserve"> </w:t>
-      </w:r>
-      <w:r>
-        <w:rPr>
-          <w:rFonts w:hint="eastAsia" w:ascii="Times New Roman" w:hAnsi="Times New Roman" w:eastAsia="Times New Roman" w:cs="Times New Roman"/>
-        </w:rPr>
-        <w:t>§5.1），</w:t>
-      </w:r>
-      <w:r>
-        <w:rPr>
-          <w:rFonts w:hint="eastAsia" w:ascii="Times New Roman" w:hAnsi="Times New Roman" w:eastAsia="FangSong" w:cs="Times New Roman"/>
-        </w:rPr>
-        <w:t>实际</w:t>
-      </w:r>
-      <w:r>
-        <w:rPr>
-          <w:rFonts w:ascii="Times New Roman" w:hAnsi="Times New Roman" w:eastAsia="Times New Roman" w:cs="Times New Roman"/>
-        </w:rPr>
-        <w:t xml:space="preserve"> n </w:t>
-      </w:r>
-      <w:r>
-        <w:rPr>
-          <w:rFonts w:hint="eastAsia" w:ascii="Times New Roman" w:hAnsi="Times New Roman" w:eastAsia="FangSong" w:cs="Times New Roman"/>
-        </w:rPr>
-        <w:t xml:space="preserve">比理想值大约</w:t>
-      </w:r>
-      <w:r>
-        <w:rPr>
-          <w:rFonts w:ascii="Times New Roman" w:hAnsi="Times New Roman" w:eastAsia="Times New Roman" w:cs="Times New Roman"/>
-        </w:rPr>
-        <w:t xml:space="preserve"> </w:t>
-      </w:r>
-      <w:r>
-        <w:rPr>
-          <w:rFonts w:hint="eastAsia" w:ascii="Times New Roman" w:hAnsi="Times New Roman" w:eastAsia="Times New Roman" w:cs="Times New Roman"/>
-        </w:rPr>
-        <w:t>7%；</w:t>
-      </w:r>
-      <w:r>
-        <w:rPr>
-          <w:rFonts w:hint="eastAsia" w:ascii="Times New Roman" w:hAnsi="Times New Roman" w:eastAsia="FangSong" w:cs="Times New Roman"/>
-        </w:rPr>
-        <w:t>第一轮按理想气体近似即可</w:t>
-      </w:r>
-      <w:r>
-        <w:rPr>
-          <w:rFonts w:hint="eastAsia" w:ascii="Times New Roman" w:hAnsi="Times New Roman" w:eastAsia="Times New Roman" w:cs="Times New Roman"/>
-        </w:rPr>
-        <w:t>，</w:t>
-      </w:r>
-      <w:r>
-        <w:rPr>
-          <w:rFonts w:hint="eastAsia" w:ascii="Times New Roman" w:hAnsi="Times New Roman" w:eastAsia="FangSong" w:cs="Times New Roman"/>
-        </w:rPr>
-        <w:t>精确计算需引入压缩因子或</w:t>
-      </w:r>
-      <w:r>
-        <w:rPr>
-          <w:rFonts w:ascii="Times New Roman" w:hAnsi="Times New Roman" w:eastAsia="Times New Roman" w:cs="Times New Roman"/>
-        </w:rPr>
-        <w:t xml:space="preserve"> van der Waals </w:t>
-      </w:r>
-      <w:r>
-        <w:rPr>
-          <w:rFonts w:hint="eastAsia" w:ascii="Times New Roman" w:hAnsi="Times New Roman" w:eastAsia="FangSong" w:cs="Times New Roman"/>
-        </w:rPr>
-        <w:t>方程</w:t>
-      </w:r>
-      <w:r>
-        <w:rPr>
-          <w:rFonts w:hint="eastAsia" w:ascii="Times New Roman" w:hAnsi="Times New Roman" w:eastAsia="Times New Roman" w:cs="Times New Roman"/>
-        </w:rPr>
-        <w:t>（</w:t>
-      </w:r>
-      <w:r>
-        <w:rPr>
-          <w:rFonts w:hint="eastAsia" w:ascii="Times New Roman" w:hAnsi="Times New Roman" w:eastAsia="FangSong" w:cs="Times New Roman"/>
-        </w:rPr>
-        <w:t>第二轮</w:t>
-      </w:r>
-      <w:r>
-        <w:rPr>
-          <w:rFonts w:hint="eastAsia" w:ascii="Times New Roman" w:hAnsi="Times New Roman" w:eastAsia="Times New Roman" w:cs="Times New Roman"/>
-        </w:rPr>
-        <w:t>）。</w:t>
+        <w:t>温度变为</w:t>
+      </w:r>
+      <w:r>
+        <w:rPr>
+          <w:rFonts w:hint="eastAsia" w:ascii="Times New Roman" w:hAnsi="Times New Roman" w:eastAsia="Times New Roman" w:cs="Times New Roman"/>
+        </w:rPr>
+        <w:t>-30°C，</w:t>
+      </w:r>
+      <w:r>
+        <w:rPr>
+          <w:rFonts w:hint="eastAsia" w:ascii="Times New Roman" w:hAnsi="Times New Roman" w:eastAsia="FangSong" w:cs="Times New Roman"/>
+        </w:rPr>
+        <w:t>压力变为</w:t>
+      </w:r>
+      <w:r>
+        <w:rPr>
+          <w:rFonts w:hint="eastAsia" w:ascii="Times New Roman" w:hAnsi="Times New Roman" w:eastAsia="Times New Roman" w:cs="Times New Roman"/>
+        </w:rPr>
+        <w:t>40.0</w:t>
+      </w:r>
+      <w:r>
+        <w:rPr>
+          <w:rFonts w:ascii="Times New Roman" w:hAnsi="Times New Roman" w:eastAsia="Times New Roman" w:cs="Times New Roman"/>
+        </w:rPr>
+        <w:t xml:space="preserve"> </w:t>
+      </w:r>
+      <w:r>
+        <w:rPr>
+          <w:rFonts w:hint="eastAsia" w:ascii="Times New Roman" w:hAnsi="Times New Roman" w:eastAsia="Times New Roman" w:cs="Times New Roman"/>
+        </w:rPr>
+        <w:t>kPa。</w:t>
+      </w:r>
+      <w:r>
+        <w:rPr>
+          <w:rFonts w:hint="eastAsia" w:ascii="Times New Roman" w:hAnsi="Times New Roman" w:eastAsia="FangSong" w:cs="Times New Roman"/>
+        </w:rPr>
+        <w:t>求气球的新体积</w:t>
+      </w:r>
+      <w:r>
+        <w:rPr>
+          <w:rFonts w:hint="eastAsia" w:ascii="Times New Roman" w:hAnsi="Times New Roman" w:eastAsia="Times New Roman" w:cs="Times New Roman"/>
+        </w:rPr>
+        <w:t>。</w:t>
       </w:r>
     </w:p>
     <w:p>
       <w:pPr>
         <w:pStyle w:val="BodyText"/>
-        <w:ind w:firstLine="420"/>
-      </w:pPr>
-      <w:r>
-        <w:rPr>
-          <w:rFonts w:hint="eastAsia" w:ascii="Times New Roman" w:hAnsi="Times New Roman" w:eastAsia="FangSong" w:cs="Times New Roman"/>
-          <w:b/>
-          <w:bCs/>
-        </w:rPr>
-        <w:t xml:space="preserve">练一练</w:t>
-      </w:r>
-    </w:p>
-    <w:p>
-      <w:pPr>
-        <w:pStyle w:val="BodyText"/>
-        <w:ind w:firstLine="420"/>
-      </w:pPr>
-      <w:r>
-        <w:rPr>
-          <w:rFonts w:hint="eastAsia" w:ascii="Times New Roman" w:hAnsi="Times New Roman" w:eastAsia="FangSong" w:cs="Times New Roman"/>
-          <w:b/>
-          <w:bCs/>
-        </w:rPr>
-        <w:t>例题</w:t>
-      </w:r>
-      <w:r>
-        <w:rPr>
-          <w:rFonts w:hint="eastAsia" w:ascii="Times New Roman" w:hAnsi="Times New Roman" w:eastAsia="Times New Roman" w:cs="Times New Roman"/>
-          <w:b/>
-          <w:bCs/>
-        </w:rPr>
-        <w:t>2.5</w:t>
-      </w:r>
-      <w:r>
-        <w:rPr>
-          <w:rFonts w:hint="eastAsia" w:ascii="Times New Roman" w:hAnsi="Times New Roman" w:eastAsia="Times New Roman" w:cs="Times New Roman"/>
-        </w:rPr>
-        <w:t>：</w:t>
-      </w:r>
-      <w:r>
-        <w:rPr>
-          <w:rFonts w:hint="eastAsia" w:ascii="Times New Roman" w:hAnsi="Times New Roman" w:eastAsia="FangSong" w:cs="Times New Roman"/>
-        </w:rPr>
-        <w:t>一个气球在地面</w:t>
-      </w:r>
-      <w:r>
-        <w:rPr>
-          <w:rFonts w:hint="eastAsia" w:ascii="Times New Roman" w:hAnsi="Times New Roman" w:eastAsia="Times New Roman" w:cs="Times New Roman"/>
-        </w:rPr>
-        <w:t>（20°C,</w:t>
-      </w:r>
-      <w:r>
-        <w:rPr>
-          <w:rFonts w:ascii="Times New Roman" w:hAnsi="Times New Roman" w:eastAsia="Times New Roman" w:cs="Times New Roman"/>
-        </w:rPr>
-        <w:t xml:space="preserve"> 101.3 </w:t>
-      </w:r>
-      <w:r>
-        <w:rPr>
-          <w:rFonts w:hint="eastAsia" w:ascii="Times New Roman" w:hAnsi="Times New Roman" w:eastAsia="Times New Roman" w:cs="Times New Roman"/>
-        </w:rPr>
-        <w:t>kPa）</w:t>
-      </w:r>
-      <w:r>
-        <w:rPr>
-          <w:rFonts w:hint="eastAsia" w:ascii="Times New Roman" w:hAnsi="Times New Roman" w:eastAsia="FangSong" w:cs="Times New Roman"/>
-        </w:rPr>
-        <w:t>时体积为</w:t>
-      </w:r>
-      <w:r>
-        <w:rPr>
-          <w:rFonts w:hint="eastAsia" w:ascii="Times New Roman" w:hAnsi="Times New Roman" w:eastAsia="Times New Roman" w:cs="Times New Roman"/>
-        </w:rPr>
-        <w:t>2.00</w:t>
-      </w:r>
-      <w:r>
-        <w:rPr>
-          <w:rFonts w:ascii="Times New Roman" w:hAnsi="Times New Roman" w:eastAsia="Times New Roman" w:cs="Times New Roman"/>
-        </w:rPr>
-        <w:t xml:space="preserve"> </w:t>
-      </w:r>
-      <w:r>
-        <w:rPr>
-          <w:rFonts w:hint="eastAsia" w:ascii="Times New Roman" w:hAnsi="Times New Roman" w:eastAsia="Times New Roman" w:cs="Times New Roman"/>
-        </w:rPr>
-        <w:t>L。</w:t>
-      </w:r>
-      <w:r>
-        <w:rPr>
-          <w:rFonts w:hint="eastAsia" w:ascii="Times New Roman" w:hAnsi="Times New Roman" w:eastAsia="FangSong" w:cs="Times New Roman"/>
-        </w:rPr>
-        <w:t>升到高空后</w:t>
-      </w:r>
-      <w:r>
-        <w:rPr>
-          <w:rFonts w:hint="eastAsia" w:ascii="Times New Roman" w:hAnsi="Times New Roman" w:eastAsia="Times New Roman" w:cs="Times New Roman"/>
-        </w:rPr>
-        <w:t>，</w:t>
-      </w:r>
-      <w:r>
-        <w:rPr>
-          <w:rFonts w:hint="eastAsia" w:ascii="Times New Roman" w:hAnsi="Times New Roman" w:eastAsia="FangSong" w:cs="Times New Roman"/>
-        </w:rPr>
-        <w:t>温度变为</w:t>
-      </w:r>
-      <w:r>
-        <w:rPr>
-          <w:rFonts w:hint="eastAsia" w:ascii="Times New Roman" w:hAnsi="Times New Roman" w:eastAsia="Times New Roman" w:cs="Times New Roman"/>
-        </w:rPr>
-        <w:t>-30°C，</w:t>
-      </w:r>
-      <w:r>
-        <w:rPr>
-          <w:rFonts w:hint="eastAsia" w:ascii="Times New Roman" w:hAnsi="Times New Roman" w:eastAsia="FangSong" w:cs="Times New Roman"/>
-        </w:rPr>
-        <w:t>压力变为</w:t>
-      </w:r>
-      <w:r>
-        <w:rPr>
-          <w:rFonts w:hint="eastAsia" w:ascii="Times New Roman" w:hAnsi="Times New Roman" w:eastAsia="Times New Roman" w:cs="Times New Roman"/>
-        </w:rPr>
-        <w:t>40.0</w:t>
-      </w:r>
-      <w:r>
-        <w:rPr>
-          <w:rFonts w:ascii="Times New Roman" w:hAnsi="Times New Roman" w:eastAsia="Times New Roman" w:cs="Times New Roman"/>
-        </w:rPr>
-        <w:t xml:space="preserve"> </w:t>
-      </w:r>
-      <w:r>
-        <w:rPr>
-          <w:rFonts w:hint="eastAsia" w:ascii="Times New Roman" w:hAnsi="Times New Roman" w:eastAsia="Times New Roman" w:cs="Times New Roman"/>
-        </w:rPr>
-        <w:t>kPa。</w:t>
-      </w:r>
-      <w:r>
-        <w:rPr>
-          <w:rFonts w:hint="eastAsia" w:ascii="Times New Roman" w:hAnsi="Times New Roman" w:eastAsia="FangSong" w:cs="Times New Roman"/>
-        </w:rPr>
-        <w:t>求气球的新体积</w:t>
-      </w:r>
-      <w:r>
-        <w:rPr>
-          <w:rFonts w:hint="eastAsia" w:ascii="Times New Roman" w:hAnsi="Times New Roman" w:eastAsia="Times New Roman" w:cs="Times New Roman"/>
-        </w:rPr>
-        <w:t>。</w:t>
-      </w:r>
-    </w:p>
-    <w:p>
-      <w:pPr>
-        <w:pStyle w:val="BodyText"/>
-        <w:ind w:firstLine="420"/>
-      </w:pPr>
-      <w:r>
-        <w:rPr>
-          <w:rFonts w:hint="eastAsia" w:ascii="Times New Roman" w:hAnsi="Times New Roman" w:eastAsia="FangSong" w:cs="Times New Roman"/>
-          <w:b/>
-          <w:bCs/>
-        </w:rPr>
-        <w:t xml:space="preserve">解</w:t>
-      </w:r>
-      <w:r>
-        <w:rPr>
-          <w:rFonts w:hint="eastAsia" w:ascii="Times New Roman" w:hAnsi="Times New Roman" w:eastAsia="Times New Roman" w:cs="Times New Roman"/>
-        </w:rPr>
-        <w:t xml:space="preserve">：</w:t>
-      </w:r>
-    </w:p>
-    <w:p>
-      <w:pPr>
-        <w:pStyle w:val="BodyText"/>
-        <w:ind w:firstLine="420"/>
-      </w:pPr>
-      <w:r>
-        <w:rPr>
-          <w:rFonts w:hint="eastAsia" w:ascii="Times New Roman" w:hAnsi="Times New Roman" w:eastAsia="FangSong" w:cs="Times New Roman"/>
-        </w:rPr>
-        <w:t>已知</w:t>
-      </w:r>
-      <w:r>
-        <w:rPr>
-          <w:rFonts w:hint="eastAsia" w:ascii="Times New Roman" w:hAnsi="Times New Roman" w:eastAsia="Times New Roman" w:cs="Times New Roman"/>
-        </w:rPr>
-        <w:t>：</w:t>
-      </w:r>
-      <w:r>
-        <w:rPr>
-          <w:rFonts w:ascii="Times New Roman" w:hAnsi="Times New Roman" w:eastAsia="Times New Roman" w:cs="Times New Roman"/>
-        </w:rPr>
-        <w:t xml:space="preserve"> </w:t>
-      </w:r>
-      <w:r>
-        <w:rPr>
-          <w:rFonts w:hint="eastAsia" w:ascii="Times New Roman" w:hAnsi="Times New Roman" w:eastAsia="FangSong" w:cs="Times New Roman"/>
-        </w:rPr>
-        <w:t>状态</w:t>
-      </w:r>
-      <w:r>
-        <w:rPr>
-          <w:rFonts w:hint="eastAsia" w:ascii="Times New Roman" w:hAnsi="Times New Roman" w:eastAsia="Times New Roman" w:cs="Times New Roman"/>
-        </w:rPr>
-        <w:t>1：T</w:t>
-      </w:r>
-      <w:r>
-        <w:rPr>
-          <w:rFonts w:hint="eastAsia" w:ascii="Times New Roman" w:hAnsi="Times New Roman" w:eastAsia="Times New Roman" w:cs="Times New Roman"/>
-          <w:vertAlign w:val="subscript"/>
-        </w:rPr>
-        <w:t>1</w:t>
-      </w:r>
-      <w:r>
-        <w:rPr>
-          <w:rFonts w:ascii="Times New Roman" w:hAnsi="Times New Roman" w:eastAsia="Times New Roman" w:cs="Times New Roman"/>
-        </w:rPr>
-        <w:t xml:space="preserve"> = 293.15 </w:t>
-      </w:r>
-      <w:r>
-        <w:rPr>
-          <w:rFonts w:hint="eastAsia" w:ascii="Times New Roman" w:hAnsi="Times New Roman" w:eastAsia="Times New Roman" w:cs="Times New Roman"/>
-        </w:rPr>
-        <w:t>K，p</w:t>
-      </w:r>
-      <w:r>
-        <w:rPr>
-          <w:rFonts w:hint="eastAsia" w:ascii="Times New Roman" w:hAnsi="Times New Roman" w:eastAsia="Times New Roman" w:cs="Times New Roman"/>
-          <w:vertAlign w:val="subscript"/>
-        </w:rPr>
-        <w:t>1</w:t>
-      </w:r>
-      <w:r>
-        <w:rPr>
-          <w:rFonts w:ascii="Times New Roman" w:hAnsi="Times New Roman" w:eastAsia="Times New Roman" w:cs="Times New Roman"/>
-        </w:rPr>
-        <w:t xml:space="preserve"> = 101.3 </w:t>
-      </w:r>
-      <w:r>
-        <w:rPr>
-          <w:rFonts w:hint="eastAsia" w:ascii="Times New Roman" w:hAnsi="Times New Roman" w:eastAsia="Times New Roman" w:cs="Times New Roman"/>
-        </w:rPr>
-        <w:t>kPa，V</w:t>
-      </w:r>
-      <w:r>
-        <w:rPr>
-          <w:rFonts w:hint="eastAsia" w:ascii="Times New Roman" w:hAnsi="Times New Roman" w:eastAsia="Times New Roman" w:cs="Times New Roman"/>
-          <w:vertAlign w:val="subscript"/>
-        </w:rPr>
-        <w:t>1</w:t>
-      </w:r>
-      <w:r>
-        <w:rPr>
-          <w:rFonts w:ascii="Times New Roman" w:hAnsi="Times New Roman" w:eastAsia="Times New Roman" w:cs="Times New Roman"/>
-        </w:rPr>
-        <w:t xml:space="preserve"> = 2.00 </w:t>
-      </w:r>
-      <w:r>
-        <w:rPr>
-          <w:rFonts w:hint="eastAsia" w:ascii="Times New Roman" w:hAnsi="Times New Roman" w:eastAsia="Times New Roman" w:cs="Times New Roman"/>
-        </w:rPr>
-        <w:t>L；</w:t>
-      </w:r>
-      <w:r>
-        <w:rPr>
-          <w:rFonts w:hint="eastAsia" w:ascii="Times New Roman" w:hAnsi="Times New Roman" w:eastAsia="FangSong" w:cs="Times New Roman"/>
-        </w:rPr>
-        <w:t>状态</w:t>
-      </w:r>
-      <w:r>
-        <w:rPr>
-          <w:rFonts w:hint="eastAsia" w:ascii="Times New Roman" w:hAnsi="Times New Roman" w:eastAsia="Times New Roman" w:cs="Times New Roman"/>
-        </w:rPr>
-        <w:t>2：T</w:t>
-      </w:r>
-      <w:r>
-        <w:rPr>
-          <w:rFonts w:hint="eastAsia" w:ascii="Times New Roman" w:hAnsi="Times New Roman" w:eastAsia="Times New Roman" w:cs="Times New Roman"/>
-          <w:vertAlign w:val="subscript"/>
-        </w:rPr>
-        <w:t>2</w:t>
-      </w:r>
-      <w:r>
-        <w:rPr>
-          <w:rFonts w:ascii="Times New Roman" w:hAnsi="Times New Roman" w:eastAsia="Times New Roman" w:cs="Times New Roman"/>
-        </w:rPr>
-        <w:t xml:space="preserve"> = 243.15 </w:t>
-      </w:r>
-      <w:r>
-        <w:rPr>
-          <w:rFonts w:hint="eastAsia" w:ascii="Times New Roman" w:hAnsi="Times New Roman" w:eastAsia="Times New Roman" w:cs="Times New Roman"/>
-        </w:rPr>
-        <w:t>K，p</w:t>
-      </w:r>
-      <w:r>
-        <w:rPr>
-          <w:rFonts w:hint="eastAsia" w:ascii="Times New Roman" w:hAnsi="Times New Roman" w:eastAsia="Times New Roman" w:cs="Times New Roman"/>
-          <w:vertAlign w:val="subscript"/>
-        </w:rPr>
-        <w:t>2</w:t>
-      </w:r>
-      <w:r>
-        <w:rPr>
-          <w:rFonts w:ascii="Times New Roman" w:hAnsi="Times New Roman" w:eastAsia="Times New Roman" w:cs="Times New Roman"/>
-        </w:rPr>
-        <w:t xml:space="preserve"> = 40.0 kPa。</w:t>
-      </w:r>
-    </w:p>
-    <w:p>
-      <w:pPr>
-        <w:pStyle w:val="BodyText"/>
-      </w:pPr>
-      <m:oMathPara>
-        <m:oMathParaPr>
-          <m:jc m:val="center"/>
-          <m:ctrlPr>
-            <w:rPr>
-              <w:sz w:val="28"/>
-              <w:szCs w:val="28"/>
-            </w:rPr>
-          </m:ctrlPr>
-        </m:oMathParaPr>
-        <m:oMath>
-          <m:sSub>
-            <m:e>
-              <m:r>
-                <m:t>V</m:t>
-              </m:r>
-            </m:e>
-            <m:sub>
-              <m:r>
-                <m:t>2</m:t>
-              </m:r>
-            </m:sub>
-          </m:sSub>
-          <m:r>
-            <m:rPr>
-              <m:sty m:val="p"/>
-            </m:rPr>
-            <m:t>=</m:t>
-          </m:r>
-          <m:sSub>
-            <m:e>
-              <m:r>
-                <m:t>V</m:t>
-              </m:r>
-            </m:e>
-            <m:sub>
-              <m:r>
-                <m:t>1</m:t>
-              </m:r>
-            </m:sub>
-          </m:sSub>
-          <m:r>
-            <m:rPr>
-              <m:sty m:val="p"/>
-            </m:rPr>
-            <m:t>×</m:t>
-          </m:r>
-          <m:f>
-            <m:fPr>
-              <m:type m:val="bar"/>
-            </m:fPr>
-            <m:num>
-              <m:sSub>
-                <m:e>
-                  <m:r>
-                    <m:t>p</m:t>
-                  </m:r>
-                </m:e>
-                <m:sub>
-                  <m:r>
-                    <m:t>1</m:t>
-                  </m:r>
-                </m:sub>
-              </m:sSub>
-            </m:num>
-            <m:den>
-              <m:sSub>
-                <m:e>
-                  <m:r>
-                    <m:t>p</m:t>
-                  </m:r>
-                </m:e>
-                <m:sub>
-                  <m:r>
-                    <m:t>2</m:t>
-                  </m:r>
-                </m:sub>
-              </m:sSub>
-            </m:den>
-          </m:f>
-          <m:r>
-            <m:rPr>
-              <m:sty m:val="p"/>
-            </m:rPr>
-            <m:t>×</m:t>
-          </m:r>
-          <m:f>
-            <m:fPr>
-              <m:type m:val="bar"/>
-            </m:fPr>
-            <m:num>
-              <m:sSub>
-                <m:e>
-                  <m:r>
-                    <m:t>T</m:t>
-                  </m:r>
-                </m:e>
-                <m:sub>
-                  <m:r>
-                    <m:t>2</m:t>
-                  </m:r>
-                </m:sub>
-              </m:sSub>
-            </m:num>
-            <m:den>
-              <m:sSub>
-                <m:e>
-                  <m:r>
-                    <m:t>T</m:t>
-                  </m:r>
-                </m:e>
-                <m:sub>
-                  <m:r>
-                    <m:t>1</m:t>
-                  </m:r>
-                </m:sub>
-              </m:sSub>
-            </m:den>
-          </m:f>
-          <m:r>
-            <m:rPr>
-              <m:sty m:val="p"/>
-            </m:rPr>
-            <m:t>=</m:t>
-          </m:r>
-          <m:r>
-            <m:t>2.00</m:t>
-          </m:r>
-          <m:r>
-            <m:rPr>
-              <m:sty m:val="p"/>
-            </m:rPr>
-            <m:t>×</m:t>
-          </m:r>
-          <m:f>
-            <m:fPr>
-              <m:type m:val="bar"/>
-            </m:fPr>
-            <m:num>
-              <m:r>
-                <m:t>101.3</m:t>
-              </m:r>
-            </m:num>
-            <m:den>
-              <m:r>
-                <m:t>40.0</m:t>
-              </m:r>
-            </m:den>
-          </m:f>
-          <m:r>
-            <m:rPr>
-              <m:sty m:val="p"/>
-            </m:rPr>
-            <m:t>×</m:t>
-          </m:r>
-          <m:f>
-            <m:fPr>
-              <m:type m:val="bar"/>
-            </m:fPr>
-            <m:num>
-              <m:r>
-                <m:t>243.15</m:t>
-              </m:r>
-            </m:num>
-            <m:den>
-              <m:r>
-                <m:t>293.15</m:t>
-              </m:r>
-            </m:den>
-          </m:f>
-          <m:r>
-            <m:rPr>
-              <m:sty m:val="p"/>
-            </m:rPr>
-            <m:t>=</m:t>
-          </m:r>
-          <m:r>
-            <m:t>4.20</m:t>
-          </m:r>
-          <m:r>
-            <m:rPr>
-              <m:nor/>
-              <m:sty m:val="p"/>
-            </m:rPr>
-            <m:t> L</m:t>
-          </m:r>
-        </m:oMath>
-      </m:oMathPara>
-    </w:p>
-    <w:p>
-      <w:pPr>
-        <w:pStyle w:val="FirstParagraph"/>
-        <w:ind w:firstLine="420"/>
-      </w:pPr>
-      <w:r>
-        <w:rPr>
-          <w:rFonts w:hint="eastAsia" w:ascii="Times New Roman" w:hAnsi="Times New Roman" w:eastAsia="FangSong" w:cs="Times New Roman"/>
-          <w:b/>
-          <w:bCs/>
-        </w:rPr>
-        <w:t xml:space="preserve">物理直觉</w:t>
-      </w:r>
-      <w:r>
-        <w:rPr>
-          <w:rFonts w:hint="eastAsia" w:ascii="Times New Roman" w:hAnsi="Times New Roman" w:eastAsia="Times New Roman" w:cs="Times New Roman"/>
-        </w:rPr>
-        <w:t xml:space="preserve">：</w:t>
-      </w:r>
-      <w:r>
-        <w:rPr>
-          <w:rFonts w:ascii="Times New Roman" w:hAnsi="Times New Roman" w:eastAsia="Times New Roman" w:cs="Times New Roman"/>
-        </w:rPr>
-        <w:t xml:space="preserve"> </w:t>
-      </w:r>
-      <w:r>
-        <w:rPr>
-          <w:rFonts w:hint="eastAsia" w:ascii="Times New Roman" w:hAnsi="Times New Roman" w:eastAsia="FangSong" w:cs="Times New Roman"/>
-        </w:rPr>
-        <w:t>压力降低</w:t>
-      </w:r>
-      <w:r>
-        <w:rPr>
-          <w:rFonts w:hint="eastAsia" w:ascii="Times New Roman" w:hAnsi="Times New Roman" w:eastAsia="Times New Roman" w:cs="Times New Roman"/>
-        </w:rPr>
-        <w:t>（101.3→40.0</w:t>
-      </w:r>
-      <w:r>
-        <w:rPr>
-          <w:rFonts w:ascii="Times New Roman" w:hAnsi="Times New Roman" w:eastAsia="Times New Roman" w:cs="Times New Roman"/>
-        </w:rPr>
-        <w:t xml:space="preserve"> </w:t>
-      </w:r>
-      <w:r>
-        <w:rPr>
-          <w:rFonts w:hint="eastAsia" w:ascii="Times New Roman" w:hAnsi="Times New Roman" w:eastAsia="Times New Roman" w:cs="Times New Roman"/>
-        </w:rPr>
-        <w:t>kPa）</w:t>
-      </w:r>
-      <w:r>
-        <w:rPr>
-          <w:rFonts w:hint="eastAsia" w:ascii="Times New Roman" w:hAnsi="Times New Roman" w:eastAsia="FangSong" w:cs="Times New Roman"/>
-        </w:rPr>
-        <w:t>使体积</w:t>
-      </w:r>
-      <w:r>
-        <w:rPr>
-          <w:rFonts w:hint="eastAsia" w:ascii="Times New Roman" w:hAnsi="Times New Roman" w:eastAsia="FangSong" w:cs="Times New Roman"/>
-          <w:b/>
-          <w:bCs/>
-        </w:rPr>
-        <w:t xml:space="preserve">增大</w:t>
-      </w:r>
-      <w:r>
-        <w:rPr>
-          <w:rFonts w:hint="eastAsia" w:ascii="Times New Roman" w:hAnsi="Times New Roman" w:eastAsia="Times New Roman" w:cs="Times New Roman"/>
-        </w:rPr>
-        <w:t>（</w:t>
-      </w:r>
-      <w:r>
-        <w:rPr>
-          <w:rFonts w:hint="eastAsia" w:ascii="Times New Roman" w:hAnsi="Times New Roman" w:eastAsia="FangSong" w:cs="Times New Roman"/>
-        </w:rPr>
-        <w:t>约</w:t>
-      </w:r>
-      <w:r>
-        <w:rPr>
-          <w:rFonts w:hint="eastAsia" w:ascii="Times New Roman" w:hAnsi="Times New Roman" w:eastAsia="Times New Roman" w:cs="Times New Roman"/>
-        </w:rPr>
-        <w:t>2.5</w:t>
-      </w:r>
-      <w:r>
-        <w:rPr>
-          <w:rFonts w:hint="eastAsia" w:ascii="Times New Roman" w:hAnsi="Times New Roman" w:eastAsia="FangSong" w:cs="Times New Roman"/>
-        </w:rPr>
-        <w:t>倍</w:t>
-      </w:r>
-      <w:r>
-        <w:rPr>
-          <w:rFonts w:hint="eastAsia" w:ascii="Times New Roman" w:hAnsi="Times New Roman" w:eastAsia="Times New Roman" w:cs="Times New Roman"/>
-        </w:rPr>
-        <w:t>）；</w:t>
-      </w:r>
-      <w:r>
-        <w:rPr>
-          <w:rFonts w:hint="eastAsia" w:ascii="Times New Roman" w:hAnsi="Times New Roman" w:eastAsia="FangSong" w:cs="Times New Roman"/>
-        </w:rPr>
-        <w:t>温度降低</w:t>
-      </w:r>
-      <w:r>
-        <w:rPr>
-          <w:rFonts w:hint="eastAsia" w:ascii="Times New Roman" w:hAnsi="Times New Roman" w:eastAsia="Times New Roman" w:cs="Times New Roman"/>
-        </w:rPr>
-        <w:t>（293→243</w:t>
-      </w:r>
-      <w:r>
-        <w:rPr>
-          <w:rFonts w:ascii="Times New Roman" w:hAnsi="Times New Roman" w:eastAsia="Times New Roman" w:cs="Times New Roman"/>
-        </w:rPr>
-        <w:t xml:space="preserve"> </w:t>
-      </w:r>
-      <w:r>
-        <w:rPr>
-          <w:rFonts w:hint="eastAsia" w:ascii="Times New Roman" w:hAnsi="Times New Roman" w:eastAsia="Times New Roman" w:cs="Times New Roman"/>
-        </w:rPr>
-        <w:t>K）</w:t>
-      </w:r>
-      <w:r>
-        <w:rPr>
-          <w:rFonts w:hint="eastAsia" w:ascii="Times New Roman" w:hAnsi="Times New Roman" w:eastAsia="FangSong" w:cs="Times New Roman"/>
-        </w:rPr>
-        <w:t>使体积</w:t>
-      </w:r>
-      <w:r>
-        <w:rPr>
-          <w:rFonts w:hint="eastAsia" w:ascii="Times New Roman" w:hAnsi="Times New Roman" w:eastAsia="FangSong" w:cs="Times New Roman"/>
-          <w:b/>
-          <w:bCs/>
-        </w:rPr>
-        <w:t xml:space="preserve">减小</w:t>
-      </w:r>
-      <w:r>
-        <w:rPr>
-          <w:rFonts w:hint="eastAsia" w:ascii="Times New Roman" w:hAnsi="Times New Roman" w:eastAsia="Times New Roman" w:cs="Times New Roman"/>
-        </w:rPr>
-        <w:t>（</w:t>
-      </w:r>
-      <w:r>
-        <w:rPr>
-          <w:rFonts w:hint="eastAsia" w:ascii="Times New Roman" w:hAnsi="Times New Roman" w:eastAsia="FangSong" w:cs="Times New Roman"/>
-        </w:rPr>
-        <w:t>约</w:t>
-      </w:r>
-      <w:r>
-        <w:rPr>
-          <w:rFonts w:hint="eastAsia" w:ascii="Times New Roman" w:hAnsi="Times New Roman" w:eastAsia="Times New Roman" w:cs="Times New Roman"/>
-        </w:rPr>
-        <w:t>0.83</w:t>
-      </w:r>
-      <w:r>
-        <w:rPr>
-          <w:rFonts w:hint="eastAsia" w:ascii="Times New Roman" w:hAnsi="Times New Roman" w:eastAsia="FangSong" w:cs="Times New Roman"/>
-        </w:rPr>
-        <w:t>倍</w:t>
-      </w:r>
-      <w:r>
-        <w:rPr>
-          <w:rFonts w:hint="eastAsia" w:ascii="Times New Roman" w:hAnsi="Times New Roman" w:eastAsia="Times New Roman" w:cs="Times New Roman"/>
-        </w:rPr>
-        <w:t>）；</w:t>
-      </w:r>
-      <w:r>
-        <w:rPr>
-          <w:rFonts w:hint="eastAsia" w:ascii="Times New Roman" w:hAnsi="Times New Roman" w:eastAsia="FangSong" w:cs="Times New Roman"/>
-        </w:rPr>
-        <w:t>综合效果</w:t>
-      </w:r>
-      <w:r>
-        <w:rPr>
-          <w:rFonts w:hint="eastAsia" w:ascii="Times New Roman" w:hAnsi="Times New Roman" w:eastAsia="Times New Roman" w:cs="Times New Roman"/>
-        </w:rPr>
-        <w:t>：</w:t>
-      </w:r>
-      <w:r>
-        <w:rPr>
-          <w:rFonts w:hint="eastAsia" w:ascii="Times New Roman" w:hAnsi="Times New Roman" w:eastAsia="FangSong" w:cs="Times New Roman"/>
-        </w:rPr>
-        <w:t>体积增大到约</w:t>
-      </w:r>
-      <w:r>
-        <w:rPr>
-          <w:rFonts w:hint="eastAsia" w:ascii="Times New Roman" w:hAnsi="Times New Roman" w:eastAsia="Times New Roman" w:cs="Times New Roman"/>
-        </w:rPr>
-        <w:t>2.1</w:t>
-      </w:r>
-      <w:r>
-        <w:rPr>
-          <w:rFonts w:hint="eastAsia" w:ascii="Times New Roman" w:hAnsi="Times New Roman" w:eastAsia="FangSong" w:cs="Times New Roman"/>
-        </w:rPr>
-        <w:t>倍</w:t>
-      </w:r>
-      <w:r>
-        <w:rPr>
-          <w:rFonts w:hint="eastAsia" w:ascii="Times New Roman" w:hAnsi="Times New Roman" w:eastAsia="Times New Roman" w:cs="Times New Roman"/>
-        </w:rPr>
-        <w:t>。</w:t>
-      </w:r>
+      </w:pPr>
     </w:p>
     <w:p>
       <w:pPr>
@@ -12019,9 +8904,9 @@
         </w:pict>
       </w:r>
     </w:p>
+    <w:bookmarkEnd w:id="18"/>
     <w:bookmarkEnd w:id="19"/>
-    <w:bookmarkEnd w:id="20"/>
-    <w:bookmarkStart w:id="27" w:name="dalton分压定律混合气体的拆分工具"/>
+    <w:bookmarkStart w:id="26" w:name="dalton分压定律混合气体的拆分工具"/>
     <w:p>
       <w:pPr>
         <w:pStyle w:val="Heading2"/>
@@ -12064,7 +8949,7 @@
         <w:t>）</w:t>
       </w:r>
     </w:p>
-    <w:bookmarkStart w:id="24" w:name="分压的定义与公式"/>
+    <w:bookmarkStart w:id="23" w:name="分压的定义与公式"/>
     <w:p>
       <w:pPr>
         <w:pStyle w:val="Heading3"/>
@@ -12231,18 +9116,18 @@
           <wp:inline>
             <wp:extent cx="2667000" cy="1313597"/>
             <wp:effectExtent b="0" l="0" r="0" t="0"/>
-            <wp:docPr descr="气体分压力测定装置示意图" title="" id="22" name="Picture"/>
+            <wp:docPr descr="气体分压力测定装置示意图" title="" id="21" name="Picture"/>
             <a:graphic>
               <a:graphicData uri="http://schemas.openxmlformats.org/drawingml/2006/picture">
                 <pic:pic>
                   <pic:nvPicPr>
-                    <pic:cNvPr descr="77921da956f62569a2f6cb5f7a4d6866d533a6ad926581c07ed21c8879b53eb6.jpg" id="23" name="Picture"/>
+                    <pic:cNvPr descr="77921da956f62569a2f6cb5f7a4d6866d533a6ad926581c07ed21c8879b53eb6.jpg" id="22" name="Picture"/>
                     <pic:cNvPicPr>
                       <a:picLocks noChangeArrowheads="1" noChangeAspect="1"/>
                     </pic:cNvPicPr>
                   </pic:nvPicPr>
                   <pic:blipFill>
-                    <a:blip r:embed="rId21"/>
+                    <a:blip r:embed="rId20"/>
                     <a:stretch>
                       <a:fillRect/>
                     </a:stretch>
@@ -12303,270 +9188,6 @@
           <w:rFonts w:hint="eastAsia" w:ascii="Times New Roman" w:hAnsi="Times New Roman" w:eastAsia="FangSong" w:cs="Times New Roman"/>
         </w:rPr>
         <w:t>气体分压力测定装置</w:t>
-      </w:r>
-      <w:r>
-        <w:rPr>
-          <w:rFonts w:hint="eastAsia" w:ascii="Times New Roman" w:hAnsi="Times New Roman" w:eastAsia="Times New Roman" w:cs="Times New Roman"/>
-        </w:rPr>
-        <w:t>——</w:t>
-      </w:r>
-      <w:r>
-        <w:rPr>
-          <w:rFonts w:hint="eastAsia" w:ascii="Times New Roman" w:hAnsi="Times New Roman" w:eastAsia="FangSong" w:cs="Times New Roman"/>
-        </w:rPr>
-        <w:t>利用钯管</w:t>
-      </w:r>
-      <w:r>
-        <w:rPr>
-          <w:rFonts w:hint="eastAsia" w:ascii="Times New Roman" w:hAnsi="Times New Roman" w:eastAsia="Times New Roman" w:cs="Times New Roman"/>
-        </w:rPr>
-        <w:t>（</w:t>
-      </w:r>
-      <w:r>
-        <w:rPr>
-          <w:rFonts w:hint="eastAsia" w:ascii="Times New Roman" w:hAnsi="Times New Roman" w:eastAsia="FangSong" w:cs="Times New Roman"/>
-        </w:rPr>
-        <w:t>只允许</w:t>
-      </w:r>
-      <w:r>
-        <w:rPr>
-          <w:rFonts w:ascii="Times New Roman" w:hAnsi="Times New Roman" w:eastAsia="Times New Roman" w:cs="Times New Roman"/>
-        </w:rPr>
-        <w:t xml:space="preserve"> H</w:t>
-      </w:r>
-      <w:r>
-        <w:rPr>
-          <w:rFonts w:ascii="Times New Roman" w:hAnsi="Times New Roman" w:eastAsia="Times New Roman" w:cs="Times New Roman"/>
-          <w:vertAlign w:val="subscript"/>
-        </w:rPr>
-        <w:t>2</w:t>
-      </w:r>
-      <w:r>
-        <w:rPr>
-          <w:rFonts w:ascii="Times New Roman" w:hAnsi="Times New Roman" w:eastAsia="Times New Roman" w:cs="Times New Roman"/>
-        </w:rPr>
-        <w:t xml:space="preserve"> </w:t>
-      </w:r>
-      <w:r>
-        <w:rPr>
-          <w:rFonts w:hint="eastAsia" w:ascii="Times New Roman" w:hAnsi="Times New Roman" w:eastAsia="FangSong" w:cs="Times New Roman"/>
-        </w:rPr>
-        <w:t>透过</w:t>
-      </w:r>
-      <w:r>
-        <w:rPr>
-          <w:rFonts w:hint="eastAsia" w:ascii="Times New Roman" w:hAnsi="Times New Roman" w:eastAsia="Times New Roman" w:cs="Times New Roman"/>
-        </w:rPr>
-        <w:t>）</w:t>
-      </w:r>
-      <w:r>
-        <w:rPr>
-          <w:rFonts w:hint="eastAsia" w:ascii="Times New Roman" w:hAnsi="Times New Roman" w:eastAsia="FangSong" w:cs="Times New Roman"/>
-        </w:rPr>
-        <w:t>测定混合气体</w:t>
-      </w:r>
-      <w:r>
-        <w:rPr>
-          <w:rFonts w:hint="eastAsia" w:ascii="Times New Roman" w:hAnsi="Times New Roman" w:eastAsia="Times New Roman" w:cs="Times New Roman"/>
-        </w:rPr>
-        <w:t>（H</w:t>
-      </w:r>
-      <w:r>
-        <w:rPr>
-          <w:rFonts w:hint="eastAsia" w:ascii="Times New Roman" w:hAnsi="Times New Roman" w:eastAsia="Times New Roman" w:cs="Times New Roman"/>
-          <w:vertAlign w:val="subscript"/>
-        </w:rPr>
-        <w:t>2</w:t>
-      </w:r>
-      <w:r>
-        <w:rPr>
-          <w:rFonts w:ascii="Times New Roman" w:hAnsi="Times New Roman" w:eastAsia="Times New Roman" w:cs="Times New Roman"/>
-        </w:rPr>
-        <w:t xml:space="preserve"> + </w:t>
-      </w:r>
-      <w:r>
-        <w:rPr>
-          <w:rFonts w:hint="eastAsia" w:ascii="Times New Roman" w:hAnsi="Times New Roman" w:eastAsia="Times New Roman" w:cs="Times New Roman"/>
-        </w:rPr>
-        <w:t>Ar）</w:t>
-      </w:r>
-      <w:r>
-        <w:rPr>
-          <w:rFonts w:hint="eastAsia" w:ascii="Times New Roman" w:hAnsi="Times New Roman" w:eastAsia="FangSong" w:cs="Times New Roman"/>
-        </w:rPr>
-        <w:t>中</w:t>
-      </w:r>
-      <w:r>
-        <w:rPr>
-          <w:rFonts w:ascii="Times New Roman" w:hAnsi="Times New Roman" w:eastAsia="Times New Roman" w:cs="Times New Roman"/>
-        </w:rPr>
-        <w:t xml:space="preserve"> H</w:t>
-      </w:r>
-      <w:r>
-        <w:rPr>
-          <w:rFonts w:ascii="Times New Roman" w:hAnsi="Times New Roman" w:eastAsia="Times New Roman" w:cs="Times New Roman"/>
-          <w:vertAlign w:val="subscript"/>
-        </w:rPr>
-        <w:t>2</w:t>
-      </w:r>
-      <w:r>
-        <w:rPr>
-          <w:rFonts w:ascii="Times New Roman" w:hAnsi="Times New Roman" w:eastAsia="Times New Roman" w:cs="Times New Roman"/>
-        </w:rPr>
-        <w:t xml:space="preserve"> </w:t>
-      </w:r>
-      <w:r>
-        <w:rPr>
-          <w:rFonts w:hint="eastAsia" w:ascii="Times New Roman" w:hAnsi="Times New Roman" w:eastAsia="FangSong" w:cs="Times New Roman"/>
-        </w:rPr>
-        <w:t>的分压</w:t>
-      </w:r>
-      <w:r>
-        <w:rPr>
-          <w:rFonts w:hint="eastAsia" w:ascii="Times New Roman" w:hAnsi="Times New Roman" w:eastAsia="Times New Roman" w:cs="Times New Roman"/>
-        </w:rPr>
-        <w:t>。</w:t>
-      </w:r>
-      <w:r>
-        <w:rPr>
-          <w:rFonts w:hint="eastAsia" w:ascii="Times New Roman" w:hAnsi="Times New Roman" w:eastAsia="FangSong" w:cs="Times New Roman"/>
-        </w:rPr>
-        <w:t>当外管</w:t>
-      </w:r>
-      <w:r>
-        <w:rPr>
-          <w:rFonts w:ascii="Times New Roman" w:hAnsi="Times New Roman" w:eastAsia="Times New Roman" w:cs="Times New Roman"/>
-        </w:rPr>
-        <w:t xml:space="preserve"> H</w:t>
-      </w:r>
-      <w:r>
-        <w:rPr>
-          <w:rFonts w:ascii="Times New Roman" w:hAnsi="Times New Roman" w:eastAsia="Times New Roman" w:cs="Times New Roman"/>
-          <w:vertAlign w:val="subscript"/>
-        </w:rPr>
-        <w:t>2</w:t>
-      </w:r>
-      <w:r>
-        <w:rPr>
-          <w:rFonts w:ascii="Times New Roman" w:hAnsi="Times New Roman" w:eastAsia="Times New Roman" w:cs="Times New Roman"/>
-        </w:rPr>
-        <w:t xml:space="preserve"> </w:t>
-      </w:r>
-      <w:r>
-        <w:rPr>
-          <w:rFonts w:hint="eastAsia" w:ascii="Times New Roman" w:hAnsi="Times New Roman" w:eastAsia="FangSong" w:cs="Times New Roman"/>
-        </w:rPr>
-        <w:t xml:space="preserve">纯气的压力与内管中</w:t>
-      </w:r>
-      <w:r>
-        <w:rPr>
-          <w:rFonts w:ascii="Times New Roman" w:hAnsi="Times New Roman" w:eastAsia="Times New Roman" w:cs="Times New Roman"/>
-        </w:rPr>
-        <w:t xml:space="preserve"> H</w:t>
-      </w:r>
-      <w:r>
-        <w:rPr>
-          <w:rFonts w:ascii="Times New Roman" w:hAnsi="Times New Roman" w:eastAsia="Times New Roman" w:cs="Times New Roman"/>
-          <w:vertAlign w:val="subscript"/>
-        </w:rPr>
-        <w:t>2</w:t>
-      </w:r>
-      <w:r>
-        <w:rPr>
-          <w:rFonts w:ascii="Times New Roman" w:hAnsi="Times New Roman" w:eastAsia="Times New Roman" w:cs="Times New Roman"/>
-        </w:rPr>
-        <w:t xml:space="preserve"> </w:t>
-      </w:r>
-      <w:r>
-        <w:rPr>
-          <w:rFonts w:hint="eastAsia" w:ascii="Times New Roman" w:hAnsi="Times New Roman" w:eastAsia="FangSong" w:cs="Times New Roman"/>
-        </w:rPr>
-        <w:t>的分压相等时</w:t>
-      </w:r>
-      <w:r>
-        <w:rPr>
-          <w:rFonts w:hint="eastAsia" w:ascii="Times New Roman" w:hAnsi="Times New Roman" w:eastAsia="Times New Roman" w:cs="Times New Roman"/>
-        </w:rPr>
-        <w:t>，</w:t>
-      </w:r>
-      <w:r>
-        <w:rPr>
-          <w:rFonts w:hint="eastAsia" w:ascii="Times New Roman" w:hAnsi="Times New Roman" w:eastAsia="FangSong" w:cs="Times New Roman"/>
-        </w:rPr>
-        <w:t>右侧压力计读数稳定</w:t>
-      </w:r>
-      <w:r>
-        <w:rPr>
-          <w:rFonts w:hint="eastAsia" w:ascii="Times New Roman" w:hAnsi="Times New Roman" w:eastAsia="Times New Roman" w:cs="Times New Roman"/>
-        </w:rPr>
-        <w:t>，</w:t>
-      </w:r>
-      <w:r>
-        <w:rPr>
-          <w:rFonts w:hint="eastAsia" w:ascii="Times New Roman" w:hAnsi="Times New Roman" w:eastAsia="FangSong" w:cs="Times New Roman"/>
-        </w:rPr>
-        <w:t>测得</w:t>
-      </w:r>
-      <w:r>
-        <w:rPr>
-          <w:rFonts w:ascii="Times New Roman" w:hAnsi="Times New Roman" w:eastAsia="Times New Roman" w:cs="Times New Roman"/>
-        </w:rPr>
-        <w:t xml:space="preserve"> H</w:t>
-      </w:r>
-      <w:r>
-        <w:rPr>
-          <w:rFonts w:ascii="Times New Roman" w:hAnsi="Times New Roman" w:eastAsia="Times New Roman" w:cs="Times New Roman"/>
-          <w:vertAlign w:val="subscript"/>
-        </w:rPr>
-        <w:t>2</w:t>
-      </w:r>
-      <w:r>
-        <w:rPr>
-          <w:rFonts w:ascii="Times New Roman" w:hAnsi="Times New Roman" w:eastAsia="Times New Roman" w:cs="Times New Roman"/>
-        </w:rPr>
-        <w:t xml:space="preserve"> </w:t>
-      </w:r>
-      <w:r>
-        <w:rPr>
-          <w:rFonts w:hint="eastAsia" w:ascii="Times New Roman" w:hAnsi="Times New Roman" w:eastAsia="FangSong" w:cs="Times New Roman"/>
-        </w:rPr>
-        <w:t>分压</w:t>
-      </w:r>
-      <w:r>
-        <w:rPr>
-          <w:rFonts w:hint="eastAsia" w:ascii="Times New Roman" w:hAnsi="Times New Roman" w:eastAsia="Times New Roman" w:cs="Times New Roman"/>
-        </w:rPr>
-        <w:t>；</w:t>
-      </w:r>
-      <w:r>
-        <w:rPr>
-          <w:rFonts w:hint="eastAsia" w:ascii="Times New Roman" w:hAnsi="Times New Roman" w:eastAsia="FangSong" w:cs="Times New Roman"/>
-        </w:rPr>
-        <w:t>混合气的总压由另一支压力计</w:t>
-      </w:r>
-      <w:r>
-        <w:rPr>
-          <w:rFonts w:hint="eastAsia" w:ascii="Times New Roman" w:hAnsi="Times New Roman" w:eastAsia="Times New Roman" w:cs="Times New Roman"/>
-        </w:rPr>
-        <w:t>（</w:t>
-      </w:r>
-      <w:r>
-        <w:rPr>
-          <w:rFonts w:hint="eastAsia" w:ascii="Times New Roman" w:hAnsi="Times New Roman" w:eastAsia="FangSong" w:cs="Times New Roman"/>
-        </w:rPr>
-        <w:t>内管混合气侧</w:t>
-      </w:r>
-      <w:r>
-        <w:rPr>
-          <w:rFonts w:hint="eastAsia" w:ascii="Times New Roman" w:hAnsi="Times New Roman" w:eastAsia="Times New Roman" w:cs="Times New Roman"/>
-        </w:rPr>
-        <w:t>）</w:t>
-      </w:r>
-      <w:r>
-        <w:rPr>
-          <w:rFonts w:hint="eastAsia" w:ascii="Times New Roman" w:hAnsi="Times New Roman" w:eastAsia="FangSong" w:cs="Times New Roman"/>
-        </w:rPr>
-        <w:t>测得</w:t>
       </w:r>
     </w:p>
     <w:p>
@@ -13124,7 +9745,7 @@
           <w:b/>
           <w:bCs/>
         </w:rPr>
-        <w:t xml:space="preserve">物理直觉</w:t>
+        <w:t xml:space="preserve">物理图像</w:t>
       </w:r>
     </w:p>
     <w:p>
@@ -13369,8 +9990,8 @@
         </w:pict>
       </w:r>
     </w:p>
-    <w:bookmarkEnd w:id="24"/>
-    <w:bookmarkStart w:id="25" w:name="分压计算的三种题型"/>
+    <w:bookmarkEnd w:id="23"/>
+    <w:bookmarkStart w:id="24" w:name="分压计算的三种题型"/>
     <w:p>
       <w:pPr>
         <w:pStyle w:val="Heading3"/>
@@ -13586,6 +10207,11 @@
     <w:p>
       <w:pPr>
         <w:pStyle w:val="BodyText"/>
+      </w:pPr>
+    </w:p>
+    <w:p>
+      <w:pPr>
+        <w:pStyle w:val="BodyText"/>
         <w:ind w:firstLine="420"/>
       </w:pPr>
       <w:r>
@@ -13594,403 +10220,23 @@
           <w:b/>
           <w:bCs/>
         </w:rPr>
-        <w:t xml:space="preserve">解</w:t>
-      </w:r>
-      <w:r>
-        <w:rPr>
-          <w:rFonts w:hint="eastAsia" w:ascii="Times New Roman" w:hAnsi="Times New Roman" w:eastAsia="Times New Roman" w:cs="Times New Roman"/>
-        </w:rPr>
-        <w:t xml:space="preserve">：</w:t>
-      </w:r>
-    </w:p>
-    <w:p>
-      <w:pPr>
-        <w:pStyle w:val="BodyText"/>
-      </w:pPr>
-      <m:oMathPara>
-        <m:oMathParaPr>
-          <m:jc m:val="center"/>
-          <m:ctrlPr>
-            <w:rPr>
-              <w:sz w:val="28"/>
-              <w:szCs w:val="28"/>
-            </w:rPr>
-          </m:ctrlPr>
-        </m:oMathParaPr>
-        <m:oMath>
-          <m:sSub>
-            <m:e>
-              <m:r>
-                <m:t>p</m:t>
-              </m:r>
-            </m:e>
-            <m:sub>
-              <m:sSub>
-                <m:e>
-                  <m:r>
-                    <m:t>N</m:t>
-                  </m:r>
-                </m:e>
-                <m:sub>
-                  <m:r>
-                    <m:t>2</m:t>
-                  </m:r>
-                </m:sub>
-              </m:sSub>
-            </m:sub>
-          </m:sSub>
-          <m:r>
-            <m:rPr>
-              <m:sty m:val="p"/>
-            </m:rPr>
-            <m:t>=</m:t>
-          </m:r>
-          <m:sSub>
-            <m:e>
-              <m:r>
-                <m:t>x</m:t>
-              </m:r>
-            </m:e>
-            <m:sub>
-              <m:sSub>
-                <m:e>
-                  <m:r>
-                    <m:t>N</m:t>
-                  </m:r>
-                </m:e>
-                <m:sub>
-                  <m:r>
-                    <m:t>2</m:t>
-                  </m:r>
-                </m:sub>
-              </m:sSub>
-            </m:sub>
-          </m:sSub>
-          <m:r>
-            <m:rPr>
-              <m:sty m:val="p"/>
-            </m:rPr>
-            <m:t>×</m:t>
-          </m:r>
-          <m:sSub>
-            <m:e>
-              <m:r>
-                <m:t>p</m:t>
-              </m:r>
-            </m:e>
-            <m:sub>
-              <m:r>
-                <m:rPr>
-                  <m:nor/>
-                  <m:sty m:val="p"/>
-                </m:rPr>
-                <m:t>总</m:t>
-              </m:r>
-            </m:sub>
-          </m:sSub>
-          <m:r>
-            <m:rPr>
-              <m:sty m:val="p"/>
-            </m:rPr>
-            <m:t>=</m:t>
-          </m:r>
-          <m:r>
-            <m:t>0.79</m:t>
-          </m:r>
-          <m:r>
-            <m:rPr>
-              <m:sty m:val="p"/>
-            </m:rPr>
-            <m:t>×</m:t>
-          </m:r>
-          <m:r>
-            <m:t>101.3</m:t>
-          </m:r>
-          <m:r>
-            <m:rPr>
-              <m:sty m:val="p"/>
-            </m:rPr>
-            <m:t>=</m:t>
-          </m:r>
-          <m:r>
-            <m:t>80.0</m:t>
-          </m:r>
-          <m:r>
-            <m:rPr>
-              <m:nor/>
-              <m:sty m:val="p"/>
-            </m:rPr>
-            <m:t> kPa</m:t>
-          </m:r>
-        </m:oMath>
-      </m:oMathPara>
-    </w:p>
-    <w:p>
-      <w:pPr>
-        <w:pStyle w:val="FirstParagraph"/>
-      </w:pPr>
-      <m:oMathPara>
-        <m:oMathParaPr>
-          <m:jc m:val="center"/>
-          <m:ctrlPr>
-            <w:rPr>
-              <w:sz w:val="28"/>
-              <w:szCs w:val="28"/>
-            </w:rPr>
-          </m:ctrlPr>
-        </m:oMathParaPr>
-        <m:oMath>
-          <m:sSub>
-            <m:e>
-              <m:r>
-                <m:t>p</m:t>
-              </m:r>
-            </m:e>
-            <m:sub>
-              <m:sSub>
-                <m:e>
-                  <m:r>
-                    <m:t>O</m:t>
-                  </m:r>
-                </m:e>
-                <m:sub>
-                  <m:r>
-                    <m:t>2</m:t>
-                  </m:r>
-                </m:sub>
-              </m:sSub>
-            </m:sub>
-          </m:sSub>
-          <m:r>
-            <m:rPr>
-              <m:sty m:val="p"/>
-            </m:rPr>
-            <m:t>=</m:t>
-          </m:r>
-          <m:sSub>
-            <m:e>
-              <m:r>
-                <m:t>x</m:t>
-              </m:r>
-            </m:e>
-            <m:sub>
-              <m:sSub>
-                <m:e>
-                  <m:r>
-                    <m:t>O</m:t>
-                  </m:r>
-                </m:e>
-                <m:sub>
-                  <m:r>
-                    <m:t>2</m:t>
-                  </m:r>
-                </m:sub>
-              </m:sSub>
-            </m:sub>
-          </m:sSub>
-          <m:r>
-            <m:rPr>
-              <m:sty m:val="p"/>
-            </m:rPr>
-            <m:t>×</m:t>
-          </m:r>
-          <m:sSub>
-            <m:e>
-              <m:r>
-                <m:t>p</m:t>
-              </m:r>
-            </m:e>
-            <m:sub>
-              <m:r>
-                <m:rPr>
-                  <m:nor/>
-                  <m:sty m:val="p"/>
-                </m:rPr>
-                <m:t>总</m:t>
-              </m:r>
-            </m:sub>
-          </m:sSub>
-          <m:r>
-            <m:rPr>
-              <m:sty m:val="p"/>
-            </m:rPr>
-            <m:t>=</m:t>
-          </m:r>
-          <m:r>
-            <m:t>0.21</m:t>
-          </m:r>
-          <m:r>
-            <m:rPr>
-              <m:sty m:val="p"/>
-            </m:rPr>
-            <m:t>×</m:t>
-          </m:r>
-          <m:r>
-            <m:t>101.3</m:t>
-          </m:r>
-          <m:r>
-            <m:rPr>
-              <m:sty m:val="p"/>
-            </m:rPr>
-            <m:t>=</m:t>
-          </m:r>
-          <m:r>
-            <m:t>21.3</m:t>
-          </m:r>
-          <m:r>
-            <m:rPr>
-              <m:nor/>
-              <m:sty m:val="p"/>
-            </m:rPr>
-            <m:t> kPa</m:t>
-          </m:r>
-        </m:oMath>
-      </m:oMathPara>
-    </w:p>
-    <w:p>
-      <w:pPr>
-        <w:pStyle w:val="FirstParagraph"/>
-        <w:ind w:firstLine="420"/>
-      </w:pPr>
-      <w:r>
-        <w:rPr>
-          <w:rFonts w:hint="eastAsia" w:ascii="Times New Roman" w:hAnsi="Times New Roman" w:eastAsia="FangSong" w:cs="Times New Roman"/>
+        <w:t>题型</w:t>
+      </w:r>
+      <w:r>
+        <w:rPr>
+          <w:rFonts w:hint="eastAsia" w:ascii="Times New Roman" w:hAnsi="Times New Roman" w:eastAsia="Times New Roman" w:cs="Times New Roman"/>
           <w:b/>
           <w:bCs/>
         </w:rPr>
-        <w:t xml:space="preserve">验证</w:t>
-      </w:r>
-      <w:r>
-        <w:rPr>
-          <w:rFonts w:hint="eastAsia" w:ascii="Times New Roman" w:hAnsi="Times New Roman" w:eastAsia="Times New Roman" w:cs="Times New Roman"/>
-        </w:rPr>
-        <w:t xml:space="preserve">：</w:t>
-      </w:r>
-      <m:oMath>
-        <m:oMathPr>
-          <m:ctrlPr>
-            <w:rPr>
-              <w:sz w:val="28"/>
-              <w:szCs w:val="28"/>
-            </w:rPr>
-          </m:ctrlPr>
-        </m:oMathPr>
-        <m:sSub>
-          <m:e>
-            <m:r>
-              <m:t>p</m:t>
-            </m:r>
-          </m:e>
-          <m:sub>
-            <m:sSub>
-              <m:e>
-                <m:r>
-                  <m:t>N</m:t>
-                </m:r>
-              </m:e>
-              <m:sub>
-                <m:r>
-                  <m:t>2</m:t>
-                </m:r>
-              </m:sub>
-            </m:sSub>
-          </m:sub>
-        </m:sSub>
-        <m:r>
-          <m:rPr>
-            <m:sty m:val="p"/>
-          </m:rPr>
-          <m:t>+</m:t>
-        </m:r>
-        <m:sSub>
-          <m:e>
-            <m:r>
-              <m:t>p</m:t>
-            </m:r>
-          </m:e>
-          <m:sub>
-            <m:sSub>
-              <m:e>
-                <m:r>
-                  <m:t>O</m:t>
-                </m:r>
-              </m:e>
-              <m:sub>
-                <m:r>
-                  <m:t>2</m:t>
-                </m:r>
-              </m:sub>
-            </m:sSub>
-          </m:sub>
-        </m:sSub>
-        <m:r>
-          <m:rPr>
-            <m:sty m:val="p"/>
-          </m:rPr>
-          <m:t>=</m:t>
-        </m:r>
-        <m:r>
-          <m:t>80.0</m:t>
-        </m:r>
-        <m:r>
-          <m:rPr>
-            <m:sty m:val="p"/>
-          </m:rPr>
-          <m:t>+</m:t>
-        </m:r>
-        <m:r>
-          <m:t>21.3</m:t>
-        </m:r>
-        <m:r>
-          <m:rPr>
-            <m:sty m:val="p"/>
-          </m:rPr>
-          <m:t>=</m:t>
-        </m:r>
-        <m:r>
-          <m:t>101.3</m:t>
-        </m:r>
-        <m:r>
-          <m:rPr>
-            <m:nor/>
-            <m:sty m:val="p"/>
-          </m:rPr>
-          <m:t> kPa</m:t>
-        </m:r>
-        <m:r>
-          <m:rPr>
-            <m:sty m:val="p"/>
-          </m:rPr>
-          <m:t>=</m:t>
-        </m:r>
-        <m:sSub>
-          <m:e>
-            <m:r>
-              <m:t>p</m:t>
-            </m:r>
-          </m:e>
-          <m:sub>
-            <m:r>
-              <m:rPr>
-                <m:nor/>
-                <m:sty m:val="p"/>
-              </m:rPr>
-              <m:t>总</m:t>
-            </m:r>
-          </m:sub>
-        </m:sSub>
-      </m:oMath>
-      <w:r>
-        <w:rPr>
-          <w:rFonts w:ascii="Times New Roman" w:hAnsi="Times New Roman" w:eastAsia="Times New Roman" w:cs="Times New Roman"/>
-        </w:rPr>
-        <w:t xml:space="preserve"> </w:t>
-      </w:r>
-      <w:r>
-        <w:rPr>
-          <w:rFonts w:ascii="Times New Roman" w:hAnsi="Times New Roman" w:eastAsia="Times New Roman" w:cs="Times New Roman"/>
-        </w:rPr>
-        <w:t xml:space="preserve">✓</w:t>
+        <w:t>B：</w:t>
+      </w:r>
+      <w:r>
+        <w:rPr>
+          <w:rFonts w:hint="eastAsia" w:ascii="Times New Roman" w:hAnsi="Times New Roman" w:eastAsia="FangSong" w:cs="Times New Roman"/>
+          <w:b/>
+          <w:bCs/>
+        </w:rPr>
+        <w:t>已知分压求组成</w:t>
       </w:r>
     </w:p>
     <w:p>
@@ -14004,7 +10250,7 @@
           <w:b/>
           <w:bCs/>
         </w:rPr>
-        <w:t>题型</w:t>
+        <w:t>例题</w:t>
       </w:r>
       <w:r>
         <w:rPr>
@@ -14012,15 +10258,146 @@
           <w:b/>
           <w:bCs/>
         </w:rPr>
-        <w:t>B：</w:t>
-      </w:r>
+        <w:t>3.2</w:t>
+      </w:r>
+      <w:r>
+        <w:rPr>
+          <w:rFonts w:hint="eastAsia" w:ascii="Times New Roman" w:hAnsi="Times New Roman" w:eastAsia="Times New Roman" w:cs="Times New Roman"/>
+        </w:rPr>
+        <w:t>：</w:t>
+      </w:r>
+      <w:r>
+        <w:rPr>
+          <w:rFonts w:hint="eastAsia" w:ascii="Times New Roman" w:hAnsi="Times New Roman" w:eastAsia="FangSong" w:cs="Times New Roman"/>
+        </w:rPr>
+        <w:t>在</w:t>
+      </w:r>
+      <w:r>
+        <w:rPr>
+          <w:rFonts w:hint="eastAsia" w:ascii="Times New Roman" w:hAnsi="Times New Roman" w:eastAsia="Times New Roman" w:cs="Times New Roman"/>
+        </w:rPr>
+        <w:t>101.3</w:t>
+      </w:r>
+      <w:r>
+        <w:rPr>
+          <w:rFonts w:ascii="Times New Roman" w:hAnsi="Times New Roman" w:eastAsia="Times New Roman" w:cs="Times New Roman"/>
+        </w:rPr>
+        <w:t xml:space="preserve"> </w:t>
+      </w:r>
+      <w:r>
+        <w:rPr>
+          <w:rFonts w:hint="eastAsia" w:ascii="Times New Roman" w:hAnsi="Times New Roman" w:eastAsia="Times New Roman" w:cs="Times New Roman"/>
+        </w:rPr>
+        <w:t>kPa</w:t>
+      </w:r>
+      <w:r>
+        <w:rPr>
+          <w:rFonts w:hint="eastAsia" w:ascii="Times New Roman" w:hAnsi="Times New Roman" w:eastAsia="FangSong" w:cs="Times New Roman"/>
+        </w:rPr>
+        <w:t>的空气中</w:t>
+      </w:r>
+      <w:r>
+        <w:rPr>
+          <w:rFonts w:hint="eastAsia" w:ascii="Times New Roman" w:hAnsi="Times New Roman" w:eastAsia="Times New Roman" w:cs="Times New Roman"/>
+        </w:rPr>
+        <w:t>，O</w:t>
+      </w:r>
+      <w:r>
+        <w:rPr>
+          <w:rFonts w:hint="eastAsia" w:ascii="Times New Roman" w:hAnsi="Times New Roman" w:eastAsia="Times New Roman" w:cs="Times New Roman"/>
+          <w:vertAlign w:val="subscript"/>
+        </w:rPr>
+        <w:t>2</w:t>
+      </w:r>
+      <w:r>
+        <w:rPr>
+          <w:rFonts w:hint="eastAsia" w:ascii="Times New Roman" w:hAnsi="Times New Roman" w:eastAsia="FangSong" w:cs="Times New Roman"/>
+        </w:rPr>
+        <w:t>的分压为</w:t>
+      </w:r>
+      <w:r>
+        <w:rPr>
+          <w:rFonts w:hint="eastAsia" w:ascii="Times New Roman" w:hAnsi="Times New Roman" w:eastAsia="Times New Roman" w:cs="Times New Roman"/>
+        </w:rPr>
+        <w:t>21.3</w:t>
+      </w:r>
+      <w:r>
+        <w:rPr>
+          <w:rFonts w:ascii="Times New Roman" w:hAnsi="Times New Roman" w:eastAsia="Times New Roman" w:cs="Times New Roman"/>
+        </w:rPr>
+        <w:t xml:space="preserve"> </w:t>
+      </w:r>
+      <w:r>
+        <w:rPr>
+          <w:rFonts w:hint="eastAsia" w:ascii="Times New Roman" w:hAnsi="Times New Roman" w:eastAsia="Times New Roman" w:cs="Times New Roman"/>
+        </w:rPr>
+        <w:t>kPa。</w:t>
+      </w:r>
+      <w:r>
+        <w:rPr>
+          <w:rFonts w:hint="eastAsia" w:ascii="Times New Roman" w:hAnsi="Times New Roman" w:eastAsia="FangSong" w:cs="Times New Roman"/>
+        </w:rPr>
+        <w:t>求</w:t>
+      </w:r>
+      <w:r>
+        <w:rPr>
+          <w:rFonts w:hint="eastAsia" w:ascii="Times New Roman" w:hAnsi="Times New Roman" w:eastAsia="Times New Roman" w:cs="Times New Roman"/>
+        </w:rPr>
+        <w:t>O</w:t>
+      </w:r>
+      <w:r>
+        <w:rPr>
+          <w:rFonts w:hint="eastAsia" w:ascii="Times New Roman" w:hAnsi="Times New Roman" w:eastAsia="Times New Roman" w:cs="Times New Roman"/>
+          <w:vertAlign w:val="subscript"/>
+        </w:rPr>
+        <w:t>2</w:t>
+      </w:r>
+      <w:r>
+        <w:rPr>
+          <w:rFonts w:hint="eastAsia" w:ascii="Times New Roman" w:hAnsi="Times New Roman" w:eastAsia="FangSong" w:cs="Times New Roman"/>
+        </w:rPr>
+        <w:t>的摩尔分数</w:t>
+      </w:r>
+      <w:r>
+        <w:rPr>
+          <w:rFonts w:hint="eastAsia" w:ascii="Times New Roman" w:hAnsi="Times New Roman" w:eastAsia="Times New Roman" w:cs="Times New Roman"/>
+        </w:rPr>
+        <w:t>。</w:t>
+      </w:r>
+    </w:p>
+    <w:p>
+      <w:pPr>
+        <w:pStyle w:val="BodyText"/>
+      </w:pPr>
+    </w:p>
+    <w:p>
+      <w:pPr>
+        <w:pStyle w:val="BodyText"/>
+        <w:ind w:firstLine="420"/>
+      </w:pPr>
       <w:r>
         <w:rPr>
           <w:rFonts w:hint="eastAsia" w:ascii="Times New Roman" w:hAnsi="Times New Roman" w:eastAsia="FangSong" w:cs="Times New Roman"/>
           <w:b/>
           <w:bCs/>
         </w:rPr>
-        <w:t>已知分压求组成</w:t>
+        <w:t>题型</w:t>
+      </w:r>
+      <w:r>
+        <w:rPr>
+          <w:rFonts w:hint="eastAsia" w:ascii="Times New Roman" w:hAnsi="Times New Roman" w:eastAsia="Times New Roman" w:cs="Times New Roman"/>
+          <w:b/>
+          <w:bCs/>
+        </w:rPr>
+        <w:t>C：</w:t>
+      </w:r>
+      <w:r>
+        <w:rPr>
+          <w:rFonts w:hint="eastAsia" w:ascii="Times New Roman" w:hAnsi="Times New Roman" w:eastAsia="FangSong" w:cs="Times New Roman"/>
+          <w:b/>
+          <w:bCs/>
+        </w:rPr>
+        <w:t>化学反应中的分压变化</w:t>
       </w:r>
     </w:p>
     <w:p>
@@ -14042,7 +10419,7 @@
           <w:b/>
           <w:bCs/>
         </w:rPr>
-        <w:t>3.2</w:t>
+        <w:t>3.3</w:t>
       </w:r>
       <w:r>
         <w:rPr>
@@ -14054,37 +10431,37 @@
         <w:rPr>
           <w:rFonts w:hint="eastAsia" w:ascii="Times New Roman" w:hAnsi="Times New Roman" w:eastAsia="FangSong" w:cs="Times New Roman"/>
         </w:rPr>
-        <w:t>在</w:t>
-      </w:r>
-      <w:r>
-        <w:rPr>
-          <w:rFonts w:hint="eastAsia" w:ascii="Times New Roman" w:hAnsi="Times New Roman" w:eastAsia="Times New Roman" w:cs="Times New Roman"/>
-        </w:rPr>
-        <w:t>101.3</w:t>
-      </w:r>
-      <w:r>
-        <w:rPr>
-          <w:rFonts w:ascii="Times New Roman" w:hAnsi="Times New Roman" w:eastAsia="Times New Roman" w:cs="Times New Roman"/>
-        </w:rPr>
-        <w:t xml:space="preserve"> </w:t>
-      </w:r>
-      <w:r>
-        <w:rPr>
-          <w:rFonts w:hint="eastAsia" w:ascii="Times New Roman" w:hAnsi="Times New Roman" w:eastAsia="Times New Roman" w:cs="Times New Roman"/>
-        </w:rPr>
-        <w:t>kPa</w:t>
-      </w:r>
-      <w:r>
-        <w:rPr>
-          <w:rFonts w:hint="eastAsia" w:ascii="Times New Roman" w:hAnsi="Times New Roman" w:eastAsia="FangSong" w:cs="Times New Roman"/>
-        </w:rPr>
-        <w:t>的空气中</w:t>
-      </w:r>
-      <w:r>
-        <w:rPr>
-          <w:rFonts w:hint="eastAsia" w:ascii="Times New Roman" w:hAnsi="Times New Roman" w:eastAsia="Times New Roman" w:cs="Times New Roman"/>
-        </w:rPr>
-        <w:t>，O</w:t>
+        <w:t>在恒温恒容容器中</w:t>
+      </w:r>
+      <w:r>
+        <w:rPr>
+          <w:rFonts w:hint="eastAsia" w:ascii="Times New Roman" w:hAnsi="Times New Roman" w:eastAsia="Times New Roman" w:cs="Times New Roman"/>
+        </w:rPr>
+        <w:t>，</w:t>
+      </w:r>
+      <w:r>
+        <w:rPr>
+          <w:rFonts w:hint="eastAsia" w:ascii="Times New Roman" w:hAnsi="Times New Roman" w:eastAsia="FangSong" w:cs="Times New Roman"/>
+        </w:rPr>
+        <w:t>有</w:t>
+      </w:r>
+      <w:r>
+        <w:rPr>
+          <w:rFonts w:hint="eastAsia" w:ascii="Times New Roman" w:hAnsi="Times New Roman" w:eastAsia="Times New Roman" w:cs="Times New Roman"/>
+        </w:rPr>
+        <w:t>2.00</w:t>
+      </w:r>
+      <w:r>
+        <w:rPr>
+          <w:rFonts w:ascii="Times New Roman" w:hAnsi="Times New Roman" w:eastAsia="Times New Roman" w:cs="Times New Roman"/>
+        </w:rPr>
+        <w:t xml:space="preserve"> mol </w:t>
+      </w:r>
+      <w:r>
+        <w:rPr>
+          <w:rFonts w:hint="eastAsia" w:ascii="Times New Roman" w:hAnsi="Times New Roman" w:eastAsia="Times New Roman" w:cs="Times New Roman"/>
+        </w:rPr>
+        <w:t>N</w:t>
       </w:r>
       <w:r>
         <w:rPr>
@@ -14097,13 +10474,50 @@
         <w:rPr>
           <w:rFonts w:hint="eastAsia" w:ascii="Times New Roman" w:hAnsi="Times New Roman" w:eastAsia="FangSong" w:cs="Times New Roman"/>
         </w:rPr>
-        <w:t>的分压为</w:t>
-      </w:r>
-      <w:r>
-        <w:rPr>
-          <w:rFonts w:hint="eastAsia" w:ascii="Times New Roman" w:hAnsi="Times New Roman" w:eastAsia="Times New Roman" w:cs="Times New Roman"/>
-        </w:rPr>
-        <w:t>21.3</w:t>
+        <w:t>和</w:t>
+      </w:r>
+      <w:r>
+        <w:rPr>
+          <w:rFonts w:hint="eastAsia" w:ascii="Times New Roman" w:hAnsi="Times New Roman" w:eastAsia="Times New Roman" w:cs="Times New Roman"/>
+        </w:rPr>
+        <w:t>6.00</w:t>
+      </w:r>
+      <w:r>
+        <w:rPr>
+          <w:rFonts w:ascii="Times New Roman" w:hAnsi="Times New Roman" w:eastAsia="Times New Roman" w:cs="Times New Roman"/>
+        </w:rPr>
+        <w:t xml:space="preserve"> mol </w:t>
+      </w:r>
+      <w:r>
+        <w:rPr>
+          <w:rFonts w:hint="eastAsia" w:ascii="Times New Roman" w:hAnsi="Times New Roman" w:eastAsia="Times New Roman" w:cs="Times New Roman"/>
+        </w:rPr>
+        <w:t>H</w:t>
+      </w:r>
+      <w:r>
+        <w:rPr>
+          <w:rFonts w:hint="eastAsia" w:ascii="Times New Roman" w:hAnsi="Times New Roman" w:eastAsia="Times New Roman" w:cs="Times New Roman"/>
+          <w:vertAlign w:val="subscript"/>
+        </w:rPr>
+        <w:t>2</w:t>
+      </w:r>
+      <w:r>
+        <w:rPr>
+          <w:rFonts w:hint="eastAsia" w:ascii="Times New Roman" w:hAnsi="Times New Roman" w:eastAsia="Times New Roman" w:cs="Times New Roman"/>
+        </w:rPr>
+        <w:t>，</w:t>
+      </w:r>
+      <w:r>
+        <w:rPr>
+          <w:rFonts w:hint="eastAsia" w:ascii="Times New Roman" w:hAnsi="Times New Roman" w:eastAsia="FangSong" w:cs="Times New Roman"/>
+        </w:rPr>
+        <w:t>总压为</w:t>
+      </w:r>
+      <w:r>
+        <w:rPr>
+          <w:rFonts w:hint="eastAsia" w:ascii="Times New Roman" w:hAnsi="Times New Roman" w:eastAsia="Times New Roman" w:cs="Times New Roman"/>
+        </w:rPr>
+        <w:t>200</w:t>
       </w:r>
       <w:r>
         <w:rPr>
@@ -14121,1022 +10535,94 @@
         <w:rPr>
           <w:rFonts w:hint="eastAsia" w:ascii="Times New Roman" w:hAnsi="Times New Roman" w:eastAsia="FangSong" w:cs="Times New Roman"/>
         </w:rPr>
-        <w:t>求</w:t>
-      </w:r>
-      <w:r>
-        <w:rPr>
-          <w:rFonts w:hint="eastAsia" w:ascii="Times New Roman" w:hAnsi="Times New Roman" w:eastAsia="Times New Roman" w:cs="Times New Roman"/>
-        </w:rPr>
-        <w:t>O</w:t>
-      </w:r>
-      <w:r>
-        <w:rPr>
-          <w:rFonts w:hint="eastAsia" w:ascii="Times New Roman" w:hAnsi="Times New Roman" w:eastAsia="Times New Roman" w:cs="Times New Roman"/>
+        <w:t>反应</w:t>
+      </w:r>
+      <w:r>
+        <w:rPr>
+          <w:rFonts w:ascii="Times New Roman" w:hAnsi="Times New Roman" w:eastAsia="Times New Roman" w:cs="Times New Roman"/>
+        </w:rPr>
+        <w:t xml:space="preserve"> N</w:t>
+      </w:r>
+      <w:r>
+        <w:rPr>
+          <w:rFonts w:ascii="Times New Roman" w:hAnsi="Times New Roman" w:eastAsia="Times New Roman" w:cs="Times New Roman"/>
           <w:vertAlign w:val="subscript"/>
         </w:rPr>
         <w:t>2</w:t>
       </w:r>
       <w:r>
         <w:rPr>
-          <w:rFonts w:hint="eastAsia" w:ascii="Times New Roman" w:hAnsi="Times New Roman" w:eastAsia="FangSong" w:cs="Times New Roman"/>
-        </w:rPr>
-        <w:t>的摩尔分数</w:t>
-      </w:r>
-      <w:r>
-        <w:rPr>
-          <w:rFonts w:hint="eastAsia" w:ascii="Times New Roman" w:hAnsi="Times New Roman" w:eastAsia="Times New Roman" w:cs="Times New Roman"/>
-        </w:rPr>
-        <w:t>。</w:t>
+          <w:rFonts w:ascii="Times New Roman" w:hAnsi="Times New Roman" w:eastAsia="Times New Roman" w:cs="Times New Roman"/>
+        </w:rPr>
+        <w:t xml:space="preserve"> + 3H</w:t>
+      </w:r>
+      <w:r>
+        <w:rPr>
+          <w:rFonts w:ascii="Times New Roman" w:hAnsi="Times New Roman" w:eastAsia="Times New Roman" w:cs="Times New Roman"/>
+          <w:vertAlign w:val="subscript"/>
+        </w:rPr>
+        <w:t>2</w:t>
+      </w:r>
+      <w:r>
+        <w:rPr>
+          <w:rFonts w:ascii="Times New Roman" w:hAnsi="Times New Roman" w:eastAsia="Times New Roman" w:cs="Times New Roman"/>
+        </w:rPr>
+        <w:t xml:space="preserve"> → 2NH</w:t>
+      </w:r>
+      <w:r>
+        <w:rPr>
+          <w:rFonts w:ascii="Times New Roman" w:hAnsi="Times New Roman" w:eastAsia="Times New Roman" w:cs="Times New Roman"/>
+          <w:vertAlign w:val="subscript"/>
+        </w:rPr>
+        <w:t>3</w:t>
+      </w:r>
+      <w:r>
+        <w:rPr>
+          <w:rFonts w:ascii="Times New Roman" w:hAnsi="Times New Roman" w:eastAsia="Times New Roman" w:cs="Times New Roman"/>
+        </w:rPr>
+        <w:t xml:space="preserve"> </w:t>
+      </w:r>
+      <w:r>
+        <w:rPr>
+          <w:rFonts w:hint="eastAsia" w:ascii="Times New Roman" w:hAnsi="Times New Roman" w:eastAsia="FangSong" w:cs="Times New Roman"/>
+        </w:rPr>
+        <w:t>完全进行后</w:t>
+      </w:r>
+      <w:r>
+        <w:rPr>
+          <w:rFonts w:hint="eastAsia" w:ascii="Times New Roman" w:hAnsi="Times New Roman" w:eastAsia="Times New Roman" w:cs="Times New Roman"/>
+        </w:rPr>
+        <w:t>，</w:t>
+      </w:r>
+      <w:r>
+        <w:rPr>
+          <w:rFonts w:hint="eastAsia" w:ascii="Times New Roman" w:hAnsi="Times New Roman" w:eastAsia="FangSong" w:cs="Times New Roman"/>
+        </w:rPr>
+        <w:t>求各组分的分压</w:t>
+      </w:r>
+      <w:r>
+        <w:rPr>
+          <w:rFonts w:hint="eastAsia" w:ascii="Times New Roman" w:hAnsi="Times New Roman" w:eastAsia="Times New Roman" w:cs="Times New Roman"/>
+        </w:rPr>
+        <w:t>（</w:t>
+      </w:r>
+      <w:r>
+        <w:rPr>
+          <w:rFonts w:hint="eastAsia" w:ascii="Times New Roman" w:hAnsi="Times New Roman" w:eastAsia="FangSong" w:cs="Times New Roman"/>
+        </w:rPr>
+        <w:t>假设产物仍为气态</w:t>
+      </w:r>
+      <w:r>
+        <w:rPr>
+          <w:rFonts w:hint="eastAsia" w:ascii="Times New Roman" w:hAnsi="Times New Roman" w:eastAsia="Times New Roman" w:cs="Times New Roman"/>
+        </w:rPr>
+        <w:t>）。</w:t>
       </w:r>
     </w:p>
     <w:p>
       <w:pPr>
         <w:pStyle w:val="BodyText"/>
-        <w:ind w:firstLine="420"/>
-      </w:pPr>
-      <w:r>
-        <w:rPr>
-          <w:rFonts w:hint="eastAsia" w:ascii="Times New Roman" w:hAnsi="Times New Roman" w:eastAsia="FangSong" w:cs="Times New Roman"/>
-          <w:b/>
-          <w:bCs/>
-        </w:rPr>
-        <w:t xml:space="preserve">解</w:t>
-      </w:r>
-      <w:r>
-        <w:rPr>
-          <w:rFonts w:hint="eastAsia" w:ascii="Times New Roman" w:hAnsi="Times New Roman" w:eastAsia="Times New Roman" w:cs="Times New Roman"/>
-        </w:rPr>
-        <w:t xml:space="preserve">：</w:t>
-      </w:r>
-    </w:p>
-    <w:p>
-      <w:pPr>
-        <w:pStyle w:val="BodyText"/>
-      </w:pPr>
-      <m:oMathPara>
-        <m:oMathParaPr>
-          <m:jc m:val="center"/>
-          <m:ctrlPr>
-            <w:rPr>
-              <w:sz w:val="28"/>
-              <w:szCs w:val="28"/>
-            </w:rPr>
-          </m:ctrlPr>
-        </m:oMathParaPr>
-        <m:oMath>
-          <m:sSub>
-            <m:e>
-              <m:r>
-                <m:t>x</m:t>
-              </m:r>
-            </m:e>
-            <m:sub>
-              <m:sSub>
-                <m:e>
-                  <m:r>
-                    <m:t>O</m:t>
-                  </m:r>
-                </m:e>
-                <m:sub>
-                  <m:r>
-                    <m:t>2</m:t>
-                  </m:r>
-                </m:sub>
-              </m:sSub>
-            </m:sub>
-          </m:sSub>
-          <m:r>
-            <m:rPr>
-              <m:sty m:val="p"/>
-            </m:rPr>
-            <m:t>=</m:t>
-          </m:r>
-          <m:f>
-            <m:fPr>
-              <m:type m:val="bar"/>
-            </m:fPr>
-            <m:num>
-              <m:sSub>
-                <m:e>
-                  <m:r>
-                    <m:t>p</m:t>
-                  </m:r>
-                </m:e>
-                <m:sub>
-                  <m:sSub>
-                    <m:e>
-                      <m:r>
-                        <m:t>O</m:t>
-                      </m:r>
-                    </m:e>
-                    <m:sub>
-                      <m:r>
-                        <m:t>2</m:t>
-                      </m:r>
-                    </m:sub>
-                  </m:sSub>
-                </m:sub>
-              </m:sSub>
-            </m:num>
-            <m:den>
-              <m:sSub>
-                <m:e>
-                  <m:r>
-                    <m:t>p</m:t>
-                  </m:r>
-                </m:e>
-                <m:sub>
-                  <m:r>
-                    <m:rPr>
-                      <m:nor/>
-                      <m:sty m:val="p"/>
-                    </m:rPr>
-                    <m:t>总</m:t>
-                  </m:r>
-                </m:sub>
-              </m:sSub>
-            </m:den>
-          </m:f>
-          <m:r>
-            <m:rPr>
-              <m:sty m:val="p"/>
-            </m:rPr>
-            <m:t>=</m:t>
-          </m:r>
-          <m:f>
-            <m:fPr>
-              <m:type m:val="bar"/>
-            </m:fPr>
-            <m:num>
-              <m:r>
-                <m:t>21.3</m:t>
-              </m:r>
-            </m:num>
-            <m:den>
-              <m:r>
-                <m:t>101.3</m:t>
-              </m:r>
-            </m:den>
-          </m:f>
-          <m:r>
-            <m:rPr>
-              <m:sty m:val="p"/>
-            </m:rPr>
-            <m:t>=</m:t>
-          </m:r>
-          <m:r>
-            <m:t>0.210</m:t>
-          </m:r>
-        </m:oMath>
-      </m:oMathPara>
-    </w:p>
-    <w:p>
-      <w:pPr>
-        <w:pStyle w:val="FirstParagraph"/>
-        <w:ind w:firstLine="420"/>
-      </w:pPr>
-      <w:r>
-        <w:rPr>
-          <w:rFonts w:hint="eastAsia" w:ascii="Times New Roman" w:hAnsi="Times New Roman" w:eastAsia="FangSong" w:cs="Times New Roman"/>
-          <w:b/>
-          <w:bCs/>
-        </w:rPr>
-        <w:t>题型</w:t>
-      </w:r>
-      <w:r>
-        <w:rPr>
-          <w:rFonts w:hint="eastAsia" w:ascii="Times New Roman" w:hAnsi="Times New Roman" w:eastAsia="Times New Roman" w:cs="Times New Roman"/>
-          <w:b/>
-          <w:bCs/>
-        </w:rPr>
-        <w:t>C：</w:t>
-      </w:r>
-      <w:r>
-        <w:rPr>
-          <w:rFonts w:hint="eastAsia" w:ascii="Times New Roman" w:hAnsi="Times New Roman" w:eastAsia="FangSong" w:cs="Times New Roman"/>
-          <w:b/>
-          <w:bCs/>
-        </w:rPr>
-        <w:t>化学反应中的分压变化</w:t>
-      </w:r>
-    </w:p>
-    <w:p>
-      <w:pPr>
-        <w:pStyle w:val="BodyText"/>
-        <w:ind w:firstLine="420"/>
-      </w:pPr>
-      <w:r>
-        <w:rPr>
-          <w:rFonts w:hint="eastAsia" w:ascii="Times New Roman" w:hAnsi="Times New Roman" w:eastAsia="FangSong" w:cs="Times New Roman"/>
-          <w:b/>
-          <w:bCs/>
-        </w:rPr>
-        <w:t>例题</w:t>
-      </w:r>
-      <w:r>
-        <w:rPr>
-          <w:rFonts w:hint="eastAsia" w:ascii="Times New Roman" w:hAnsi="Times New Roman" w:eastAsia="Times New Roman" w:cs="Times New Roman"/>
-          <w:b/>
-          <w:bCs/>
-        </w:rPr>
-        <w:t>3.3</w:t>
-      </w:r>
-      <w:r>
-        <w:rPr>
-          <w:rFonts w:hint="eastAsia" w:ascii="Times New Roman" w:hAnsi="Times New Roman" w:eastAsia="Times New Roman" w:cs="Times New Roman"/>
-        </w:rPr>
-        <w:t>：</w:t>
-      </w:r>
-      <w:r>
-        <w:rPr>
-          <w:rFonts w:hint="eastAsia" w:ascii="Times New Roman" w:hAnsi="Times New Roman" w:eastAsia="FangSong" w:cs="Times New Roman"/>
-        </w:rPr>
-        <w:t>在恒温恒容容器中</w:t>
-      </w:r>
-      <w:r>
-        <w:rPr>
-          <w:rFonts w:hint="eastAsia" w:ascii="Times New Roman" w:hAnsi="Times New Roman" w:eastAsia="Times New Roman" w:cs="Times New Roman"/>
-        </w:rPr>
-        <w:t>，</w:t>
-      </w:r>
-      <w:r>
-        <w:rPr>
-          <w:rFonts w:hint="eastAsia" w:ascii="Times New Roman" w:hAnsi="Times New Roman" w:eastAsia="FangSong" w:cs="Times New Roman"/>
-        </w:rPr>
-        <w:t>有</w:t>
-      </w:r>
-      <w:r>
-        <w:rPr>
-          <w:rFonts w:hint="eastAsia" w:ascii="Times New Roman" w:hAnsi="Times New Roman" w:eastAsia="Times New Roman" w:cs="Times New Roman"/>
-        </w:rPr>
-        <w:t>2.00</w:t>
-      </w:r>
-      <w:r>
-        <w:rPr>
-          <w:rFonts w:ascii="Times New Roman" w:hAnsi="Times New Roman" w:eastAsia="Times New Roman" w:cs="Times New Roman"/>
-        </w:rPr>
-        <w:t xml:space="preserve"> mol </w:t>
-      </w:r>
-      <w:r>
-        <w:rPr>
-          <w:rFonts w:hint="eastAsia" w:ascii="Times New Roman" w:hAnsi="Times New Roman" w:eastAsia="Times New Roman" w:cs="Times New Roman"/>
-        </w:rPr>
-        <w:t>N</w:t>
-      </w:r>
-      <w:r>
-        <w:rPr>
-          <w:rFonts w:hint="eastAsia" w:ascii="Times New Roman" w:hAnsi="Times New Roman" w:eastAsia="Times New Roman" w:cs="Times New Roman"/>
-          <w:vertAlign w:val="subscript"/>
-        </w:rPr>
-        <w:t>2</w:t>
-      </w:r>
-      <w:r>
-        <w:rPr>
-          <w:rFonts w:hint="eastAsia" w:ascii="Times New Roman" w:hAnsi="Times New Roman" w:eastAsia="FangSong" w:cs="Times New Roman"/>
-        </w:rPr>
-        <w:t>和</w:t>
-      </w:r>
-      <w:r>
-        <w:rPr>
-          <w:rFonts w:hint="eastAsia" w:ascii="Times New Roman" w:hAnsi="Times New Roman" w:eastAsia="Times New Roman" w:cs="Times New Roman"/>
-        </w:rPr>
-        <w:t>6.00</w:t>
-      </w:r>
-      <w:r>
-        <w:rPr>
-          <w:rFonts w:ascii="Times New Roman" w:hAnsi="Times New Roman" w:eastAsia="Times New Roman" w:cs="Times New Roman"/>
-        </w:rPr>
-        <w:t xml:space="preserve"> mol </w:t>
-      </w:r>
-      <w:r>
-        <w:rPr>
-          <w:rFonts w:hint="eastAsia" w:ascii="Times New Roman" w:hAnsi="Times New Roman" w:eastAsia="Times New Roman" w:cs="Times New Roman"/>
-        </w:rPr>
-        <w:t>H</w:t>
-      </w:r>
-      <w:r>
-        <w:rPr>
-          <w:rFonts w:hint="eastAsia" w:ascii="Times New Roman" w:hAnsi="Times New Roman" w:eastAsia="Times New Roman" w:cs="Times New Roman"/>
-          <w:vertAlign w:val="subscript"/>
-        </w:rPr>
-        <w:t>2</w:t>
-      </w:r>
-      <w:r>
-        <w:rPr>
-          <w:rFonts w:hint="eastAsia" w:ascii="Times New Roman" w:hAnsi="Times New Roman" w:eastAsia="Times New Roman" w:cs="Times New Roman"/>
-        </w:rPr>
-        <w:t>，</w:t>
-      </w:r>
-      <w:r>
-        <w:rPr>
-          <w:rFonts w:hint="eastAsia" w:ascii="Times New Roman" w:hAnsi="Times New Roman" w:eastAsia="FangSong" w:cs="Times New Roman"/>
-        </w:rPr>
-        <w:t>总压为</w:t>
-      </w:r>
-      <w:r>
-        <w:rPr>
-          <w:rFonts w:hint="eastAsia" w:ascii="Times New Roman" w:hAnsi="Times New Roman" w:eastAsia="Times New Roman" w:cs="Times New Roman"/>
-        </w:rPr>
-        <w:t>200</w:t>
-      </w:r>
-      <w:r>
-        <w:rPr>
-          <w:rFonts w:ascii="Times New Roman" w:hAnsi="Times New Roman" w:eastAsia="Times New Roman" w:cs="Times New Roman"/>
-        </w:rPr>
-        <w:t xml:space="preserve"> </w:t>
-      </w:r>
-      <w:r>
-        <w:rPr>
-          <w:rFonts w:hint="eastAsia" w:ascii="Times New Roman" w:hAnsi="Times New Roman" w:eastAsia="Times New Roman" w:cs="Times New Roman"/>
-        </w:rPr>
-        <w:t>kPa。</w:t>
-      </w:r>
-      <w:r>
-        <w:rPr>
-          <w:rFonts w:hint="eastAsia" w:ascii="Times New Roman" w:hAnsi="Times New Roman" w:eastAsia="FangSong" w:cs="Times New Roman"/>
-        </w:rPr>
-        <w:t>反应</w:t>
-      </w:r>
-      <w:r>
-        <w:rPr>
-          <w:rFonts w:ascii="Times New Roman" w:hAnsi="Times New Roman" w:eastAsia="Times New Roman" w:cs="Times New Roman"/>
-        </w:rPr>
-        <w:t xml:space="preserve"> N</w:t>
-      </w:r>
-      <w:r>
-        <w:rPr>
-          <w:rFonts w:ascii="Times New Roman" w:hAnsi="Times New Roman" w:eastAsia="Times New Roman" w:cs="Times New Roman"/>
-          <w:vertAlign w:val="subscript"/>
-        </w:rPr>
-        <w:t>2</w:t>
-      </w:r>
-      <w:r>
-        <w:rPr>
-          <w:rFonts w:ascii="Times New Roman" w:hAnsi="Times New Roman" w:eastAsia="Times New Roman" w:cs="Times New Roman"/>
-        </w:rPr>
-        <w:t xml:space="preserve"> + 3H</w:t>
-      </w:r>
-      <w:r>
-        <w:rPr>
-          <w:rFonts w:ascii="Times New Roman" w:hAnsi="Times New Roman" w:eastAsia="Times New Roman" w:cs="Times New Roman"/>
-          <w:vertAlign w:val="subscript"/>
-        </w:rPr>
-        <w:t>2</w:t>
-      </w:r>
-      <w:r>
-        <w:rPr>
-          <w:rFonts w:ascii="Times New Roman" w:hAnsi="Times New Roman" w:eastAsia="Times New Roman" w:cs="Times New Roman"/>
-        </w:rPr>
-        <w:t xml:space="preserve"> → 2NH</w:t>
-      </w:r>
-      <w:r>
-        <w:rPr>
-          <w:rFonts w:ascii="Times New Roman" w:hAnsi="Times New Roman" w:eastAsia="Times New Roman" w:cs="Times New Roman"/>
-          <w:vertAlign w:val="subscript"/>
-        </w:rPr>
-        <w:t>3</w:t>
-      </w:r>
-      <w:r>
-        <w:rPr>
-          <w:rFonts w:ascii="Times New Roman" w:hAnsi="Times New Roman" w:eastAsia="Times New Roman" w:cs="Times New Roman"/>
-        </w:rPr>
-        <w:t xml:space="preserve"> </w:t>
-      </w:r>
-      <w:r>
-        <w:rPr>
-          <w:rFonts w:hint="eastAsia" w:ascii="Times New Roman" w:hAnsi="Times New Roman" w:eastAsia="FangSong" w:cs="Times New Roman"/>
-        </w:rPr>
-        <w:t>完全进行后</w:t>
-      </w:r>
-      <w:r>
-        <w:rPr>
-          <w:rFonts w:hint="eastAsia" w:ascii="Times New Roman" w:hAnsi="Times New Roman" w:eastAsia="Times New Roman" w:cs="Times New Roman"/>
-        </w:rPr>
-        <w:t>，</w:t>
-      </w:r>
-      <w:r>
-        <w:rPr>
-          <w:rFonts w:hint="eastAsia" w:ascii="Times New Roman" w:hAnsi="Times New Roman" w:eastAsia="FangSong" w:cs="Times New Roman"/>
-        </w:rPr>
-        <w:t>求各组分的分压</w:t>
-      </w:r>
-      <w:r>
-        <w:rPr>
-          <w:rFonts w:hint="eastAsia" w:ascii="Times New Roman" w:hAnsi="Times New Roman" w:eastAsia="Times New Roman" w:cs="Times New Roman"/>
-        </w:rPr>
-        <w:t>（</w:t>
-      </w:r>
-      <w:r>
-        <w:rPr>
-          <w:rFonts w:hint="eastAsia" w:ascii="Times New Roman" w:hAnsi="Times New Roman" w:eastAsia="FangSong" w:cs="Times New Roman"/>
-        </w:rPr>
-        <w:t>假设产物仍为气态</w:t>
-      </w:r>
-      <w:r>
-        <w:rPr>
-          <w:rFonts w:hint="eastAsia" w:ascii="Times New Roman" w:hAnsi="Times New Roman" w:eastAsia="Times New Roman" w:cs="Times New Roman"/>
-        </w:rPr>
-        <w:t>）。</w:t>
-      </w:r>
-    </w:p>
-    <w:p>
-      <w:pPr>
-        <w:pStyle w:val="BodyText"/>
-        <w:ind w:firstLine="420"/>
-      </w:pPr>
-      <w:r>
-        <w:rPr>
-          <w:rFonts w:hint="eastAsia" w:ascii="Times New Roman" w:hAnsi="Times New Roman" w:eastAsia="FangSong" w:cs="Times New Roman"/>
-          <w:b/>
-          <w:bCs/>
-        </w:rPr>
-        <w:t xml:space="preserve">解</w:t>
-      </w:r>
-      <w:r>
-        <w:rPr>
-          <w:rFonts w:hint="eastAsia" w:ascii="Times New Roman" w:hAnsi="Times New Roman" w:eastAsia="Times New Roman" w:cs="Times New Roman"/>
-        </w:rPr>
-        <w:t xml:space="preserve">：</w:t>
-      </w:r>
-    </w:p>
-    <w:p>
-      <w:pPr>
-        <w:pStyle w:val="BodyText"/>
-        <w:ind w:firstLine="420"/>
-      </w:pPr>
-      <w:r>
-        <w:rPr>
-          <w:rFonts w:hint="eastAsia" w:ascii="Times New Roman" w:hAnsi="Times New Roman" w:eastAsia="FangSong" w:cs="Times New Roman"/>
-          <w:b/>
-          <w:bCs/>
-        </w:rPr>
-        <w:t xml:space="preserve">反应前</w:t>
-      </w:r>
-      <w:r>
-        <w:rPr>
-          <w:rFonts w:hint="eastAsia" w:ascii="Times New Roman" w:hAnsi="Times New Roman" w:eastAsia="Times New Roman" w:cs="Times New Roman"/>
-        </w:rPr>
-        <w:t xml:space="preserve">：</w:t>
-      </w:r>
-      <w:r>
-        <w:rPr>
-          <w:rFonts w:ascii="Times New Roman" w:hAnsi="Times New Roman" w:eastAsia="Times New Roman" w:cs="Times New Roman"/>
-        </w:rPr>
-        <w:t xml:space="preserve"> </w:t>
-      </w:r>
-      <w:r>
-        <w:rPr>
-          <w:rFonts w:ascii="Times New Roman" w:hAnsi="Times New Roman" w:eastAsia="Times New Roman" w:cs="Times New Roman"/>
-        </w:rPr>
-        <w:t>n(N</w:t>
-      </w:r>
-      <w:r>
-        <w:rPr>
-          <w:rFonts w:ascii="Times New Roman" w:hAnsi="Times New Roman" w:eastAsia="Times New Roman" w:cs="Times New Roman"/>
-          <w:vertAlign w:val="subscript"/>
-        </w:rPr>
-        <w:t>2</w:t>
-      </w:r>
-      <w:r>
-        <w:rPr>
-          <w:rFonts w:ascii="Times New Roman" w:hAnsi="Times New Roman" w:eastAsia="Times New Roman" w:cs="Times New Roman"/>
-        </w:rPr>
-        <w:t xml:space="preserve">) = 2.00 </w:t>
-      </w:r>
-      <w:r>
-        <w:rPr>
-          <w:rFonts w:hint="eastAsia" w:ascii="Times New Roman" w:hAnsi="Times New Roman" w:eastAsia="Times New Roman" w:cs="Times New Roman"/>
-        </w:rPr>
-        <w:t>mol，n(H</w:t>
-      </w:r>
-      <w:r>
-        <w:rPr>
-          <w:rFonts w:hint="eastAsia" w:ascii="Times New Roman" w:hAnsi="Times New Roman" w:eastAsia="Times New Roman" w:cs="Times New Roman"/>
-          <w:vertAlign w:val="subscript"/>
-        </w:rPr>
-        <w:t>2</w:t>
-      </w:r>
-      <w:r>
-        <w:rPr>
-          <w:rFonts w:hint="eastAsia" w:ascii="Times New Roman" w:hAnsi="Times New Roman" w:eastAsia="Times New Roman" w:cs="Times New Roman"/>
-        </w:rPr>
-        <w:t>)</w:t>
-      </w:r>
-      <w:r>
-        <w:rPr>
-          <w:rFonts w:ascii="Times New Roman" w:hAnsi="Times New Roman" w:eastAsia="Times New Roman" w:cs="Times New Roman"/>
-        </w:rPr>
-        <w:t xml:space="preserve"> = 6.00 </w:t>
-      </w:r>
-      <w:r>
-        <w:rPr>
-          <w:rFonts w:hint="eastAsia" w:ascii="Times New Roman" w:hAnsi="Times New Roman" w:eastAsia="Times New Roman" w:cs="Times New Roman"/>
-        </w:rPr>
-        <w:t>mol，n(</w:t>
-      </w:r>
-      <w:r>
-        <w:rPr>
-          <w:rFonts w:hint="eastAsia" w:ascii="Times New Roman" w:hAnsi="Times New Roman" w:eastAsia="FangSong" w:cs="Times New Roman"/>
-        </w:rPr>
-        <w:t>总</w:t>
-      </w:r>
-      <w:r>
-        <w:rPr>
-          <w:rFonts w:hint="eastAsia" w:ascii="Times New Roman" w:hAnsi="Times New Roman" w:eastAsia="Times New Roman" w:cs="Times New Roman"/>
-        </w:rPr>
-        <w:t>)</w:t>
-      </w:r>
-      <w:r>
-        <w:rPr>
-          <w:rFonts w:ascii="Times New Roman" w:hAnsi="Times New Roman" w:eastAsia="Times New Roman" w:cs="Times New Roman"/>
-        </w:rPr>
-        <w:t xml:space="preserve"> = 8.00 mol。</w:t>
-      </w:r>
-    </w:p>
-    <w:p>
-      <w:pPr>
-        <w:pStyle w:val="BodyText"/>
-        <w:ind w:firstLine="420"/>
-      </w:pPr>
-      <w:r>
-        <w:rPr>
-          <w:rFonts w:hint="eastAsia" w:ascii="Times New Roman" w:hAnsi="Times New Roman" w:eastAsia="FangSong" w:cs="Times New Roman"/>
-          <w:b/>
-          <w:bCs/>
-        </w:rPr>
-        <w:t xml:space="preserve">反应后</w:t>
-      </w:r>
-      <w:r>
-        <w:rPr>
-          <w:rFonts w:hint="eastAsia" w:ascii="Times New Roman" w:hAnsi="Times New Roman" w:eastAsia="Times New Roman" w:cs="Times New Roman"/>
-        </w:rPr>
-        <w:t>（N</w:t>
-      </w:r>
-      <w:r>
-        <w:rPr>
-          <w:rFonts w:hint="eastAsia" w:ascii="Times New Roman" w:hAnsi="Times New Roman" w:eastAsia="Times New Roman" w:cs="Times New Roman"/>
-          <w:vertAlign w:val="subscript"/>
-        </w:rPr>
-        <w:t>2</w:t>
-      </w:r>
-      <w:r>
-        <w:rPr>
-          <w:rFonts w:hint="eastAsia" w:ascii="Times New Roman" w:hAnsi="Times New Roman" w:eastAsia="FangSong" w:cs="Times New Roman"/>
-        </w:rPr>
-        <w:t>是限制试剂</w:t>
-      </w:r>
-      <w:r>
-        <w:rPr>
-          <w:rFonts w:hint="eastAsia" w:ascii="Times New Roman" w:hAnsi="Times New Roman" w:eastAsia="Times New Roman" w:cs="Times New Roman"/>
-        </w:rPr>
-        <w:t>）：</w:t>
-      </w:r>
-      <w:r>
-        <w:rPr>
-          <w:rFonts w:ascii="Times New Roman" w:hAnsi="Times New Roman" w:eastAsia="Times New Roman" w:cs="Times New Roman"/>
-        </w:rPr>
-        <w:t xml:space="preserve"> </w:t>
-      </w:r>
-      <w:r>
-        <w:rPr>
-          <w:rFonts w:ascii="Times New Roman" w:hAnsi="Times New Roman" w:eastAsia="Times New Roman" w:cs="Times New Roman"/>
-        </w:rPr>
-        <w:t>n(N</w:t>
-      </w:r>
-      <w:r>
-        <w:rPr>
-          <w:rFonts w:ascii="Times New Roman" w:hAnsi="Times New Roman" w:eastAsia="Times New Roman" w:cs="Times New Roman"/>
-          <w:vertAlign w:val="subscript"/>
-        </w:rPr>
-        <w:t>2</w:t>
-      </w:r>
-      <w:r>
-        <w:rPr>
-          <w:rFonts w:ascii="Times New Roman" w:hAnsi="Times New Roman" w:eastAsia="Times New Roman" w:cs="Times New Roman"/>
-        </w:rPr>
-        <w:t xml:space="preserve">) = 0 </w:t>
-      </w:r>
-      <w:r>
-        <w:rPr>
-          <w:rFonts w:hint="eastAsia" w:ascii="Times New Roman" w:hAnsi="Times New Roman" w:eastAsia="Times New Roman" w:cs="Times New Roman"/>
-        </w:rPr>
-        <w:t>mol（</w:t>
-      </w:r>
-      <w:r>
-        <w:rPr>
-          <w:rFonts w:hint="eastAsia" w:ascii="Times New Roman" w:hAnsi="Times New Roman" w:eastAsia="FangSong" w:cs="Times New Roman"/>
-        </w:rPr>
-        <w:t>完全反应</w:t>
-      </w:r>
-      <w:r>
-        <w:rPr>
-          <w:rFonts w:hint="eastAsia" w:ascii="Times New Roman" w:hAnsi="Times New Roman" w:eastAsia="Times New Roman" w:cs="Times New Roman"/>
-        </w:rPr>
-        <w:t>）；n(H</w:t>
-      </w:r>
-      <w:r>
-        <w:rPr>
-          <w:rFonts w:hint="eastAsia" w:ascii="Times New Roman" w:hAnsi="Times New Roman" w:eastAsia="Times New Roman" w:cs="Times New Roman"/>
-          <w:vertAlign w:val="subscript"/>
-        </w:rPr>
-        <w:t>2</w:t>
-      </w:r>
-      <w:r>
-        <w:rPr>
-          <w:rFonts w:hint="eastAsia" w:ascii="Times New Roman" w:hAnsi="Times New Roman" w:eastAsia="Times New Roman" w:cs="Times New Roman"/>
-        </w:rPr>
-        <w:t>)</w:t>
-      </w:r>
-      <w:r>
-        <w:rPr>
-          <w:rFonts w:ascii="Times New Roman" w:hAnsi="Times New Roman" w:eastAsia="Times New Roman" w:cs="Times New Roman"/>
-        </w:rPr>
-        <w:t xml:space="preserve"> = 6.00 - 3×2.00 = 0 </w:t>
-      </w:r>
-      <w:r>
-        <w:rPr>
-          <w:rFonts w:hint="eastAsia" w:ascii="Times New Roman" w:hAnsi="Times New Roman" w:eastAsia="Times New Roman" w:cs="Times New Roman"/>
-        </w:rPr>
-        <w:t>mol（</w:t>
-      </w:r>
-      <w:r>
-        <w:rPr>
-          <w:rFonts w:hint="eastAsia" w:ascii="Times New Roman" w:hAnsi="Times New Roman" w:eastAsia="FangSong" w:cs="Times New Roman"/>
-        </w:rPr>
-        <w:t>完全反应</w:t>
-      </w:r>
-      <w:r>
-        <w:rPr>
-          <w:rFonts w:hint="eastAsia" w:ascii="Times New Roman" w:hAnsi="Times New Roman" w:eastAsia="Times New Roman" w:cs="Times New Roman"/>
-        </w:rPr>
-        <w:t>）；n(NH</w:t>
-      </w:r>
-      <w:r>
-        <w:rPr>
-          <w:rFonts w:hint="eastAsia" w:ascii="Times New Roman" w:hAnsi="Times New Roman" w:eastAsia="Times New Roman" w:cs="Times New Roman"/>
-          <w:vertAlign w:val="subscript"/>
-        </w:rPr>
-        <w:t>3</w:t>
-      </w:r>
-      <w:r>
-        <w:rPr>
-          <w:rFonts w:hint="eastAsia" w:ascii="Times New Roman" w:hAnsi="Times New Roman" w:eastAsia="Times New Roman" w:cs="Times New Roman"/>
-        </w:rPr>
-        <w:t>)</w:t>
-      </w:r>
-      <w:r>
-        <w:rPr>
-          <w:rFonts w:ascii="Times New Roman" w:hAnsi="Times New Roman" w:eastAsia="Times New Roman" w:cs="Times New Roman"/>
-        </w:rPr>
-        <w:t xml:space="preserve"> = 2×2.00 = 4.00 </w:t>
-      </w:r>
-      <w:r>
-        <w:rPr>
-          <w:rFonts w:hint="eastAsia" w:ascii="Times New Roman" w:hAnsi="Times New Roman" w:eastAsia="Times New Roman" w:cs="Times New Roman"/>
-        </w:rPr>
-        <w:t>mol；n(</w:t>
-      </w:r>
-      <w:r>
-        <w:rPr>
-          <w:rFonts w:hint="eastAsia" w:ascii="Times New Roman" w:hAnsi="Times New Roman" w:eastAsia="FangSong" w:cs="Times New Roman"/>
-        </w:rPr>
-        <w:t>总</w:t>
-      </w:r>
-      <w:r>
-        <w:rPr>
-          <w:rFonts w:hint="eastAsia" w:ascii="Times New Roman" w:hAnsi="Times New Roman" w:eastAsia="Times New Roman" w:cs="Times New Roman"/>
-        </w:rPr>
-        <w:t>)</w:t>
-      </w:r>
-      <w:r>
-        <w:rPr>
-          <w:rFonts w:ascii="Times New Roman" w:hAnsi="Times New Roman" w:eastAsia="Times New Roman" w:cs="Times New Roman"/>
-        </w:rPr>
-        <w:t xml:space="preserve"> = 4.00 mol。</w:t>
-      </w:r>
-    </w:p>
-    <w:p>
-      <w:pPr>
-        <w:pStyle w:val="BodyText"/>
-        <w:ind w:firstLine="420"/>
-      </w:pPr>
-      <w:r>
-        <w:rPr>
-          <w:rFonts w:hint="eastAsia" w:ascii="Times New Roman" w:hAnsi="Times New Roman" w:eastAsia="FangSong" w:cs="Times New Roman"/>
-          <w:b/>
-          <w:bCs/>
-        </w:rPr>
-        <w:t xml:space="preserve">分压计算</w:t>
-      </w:r>
-      <w:r>
-        <w:rPr>
-          <w:rFonts w:hint="eastAsia" w:ascii="Times New Roman" w:hAnsi="Times New Roman" w:eastAsia="Times New Roman" w:cs="Times New Roman"/>
-        </w:rPr>
-        <w:t xml:space="preserve">：</w:t>
-      </w:r>
-    </w:p>
-    <w:p>
-      <w:pPr>
-        <w:pStyle w:val="BodyText"/>
-        <w:ind w:firstLine="420"/>
-      </w:pPr>
-      <w:r>
-        <w:rPr>
-          <w:rFonts w:hint="eastAsia" w:ascii="Times New Roman" w:hAnsi="Times New Roman" w:eastAsia="FangSong" w:cs="Times New Roman"/>
-        </w:rPr>
-        <w:t>反应前后</w:t>
-      </w:r>
-      <w:r>
-        <w:rPr>
-          <w:rFonts w:hint="eastAsia" w:ascii="Times New Roman" w:hAnsi="Times New Roman" w:eastAsia="Times New Roman" w:cs="Times New Roman"/>
-        </w:rPr>
-        <w:t>n(</w:t>
-      </w:r>
-      <w:r>
-        <w:rPr>
-          <w:rFonts w:hint="eastAsia" w:ascii="Times New Roman" w:hAnsi="Times New Roman" w:eastAsia="FangSong" w:cs="Times New Roman"/>
-        </w:rPr>
-        <w:t>总</w:t>
-      </w:r>
-      <w:r>
-        <w:rPr>
-          <w:rFonts w:hint="eastAsia" w:ascii="Times New Roman" w:hAnsi="Times New Roman" w:eastAsia="Times New Roman" w:cs="Times New Roman"/>
-        </w:rPr>
-        <w:t>)</w:t>
-      </w:r>
-      <w:r>
-        <w:rPr>
-          <w:rFonts w:hint="eastAsia" w:ascii="Times New Roman" w:hAnsi="Times New Roman" w:eastAsia="FangSong" w:cs="Times New Roman"/>
-        </w:rPr>
-        <w:t>从</w:t>
-      </w:r>
-      <w:r>
-        <w:rPr>
-          <w:rFonts w:hint="eastAsia" w:ascii="Times New Roman" w:hAnsi="Times New Roman" w:eastAsia="Times New Roman" w:cs="Times New Roman"/>
-        </w:rPr>
-        <w:t>8.00</w:t>
-      </w:r>
-      <w:r>
-        <w:rPr>
-          <w:rFonts w:ascii="Times New Roman" w:hAnsi="Times New Roman" w:eastAsia="Times New Roman" w:cs="Times New Roman"/>
-        </w:rPr>
-        <w:t xml:space="preserve"> </w:t>
-      </w:r>
-      <w:r>
-        <w:rPr>
-          <w:rFonts w:hint="eastAsia" w:ascii="Times New Roman" w:hAnsi="Times New Roman" w:eastAsia="Times New Roman" w:cs="Times New Roman"/>
-        </w:rPr>
-        <w:t>mol</w:t>
-      </w:r>
-      <w:r>
-        <w:rPr>
-          <w:rFonts w:hint="eastAsia" w:ascii="Times New Roman" w:hAnsi="Times New Roman" w:eastAsia="FangSong" w:cs="Times New Roman"/>
-        </w:rPr>
-        <w:t>变为</w:t>
-      </w:r>
-      <w:r>
-        <w:rPr>
-          <w:rFonts w:hint="eastAsia" w:ascii="Times New Roman" w:hAnsi="Times New Roman" w:eastAsia="Times New Roman" w:cs="Times New Roman"/>
-        </w:rPr>
-        <w:t>4.00</w:t>
-      </w:r>
-      <w:r>
-        <w:rPr>
-          <w:rFonts w:ascii="Times New Roman" w:hAnsi="Times New Roman" w:eastAsia="Times New Roman" w:cs="Times New Roman"/>
-        </w:rPr>
-        <w:t xml:space="preserve"> </w:t>
-      </w:r>
-      <w:r>
-        <w:rPr>
-          <w:rFonts w:hint="eastAsia" w:ascii="Times New Roman" w:hAnsi="Times New Roman" w:eastAsia="Times New Roman" w:cs="Times New Roman"/>
-        </w:rPr>
-        <w:t>mol，</w:t>
-      </w:r>
-      <w:r>
-        <w:rPr>
-          <w:rFonts w:hint="eastAsia" w:ascii="Times New Roman" w:hAnsi="Times New Roman" w:eastAsia="FangSong" w:cs="Times New Roman"/>
-        </w:rPr>
-        <w:t>在恒温恒容下</w:t>
-      </w:r>
-      <w:r>
-        <w:rPr>
-          <w:rFonts w:hint="eastAsia" w:ascii="Times New Roman" w:hAnsi="Times New Roman" w:eastAsia="Times New Roman" w:cs="Times New Roman"/>
-        </w:rPr>
-        <w:t>：</w:t>
-      </w:r>
-    </w:p>
-    <w:p>
-      <w:pPr>
-        <w:pStyle w:val="BodyText"/>
-      </w:pPr>
-      <m:oMathPara>
-        <m:oMathParaPr>
-          <m:jc m:val="center"/>
-          <m:ctrlPr>
-            <w:rPr>
-              <w:sz w:val="28"/>
-              <w:szCs w:val="28"/>
-            </w:rPr>
-          </m:ctrlPr>
-        </m:oMathParaPr>
-        <m:oMath>
-          <m:sSub>
-            <m:e>
-              <m:r>
-                <m:t>p</m:t>
-              </m:r>
-            </m:e>
-            <m:sub>
-              <m:r>
-                <m:rPr>
-                  <m:nor/>
-                  <m:sty m:val="p"/>
-                </m:rPr>
-                <m:t>后</m:t>
-              </m:r>
-            </m:sub>
-          </m:sSub>
-          <m:r>
-            <m:rPr>
-              <m:sty m:val="p"/>
-            </m:rPr>
-            <m:t>=</m:t>
-          </m:r>
-          <m:sSub>
-            <m:e>
-              <m:r>
-                <m:t>p</m:t>
-              </m:r>
-            </m:e>
-            <m:sub>
-              <m:r>
-                <m:rPr>
-                  <m:nor/>
-                  <m:sty m:val="p"/>
-                </m:rPr>
-                <m:t>前</m:t>
-              </m:r>
-            </m:sub>
-          </m:sSub>
-          <m:r>
-            <m:rPr>
-              <m:sty m:val="p"/>
-            </m:rPr>
-            <m:t>×</m:t>
-          </m:r>
-          <m:f>
-            <m:fPr>
-              <m:type m:val="bar"/>
-            </m:fPr>
-            <m:num>
-              <m:sSub>
-                <m:e>
-                  <m:r>
-                    <m:t>n</m:t>
-                  </m:r>
-                </m:e>
-                <m:sub>
-                  <m:r>
-                    <m:rPr>
-                      <m:nor/>
-                      <m:sty m:val="p"/>
-                    </m:rPr>
-                    <m:t>后</m:t>
-                  </m:r>
-                </m:sub>
-              </m:sSub>
-            </m:num>
-            <m:den>
-              <m:sSub>
-                <m:e>
-                  <m:r>
-                    <m:t>n</m:t>
-                  </m:r>
-                </m:e>
-                <m:sub>
-                  <m:r>
-                    <m:rPr>
-                      <m:nor/>
-                      <m:sty m:val="p"/>
-                    </m:rPr>
-                    <m:t>前</m:t>
-                  </m:r>
-                </m:sub>
-              </m:sSub>
-            </m:den>
-          </m:f>
-          <m:r>
-            <m:rPr>
-              <m:sty m:val="p"/>
-            </m:rPr>
-            <m:t>=</m:t>
-          </m:r>
-          <m:r>
-            <m:t>200</m:t>
-          </m:r>
-          <m:r>
-            <m:rPr>
-              <m:sty m:val="p"/>
-            </m:rPr>
-            <m:t>×</m:t>
-          </m:r>
-          <m:f>
-            <m:fPr>
-              <m:type m:val="bar"/>
-            </m:fPr>
-            <m:num>
-              <m:r>
-                <m:t>4.00</m:t>
-              </m:r>
-            </m:num>
-            <m:den>
-              <m:r>
-                <m:t>8.00</m:t>
-              </m:r>
-            </m:den>
-          </m:f>
-          <m:r>
-            <m:rPr>
-              <m:sty m:val="p"/>
-            </m:rPr>
-            <m:t>=</m:t>
-          </m:r>
-          <m:r>
-            <m:t>100</m:t>
-          </m:r>
-          <m:r>
-            <m:rPr>
-              <m:nor/>
-              <m:sty m:val="p"/>
-            </m:rPr>
-            <m:t> kPa</m:t>
-          </m:r>
-        </m:oMath>
-      </m:oMathPara>
-    </w:p>
-    <w:p>
-      <w:pPr>
-        <w:pStyle w:val="FirstParagraph"/>
-      </w:pPr>
-      <m:oMathPara>
-        <m:oMathParaPr>
-          <m:jc m:val="center"/>
-          <m:ctrlPr>
-            <w:rPr>
-              <w:sz w:val="28"/>
-              <w:szCs w:val="28"/>
-            </w:rPr>
-          </m:ctrlPr>
-        </m:oMathParaPr>
-        <m:oMath>
-          <m:r>
-            <m:t>p</m:t>
-          </m:r>
-          <m:r>
-            <m:rPr>
-              <m:sty m:val="p"/>
-            </m:rPr>
-            <m:t>(</m:t>
-          </m:r>
-          <m:r>
-            <m:t>N</m:t>
-          </m:r>
-          <m:sSub>
-            <m:e>
-              <m:r>
-                <m:t>H</m:t>
-              </m:r>
-            </m:e>
-            <m:sub>
-              <m:r>
-                <m:t>3</m:t>
-              </m:r>
-            </m:sub>
-          </m:sSub>
-          <m:r>
-            <m:rPr>
-              <m:sty m:val="p"/>
-            </m:rPr>
-            <m:t>)</m:t>
-          </m:r>
-          <m:r>
-            <m:rPr>
-              <m:sty m:val="p"/>
-            </m:rPr>
-            <m:t>=</m:t>
-          </m:r>
-          <m:r>
-            <m:t>100</m:t>
-          </m:r>
-          <m:r>
-            <m:rPr>
-              <m:nor/>
-              <m:sty m:val="p"/>
-            </m:rPr>
-            <m:t> kPa</m:t>
-          </m:r>
-        </m:oMath>
-      </m:oMathPara>
+      </w:pPr>
     </w:p>
     <w:p>
       <w:pPr>
@@ -15148,8 +10634,8 @@
         </w:pict>
       </w:r>
     </w:p>
-    <w:bookmarkEnd w:id="25"/>
-    <w:bookmarkStart w:id="26" w:name="分压与溶解度henry定律预告"/>
+    <w:bookmarkEnd w:id="24"/>
+    <w:bookmarkStart w:id="25" w:name="分压与溶解度henry定律预告"/>
     <w:p>
       <w:pPr>
         <w:pStyle w:val="Heading3"/>
@@ -15696,9 +11182,9 @@
         </w:pict>
       </w:r>
     </w:p>
+    <w:bookmarkEnd w:id="25"/>
     <w:bookmarkEnd w:id="26"/>
-    <w:bookmarkEnd w:id="27"/>
-    <w:bookmarkStart w:id="32" w:name="排水集气法湿气体变干气体"/>
+    <w:bookmarkStart w:id="31" w:name="排水集气法湿气体变干气体"/>
     <w:p>
       <w:pPr>
         <w:pStyle w:val="Heading2"/>
@@ -15735,7 +11221,7 @@
         <w:t>）</w:t>
       </w:r>
     </w:p>
-    <w:bookmarkStart w:id="28" w:name="原理"/>
+    <w:bookmarkStart w:id="27" w:name="原理"/>
     <w:p>
       <w:pPr>
         <w:pStyle w:val="Heading3"/>
@@ -15805,18 +11291,15 @@
         </w:rPr>
         <w:t>：</w:t>
       </w:r>
-      <w:r>
-        <w:rPr>
-          <w:rFonts w:ascii="Times New Roman" w:hAnsi="Times New Roman" w:eastAsia="Times New Roman" w:cs="Times New Roman"/>
-        </w:rPr>
-        <w:t xml:space="preserve"> </w:t>
-      </w:r>
-      <w:r>
-        <w:rPr>
-          <w:rFonts w:ascii="Times New Roman" w:hAnsi="Times New Roman" w:eastAsia="Times New Roman" w:cs="Times New Roman"/>
-        </w:rPr>
-        <w:t xml:space="preserve">1. </w:t>
-      </w:r>
+    </w:p>
+    <w:p>
+      <w:pPr>
+        <w:numPr>
+          <w:ilvl w:val="0"/>
+          <w:numId w:val="1001"/>
+        </w:numPr>
+        <w:ind w:firstLine="420"/>
+      </w:pPr>
       <w:r>
         <w:rPr>
           <w:rFonts w:hint="eastAsia" w:ascii="Times New Roman" w:hAnsi="Times New Roman" w:eastAsia="FangSong" w:cs="Times New Roman"/>
@@ -15841,18 +11324,15 @@
         </w:rPr>
         <w:t>）</w:t>
       </w:r>
-      <w:r>
-        <w:rPr>
-          <w:rFonts w:ascii="Times New Roman" w:hAnsi="Times New Roman" w:eastAsia="Times New Roman" w:cs="Times New Roman"/>
-        </w:rPr>
-        <w:t xml:space="preserve"> </w:t>
-      </w:r>
-      <w:r>
-        <w:rPr>
-          <w:rFonts w:ascii="Times New Roman" w:hAnsi="Times New Roman" w:eastAsia="Times New Roman" w:cs="Times New Roman"/>
-        </w:rPr>
-        <w:t xml:space="preserve">2. </w:t>
-      </w:r>
+    </w:p>
+    <w:p>
+      <w:pPr>
+        <w:numPr>
+          <w:ilvl w:val="0"/>
+          <w:numId w:val="1001"/>
+        </w:numPr>
+        <w:ind w:firstLine="420"/>
+      </w:pPr>
       <w:r>
         <w:rPr>
           <w:rFonts w:hint="eastAsia" w:ascii="Times New Roman" w:hAnsi="Times New Roman" w:eastAsia="FangSong" w:cs="Times New Roman"/>
@@ -15862,7 +11342,7 @@
     </w:p>
     <w:p>
       <w:pPr>
-        <w:pStyle w:val="BodyText"/>
+        <w:pStyle w:val="FirstParagraph"/>
         <w:ind w:firstLine="420"/>
       </w:pPr>
       <w:r>
@@ -16276,8 +11756,8 @@
         </w:pict>
       </w:r>
     </w:p>
-    <w:bookmarkEnd w:id="28"/>
-    <w:bookmarkStart w:id="29" w:name="解题三步法"/>
+    <w:bookmarkEnd w:id="27"/>
+    <w:bookmarkStart w:id="28" w:name="解题三步法"/>
     <w:p>
       <w:pPr>
         <w:pStyle w:val="Heading3"/>
@@ -17572,8 +13052,8 @@
         </w:pict>
       </w:r>
     </w:p>
-    <w:bookmarkEnd w:id="29"/>
-    <w:bookmarkStart w:id="30" w:name="例题氯酸钾分解排水集气综合应用"/>
+    <w:bookmarkEnd w:id="28"/>
+    <w:bookmarkStart w:id="29" w:name="例题氯酸钾分解排水集气综合应用"/>
     <w:p>
       <w:pPr>
         <w:pStyle w:val="Heading3"/>
@@ -17807,6 +13287,11 @@
     <w:p>
       <w:pPr>
         <w:pStyle w:val="BodyText"/>
+      </w:pPr>
+    </w:p>
+    <w:p>
+      <w:pPr>
+        <w:pStyle w:val="BodyText"/>
         <w:ind w:firstLine="420"/>
       </w:pPr>
       <w:r>
@@ -17815,978 +13300,49 @@
           <w:b/>
           <w:bCs/>
         </w:rPr>
-        <w:t xml:space="preserve">解</w:t>
-      </w:r>
-      <w:r>
-        <w:rPr>
-          <w:rFonts w:hint="eastAsia" w:ascii="Times New Roman" w:hAnsi="Times New Roman" w:eastAsia="Times New Roman" w:cs="Times New Roman"/>
-        </w:rPr>
-        <w:t xml:space="preserve">：</w:t>
-      </w:r>
-    </w:p>
-    <w:p>
-      <w:pPr>
-        <w:pStyle w:val="BodyText"/>
+        <w:t xml:space="preserve">易错提醒</w:t>
+      </w:r>
+    </w:p>
+    <w:p>
+      <w:pPr>
+        <w:numPr>
+          <w:ilvl w:val="0"/>
+          <w:numId w:val="1002"/>
+        </w:numPr>
         <w:ind w:firstLine="420"/>
       </w:pPr>
+      <w:r>
+        <w:rPr>
+          <w:rFonts w:hint="eastAsia" w:ascii="Times New Roman" w:hAnsi="Times New Roman" w:eastAsia="FangSong" w:cs="Times New Roman"/>
+        </w:rPr>
+        <w:t xml:space="preserve">排水集气法收集到的是</w:t>
+      </w:r>
       <w:r>
         <w:rPr>
           <w:rFonts w:hint="eastAsia" w:ascii="Times New Roman" w:hAnsi="Times New Roman" w:eastAsia="FangSong" w:cs="Times New Roman"/>
           <w:b/>
           <w:bCs/>
         </w:rPr>
-        <w:t xml:space="preserve">第一步</w:t>
-      </w:r>
-      <w:r>
-        <w:rPr>
-          <w:rFonts w:hint="eastAsia" w:ascii="Times New Roman" w:hAnsi="Times New Roman" w:eastAsia="Times New Roman" w:cs="Times New Roman"/>
-        </w:rPr>
-        <w:t>：</w:t>
-      </w:r>
-      <w:r>
-        <w:rPr>
-          <w:rFonts w:hint="eastAsia" w:ascii="Times New Roman" w:hAnsi="Times New Roman" w:eastAsia="FangSong" w:cs="Times New Roman"/>
-        </w:rPr>
-        <w:t>写出化学方程式并计算理论产量</w:t>
-      </w:r>
-    </w:p>
-    <w:p>
-      <w:pPr>
-        <w:pStyle w:val="BodyText"/>
-      </w:pPr>
-      <m:oMathPara>
-        <m:oMathParaPr>
-          <m:jc m:val="center"/>
-          <m:ctrlPr>
-            <w:rPr>
-              <w:sz w:val="28"/>
-              <w:szCs w:val="28"/>
-            </w:rPr>
-          </m:ctrlPr>
-        </m:oMathParaPr>
-        <m:oMath>
-          <m:r>
-            <m:t>2</m:t>
-          </m:r>
-          <m:r>
-            <m:t>K</m:t>
-          </m:r>
-          <m:r>
-            <m:t>C</m:t>
-          </m:r>
-          <m:r>
-            <m:t>l</m:t>
-          </m:r>
-          <m:sSub>
-            <m:e>
-              <m:r>
-                <m:t>O</m:t>
-              </m:r>
-            </m:e>
-            <m:sub>
-              <m:r>
-                <m:t>3</m:t>
-              </m:r>
-            </m:sub>
-          </m:sSub>
-          <m:limUpp>
-            <m:e>
-              <m:r>
-                <m:rPr>
-                  <m:sty m:val="p"/>
-                </m:rPr>
-                <m:t>→</m:t>
-              </m:r>
-            </m:e>
-            <m:lim>
-              <m:r>
-                <m:rPr>
-                  <m:sty m:val="p"/>
-                </m:rPr>
-                <m:t>Δ</m:t>
-              </m:r>
-            </m:lim>
-          </m:limUpp>
-          <m:r>
-            <m:t>2</m:t>
-          </m:r>
-          <m:r>
-            <m:t>K</m:t>
-          </m:r>
-          <m:r>
-            <m:t>C</m:t>
-          </m:r>
-          <m:r>
-            <m:t>l</m:t>
-          </m:r>
-          <m:r>
-            <m:rPr>
-              <m:sty m:val="p"/>
-            </m:rPr>
-            <m:t>+</m:t>
-          </m:r>
-          <m:r>
-            <m:t>3</m:t>
-          </m:r>
-          <m:sSub>
-            <m:e>
-              <m:r>
-                <m:t>O</m:t>
-              </m:r>
-            </m:e>
-            <m:sub>
-              <m:r>
-                <m:t>2</m:t>
-              </m:r>
-            </m:sub>
-          </m:sSub>
-        </m:oMath>
-      </m:oMathPara>
-    </w:p>
-    <w:p>
-      <w:pPr>
-        <w:pStyle w:val="FirstParagraph"/>
-        <w:ind w:firstLine="420"/>
-      </w:pPr>
-      <w:r>
-        <w:rPr>
-          <w:rFonts w:hint="eastAsia" w:ascii="Times New Roman" w:hAnsi="Times New Roman" w:eastAsia="Times New Roman" w:cs="Times New Roman"/>
-        </w:rPr>
-        <w:t>KClO</w:t>
-      </w:r>
-      <w:r>
-        <w:rPr>
-          <w:rFonts w:hint="eastAsia" w:ascii="Times New Roman" w:hAnsi="Times New Roman" w:eastAsia="Times New Roman" w:cs="Times New Roman"/>
-          <w:vertAlign w:val="subscript"/>
-        </w:rPr>
-        <w:t>3</w:t>
-      </w:r>
-      <w:r>
-        <w:rPr>
-          <w:rFonts w:hint="eastAsia" w:ascii="Times New Roman" w:hAnsi="Times New Roman" w:eastAsia="FangSong" w:cs="Times New Roman"/>
-        </w:rPr>
-        <w:t>的摩尔质量</w:t>
-      </w:r>
-      <w:r>
-        <w:rPr>
-          <w:rFonts w:ascii="Times New Roman" w:hAnsi="Times New Roman" w:eastAsia="Times New Roman" w:cs="Times New Roman"/>
-        </w:rPr>
-        <w:t xml:space="preserve"> = 39.1 + 35.5 + 3×16.0 = 122.6 g/mol</w:t>
-      </w:r>
-    </w:p>
-    <w:p>
-      <w:pPr>
-        <w:pStyle w:val="BodyText"/>
-      </w:pPr>
-      <m:oMathPara>
-        <m:oMathParaPr>
-          <m:jc m:val="center"/>
-          <m:ctrlPr>
-            <w:rPr>
-              <w:sz w:val="28"/>
-              <w:szCs w:val="28"/>
-            </w:rPr>
-          </m:ctrlPr>
-        </m:oMathParaPr>
-        <m:oMath>
-          <m:r>
-            <m:t>n</m:t>
-          </m:r>
-          <m:r>
-            <m:rPr>
-              <m:sty m:val="p"/>
-            </m:rPr>
-            <m:t>(</m:t>
-          </m:r>
-          <m:r>
-            <m:t>K</m:t>
-          </m:r>
-          <m:r>
-            <m:t>C</m:t>
-          </m:r>
-          <m:r>
-            <m:t>l</m:t>
-          </m:r>
-          <m:sSub>
-            <m:e>
-              <m:r>
-                <m:t>O</m:t>
-              </m:r>
-            </m:e>
-            <m:sub>
-              <m:r>
-                <m:t>3</m:t>
-              </m:r>
-            </m:sub>
-          </m:sSub>
-          <m:r>
-            <m:rPr>
-              <m:sty m:val="p"/>
-            </m:rPr>
-            <m:t>)</m:t>
-          </m:r>
-          <m:r>
-            <m:rPr>
-              <m:sty m:val="p"/>
-            </m:rPr>
-            <m:t>=</m:t>
-          </m:r>
-          <m:f>
-            <m:fPr>
-              <m:type m:val="bar"/>
-            </m:fPr>
-            <m:num>
-              <m:r>
-                <m:t>5.00</m:t>
-              </m:r>
-            </m:num>
-            <m:den>
-              <m:r>
-                <m:t>122.6</m:t>
-              </m:r>
-            </m:den>
-          </m:f>
-          <m:r>
-            <m:rPr>
-              <m:sty m:val="p"/>
-            </m:rPr>
-            <m:t>=</m:t>
-          </m:r>
-          <m:r>
-            <m:t>0.0408</m:t>
-          </m:r>
-          <m:r>
-            <m:rPr>
-              <m:nor/>
-              <m:sty m:val="p"/>
-            </m:rPr>
-            <m:t> mol</m:t>
-          </m:r>
-        </m:oMath>
-      </m:oMathPara>
-    </w:p>
-    <w:p>
-      <w:pPr>
-        <w:pStyle w:val="FirstParagraph"/>
-      </w:pPr>
-      <m:oMathPara>
-        <m:oMathParaPr>
-          <m:jc m:val="center"/>
-          <m:ctrlPr>
-            <w:rPr>
-              <w:sz w:val="28"/>
-              <w:szCs w:val="28"/>
-            </w:rPr>
-          </m:ctrlPr>
-        </m:oMathParaPr>
-        <m:oMath>
-          <m:r>
-            <m:t>n</m:t>
-          </m:r>
-          <m:r>
-            <m:rPr>
-              <m:sty m:val="p"/>
-            </m:rPr>
-            <m:t>(</m:t>
-          </m:r>
-          <m:sSub>
-            <m:e>
-              <m:r>
-                <m:t>O</m:t>
-              </m:r>
-            </m:e>
-            <m:sub>
-              <m:r>
-                <m:t>2</m:t>
-              </m:r>
-            </m:sub>
-          </m:sSub>
-          <m:sSub>
-            <m:e>
-              <m:r>
-                <m:rPr>
-                  <m:sty m:val="p"/>
-                </m:rPr>
-                <m:t>)</m:t>
-              </m:r>
-            </m:e>
-            <m:sub>
-              <m:r>
-                <m:rPr>
-                  <m:nor/>
-                  <m:sty m:val="p"/>
-                </m:rPr>
-                <m:t>理论</m:t>
-              </m:r>
-            </m:sub>
-          </m:sSub>
-          <m:r>
-            <m:rPr>
-              <m:sty m:val="p"/>
-            </m:rPr>
-            <m:t>=</m:t>
-          </m:r>
-          <m:r>
-            <m:t>0.0408</m:t>
-          </m:r>
-          <m:r>
-            <m:rPr>
-              <m:sty m:val="p"/>
-            </m:rPr>
-            <m:t>×</m:t>
-          </m:r>
-          <m:f>
-            <m:fPr>
-              <m:type m:val="bar"/>
-            </m:fPr>
-            <m:num>
-              <m:r>
-                <m:t>3</m:t>
-              </m:r>
-            </m:num>
-            <m:den>
-              <m:r>
-                <m:t>2</m:t>
-              </m:r>
-            </m:den>
-          </m:f>
-          <m:r>
-            <m:rPr>
-              <m:sty m:val="p"/>
-            </m:rPr>
-            <m:t>=</m:t>
-          </m:r>
-          <m:r>
-            <m:t>0.0612</m:t>
-          </m:r>
-          <m:r>
-            <m:rPr>
-              <m:nor/>
-              <m:sty m:val="p"/>
-            </m:rPr>
-            <m:t> mol</m:t>
-          </m:r>
-        </m:oMath>
-      </m:oMathPara>
-    </w:p>
-    <w:p>
-      <w:pPr>
-        <w:pStyle w:val="FirstParagraph"/>
-        <w:ind w:firstLine="420"/>
-      </w:pPr>
-      <w:r>
-        <w:rPr>
-          <w:rFonts w:hint="eastAsia" w:ascii="Times New Roman" w:hAnsi="Times New Roman" w:eastAsia="FangSong" w:cs="Times New Roman"/>
-          <w:b/>
-          <w:bCs/>
-        </w:rPr>
-        <w:t xml:space="preserve">第二步</w:t>
-      </w:r>
-      <w:r>
-        <w:rPr>
-          <w:rFonts w:hint="eastAsia" w:ascii="Times New Roman" w:hAnsi="Times New Roman" w:eastAsia="Times New Roman" w:cs="Times New Roman"/>
-        </w:rPr>
-        <w:t>：</w:t>
-      </w:r>
-      <w:r>
-        <w:rPr>
-          <w:rFonts w:hint="eastAsia" w:ascii="Times New Roman" w:hAnsi="Times New Roman" w:eastAsia="FangSong" w:cs="Times New Roman"/>
-        </w:rPr>
-        <w:t>查饱和蒸气压</w:t>
-      </w:r>
-    </w:p>
-    <w:p>
-      <w:pPr>
-        <w:pStyle w:val="BodyText"/>
-        <w:ind w:firstLine="420"/>
-      </w:pPr>
-      <w:r>
-        <w:rPr>
-          <w:rFonts w:hint="eastAsia" w:ascii="Times New Roman" w:hAnsi="Times New Roman" w:eastAsia="Times New Roman" w:cs="Times New Roman"/>
-        </w:rPr>
-        <w:t>25°C</w:t>
-      </w:r>
-      <w:r>
-        <w:rPr>
-          <w:rFonts w:hint="eastAsia" w:ascii="Times New Roman" w:hAnsi="Times New Roman" w:eastAsia="FangSong" w:cs="Times New Roman"/>
-        </w:rPr>
-        <w:t>时水的饱和蒸气压</w:t>
-      </w:r>
-      <w:r>
-        <w:rPr>
-          <w:rFonts w:ascii="Times New Roman" w:hAnsi="Times New Roman" w:eastAsia="Times New Roman" w:cs="Times New Roman"/>
-        </w:rPr>
-        <w:t xml:space="preserve"> = 3.167 kPa</w:t>
-      </w:r>
-    </w:p>
-    <w:p>
-      <w:pPr>
-        <w:pStyle w:val="BodyText"/>
-        <w:ind w:firstLine="420"/>
-      </w:pPr>
-      <w:r>
-        <w:rPr>
-          <w:rFonts w:hint="eastAsia" w:ascii="Times New Roman" w:hAnsi="Times New Roman" w:eastAsia="FangSong" w:cs="Times New Roman"/>
-          <w:b/>
-          <w:bCs/>
-        </w:rPr>
-        <w:t xml:space="preserve">第三步</w:t>
-      </w:r>
-      <w:r>
-        <w:rPr>
-          <w:rFonts w:hint="eastAsia" w:ascii="Times New Roman" w:hAnsi="Times New Roman" w:eastAsia="Times New Roman" w:cs="Times New Roman"/>
-        </w:rPr>
-        <w:t>：</w:t>
-      </w:r>
-      <w:r>
-        <w:rPr>
-          <w:rFonts w:hint="eastAsia" w:ascii="Times New Roman" w:hAnsi="Times New Roman" w:eastAsia="FangSong" w:cs="Times New Roman"/>
-        </w:rPr>
-        <w:t>计算干气体分压</w:t>
-      </w:r>
-    </w:p>
-    <w:p>
-      <w:pPr>
-        <w:pStyle w:val="BodyText"/>
-      </w:pPr>
-      <m:oMathPara>
-        <m:oMathParaPr>
-          <m:jc m:val="center"/>
-          <m:ctrlPr>
-            <w:rPr>
-              <w:sz w:val="28"/>
-              <w:szCs w:val="28"/>
-            </w:rPr>
-          </m:ctrlPr>
-        </m:oMathParaPr>
-        <m:oMath>
-          <m:sSub>
-            <m:e>
-              <m:r>
-                <m:t>p</m:t>
-              </m:r>
-            </m:e>
-            <m:sub>
-              <m:r>
-                <m:rPr>
-                  <m:nor/>
-                  <m:sty m:val="p"/>
-                </m:rPr>
-                <m:t>干</m:t>
-              </m:r>
-            </m:sub>
-          </m:sSub>
-          <m:r>
-            <m:rPr>
-              <m:sty m:val="p"/>
-            </m:rPr>
-            <m:t>=</m:t>
-          </m:r>
-          <m:sSub>
-            <m:e>
-              <m:r>
-                <m:t>p</m:t>
-              </m:r>
-            </m:e>
-            <m:sub>
-              <m:r>
-                <m:rPr>
-                  <m:nor/>
-                  <m:sty m:val="p"/>
-                </m:rPr>
-                <m:t>大气</m:t>
-              </m:r>
-            </m:sub>
-          </m:sSub>
-          <m:r>
-            <m:rPr>
-              <m:sty m:val="p"/>
-            </m:rPr>
-            <m:t>−</m:t>
-          </m:r>
-          <m:sSub>
-            <m:e>
-              <m:r>
-                <m:t>p</m:t>
-              </m:r>
-            </m:e>
-            <m:sub>
-              <m:r>
-                <m:rPr>
-                  <m:nor/>
-                  <m:sty m:val="p"/>
-                </m:rPr>
-                <m:t>水</m:t>
-              </m:r>
-            </m:sub>
-          </m:sSub>
-          <m:r>
-            <m:rPr>
-              <m:sty m:val="p"/>
-            </m:rPr>
-            <m:t>=</m:t>
-          </m:r>
-          <m:r>
-            <m:t>101.3</m:t>
-          </m:r>
-          <m:r>
-            <m:rPr>
-              <m:sty m:val="p"/>
-            </m:rPr>
-            <m:t>−</m:t>
-          </m:r>
-          <m:r>
-            <m:t>3.167</m:t>
-          </m:r>
-          <m:r>
-            <m:rPr>
-              <m:sty m:val="p"/>
-            </m:rPr>
-            <m:t>=</m:t>
-          </m:r>
-          <m:r>
-            <m:t>98.1</m:t>
-          </m:r>
-          <m:r>
-            <m:rPr>
-              <m:nor/>
-              <m:sty m:val="p"/>
-            </m:rPr>
-            <m:t> kPa</m:t>
-          </m:r>
-        </m:oMath>
-      </m:oMathPara>
-    </w:p>
-    <w:p>
-      <w:pPr>
-        <w:pStyle w:val="FirstParagraph"/>
-        <w:ind w:firstLine="420"/>
-      </w:pPr>
-      <w:r>
-        <w:rPr>
-          <w:rFonts w:hint="eastAsia" w:ascii="Times New Roman" w:hAnsi="Times New Roman" w:eastAsia="FangSong" w:cs="Times New Roman"/>
-          <w:b/>
-          <w:bCs/>
-        </w:rPr>
-        <w:t xml:space="preserve">第四步</w:t>
-      </w:r>
-      <w:r>
-        <w:rPr>
-          <w:rFonts w:hint="eastAsia" w:ascii="Times New Roman" w:hAnsi="Times New Roman" w:eastAsia="Times New Roman" w:cs="Times New Roman"/>
-        </w:rPr>
-        <w:t>：</w:t>
-      </w:r>
-      <w:r>
-        <w:rPr>
-          <w:rFonts w:hint="eastAsia" w:ascii="Times New Roman" w:hAnsi="Times New Roman" w:eastAsia="FangSong" w:cs="Times New Roman"/>
-        </w:rPr>
-        <w:t>计算实际</w:t>
-      </w:r>
-      <w:r>
-        <w:rPr>
-          <w:rFonts w:hint="eastAsia" w:ascii="Times New Roman" w:hAnsi="Times New Roman" w:eastAsia="Times New Roman" w:cs="Times New Roman"/>
-        </w:rPr>
-        <w:t>O</w:t>
-      </w:r>
-      <w:r>
-        <w:rPr>
-          <w:rFonts w:hint="eastAsia" w:ascii="Times New Roman" w:hAnsi="Times New Roman" w:eastAsia="Times New Roman" w:cs="Times New Roman"/>
-          <w:vertAlign w:val="subscript"/>
-        </w:rPr>
-        <w:t>2</w:t>
-      </w:r>
-      <w:r>
-        <w:rPr>
-          <w:rFonts w:hint="eastAsia" w:ascii="Times New Roman" w:hAnsi="Times New Roman" w:eastAsia="FangSong" w:cs="Times New Roman"/>
-        </w:rPr>
-        <w:t>物质的量</w:t>
-      </w:r>
-    </w:p>
-    <w:p>
-      <w:pPr>
-        <w:pStyle w:val="BodyText"/>
-      </w:pPr>
-      <m:oMathPara>
-        <m:oMathParaPr>
-          <m:jc m:val="center"/>
-          <m:ctrlPr>
-            <w:rPr>
-              <w:sz w:val="28"/>
-              <w:szCs w:val="28"/>
-            </w:rPr>
-          </m:ctrlPr>
-        </m:oMathParaPr>
-        <m:oMath>
-          <m:r>
-            <m:t>n</m:t>
-          </m:r>
-          <m:r>
-            <m:rPr>
-              <m:sty m:val="p"/>
-            </m:rPr>
-            <m:t>(</m:t>
-          </m:r>
-          <m:sSub>
-            <m:e>
-              <m:r>
-                <m:t>O</m:t>
-              </m:r>
-            </m:e>
-            <m:sub>
-              <m:r>
-                <m:t>2</m:t>
-              </m:r>
-            </m:sub>
-          </m:sSub>
-          <m:sSub>
-            <m:e>
-              <m:r>
-                <m:rPr>
-                  <m:sty m:val="p"/>
-                </m:rPr>
-                <m:t>)</m:t>
-              </m:r>
-            </m:e>
-            <m:sub>
-              <m:r>
-                <m:rPr>
-                  <m:nor/>
-                  <m:sty m:val="p"/>
-                </m:rPr>
-                <m:t>实际</m:t>
-              </m:r>
-            </m:sub>
-          </m:sSub>
-          <m:r>
-            <m:rPr>
-              <m:sty m:val="p"/>
-            </m:rPr>
-            <m:t>=</m:t>
-          </m:r>
-          <m:f>
-            <m:fPr>
-              <m:type m:val="bar"/>
-            </m:fPr>
-            <m:num>
-              <m:sSub>
-                <m:e>
-                  <m:r>
-                    <m:t>p</m:t>
-                  </m:r>
-                </m:e>
-                <m:sub>
-                  <m:r>
-                    <m:rPr>
-                      <m:nor/>
-                      <m:sty m:val="p"/>
-                    </m:rPr>
-                    <m:t>干</m:t>
-                  </m:r>
-                </m:sub>
-              </m:sSub>
-              <m:r>
-                <m:t>V</m:t>
-              </m:r>
-            </m:num>
-            <m:den>
-              <m:r>
-                <m:t>R</m:t>
-              </m:r>
-              <m:r>
-                <m:t>T</m:t>
-              </m:r>
-            </m:den>
-          </m:f>
-          <m:r>
-            <m:rPr>
-              <m:sty m:val="p"/>
-            </m:rPr>
-            <m:t>=</m:t>
-          </m:r>
-          <m:f>
-            <m:fPr>
-              <m:type m:val="bar"/>
-            </m:fPr>
-            <m:num>
-              <m:r>
-                <m:t>98.1</m:t>
-              </m:r>
-              <m:r>
-                <m:rPr>
-                  <m:sty m:val="p"/>
-                </m:rPr>
-                <m:t>×</m:t>
-              </m:r>
-              <m:r>
-                <m:t>1.50</m:t>
-              </m:r>
-            </m:num>
-            <m:den>
-              <m:r>
-                <m:t>8.314</m:t>
-              </m:r>
-              <m:r>
-                <m:rPr>
-                  <m:sty m:val="p"/>
-                </m:rPr>
-                <m:t>×</m:t>
-              </m:r>
-              <m:r>
-                <m:t>298.15</m:t>
-              </m:r>
-            </m:den>
-          </m:f>
-          <m:r>
-            <m:rPr>
-              <m:sty m:val="p"/>
-            </m:rPr>
-            <m:t>=</m:t>
-          </m:r>
-          <m:r>
-            <m:t>0.0594</m:t>
-          </m:r>
-          <m:r>
-            <m:rPr>
-              <m:nor/>
-              <m:sty m:val="p"/>
-            </m:rPr>
-            <m:t> mol</m:t>
-          </m:r>
-        </m:oMath>
-      </m:oMathPara>
-    </w:p>
-    <w:p>
-      <w:pPr>
-        <w:pStyle w:val="FirstParagraph"/>
-        <w:ind w:firstLine="420"/>
-      </w:pPr>
-      <w:r>
-        <w:rPr>
-          <w:rFonts w:hint="eastAsia" w:ascii="Times New Roman" w:hAnsi="Times New Roman" w:eastAsia="FangSong" w:cs="Times New Roman"/>
-          <w:b/>
-          <w:bCs/>
-        </w:rPr>
-        <w:t xml:space="preserve">第五步</w:t>
-      </w:r>
-      <w:r>
-        <w:rPr>
-          <w:rFonts w:hint="eastAsia" w:ascii="Times New Roman" w:hAnsi="Times New Roman" w:eastAsia="Times New Roman" w:cs="Times New Roman"/>
-        </w:rPr>
-        <w:t>：</w:t>
-      </w:r>
-      <w:r>
-        <w:rPr>
-          <w:rFonts w:hint="eastAsia" w:ascii="Times New Roman" w:hAnsi="Times New Roman" w:eastAsia="FangSong" w:cs="Times New Roman"/>
-        </w:rPr>
-        <w:t>计算产率</w:t>
-      </w:r>
-    </w:p>
-    <w:p>
-      <w:pPr>
-        <w:pStyle w:val="BodyText"/>
-      </w:pPr>
-      <m:oMathPara>
-        <m:oMathParaPr>
-          <m:jc m:val="center"/>
-          <m:ctrlPr>
-            <w:rPr>
-              <w:sz w:val="28"/>
-              <w:szCs w:val="28"/>
-            </w:rPr>
-          </m:ctrlPr>
-        </m:oMathParaPr>
-        <m:oMath>
-          <m:r>
-            <m:rPr>
-              <m:nor/>
-              <m:sty m:val="p"/>
-            </m:rPr>
-            <m:t>产率</m:t>
-          </m:r>
-          <m:r>
-            <m:rPr>
-              <m:sty m:val="p"/>
-            </m:rPr>
-            <m:t>=</m:t>
-          </m:r>
-          <m:f>
-            <m:fPr>
-              <m:type m:val="bar"/>
-            </m:fPr>
-            <m:num>
-              <m:r>
-                <m:t>n</m:t>
-              </m:r>
-              <m:r>
-                <m:rPr>
-                  <m:sty m:val="p"/>
-                </m:rPr>
-                <m:t>(</m:t>
-              </m:r>
-              <m:sSub>
-                <m:e>
-                  <m:r>
-                    <m:t>O</m:t>
-                  </m:r>
-                </m:e>
-                <m:sub>
-                  <m:r>
-                    <m:t>2</m:t>
-                  </m:r>
-                </m:sub>
-              </m:sSub>
-              <m:sSub>
-                <m:e>
-                  <m:r>
-                    <m:rPr>
-                      <m:sty m:val="p"/>
-                    </m:rPr>
-                    <m:t>)</m:t>
-                  </m:r>
-                </m:e>
-                <m:sub>
-                  <m:r>
-                    <m:rPr>
-                      <m:nor/>
-                      <m:sty m:val="p"/>
-                    </m:rPr>
-                    <m:t>实际</m:t>
-                  </m:r>
-                </m:sub>
-              </m:sSub>
-            </m:num>
-            <m:den>
-              <m:r>
-                <m:t>n</m:t>
-              </m:r>
-              <m:r>
-                <m:rPr>
-                  <m:sty m:val="p"/>
-                </m:rPr>
-                <m:t>(</m:t>
-              </m:r>
-              <m:sSub>
-                <m:e>
-                  <m:r>
-                    <m:t>O</m:t>
-                  </m:r>
-                </m:e>
-                <m:sub>
-                  <m:r>
-                    <m:t>2</m:t>
-                  </m:r>
-                </m:sub>
-              </m:sSub>
-              <m:sSub>
-                <m:e>
-                  <m:r>
-                    <m:rPr>
-                      <m:sty m:val="p"/>
-                    </m:rPr>
-                    <m:t>)</m:t>
-                  </m:r>
-                </m:e>
-                <m:sub>
-                  <m:r>
-                    <m:rPr>
-                      <m:nor/>
-                      <m:sty m:val="p"/>
-                    </m:rPr>
-                    <m:t>理论</m:t>
-                  </m:r>
-                </m:sub>
-              </m:sSub>
-            </m:den>
-          </m:f>
-          <m:r>
-            <m:rPr>
-              <m:sty m:val="p"/>
-            </m:rPr>
-            <m:t>×</m:t>
-          </m:r>
-          <m:r>
-            <m:t>100</m:t>
-          </m:r>
-          <m:r>
-            <m:rPr>
-              <m:sty m:val="p"/>
-            </m:rPr>
-            <m:t>%</m:t>
-          </m:r>
-          <m:r>
-            <m:rPr>
-              <m:sty m:val="p"/>
-            </m:rPr>
-            <m:t>=</m:t>
-          </m:r>
-          <m:f>
-            <m:fPr>
-              <m:type m:val="bar"/>
-            </m:fPr>
-            <m:num>
-              <m:r>
-                <m:t>0.0594</m:t>
-              </m:r>
-            </m:num>
-            <m:den>
-              <m:r>
-                <m:t>0.0612</m:t>
-              </m:r>
-            </m:den>
-          </m:f>
-          <m:r>
-            <m:rPr>
-              <m:sty m:val="p"/>
-            </m:rPr>
-            <m:t>×</m:t>
-          </m:r>
-          <m:r>
-            <m:t>100</m:t>
-          </m:r>
-          <m:r>
-            <m:rPr>
-              <m:sty m:val="p"/>
-            </m:rPr>
-            <m:t>%</m:t>
-          </m:r>
-          <m:r>
-            <m:rPr>
-              <m:sty m:val="p"/>
-            </m:rPr>
-            <m:t>=</m:t>
-          </m:r>
-          <m:r>
-            <m:t>97.1</m:t>
-          </m:r>
-          <m:r>
-            <m:rPr>
-              <m:sty m:val="p"/>
-            </m:rPr>
-            <m:t>%</m:t>
-          </m:r>
-        </m:oMath>
-      </m:oMathPara>
-    </w:p>
-    <w:p>
-      <w:pPr>
-        <w:pStyle w:val="FirstParagraph"/>
-        <w:ind w:firstLine="420"/>
-      </w:pPr>
-      <w:r>
-        <w:rPr>
-          <w:rFonts w:hint="eastAsia" w:ascii="Times New Roman" w:hAnsi="Times New Roman" w:eastAsia="FangSong" w:cs="Times New Roman"/>
-          <w:b/>
-          <w:bCs/>
-        </w:rPr>
-        <w:t xml:space="preserve">易错提醒</w:t>
-      </w:r>
-    </w:p>
-    <w:p>
-      <w:pPr>
-        <w:pStyle w:val="Compact"/>
+        <w:t xml:space="preserve">湿气体</w:t>
+      </w:r>
+      <w:r>
+        <w:rPr>
+          <w:rFonts w:hint="eastAsia" w:ascii="Times New Roman" w:hAnsi="Times New Roman" w:eastAsia="Times New Roman" w:cs="Times New Roman"/>
+        </w:rPr>
+        <w:t>，</w:t>
+      </w:r>
+      <w:r>
+        <w:rPr>
+          <w:rFonts w:hint="eastAsia" w:ascii="Times New Roman" w:hAnsi="Times New Roman" w:eastAsia="FangSong" w:cs="Times New Roman"/>
+        </w:rPr>
+        <w:t>计算干气体分压时必须减去水蒸气压</w:t>
+      </w:r>
+    </w:p>
+    <w:p>
+      <w:pPr>
         <w:numPr>
           <w:ilvl w:val="0"/>
-          <w:numId w:val="1001"/>
+          <w:numId w:val="1002"/>
         </w:numPr>
         <w:ind w:firstLine="420"/>
       </w:pPr>
@@ -18794,15 +13350,7 @@
         <w:rPr>
           <w:rFonts w:hint="eastAsia" w:ascii="Times New Roman" w:hAnsi="Times New Roman" w:eastAsia="FangSong" w:cs="Times New Roman"/>
         </w:rPr>
-        <w:t xml:space="preserve">排水集气法收集到的是</w:t>
-      </w:r>
-      <w:r>
-        <w:rPr>
-          <w:rFonts w:hint="eastAsia" w:ascii="Times New Roman" w:hAnsi="Times New Roman" w:eastAsia="FangSong" w:cs="Times New Roman"/>
-          <w:b/>
-          <w:bCs/>
-        </w:rPr>
-        <w:t xml:space="preserve">湿气体</w:t>
+        <w:t>水的饱和蒸气压只与温度有关</w:t>
       </w:r>
       <w:r>
         <w:rPr>
@@ -18814,43 +13362,14 @@
         <w:rPr>
           <w:rFonts w:hint="eastAsia" w:ascii="Times New Roman" w:hAnsi="Times New Roman" w:eastAsia="FangSong" w:cs="Times New Roman"/>
         </w:rPr>
-        <w:t>计算干气体分压时必须减去水蒸气压</w:t>
-      </w:r>
-    </w:p>
-    <w:p>
-      <w:pPr>
-        <w:pStyle w:val="Compact"/>
+        <w:t>不要混淆不同温度下的数值</w:t>
+      </w:r>
+    </w:p>
+    <w:p>
+      <w:pPr>
         <w:numPr>
           <w:ilvl w:val="0"/>
-          <w:numId w:val="1001"/>
-        </w:numPr>
-        <w:ind w:firstLine="420"/>
-      </w:pPr>
-      <w:r>
-        <w:rPr>
-          <w:rFonts w:hint="eastAsia" w:ascii="Times New Roman" w:hAnsi="Times New Roman" w:eastAsia="FangSong" w:cs="Times New Roman"/>
-        </w:rPr>
-        <w:t>水的饱和蒸气压只与温度有关</w:t>
-      </w:r>
-      <w:r>
-        <w:rPr>
-          <w:rFonts w:hint="eastAsia" w:ascii="Times New Roman" w:hAnsi="Times New Roman" w:eastAsia="Times New Roman" w:cs="Times New Roman"/>
-        </w:rPr>
-        <w:t>，</w:t>
-      </w:r>
-      <w:r>
-        <w:rPr>
-          <w:rFonts w:hint="eastAsia" w:ascii="Times New Roman" w:hAnsi="Times New Roman" w:eastAsia="FangSong" w:cs="Times New Roman"/>
-        </w:rPr>
-        <w:t>不要混淆不同温度下的数值</w:t>
-      </w:r>
-    </w:p>
-    <w:p>
-      <w:pPr>
-        <w:pStyle w:val="Compact"/>
-        <w:numPr>
-          <w:ilvl w:val="0"/>
-          <w:numId w:val="1001"/>
+          <w:numId w:val="1002"/>
         </w:numPr>
         <w:ind w:firstLine="420"/>
       </w:pPr>
@@ -18899,8 +13418,8 @@
         </w:pict>
       </w:r>
     </w:p>
-    <w:bookmarkEnd w:id="30"/>
-    <w:bookmarkStart w:id="31" w:name="液体的饱和蒸气压与沸点补充知识"/>
+    <w:bookmarkEnd w:id="29"/>
+    <w:bookmarkStart w:id="30" w:name="液体的饱和蒸气压与沸点补充知识"/>
     <w:p>
       <w:pPr>
         <w:pStyle w:val="Heading3"/>
@@ -19835,9 +14354,9 @@
         </w:pict>
       </w:r>
     </w:p>
+    <w:bookmarkEnd w:id="30"/>
     <w:bookmarkEnd w:id="31"/>
-    <w:bookmarkEnd w:id="32"/>
-    <w:bookmarkStart w:id="35" w:name="真实气体简介"/>
+    <w:bookmarkStart w:id="34" w:name="真实气体简介"/>
     <w:p>
       <w:pPr>
         <w:pStyle w:val="Heading2"/>
@@ -19922,7 +14441,7 @@
         <w:t>**。</w:t>
       </w:r>
     </w:p>
-    <w:bookmarkStart w:id="33" w:name="理想气体的偏差来源"/>
+    <w:bookmarkStart w:id="32" w:name="理想气体的偏差来源"/>
     <w:p>
       <w:pPr>
         <w:pStyle w:val="Heading3"/>
@@ -20196,7 +14715,7 @@
           <w:b/>
           <w:bCs/>
         </w:rPr>
-        <w:t xml:space="preserve">物理直觉</w:t>
+        <w:t xml:space="preserve">物理图像</w:t>
       </w:r>
     </w:p>
     <w:p>
@@ -20218,60 +14737,6 @@
         </w:rPr>
         <w:t xml:space="preserve">：</w:t>
       </w:r>
-      <w:r>
-        <w:rPr>
-          <w:rFonts w:ascii="Times New Roman" w:hAnsi="Times New Roman" w:eastAsia="Times New Roman" w:cs="Times New Roman"/>
-        </w:rPr>
-        <w:t xml:space="preserve"> </w:t>
-      </w:r>
-      <w:r>
-        <w:rPr>
-          <w:rFonts w:hint="eastAsia" w:ascii="Times New Roman" w:hAnsi="Times New Roman" w:eastAsia="FangSong" w:cs="Times New Roman"/>
-        </w:rPr>
-        <w:t>在低压下</w:t>
-      </w:r>
-      <w:r>
-        <w:rPr>
-          <w:rFonts w:hint="eastAsia" w:ascii="Times New Roman" w:hAnsi="Times New Roman" w:eastAsia="Times New Roman" w:cs="Times New Roman"/>
-        </w:rPr>
-        <w:t>，</w:t>
-      </w:r>
-      <w:r>
-        <w:rPr>
-          <w:rFonts w:hint="eastAsia" w:ascii="Times New Roman" w:hAnsi="Times New Roman" w:eastAsia="FangSong" w:cs="Times New Roman"/>
-        </w:rPr>
-        <w:t>分子间距较大</w:t>
-      </w:r>
-      <w:r>
-        <w:rPr>
-          <w:rFonts w:hint="eastAsia" w:ascii="Times New Roman" w:hAnsi="Times New Roman" w:eastAsia="Times New Roman" w:cs="Times New Roman"/>
-        </w:rPr>
-        <w:t>；</w:t>
-      </w:r>
-      <w:r>
-        <w:rPr>
-          <w:rFonts w:hint="eastAsia" w:ascii="Times New Roman" w:hAnsi="Times New Roman" w:eastAsia="FangSong" w:cs="Times New Roman"/>
-        </w:rPr>
-        <w:t>分子间引力使分子撞击器壁的力度减弱</w:t>
-      </w:r>
-      <w:r>
-        <w:rPr>
-          <w:rFonts w:hint="eastAsia" w:ascii="Times New Roman" w:hAnsi="Times New Roman" w:eastAsia="Times New Roman" w:cs="Times New Roman"/>
-        </w:rPr>
-        <w:t>；</w:t>
-      </w:r>
-      <w:r>
-        <w:rPr>
-          <w:rFonts w:hint="eastAsia" w:ascii="Times New Roman" w:hAnsi="Times New Roman" w:eastAsia="FangSong" w:cs="Times New Roman"/>
-        </w:rPr>
-        <w:t>因此实际测量的压力比理想值小</w:t>
-      </w:r>
-      <w:r>
-        <w:rPr>
-          <w:rFonts w:hint="eastAsia" w:ascii="Times New Roman" w:hAnsi="Times New Roman" w:eastAsia="Times New Roman" w:cs="Times New Roman"/>
-        </w:rPr>
-        <w:t>。</w:t>
-      </w:r>
     </w:p>
     <w:p>
       <w:pPr>
@@ -20281,6 +14746,60 @@
       <w:r>
         <w:rPr>
           <w:rFonts w:hint="eastAsia" w:ascii="Times New Roman" w:hAnsi="Times New Roman" w:eastAsia="FangSong" w:cs="Times New Roman"/>
+        </w:rPr>
+        <w:t>在低压下</w:t>
+      </w:r>
+      <w:r>
+        <w:rPr>
+          <w:rFonts w:hint="eastAsia" w:ascii="Times New Roman" w:hAnsi="Times New Roman" w:eastAsia="Times New Roman" w:cs="Times New Roman"/>
+        </w:rPr>
+        <w:t>，</w:t>
+      </w:r>
+      <w:r>
+        <w:rPr>
+          <w:rFonts w:hint="eastAsia" w:ascii="Times New Roman" w:hAnsi="Times New Roman" w:eastAsia="FangSong" w:cs="Times New Roman"/>
+        </w:rPr>
+        <w:t>分子间距较大</w:t>
+      </w:r>
+      <w:r>
+        <w:rPr>
+          <w:rFonts w:hint="eastAsia" w:ascii="Times New Roman" w:hAnsi="Times New Roman" w:eastAsia="Times New Roman" w:cs="Times New Roman"/>
+        </w:rPr>
+        <w:t>；</w:t>
+      </w:r>
+      <w:r>
+        <w:rPr>
+          <w:rFonts w:hint="eastAsia" w:ascii="Times New Roman" w:hAnsi="Times New Roman" w:eastAsia="FangSong" w:cs="Times New Roman"/>
+        </w:rPr>
+        <w:t>分子间引力使分子撞击器壁的力度减弱</w:t>
+      </w:r>
+      <w:r>
+        <w:rPr>
+          <w:rFonts w:hint="eastAsia" w:ascii="Times New Roman" w:hAnsi="Times New Roman" w:eastAsia="Times New Roman" w:cs="Times New Roman"/>
+        </w:rPr>
+        <w:t>；</w:t>
+      </w:r>
+      <w:r>
+        <w:rPr>
+          <w:rFonts w:hint="eastAsia" w:ascii="Times New Roman" w:hAnsi="Times New Roman" w:eastAsia="FangSong" w:cs="Times New Roman"/>
+        </w:rPr>
+        <w:t>因此实际测量的压力比理想值小</w:t>
+      </w:r>
+      <w:r>
+        <w:rPr>
+          <w:rFonts w:hint="eastAsia" w:ascii="Times New Roman" w:hAnsi="Times New Roman" w:eastAsia="Times New Roman" w:cs="Times New Roman"/>
+        </w:rPr>
+        <w:t>。</w:t>
+      </w:r>
+    </w:p>
+    <w:p>
+      <w:pPr>
+        <w:pStyle w:val="BodyText"/>
+        <w:ind w:firstLine="420"/>
+      </w:pPr>
+      <w:r>
+        <w:rPr>
+          <w:rFonts w:hint="eastAsia" w:ascii="Times New Roman" w:hAnsi="Times New Roman" w:eastAsia="FangSong" w:cs="Times New Roman"/>
           <w:b/>
           <w:bCs/>
         </w:rPr>
@@ -20292,12 +14811,12 @@
         </w:rPr>
         <w:t xml:space="preserve">：</w:t>
       </w:r>
-      <w:r>
-        <w:rPr>
-          <w:rFonts w:ascii="Times New Roman" w:hAnsi="Times New Roman" w:eastAsia="Times New Roman" w:cs="Times New Roman"/>
-        </w:rPr>
-        <w:t xml:space="preserve"> </w:t>
-      </w:r>
+    </w:p>
+    <w:p>
+      <w:pPr>
+        <w:pStyle w:val="BodyText"/>
+        <w:ind w:firstLine="420"/>
+      </w:pPr>
       <w:r>
         <w:rPr>
           <w:rFonts w:hint="eastAsia" w:ascii="Times New Roman" w:hAnsi="Times New Roman" w:eastAsia="FangSong" w:cs="Times New Roman"/>
@@ -20573,12 +15092,12 @@
         </w:rPr>
         <w:t xml:space="preserve">：</w:t>
       </w:r>
-      <w:r>
-        <w:rPr>
-          <w:rFonts w:ascii="Times New Roman" w:hAnsi="Times New Roman" w:eastAsia="Times New Roman" w:cs="Times New Roman"/>
-        </w:rPr>
-        <w:t xml:space="preserve"> </w:t>
-      </w:r>
+    </w:p>
+    <w:p>
+      <w:pPr>
+        <w:pStyle w:val="BodyText"/>
+        <w:ind w:firstLine="420"/>
+      </w:pPr>
       <w:r>
         <w:rPr>
           <w:rFonts w:ascii="Times New Roman" w:hAnsi="Times New Roman" w:eastAsia="Times New Roman" w:cs="Times New Roman"/>
@@ -20722,8 +15241,8 @@
         </w:pict>
       </w:r>
     </w:p>
-    <w:bookmarkEnd w:id="33"/>
-    <w:bookmarkStart w:id="34" w:name="van-der-waals方程定性介绍"/>
+    <w:bookmarkEnd w:id="32"/>
+    <w:bookmarkStart w:id="33" w:name="van-der-waals方程定性介绍"/>
     <w:p>
       <w:pPr>
         <w:pStyle w:val="Heading3"/>
@@ -21741,9 +16260,9 @@
         </w:pict>
       </w:r>
     </w:p>
+    <w:bookmarkEnd w:id="33"/>
     <w:bookmarkEnd w:id="34"/>
-    <w:bookmarkEnd w:id="35"/>
-    <w:bookmarkStart w:id="41" w:name="graham-扩散定律"/>
+    <w:bookmarkStart w:id="40" w:name="graham-扩散定律"/>
     <w:p>
       <w:pPr>
         <w:pStyle w:val="Heading2"/>
@@ -21800,7 +16319,7 @@
         <w:t>。</w:t>
       </w:r>
     </w:p>
-    <w:bookmarkStart w:id="39" w:name="定律表述"/>
+    <w:bookmarkStart w:id="38" w:name="定律表述"/>
     <w:p>
       <w:pPr>
         <w:pStyle w:val="Heading3"/>
@@ -22046,18 +16565,18 @@
           <wp:inline>
             <wp:extent cx="2667000" cy="322520"/>
             <wp:effectExtent b="0" l="0" r="0" t="0"/>
-            <wp:docPr descr="NH₃ 与 HCl 的扩散实验" title="" id="37" name="Picture"/>
+            <wp:docPr descr="NH₃ 与 HCl 的扩散实验" title="" id="36" name="Picture"/>
             <a:graphic>
               <a:graphicData uri="http://schemas.openxmlformats.org/drawingml/2006/picture">
                 <pic:pic>
                   <pic:nvPicPr>
-                    <pic:cNvPr descr="e1b7d2db0a6cb320e7497bf43cb184f777e5cde76811935cb581dfd537482a41.jpg" id="38" name="Picture"/>
+                    <pic:cNvPr descr="e1b7d2db0a6cb320e7497bf43cb184f777e5cde76811935cb581dfd537482a41.jpg" id="37" name="Picture"/>
                     <pic:cNvPicPr>
                       <a:picLocks noChangeArrowheads="1" noChangeAspect="1"/>
                     </pic:cNvPicPr>
                   </pic:nvPicPr>
                   <pic:blipFill>
-                    <a:blip r:embed="rId36"/>
+                    <a:blip r:embed="rId35"/>
                     <a:stretch>
                       <a:fillRect/>
                     </a:stretch>
@@ -22142,31 +16661,7 @@
         <w:rPr>
           <w:rFonts w:hint="eastAsia" w:ascii="Times New Roman" w:hAnsi="Times New Roman" w:eastAsia="FangSong" w:cs="Times New Roman"/>
         </w:rPr>
-        <w:t>的扩散实验</w:t>
-      </w:r>
-      <w:r>
-        <w:rPr>
-          <w:rFonts w:hint="eastAsia" w:ascii="Times New Roman" w:hAnsi="Times New Roman" w:eastAsia="Times New Roman" w:cs="Times New Roman"/>
-        </w:rPr>
-        <w:t>——</w:t>
-      </w:r>
-      <w:r>
-        <w:rPr>
-          <w:rFonts w:hint="eastAsia" w:ascii="Times New Roman" w:hAnsi="Times New Roman" w:eastAsia="FangSong" w:cs="Times New Roman"/>
-        </w:rPr>
-        <w:t>白雾环偏向高摩尔质量气体一侧</w:t>
-      </w:r>
-      <w:r>
-        <w:rPr>
-          <w:rFonts w:hint="eastAsia" w:ascii="Times New Roman" w:hAnsi="Times New Roman" w:eastAsia="Times New Roman" w:cs="Times New Roman"/>
-        </w:rPr>
-        <w:t>，</w:t>
-      </w:r>
-      <w:r>
-        <w:rPr>
-          <w:rFonts w:hint="eastAsia" w:ascii="Times New Roman" w:hAnsi="Times New Roman" w:eastAsia="FangSong" w:cs="Times New Roman"/>
-        </w:rPr>
-        <w:t>说明轻气体扩散更快</w:t>
+        <w:t xml:space="preserve">的扩散实验</w:t>
       </w:r>
     </w:p>
     <w:p>
@@ -22174,20 +16669,6 @@
         <w:pStyle w:val="BodyText"/>
         <w:ind w:firstLine="420"/>
       </w:pPr>
-      <w:r>
-        <w:rPr>
-          <w:rFonts w:hint="eastAsia" w:ascii="Times New Roman" w:hAnsi="Times New Roman" w:eastAsia="FangSong" w:cs="Times New Roman"/>
-          <w:b/>
-          <w:bCs/>
-        </w:rPr>
-        <w:t xml:space="preserve">读图提示</w:t>
-      </w:r>
-      <w:r>
-        <w:rPr>
-          <w:rFonts w:hint="eastAsia" w:ascii="Times New Roman" w:hAnsi="Times New Roman" w:eastAsia="Times New Roman" w:cs="Times New Roman"/>
-        </w:rPr>
-        <w:t>：</w:t>
-      </w:r>
       <w:r>
         <w:rPr>
           <w:rFonts w:hint="eastAsia" w:ascii="Times New Roman" w:hAnsi="Times New Roman" w:eastAsia="FangSong" w:cs="Times New Roman"/>
@@ -22508,8 +16989,8 @@
         <w:t>”。</w:t>
       </w:r>
     </w:p>
-    <w:bookmarkEnd w:id="39"/>
-    <w:bookmarkStart w:id="40" w:name="应用"/>
+    <w:bookmarkEnd w:id="38"/>
+    <w:bookmarkStart w:id="39" w:name="应用"/>
     <w:p>
       <w:pPr>
         <w:pStyle w:val="Heading3"/>
@@ -22530,10 +17011,9 @@
     </w:p>
     <w:p>
       <w:pPr>
-        <w:pStyle w:val="Compact"/>
         <w:numPr>
           <w:ilvl w:val="0"/>
-          <w:numId w:val="1002"/>
+          <w:numId w:val="1003"/>
         </w:numPr>
         <w:ind w:firstLine="420"/>
       </w:pPr>
@@ -22584,10 +17064,9 @@
     </w:p>
     <w:p>
       <w:pPr>
-        <w:pStyle w:val="Compact"/>
         <w:numPr>
           <w:ilvl w:val="0"/>
-          <w:numId w:val="1002"/>
+          <w:numId w:val="1003"/>
         </w:numPr>
         <w:ind w:firstLine="420"/>
       </w:pPr>
@@ -22756,9 +17235,9 @@
         </w:pict>
       </w:r>
     </w:p>
+    <w:bookmarkEnd w:id="39"/>
     <w:bookmarkEnd w:id="40"/>
-    <w:bookmarkEnd w:id="41"/>
-    <w:bookmarkStart w:id="45" w:name="本讲速查"/>
+    <w:bookmarkStart w:id="44" w:name="本讲速查"/>
     <w:p>
       <w:pPr>
         <w:pStyle w:val="Heading2"/>
@@ -22777,7 +17256,7 @@
         <w:t xml:space="preserve">本讲速查</w:t>
       </w:r>
     </w:p>
-    <w:bookmarkStart w:id="42" w:name="核心公式"/>
+    <w:bookmarkStart w:id="41" w:name="核心公式"/>
     <w:p>
       <w:pPr>
         <w:pStyle w:val="Heading3"/>
@@ -23728,8 +18207,8 @@
         </w:tc>
       </w:tr>
     </w:tbl>
-    <w:bookmarkEnd w:id="42"/>
-    <w:bookmarkStart w:id="43" w:name="r值速查"/>
+    <w:bookmarkEnd w:id="41"/>
+    <w:bookmarkStart w:id="42" w:name="r值速查"/>
     <w:p>
       <w:pPr>
         <w:pStyle w:val="Heading3"/>
@@ -24076,8 +18555,8 @@
         </w:tc>
       </w:tr>
     </w:tbl>
-    <w:bookmarkEnd w:id="43"/>
-    <w:bookmarkStart w:id="44" w:name="常用数据"/>
+    <w:bookmarkEnd w:id="42"/>
+    <w:bookmarkStart w:id="43" w:name="常用数据"/>
     <w:p>
       <w:pPr>
         <w:pStyle w:val="Heading3"/>
@@ -24280,9 +18759,9 @@
         </w:pict>
       </w:r>
     </w:p>
+    <w:bookmarkEnd w:id="43"/>
     <w:bookmarkEnd w:id="44"/>
-    <w:bookmarkEnd w:id="45"/>
-    <w:bookmarkStart w:id="46" w:name="竞赛思考强化题与微观机理精解"/>
+    <w:bookmarkStart w:id="45" w:name="课后习题"/>
     <w:p>
       <w:pPr>
         <w:pStyle w:val="Heading2"/>
@@ -24298,7 +18777,7 @@
         <w:rPr>
           <w:rFonts w:hint="eastAsia" w:ascii="Times New Roman" w:hAnsi="Times New Roman" w:eastAsia="SimHei" w:cs="Times New Roman"/>
         </w:rPr>
-        <w:t xml:space="preserve">竞赛思考强化题与微观机理精解</w:t>
+        <w:t xml:space="preserve">课后习题</w:t>
       </w:r>
     </w:p>
     <w:p>
@@ -24308,161 +18787,11 @@
       </w:pPr>
       <w:r>
         <w:rPr>
-          <w:rFonts w:hint="eastAsia" w:ascii="Times New Roman" w:hAnsi="Times New Roman" w:eastAsia="FangSong" w:cs="Times New Roman"/>
-        </w:rPr>
-        <w:t>本组题目全部取自题库</w:t>
-      </w:r>
-      <w:r>
-        <w:rPr>
-          <w:rFonts w:hint="eastAsia" w:ascii="Times New Roman" w:hAnsi="Times New Roman" w:eastAsia="Times New Roman" w:cs="Times New Roman"/>
-        </w:rPr>
-        <w:t>（</w:t>
-      </w:r>
-      <w:r>
-        <w:rPr>
-          <w:rFonts w:hint="eastAsia" w:ascii="Times New Roman" w:hAnsi="Times New Roman" w:eastAsia="FangSong" w:cs="Times New Roman"/>
-        </w:rPr>
-        <w:t>北大</w:t>
-      </w:r>
-      <w:r>
-        <w:rPr>
-          <w:rFonts w:hint="eastAsia" w:ascii="Times New Roman" w:hAnsi="Times New Roman" w:eastAsia="Times New Roman" w:cs="Times New Roman"/>
-        </w:rPr>
-        <w:t>《</w:t>
-      </w:r>
-      <w:r>
-        <w:rPr>
-          <w:rFonts w:hint="eastAsia" w:ascii="Times New Roman" w:hAnsi="Times New Roman" w:eastAsia="FangSong" w:cs="Times New Roman"/>
-        </w:rPr>
-        <w:t>普通化学原理</w:t>
-      </w:r>
-      <w:r>
-        <w:rPr>
-          <w:rFonts w:hint="eastAsia" w:ascii="Times New Roman" w:hAnsi="Times New Roman" w:eastAsia="Times New Roman" w:cs="Times New Roman"/>
-        </w:rPr>
-        <w:t>》</w:t>
-      </w:r>
-      <w:r>
-        <w:rPr>
-          <w:rFonts w:hint="eastAsia" w:ascii="Times New Roman" w:hAnsi="Times New Roman" w:eastAsia="FangSong" w:cs="Times New Roman"/>
-        </w:rPr>
-        <w:t>第</w:t>
-      </w:r>
-      <w:r>
-        <w:rPr>
-          <w:rFonts w:ascii="Times New Roman" w:hAnsi="Times New Roman" w:eastAsia="Times New Roman" w:cs="Times New Roman"/>
-        </w:rPr>
-        <w:t xml:space="preserve"> 4 </w:t>
-      </w:r>
-      <w:r>
-        <w:rPr>
-          <w:rFonts w:hint="eastAsia" w:ascii="Times New Roman" w:hAnsi="Times New Roman" w:eastAsia="FangSong" w:cs="Times New Roman"/>
-        </w:rPr>
-        <w:t>版习题</w:t>
-      </w:r>
-      <w:r>
-        <w:rPr>
-          <w:rFonts w:hint="eastAsia" w:ascii="Times New Roman" w:hAnsi="Times New Roman" w:eastAsia="Times New Roman" w:cs="Times New Roman"/>
-        </w:rPr>
-        <w:t>），</w:t>
-      </w:r>
-      <w:r>
-        <w:rPr>
-          <w:rFonts w:hint="eastAsia" w:ascii="Times New Roman" w:hAnsi="Times New Roman" w:eastAsia="FangSong" w:cs="Times New Roman"/>
-        </w:rPr>
-        <w:t>按题源顺序编排</w:t>
-      </w:r>
-      <w:r>
-        <w:rPr>
-          <w:rFonts w:hint="eastAsia" w:ascii="Times New Roman" w:hAnsi="Times New Roman" w:eastAsia="Times New Roman" w:cs="Times New Roman"/>
-        </w:rPr>
-        <w:t>，</w:t>
-      </w:r>
-      <w:r>
-        <w:rPr>
-          <w:rFonts w:hint="eastAsia" w:ascii="Times New Roman" w:hAnsi="Times New Roman" w:eastAsia="FangSong" w:cs="Times New Roman"/>
-        </w:rPr>
-        <w:t>覆盖理想气体状态方程</w:t>
-      </w:r>
-      <w:r>
-        <w:rPr>
-          <w:rFonts w:hint="eastAsia" w:ascii="Times New Roman" w:hAnsi="Times New Roman" w:eastAsia="Times New Roman" w:cs="Times New Roman"/>
-        </w:rPr>
-        <w:t>、</w:t>
-      </w:r>
-      <w:r>
-        <w:rPr>
-          <w:rFonts w:hint="eastAsia" w:ascii="Times New Roman" w:hAnsi="Times New Roman" w:eastAsia="FangSong" w:cs="Times New Roman"/>
-        </w:rPr>
-        <w:t>分压定律</w:t>
-      </w:r>
-      <w:r>
-        <w:rPr>
-          <w:rFonts w:hint="eastAsia" w:ascii="Times New Roman" w:hAnsi="Times New Roman" w:eastAsia="Times New Roman" w:cs="Times New Roman"/>
-        </w:rPr>
-        <w:t>、</w:t>
-      </w:r>
-      <w:r>
-        <w:rPr>
-          <w:rFonts w:hint="eastAsia" w:ascii="Times New Roman" w:hAnsi="Times New Roman" w:eastAsia="FangSong" w:cs="Times New Roman"/>
-        </w:rPr>
-        <w:t>排水集气与真实气体等本讲全部考点</w:t>
-      </w:r>
-      <w:r>
-        <w:rPr>
-          <w:rFonts w:hint="eastAsia" w:ascii="Times New Roman" w:hAnsi="Times New Roman" w:eastAsia="Times New Roman" w:cs="Times New Roman"/>
-        </w:rPr>
-        <w:t>。</w:t>
-      </w:r>
-    </w:p>
-    <w:p>
-      <w:pPr>
-        <w:pStyle w:val="BodyText"/>
-        <w:ind w:firstLine="420"/>
-      </w:pPr>
-      <w:r>
-        <w:rPr>
           <w:rFonts w:ascii="Times New Roman" w:hAnsi="Times New Roman" w:eastAsia="Times New Roman" w:cs="Times New Roman"/>
           <w:b/>
           <w:bCs/>
         </w:rPr>
         <w:t xml:space="preserve">1.</w:t>
-      </w:r>
-      <w:r>
-        <w:rPr>
-          <w:rFonts w:ascii="Times New Roman" w:hAnsi="Times New Roman" w:eastAsia="Times New Roman" w:cs="Times New Roman"/>
-        </w:rPr>
-        <w:t xml:space="preserve"> </w:t>
-      </w:r>
-      <w:r>
-        <w:rPr>
-          <w:rFonts w:hint="eastAsia" w:ascii="Times New Roman" w:hAnsi="Times New Roman" w:eastAsia="Times New Roman" w:cs="Times New Roman"/>
-        </w:rPr>
-        <w:t>[</w:t>
-      </w:r>
-      <w:r>
-        <w:rPr>
-          <w:rFonts w:hint="eastAsia" w:ascii="Times New Roman" w:hAnsi="Times New Roman" w:eastAsia="FangSong" w:cs="Times New Roman"/>
-        </w:rPr>
-        <w:t>普化原理</w:t>
-      </w:r>
-      <w:r>
-        <w:rPr>
-          <w:rFonts w:hint="eastAsia" w:ascii="Times New Roman" w:hAnsi="Times New Roman" w:eastAsia="Times New Roman" w:cs="Times New Roman"/>
-        </w:rPr>
-        <w:t>·</w:t>
-      </w:r>
-      <w:r>
-        <w:rPr>
-          <w:rFonts w:hint="eastAsia" w:ascii="Times New Roman" w:hAnsi="Times New Roman" w:eastAsia="FangSong" w:cs="Times New Roman"/>
-        </w:rPr>
-        <w:t>习题</w:t>
-      </w:r>
-      <w:r>
-        <w:rPr>
-          <w:rFonts w:hint="eastAsia" w:ascii="Times New Roman" w:hAnsi="Times New Roman" w:eastAsia="Times New Roman" w:cs="Times New Roman"/>
-        </w:rPr>
-        <w:t>2.1]</w:t>
       </w:r>
       <w:r>
         <w:rPr>
@@ -24675,42 +19004,6 @@
           <w:bCs/>
         </w:rPr>
         <w:t xml:space="preserve">2.</w:t>
-      </w:r>
-      <w:r>
-        <w:rPr>
-          <w:rFonts w:ascii="Times New Roman" w:hAnsi="Times New Roman" w:eastAsia="Times New Roman" w:cs="Times New Roman"/>
-        </w:rPr>
-        <w:t xml:space="preserve"> </w:t>
-      </w:r>
-      <w:r>
-        <w:rPr>
-          <w:rFonts w:hint="eastAsia" w:ascii="Times New Roman" w:hAnsi="Times New Roman" w:eastAsia="Times New Roman" w:cs="Times New Roman"/>
-        </w:rPr>
-        <w:t>[</w:t>
-      </w:r>
-      <w:r>
-        <w:rPr>
-          <w:rFonts w:hint="eastAsia" w:ascii="Times New Roman" w:hAnsi="Times New Roman" w:eastAsia="FangSong" w:cs="Times New Roman"/>
-        </w:rPr>
-        <w:t>普化原理</w:t>
-      </w:r>
-      <w:r>
-        <w:rPr>
-          <w:rFonts w:hint="eastAsia" w:ascii="Times New Roman" w:hAnsi="Times New Roman" w:eastAsia="Times New Roman" w:cs="Times New Roman"/>
-        </w:rPr>
-        <w:t>·</w:t>
-      </w:r>
-      <w:r>
-        <w:rPr>
-          <w:rFonts w:hint="eastAsia" w:ascii="Times New Roman" w:hAnsi="Times New Roman" w:eastAsia="FangSong" w:cs="Times New Roman"/>
-        </w:rPr>
-        <w:t>习题</w:t>
-      </w:r>
-      <w:r>
-        <w:rPr>
-          <w:rFonts w:hint="eastAsia" w:ascii="Times New Roman" w:hAnsi="Times New Roman" w:eastAsia="Times New Roman" w:cs="Times New Roman"/>
-        </w:rPr>
-        <w:t>2.2]</w:t>
       </w:r>
       <w:r>
         <w:rPr>
@@ -25004,42 +19297,6 @@
       </w:r>
       <w:r>
         <w:rPr>
-          <w:rFonts w:hint="eastAsia" w:ascii="Times New Roman" w:hAnsi="Times New Roman" w:eastAsia="Times New Roman" w:cs="Times New Roman"/>
-        </w:rPr>
-        <w:t>[</w:t>
-      </w:r>
-      <w:r>
-        <w:rPr>
-          <w:rFonts w:hint="eastAsia" w:ascii="Times New Roman" w:hAnsi="Times New Roman" w:eastAsia="FangSong" w:cs="Times New Roman"/>
-        </w:rPr>
-        <w:t>普化原理</w:t>
-      </w:r>
-      <w:r>
-        <w:rPr>
-          <w:rFonts w:hint="eastAsia" w:ascii="Times New Roman" w:hAnsi="Times New Roman" w:eastAsia="Times New Roman" w:cs="Times New Roman"/>
-        </w:rPr>
-        <w:t>·</w:t>
-      </w:r>
-      <w:r>
-        <w:rPr>
-          <w:rFonts w:hint="eastAsia" w:ascii="Times New Roman" w:hAnsi="Times New Roman" w:eastAsia="FangSong" w:cs="Times New Roman"/>
-        </w:rPr>
-        <w:t>习题</w:t>
-      </w:r>
-      <w:r>
-        <w:rPr>
-          <w:rFonts w:hint="eastAsia" w:ascii="Times New Roman" w:hAnsi="Times New Roman" w:eastAsia="Times New Roman" w:cs="Times New Roman"/>
-        </w:rPr>
-        <w:t>2.3]</w:t>
-      </w:r>
-      <w:r>
-        <w:rPr>
-          <w:rFonts w:ascii="Times New Roman" w:hAnsi="Times New Roman" w:eastAsia="Times New Roman" w:cs="Times New Roman"/>
-        </w:rPr>
-        <w:t xml:space="preserve"> </w:t>
-      </w:r>
-      <w:r>
-        <w:rPr>
           <w:rFonts w:hint="eastAsia" w:ascii="Times New Roman" w:hAnsi="Times New Roman" w:eastAsia="FangSong" w:cs="Times New Roman"/>
         </w:rPr>
         <w:t>标准参考温度计都是气体体积温度计</w:t>
@@ -25305,42 +19562,6 @@
       </w:r>
       <w:r>
         <w:rPr>
-          <w:rFonts w:hint="eastAsia" w:ascii="Times New Roman" w:hAnsi="Times New Roman" w:eastAsia="Times New Roman" w:cs="Times New Roman"/>
-        </w:rPr>
-        <w:t>[</w:t>
-      </w:r>
-      <w:r>
-        <w:rPr>
-          <w:rFonts w:hint="eastAsia" w:ascii="Times New Roman" w:hAnsi="Times New Roman" w:eastAsia="FangSong" w:cs="Times New Roman"/>
-        </w:rPr>
-        <w:t>普化原理</w:t>
-      </w:r>
-      <w:r>
-        <w:rPr>
-          <w:rFonts w:hint="eastAsia" w:ascii="Times New Roman" w:hAnsi="Times New Roman" w:eastAsia="Times New Roman" w:cs="Times New Roman"/>
-        </w:rPr>
-        <w:t>·</w:t>
-      </w:r>
-      <w:r>
-        <w:rPr>
-          <w:rFonts w:hint="eastAsia" w:ascii="Times New Roman" w:hAnsi="Times New Roman" w:eastAsia="FangSong" w:cs="Times New Roman"/>
-        </w:rPr>
-        <w:t>习题</w:t>
-      </w:r>
-      <w:r>
-        <w:rPr>
-          <w:rFonts w:hint="eastAsia" w:ascii="Times New Roman" w:hAnsi="Times New Roman" w:eastAsia="Times New Roman" w:cs="Times New Roman"/>
-        </w:rPr>
-        <w:t>2.4]</w:t>
-      </w:r>
-      <w:r>
-        <w:rPr>
-          <w:rFonts w:ascii="Times New Roman" w:hAnsi="Times New Roman" w:eastAsia="Times New Roman" w:cs="Times New Roman"/>
-        </w:rPr>
-        <w:t xml:space="preserve"> </w:t>
-      </w:r>
-      <w:r>
-        <w:rPr>
           <w:rFonts w:hint="eastAsia" w:ascii="Times New Roman" w:hAnsi="Times New Roman" w:eastAsia="FangSong" w:cs="Times New Roman"/>
         </w:rPr>
         <w:t xml:space="preserve">实验测定在</w:t>
@@ -25483,42 +19704,6 @@
           <w:bCs/>
         </w:rPr>
         <w:t xml:space="preserve">5.</w:t>
-      </w:r>
-      <w:r>
-        <w:rPr>
-          <w:rFonts w:ascii="Times New Roman" w:hAnsi="Times New Roman" w:eastAsia="Times New Roman" w:cs="Times New Roman"/>
-        </w:rPr>
-        <w:t xml:space="preserve"> </w:t>
-      </w:r>
-      <w:r>
-        <w:rPr>
-          <w:rFonts w:hint="eastAsia" w:ascii="Times New Roman" w:hAnsi="Times New Roman" w:eastAsia="Times New Roman" w:cs="Times New Roman"/>
-        </w:rPr>
-        <w:t>[</w:t>
-      </w:r>
-      <w:r>
-        <w:rPr>
-          <w:rFonts w:hint="eastAsia" w:ascii="Times New Roman" w:hAnsi="Times New Roman" w:eastAsia="FangSong" w:cs="Times New Roman"/>
-        </w:rPr>
-        <w:t>普化原理</w:t>
-      </w:r>
-      <w:r>
-        <w:rPr>
-          <w:rFonts w:hint="eastAsia" w:ascii="Times New Roman" w:hAnsi="Times New Roman" w:eastAsia="Times New Roman" w:cs="Times New Roman"/>
-        </w:rPr>
-        <w:t>·</w:t>
-      </w:r>
-      <w:r>
-        <w:rPr>
-          <w:rFonts w:hint="eastAsia" w:ascii="Times New Roman" w:hAnsi="Times New Roman" w:eastAsia="FangSong" w:cs="Times New Roman"/>
-        </w:rPr>
-        <w:t>习题</w:t>
-      </w:r>
-      <w:r>
-        <w:rPr>
-          <w:rFonts w:hint="eastAsia" w:ascii="Times New Roman" w:hAnsi="Times New Roman" w:eastAsia="Times New Roman" w:cs="Times New Roman"/>
-        </w:rPr>
-        <w:t>2.5]</w:t>
       </w:r>
       <w:r>
         <w:rPr>
@@ -25655,42 +19840,6 @@
       </w:r>
       <w:r>
         <w:rPr>
-          <w:rFonts w:hint="eastAsia" w:ascii="Times New Roman" w:hAnsi="Times New Roman" w:eastAsia="Times New Roman" w:cs="Times New Roman"/>
-        </w:rPr>
-        <w:t>[</w:t>
-      </w:r>
-      <w:r>
-        <w:rPr>
-          <w:rFonts w:hint="eastAsia" w:ascii="Times New Roman" w:hAnsi="Times New Roman" w:eastAsia="FangSong" w:cs="Times New Roman"/>
-        </w:rPr>
-        <w:t>普化原理</w:t>
-      </w:r>
-      <w:r>
-        <w:rPr>
-          <w:rFonts w:hint="eastAsia" w:ascii="Times New Roman" w:hAnsi="Times New Roman" w:eastAsia="Times New Roman" w:cs="Times New Roman"/>
-        </w:rPr>
-        <w:t>·</w:t>
-      </w:r>
-      <w:r>
-        <w:rPr>
-          <w:rFonts w:hint="eastAsia" w:ascii="Times New Roman" w:hAnsi="Times New Roman" w:eastAsia="FangSong" w:cs="Times New Roman"/>
-        </w:rPr>
-        <w:t>习题</w:t>
-      </w:r>
-      <w:r>
-        <w:rPr>
-          <w:rFonts w:hint="eastAsia" w:ascii="Times New Roman" w:hAnsi="Times New Roman" w:eastAsia="Times New Roman" w:cs="Times New Roman"/>
-        </w:rPr>
-        <w:t>2.6]</w:t>
-      </w:r>
-      <w:r>
-        <w:rPr>
-          <w:rFonts w:ascii="Times New Roman" w:hAnsi="Times New Roman" w:eastAsia="Times New Roman" w:cs="Times New Roman"/>
-        </w:rPr>
-        <w:t xml:space="preserve"> </w:t>
-      </w:r>
-      <w:r>
-        <w:rPr>
           <w:rFonts w:hint="eastAsia" w:ascii="Times New Roman" w:hAnsi="Times New Roman" w:eastAsia="FangSong" w:cs="Times New Roman"/>
         </w:rPr>
         <w:t xml:space="preserve">在标准状态下</w:t>
@@ -25924,42 +20073,6 @@
       </w:r>
       <w:r>
         <w:rPr>
-          <w:rFonts w:hint="eastAsia" w:ascii="Times New Roman" w:hAnsi="Times New Roman" w:eastAsia="Times New Roman" w:cs="Times New Roman"/>
-        </w:rPr>
-        <w:t>[</w:t>
-      </w:r>
-      <w:r>
-        <w:rPr>
-          <w:rFonts w:hint="eastAsia" w:ascii="Times New Roman" w:hAnsi="Times New Roman" w:eastAsia="FangSong" w:cs="Times New Roman"/>
-        </w:rPr>
-        <w:t>普化原理</w:t>
-      </w:r>
-      <w:r>
-        <w:rPr>
-          <w:rFonts w:hint="eastAsia" w:ascii="Times New Roman" w:hAnsi="Times New Roman" w:eastAsia="Times New Roman" w:cs="Times New Roman"/>
-        </w:rPr>
-        <w:t>·</w:t>
-      </w:r>
-      <w:r>
-        <w:rPr>
-          <w:rFonts w:hint="eastAsia" w:ascii="Times New Roman" w:hAnsi="Times New Roman" w:eastAsia="FangSong" w:cs="Times New Roman"/>
-        </w:rPr>
-        <w:t>习题</w:t>
-      </w:r>
-      <w:r>
-        <w:rPr>
-          <w:rFonts w:hint="eastAsia" w:ascii="Times New Roman" w:hAnsi="Times New Roman" w:eastAsia="Times New Roman" w:cs="Times New Roman"/>
-        </w:rPr>
-        <w:t>2.7]</w:t>
-      </w:r>
-      <w:r>
-        <w:rPr>
-          <w:rFonts w:ascii="Times New Roman" w:hAnsi="Times New Roman" w:eastAsia="Times New Roman" w:cs="Times New Roman"/>
-        </w:rPr>
-        <w:t xml:space="preserve"> </w:t>
-      </w:r>
-      <w:r>
-        <w:rPr>
           <w:rFonts w:hint="eastAsia" w:ascii="Times New Roman" w:hAnsi="Times New Roman" w:eastAsia="FangSong" w:cs="Times New Roman"/>
         </w:rPr>
         <w:t xml:space="preserve">在</w:t>
@@ -26349,42 +20462,6 @@
       </w:r>
       <w:r>
         <w:rPr>
-          <w:rFonts w:hint="eastAsia" w:ascii="Times New Roman" w:hAnsi="Times New Roman" w:eastAsia="Times New Roman" w:cs="Times New Roman"/>
-        </w:rPr>
-        <w:t>[</w:t>
-      </w:r>
-      <w:r>
-        <w:rPr>
-          <w:rFonts w:hint="eastAsia" w:ascii="Times New Roman" w:hAnsi="Times New Roman" w:eastAsia="FangSong" w:cs="Times New Roman"/>
-        </w:rPr>
-        <w:t>普化原理</w:t>
-      </w:r>
-      <w:r>
-        <w:rPr>
-          <w:rFonts w:hint="eastAsia" w:ascii="Times New Roman" w:hAnsi="Times New Roman" w:eastAsia="Times New Roman" w:cs="Times New Roman"/>
-        </w:rPr>
-        <w:t>·</w:t>
-      </w:r>
-      <w:r>
-        <w:rPr>
-          <w:rFonts w:hint="eastAsia" w:ascii="Times New Roman" w:hAnsi="Times New Roman" w:eastAsia="FangSong" w:cs="Times New Roman"/>
-        </w:rPr>
-        <w:t>习题</w:t>
-      </w:r>
-      <w:r>
-        <w:rPr>
-          <w:rFonts w:hint="eastAsia" w:ascii="Times New Roman" w:hAnsi="Times New Roman" w:eastAsia="Times New Roman" w:cs="Times New Roman"/>
-        </w:rPr>
-        <w:t>2.8]</w:t>
-      </w:r>
-      <w:r>
-        <w:rPr>
-          <w:rFonts w:ascii="Times New Roman" w:hAnsi="Times New Roman" w:eastAsia="Times New Roman" w:cs="Times New Roman"/>
-        </w:rPr>
-        <w:t xml:space="preserve"> </w:t>
-      </w:r>
-      <w:r>
-        <w:rPr>
           <w:rFonts w:hint="eastAsia" w:ascii="Times New Roman" w:hAnsi="Times New Roman" w:eastAsia="FangSong" w:cs="Times New Roman"/>
         </w:rPr>
         <w:t>在恒温条件下</w:t>
@@ -26519,7 +20596,7 @@
         <w:pStyle w:val="Compact"/>
         <w:numPr>
           <w:ilvl w:val="0"/>
-          <w:numId w:val="1003"/>
+          <w:numId w:val="1004"/>
         </w:numPr>
         <w:ind w:firstLine="420"/>
       </w:pPr>
@@ -26703,42 +20780,6 @@
           <w:bCs/>
         </w:rPr>
         <w:t xml:space="preserve">9.</w:t>
-      </w:r>
-      <w:r>
-        <w:rPr>
-          <w:rFonts w:ascii="Times New Roman" w:hAnsi="Times New Roman" w:eastAsia="Times New Roman" w:cs="Times New Roman"/>
-        </w:rPr>
-        <w:t xml:space="preserve"> </w:t>
-      </w:r>
-      <w:r>
-        <w:rPr>
-          <w:rFonts w:hint="eastAsia" w:ascii="Times New Roman" w:hAnsi="Times New Roman" w:eastAsia="Times New Roman" w:cs="Times New Roman"/>
-        </w:rPr>
-        <w:t>[</w:t>
-      </w:r>
-      <w:r>
-        <w:rPr>
-          <w:rFonts w:hint="eastAsia" w:ascii="Times New Roman" w:hAnsi="Times New Roman" w:eastAsia="FangSong" w:cs="Times New Roman"/>
-        </w:rPr>
-        <w:t>普化原理</w:t>
-      </w:r>
-      <w:r>
-        <w:rPr>
-          <w:rFonts w:hint="eastAsia" w:ascii="Times New Roman" w:hAnsi="Times New Roman" w:eastAsia="Times New Roman" w:cs="Times New Roman"/>
-        </w:rPr>
-        <w:t>·</w:t>
-      </w:r>
-      <w:r>
-        <w:rPr>
-          <w:rFonts w:hint="eastAsia" w:ascii="Times New Roman" w:hAnsi="Times New Roman" w:eastAsia="FangSong" w:cs="Times New Roman"/>
-        </w:rPr>
-        <w:t>习题</w:t>
-      </w:r>
-      <w:r>
-        <w:rPr>
-          <w:rFonts w:hint="eastAsia" w:ascii="Times New Roman" w:hAnsi="Times New Roman" w:eastAsia="Times New Roman" w:cs="Times New Roman"/>
-        </w:rPr>
-        <w:t>2.9]</w:t>
       </w:r>
       <w:r>
         <w:rPr>
@@ -27201,42 +21242,6 @@
       </w:r>
       <w:r>
         <w:rPr>
-          <w:rFonts w:hint="eastAsia" w:ascii="Times New Roman" w:hAnsi="Times New Roman" w:eastAsia="Times New Roman" w:cs="Times New Roman"/>
-        </w:rPr>
-        <w:t>[</w:t>
-      </w:r>
-      <w:r>
-        <w:rPr>
-          <w:rFonts w:hint="eastAsia" w:ascii="Times New Roman" w:hAnsi="Times New Roman" w:eastAsia="FangSong" w:cs="Times New Roman"/>
-        </w:rPr>
-        <w:t>普化原理</w:t>
-      </w:r>
-      <w:r>
-        <w:rPr>
-          <w:rFonts w:hint="eastAsia" w:ascii="Times New Roman" w:hAnsi="Times New Roman" w:eastAsia="Times New Roman" w:cs="Times New Roman"/>
-        </w:rPr>
-        <w:t>·</w:t>
-      </w:r>
-      <w:r>
-        <w:rPr>
-          <w:rFonts w:hint="eastAsia" w:ascii="Times New Roman" w:hAnsi="Times New Roman" w:eastAsia="FangSong" w:cs="Times New Roman"/>
-        </w:rPr>
-        <w:t>习题</w:t>
-      </w:r>
-      <w:r>
-        <w:rPr>
-          <w:rFonts w:hint="eastAsia" w:ascii="Times New Roman" w:hAnsi="Times New Roman" w:eastAsia="Times New Roman" w:cs="Times New Roman"/>
-        </w:rPr>
-        <w:t>2.10]</w:t>
-      </w:r>
-      <w:r>
-        <w:rPr>
-          <w:rFonts w:ascii="Times New Roman" w:hAnsi="Times New Roman" w:eastAsia="Times New Roman" w:cs="Times New Roman"/>
-        </w:rPr>
-        <w:t xml:space="preserve"> </w:t>
-      </w:r>
-      <w:r>
-        <w:rPr>
           <w:rFonts w:hint="eastAsia" w:ascii="Times New Roman" w:hAnsi="Times New Roman" w:eastAsia="FangSong" w:cs="Times New Roman"/>
         </w:rPr>
         <w:t xml:space="preserve">在</w:t>
@@ -27419,42 +21424,6 @@
         </w:rPr>
         <w:t xml:space="preserve"> </w:t>
       </w:r>
-      <w:r>
-        <w:rPr>
-          <w:rFonts w:hint="eastAsia" w:ascii="Times New Roman" w:hAnsi="Times New Roman" w:eastAsia="Times New Roman" w:cs="Times New Roman"/>
-        </w:rPr>
-        <w:t>[</w:t>
-      </w:r>
-      <w:r>
-        <w:rPr>
-          <w:rFonts w:hint="eastAsia" w:ascii="Times New Roman" w:hAnsi="Times New Roman" w:eastAsia="FangSong" w:cs="Times New Roman"/>
-        </w:rPr>
-        <w:t>普化原理</w:t>
-      </w:r>
-      <w:r>
-        <w:rPr>
-          <w:rFonts w:hint="eastAsia" w:ascii="Times New Roman" w:hAnsi="Times New Roman" w:eastAsia="Times New Roman" w:cs="Times New Roman"/>
-        </w:rPr>
-        <w:t>·</w:t>
-      </w:r>
-      <w:r>
-        <w:rPr>
-          <w:rFonts w:hint="eastAsia" w:ascii="Times New Roman" w:hAnsi="Times New Roman" w:eastAsia="FangSong" w:cs="Times New Roman"/>
-        </w:rPr>
-        <w:t>习题</w:t>
-      </w:r>
-      <w:r>
-        <w:rPr>
-          <w:rFonts w:hint="eastAsia" w:ascii="Times New Roman" w:hAnsi="Times New Roman" w:eastAsia="Times New Roman" w:cs="Times New Roman"/>
-        </w:rPr>
-        <w:t>2.11]</w:t>
-      </w:r>
-      <w:r>
-        <w:rPr>
-          <w:rFonts w:ascii="Times New Roman" w:hAnsi="Times New Roman" w:eastAsia="Times New Roman" w:cs="Times New Roman"/>
-        </w:rPr>
-        <w:t xml:space="preserve"> </w:t>
-      </w:r>
       <m:oMath>
         <m:oMathPr>
           <m:ctrlPr>
@@ -27872,42 +21841,6 @@
           <w:bCs/>
         </w:rPr>
         <w:t xml:space="preserve">12.</w:t>
-      </w:r>
-      <w:r>
-        <w:rPr>
-          <w:rFonts w:ascii="Times New Roman" w:hAnsi="Times New Roman" w:eastAsia="Times New Roman" w:cs="Times New Roman"/>
-        </w:rPr>
-        <w:t xml:space="preserve"> </w:t>
-      </w:r>
-      <w:r>
-        <w:rPr>
-          <w:rFonts w:hint="eastAsia" w:ascii="Times New Roman" w:hAnsi="Times New Roman" w:eastAsia="Times New Roman" w:cs="Times New Roman"/>
-        </w:rPr>
-        <w:t>[</w:t>
-      </w:r>
-      <w:r>
-        <w:rPr>
-          <w:rFonts w:hint="eastAsia" w:ascii="Times New Roman" w:hAnsi="Times New Roman" w:eastAsia="FangSong" w:cs="Times New Roman"/>
-        </w:rPr>
-        <w:t>普化原理</w:t>
-      </w:r>
-      <w:r>
-        <w:rPr>
-          <w:rFonts w:hint="eastAsia" w:ascii="Times New Roman" w:hAnsi="Times New Roman" w:eastAsia="Times New Roman" w:cs="Times New Roman"/>
-        </w:rPr>
-        <w:t>·</w:t>
-      </w:r>
-      <w:r>
-        <w:rPr>
-          <w:rFonts w:hint="eastAsia" w:ascii="Times New Roman" w:hAnsi="Times New Roman" w:eastAsia="FangSong" w:cs="Times New Roman"/>
-        </w:rPr>
-        <w:t>习题</w:t>
-      </w:r>
-      <w:r>
-        <w:rPr>
-          <w:rFonts w:hint="eastAsia" w:ascii="Times New Roman" w:hAnsi="Times New Roman" w:eastAsia="Times New Roman" w:cs="Times New Roman"/>
-        </w:rPr>
-        <w:t>2.12]</w:t>
       </w:r>
       <w:r>
         <w:rPr>
@@ -28440,42 +22373,6 @@
       </w:r>
       <w:r>
         <w:rPr>
-          <w:rFonts w:hint="eastAsia" w:ascii="Times New Roman" w:hAnsi="Times New Roman" w:eastAsia="Times New Roman" w:cs="Times New Roman"/>
-        </w:rPr>
-        <w:t>[</w:t>
-      </w:r>
-      <w:r>
-        <w:rPr>
-          <w:rFonts w:hint="eastAsia" w:ascii="Times New Roman" w:hAnsi="Times New Roman" w:eastAsia="FangSong" w:cs="Times New Roman"/>
-        </w:rPr>
-        <w:t>普化原理</w:t>
-      </w:r>
-      <w:r>
-        <w:rPr>
-          <w:rFonts w:hint="eastAsia" w:ascii="Times New Roman" w:hAnsi="Times New Roman" w:eastAsia="Times New Roman" w:cs="Times New Roman"/>
-        </w:rPr>
-        <w:t>·</w:t>
-      </w:r>
-      <w:r>
-        <w:rPr>
-          <w:rFonts w:hint="eastAsia" w:ascii="Times New Roman" w:hAnsi="Times New Roman" w:eastAsia="FangSong" w:cs="Times New Roman"/>
-        </w:rPr>
-        <w:t>习题</w:t>
-      </w:r>
-      <w:r>
-        <w:rPr>
-          <w:rFonts w:hint="eastAsia" w:ascii="Times New Roman" w:hAnsi="Times New Roman" w:eastAsia="Times New Roman" w:cs="Times New Roman"/>
-        </w:rPr>
-        <w:t>2.13]</w:t>
-      </w:r>
-      <w:r>
-        <w:rPr>
-          <w:rFonts w:ascii="Times New Roman" w:hAnsi="Times New Roman" w:eastAsia="Times New Roman" w:cs="Times New Roman"/>
-        </w:rPr>
-        <w:t xml:space="preserve"> </w:t>
-      </w:r>
-      <w:r>
-        <w:rPr>
           <w:rFonts w:hint="eastAsia" w:ascii="Times New Roman" w:hAnsi="Times New Roman" w:eastAsia="FangSong" w:cs="Times New Roman"/>
         </w:rPr>
         <w:t xml:space="preserve">在</w:t>
@@ -28953,7 +22850,7 @@
       <w:pPr>
         <w:numPr>
           <w:ilvl w:val="0"/>
-          <w:numId w:val="1004"/>
+          <w:numId w:val="1005"/>
         </w:numPr>
         <w:ind w:firstLine="420"/>
       </w:pPr>
@@ -29065,7 +22962,7 @@
       <w:pPr>
         <w:numPr>
           <w:ilvl w:val="0"/>
-          <w:numId w:val="1004"/>
+          <w:numId w:val="1005"/>
         </w:numPr>
         <w:ind w:firstLine="420"/>
       </w:pPr>
@@ -29177,7 +23074,7 @@
       <w:pPr>
         <w:numPr>
           <w:ilvl w:val="0"/>
-          <w:numId w:val="1004"/>
+          <w:numId w:val="1005"/>
         </w:numPr>
         <w:ind w:firstLine="420"/>
       </w:pPr>
@@ -29257,7 +23154,7 @@
       <w:pPr>
         <w:numPr>
           <w:ilvl w:val="0"/>
-          <w:numId w:val="1004"/>
+          <w:numId w:val="1005"/>
         </w:numPr>
         <w:ind w:firstLine="420"/>
       </w:pPr>
@@ -29353,42 +23250,6 @@
           <w:bCs/>
         </w:rPr>
         <w:t xml:space="preserve">14.</w:t>
-      </w:r>
-      <w:r>
-        <w:rPr>
-          <w:rFonts w:ascii="Times New Roman" w:hAnsi="Times New Roman" w:eastAsia="Times New Roman" w:cs="Times New Roman"/>
-        </w:rPr>
-        <w:t xml:space="preserve"> </w:t>
-      </w:r>
-      <w:r>
-        <w:rPr>
-          <w:rFonts w:hint="eastAsia" w:ascii="Times New Roman" w:hAnsi="Times New Roman" w:eastAsia="Times New Roman" w:cs="Times New Roman"/>
-        </w:rPr>
-        <w:t>[</w:t>
-      </w:r>
-      <w:r>
-        <w:rPr>
-          <w:rFonts w:hint="eastAsia" w:ascii="Times New Roman" w:hAnsi="Times New Roman" w:eastAsia="FangSong" w:cs="Times New Roman"/>
-        </w:rPr>
-        <w:t>普化原理</w:t>
-      </w:r>
-      <w:r>
-        <w:rPr>
-          <w:rFonts w:hint="eastAsia" w:ascii="Times New Roman" w:hAnsi="Times New Roman" w:eastAsia="Times New Roman" w:cs="Times New Roman"/>
-        </w:rPr>
-        <w:t>·</w:t>
-      </w:r>
-      <w:r>
-        <w:rPr>
-          <w:rFonts w:hint="eastAsia" w:ascii="Times New Roman" w:hAnsi="Times New Roman" w:eastAsia="FangSong" w:cs="Times New Roman"/>
-        </w:rPr>
-        <w:t>习题</w:t>
-      </w:r>
-      <w:r>
-        <w:rPr>
-          <w:rFonts w:hint="eastAsia" w:ascii="Times New Roman" w:hAnsi="Times New Roman" w:eastAsia="Times New Roman" w:cs="Times New Roman"/>
-        </w:rPr>
-        <w:t>2.14]</w:t>
       </w:r>
       <w:r>
         <w:rPr>
@@ -29734,7 +23595,7 @@
       <w:pPr>
         <w:numPr>
           <w:ilvl w:val="0"/>
-          <w:numId w:val="1005"/>
+          <w:numId w:val="1006"/>
         </w:numPr>
         <w:ind w:firstLine="420"/>
       </w:pPr>
@@ -29814,7 +23675,7 @@
       <w:pPr>
         <w:numPr>
           <w:ilvl w:val="0"/>
-          <w:numId w:val="1005"/>
+          <w:numId w:val="1006"/>
         </w:numPr>
         <w:ind w:firstLine="420"/>
       </w:pPr>
@@ -29932,42 +23793,6 @@
           <w:bCs/>
         </w:rPr>
         <w:t xml:space="preserve">15.</w:t>
-      </w:r>
-      <w:r>
-        <w:rPr>
-          <w:rFonts w:ascii="Times New Roman" w:hAnsi="Times New Roman" w:eastAsia="Times New Roman" w:cs="Times New Roman"/>
-        </w:rPr>
-        <w:t xml:space="preserve"> </w:t>
-      </w:r>
-      <w:r>
-        <w:rPr>
-          <w:rFonts w:hint="eastAsia" w:ascii="Times New Roman" w:hAnsi="Times New Roman" w:eastAsia="Times New Roman" w:cs="Times New Roman"/>
-        </w:rPr>
-        <w:t>[</w:t>
-      </w:r>
-      <w:r>
-        <w:rPr>
-          <w:rFonts w:hint="eastAsia" w:ascii="Times New Roman" w:hAnsi="Times New Roman" w:eastAsia="FangSong" w:cs="Times New Roman"/>
-        </w:rPr>
-        <w:t>普化原理</w:t>
-      </w:r>
-      <w:r>
-        <w:rPr>
-          <w:rFonts w:hint="eastAsia" w:ascii="Times New Roman" w:hAnsi="Times New Roman" w:eastAsia="Times New Roman" w:cs="Times New Roman"/>
-        </w:rPr>
-        <w:t>·</w:t>
-      </w:r>
-      <w:r>
-        <w:rPr>
-          <w:rFonts w:hint="eastAsia" w:ascii="Times New Roman" w:hAnsi="Times New Roman" w:eastAsia="FangSong" w:cs="Times New Roman"/>
-        </w:rPr>
-        <w:t>习题</w:t>
-      </w:r>
-      <w:r>
-        <w:rPr>
-          <w:rFonts w:hint="eastAsia" w:ascii="Times New Roman" w:hAnsi="Times New Roman" w:eastAsia="Times New Roman" w:cs="Times New Roman"/>
-        </w:rPr>
-        <w:t>2.15]</w:t>
       </w:r>
       <w:r>
         <w:rPr>
@@ -30447,42 +24272,6 @@
       </w:r>
       <w:r>
         <w:rPr>
-          <w:rFonts w:hint="eastAsia" w:ascii="Times New Roman" w:hAnsi="Times New Roman" w:eastAsia="Times New Roman" w:cs="Times New Roman"/>
-        </w:rPr>
-        <w:t>[</w:t>
-      </w:r>
-      <w:r>
-        <w:rPr>
-          <w:rFonts w:hint="eastAsia" w:ascii="Times New Roman" w:hAnsi="Times New Roman" w:eastAsia="FangSong" w:cs="Times New Roman"/>
-        </w:rPr>
-        <w:t>普化原理</w:t>
-      </w:r>
-      <w:r>
-        <w:rPr>
-          <w:rFonts w:hint="eastAsia" w:ascii="Times New Roman" w:hAnsi="Times New Roman" w:eastAsia="Times New Roman" w:cs="Times New Roman"/>
-        </w:rPr>
-        <w:t>·</w:t>
-      </w:r>
-      <w:r>
-        <w:rPr>
-          <w:rFonts w:hint="eastAsia" w:ascii="Times New Roman" w:hAnsi="Times New Roman" w:eastAsia="FangSong" w:cs="Times New Roman"/>
-        </w:rPr>
-        <w:t>习题</w:t>
-      </w:r>
-      <w:r>
-        <w:rPr>
-          <w:rFonts w:hint="eastAsia" w:ascii="Times New Roman" w:hAnsi="Times New Roman" w:eastAsia="Times New Roman" w:cs="Times New Roman"/>
-        </w:rPr>
-        <w:t>2.16]</w:t>
-      </w:r>
-      <w:r>
-        <w:rPr>
-          <w:rFonts w:ascii="Times New Roman" w:hAnsi="Times New Roman" w:eastAsia="Times New Roman" w:cs="Times New Roman"/>
-        </w:rPr>
-        <w:t xml:space="preserve"> </w:t>
-      </w:r>
-      <w:r>
-        <w:rPr>
           <w:rFonts w:hint="eastAsia" w:ascii="Times New Roman" w:hAnsi="Times New Roman" w:eastAsia="FangSong" w:cs="Times New Roman"/>
         </w:rPr>
         <w:t>臭氧的分子式是</w:t>
@@ -30559,42 +24348,6 @@
           <w:bCs/>
         </w:rPr>
         <w:t xml:space="preserve">17.</w:t>
-      </w:r>
-      <w:r>
-        <w:rPr>
-          <w:rFonts w:ascii="Times New Roman" w:hAnsi="Times New Roman" w:eastAsia="Times New Roman" w:cs="Times New Roman"/>
-        </w:rPr>
-        <w:t xml:space="preserve"> </w:t>
-      </w:r>
-      <w:r>
-        <w:rPr>
-          <w:rFonts w:hint="eastAsia" w:ascii="Times New Roman" w:hAnsi="Times New Roman" w:eastAsia="Times New Roman" w:cs="Times New Roman"/>
-        </w:rPr>
-        <w:t>[</w:t>
-      </w:r>
-      <w:r>
-        <w:rPr>
-          <w:rFonts w:hint="eastAsia" w:ascii="Times New Roman" w:hAnsi="Times New Roman" w:eastAsia="FangSong" w:cs="Times New Roman"/>
-        </w:rPr>
-        <w:t>普化原理</w:t>
-      </w:r>
-      <w:r>
-        <w:rPr>
-          <w:rFonts w:hint="eastAsia" w:ascii="Times New Roman" w:hAnsi="Times New Roman" w:eastAsia="Times New Roman" w:cs="Times New Roman"/>
-        </w:rPr>
-        <w:t>·</w:t>
-      </w:r>
-      <w:r>
-        <w:rPr>
-          <w:rFonts w:hint="eastAsia" w:ascii="Times New Roman" w:hAnsi="Times New Roman" w:eastAsia="FangSong" w:cs="Times New Roman"/>
-        </w:rPr>
-        <w:t>习题</w:t>
-      </w:r>
-      <w:r>
-        <w:rPr>
-          <w:rFonts w:hint="eastAsia" w:ascii="Times New Roman" w:hAnsi="Times New Roman" w:eastAsia="Times New Roman" w:cs="Times New Roman"/>
-        </w:rPr>
-        <w:t>2.17]</w:t>
       </w:r>
       <w:r>
         <w:rPr>
@@ -30828,42 +24581,6 @@
       </w:r>
       <w:r>
         <w:rPr>
-          <w:rFonts w:hint="eastAsia" w:ascii="Times New Roman" w:hAnsi="Times New Roman" w:eastAsia="Times New Roman" w:cs="Times New Roman"/>
-        </w:rPr>
-        <w:t>[</w:t>
-      </w:r>
-      <w:r>
-        <w:rPr>
-          <w:rFonts w:hint="eastAsia" w:ascii="Times New Roman" w:hAnsi="Times New Roman" w:eastAsia="FangSong" w:cs="Times New Roman"/>
-        </w:rPr>
-        <w:t>普化原理</w:t>
-      </w:r>
-      <w:r>
-        <w:rPr>
-          <w:rFonts w:hint="eastAsia" w:ascii="Times New Roman" w:hAnsi="Times New Roman" w:eastAsia="Times New Roman" w:cs="Times New Roman"/>
-        </w:rPr>
-        <w:t>·</w:t>
-      </w:r>
-      <w:r>
-        <w:rPr>
-          <w:rFonts w:hint="eastAsia" w:ascii="Times New Roman" w:hAnsi="Times New Roman" w:eastAsia="FangSong" w:cs="Times New Roman"/>
-        </w:rPr>
-        <w:t>习题</w:t>
-      </w:r>
-      <w:r>
-        <w:rPr>
-          <w:rFonts w:hint="eastAsia" w:ascii="Times New Roman" w:hAnsi="Times New Roman" w:eastAsia="Times New Roman" w:cs="Times New Roman"/>
-        </w:rPr>
-        <w:t>2.18]</w:t>
-      </w:r>
-      <w:r>
-        <w:rPr>
-          <w:rFonts w:ascii="Times New Roman" w:hAnsi="Times New Roman" w:eastAsia="Times New Roman" w:cs="Times New Roman"/>
-        </w:rPr>
-        <w:t xml:space="preserve"> </w:t>
-      </w:r>
-      <w:r>
-        <w:rPr>
           <w:rFonts w:hint="eastAsia" w:ascii="Times New Roman" w:hAnsi="Times New Roman" w:eastAsia="FangSong" w:cs="Times New Roman"/>
         </w:rPr>
         <w:t>扩散法分离同位素时</w:t>
@@ -31460,42 +25177,6 @@
       </w:r>
       <w:r>
         <w:rPr>
-          <w:rFonts w:hint="eastAsia" w:ascii="Times New Roman" w:hAnsi="Times New Roman" w:eastAsia="Times New Roman" w:cs="Times New Roman"/>
-        </w:rPr>
-        <w:t>[</w:t>
-      </w:r>
-      <w:r>
-        <w:rPr>
-          <w:rFonts w:hint="eastAsia" w:ascii="Times New Roman" w:hAnsi="Times New Roman" w:eastAsia="FangSong" w:cs="Times New Roman"/>
-        </w:rPr>
-        <w:t>普化原理</w:t>
-      </w:r>
-      <w:r>
-        <w:rPr>
-          <w:rFonts w:hint="eastAsia" w:ascii="Times New Roman" w:hAnsi="Times New Roman" w:eastAsia="Times New Roman" w:cs="Times New Roman"/>
-        </w:rPr>
-        <w:t>·</w:t>
-      </w:r>
-      <w:r>
-        <w:rPr>
-          <w:rFonts w:hint="eastAsia" w:ascii="Times New Roman" w:hAnsi="Times New Roman" w:eastAsia="FangSong" w:cs="Times New Roman"/>
-        </w:rPr>
-        <w:t>习题</w:t>
-      </w:r>
-      <w:r>
-        <w:rPr>
-          <w:rFonts w:hint="eastAsia" w:ascii="Times New Roman" w:hAnsi="Times New Roman" w:eastAsia="Times New Roman" w:cs="Times New Roman"/>
-        </w:rPr>
-        <w:t>2.19]</w:t>
-      </w:r>
-      <w:r>
-        <w:rPr>
-          <w:rFonts w:ascii="Times New Roman" w:hAnsi="Times New Roman" w:eastAsia="Times New Roman" w:cs="Times New Roman"/>
-        </w:rPr>
-        <w:t xml:space="preserve"> </w:t>
-      </w:r>
-      <w:r>
-        <w:rPr>
           <w:rFonts w:hint="eastAsia" w:ascii="Times New Roman" w:hAnsi="Times New Roman" w:eastAsia="FangSong" w:cs="Times New Roman"/>
         </w:rPr>
         <w:t xml:space="preserve">一次扩散操作分离因子</w:t>
@@ -31752,42 +25433,6 @@
         <w:rPr>
           <w:rFonts w:hint="eastAsia" w:ascii="Times New Roman" w:hAnsi="Times New Roman" w:eastAsia="Times New Roman" w:cs="Times New Roman"/>
         </w:rPr>
-        <w:t>[</w:t>
-      </w:r>
-      <w:r>
-        <w:rPr>
-          <w:rFonts w:hint="eastAsia" w:ascii="Times New Roman" w:hAnsi="Times New Roman" w:eastAsia="FangSong" w:cs="Times New Roman"/>
-        </w:rPr>
-        <w:t>普化原理</w:t>
-      </w:r>
-      <w:r>
-        <w:rPr>
-          <w:rFonts w:hint="eastAsia" w:ascii="Times New Roman" w:hAnsi="Times New Roman" w:eastAsia="Times New Roman" w:cs="Times New Roman"/>
-        </w:rPr>
-        <w:t>·</w:t>
-      </w:r>
-      <w:r>
-        <w:rPr>
-          <w:rFonts w:hint="eastAsia" w:ascii="Times New Roman" w:hAnsi="Times New Roman" w:eastAsia="FangSong" w:cs="Times New Roman"/>
-        </w:rPr>
-        <w:t>习题</w:t>
-      </w:r>
-      <w:r>
-        <w:rPr>
-          <w:rFonts w:hint="eastAsia" w:ascii="Times New Roman" w:hAnsi="Times New Roman" w:eastAsia="Times New Roman" w:cs="Times New Roman"/>
-        </w:rPr>
-        <w:t>2.20]</w:t>
-      </w:r>
-      <w:r>
-        <w:rPr>
-          <w:rFonts w:ascii="Times New Roman" w:hAnsi="Times New Roman" w:eastAsia="Times New Roman" w:cs="Times New Roman"/>
-        </w:rPr>
-        <w:t xml:space="preserve"> </w:t>
-      </w:r>
-      <w:r>
-        <w:rPr>
-          <w:rFonts w:hint="eastAsia" w:ascii="Times New Roman" w:hAnsi="Times New Roman" w:eastAsia="Times New Roman" w:cs="Times New Roman"/>
-        </w:rPr>
         <w:t>40.0℃</w:t>
       </w:r>
       <w:r>
@@ -31961,42 +25606,6 @@
           <w:bCs/>
         </w:rPr>
         <w:t xml:space="preserve">21.</w:t>
-      </w:r>
-      <w:r>
-        <w:rPr>
-          <w:rFonts w:ascii="Times New Roman" w:hAnsi="Times New Roman" w:eastAsia="Times New Roman" w:cs="Times New Roman"/>
-        </w:rPr>
-        <w:t xml:space="preserve"> </w:t>
-      </w:r>
-      <w:r>
-        <w:rPr>
-          <w:rFonts w:hint="eastAsia" w:ascii="Times New Roman" w:hAnsi="Times New Roman" w:eastAsia="Times New Roman" w:cs="Times New Roman"/>
-        </w:rPr>
-        <w:t>[</w:t>
-      </w:r>
-      <w:r>
-        <w:rPr>
-          <w:rFonts w:hint="eastAsia" w:ascii="Times New Roman" w:hAnsi="Times New Roman" w:eastAsia="FangSong" w:cs="Times New Roman"/>
-        </w:rPr>
-        <w:t>普化原理</w:t>
-      </w:r>
-      <w:r>
-        <w:rPr>
-          <w:rFonts w:hint="eastAsia" w:ascii="Times New Roman" w:hAnsi="Times New Roman" w:eastAsia="Times New Roman" w:cs="Times New Roman"/>
-        </w:rPr>
-        <w:t>·</w:t>
-      </w:r>
-      <w:r>
-        <w:rPr>
-          <w:rFonts w:hint="eastAsia" w:ascii="Times New Roman" w:hAnsi="Times New Roman" w:eastAsia="FangSong" w:cs="Times New Roman"/>
-        </w:rPr>
-        <w:t>习题</w:t>
-      </w:r>
-      <w:r>
-        <w:rPr>
-          <w:rFonts w:hint="eastAsia" w:ascii="Times New Roman" w:hAnsi="Times New Roman" w:eastAsia="Times New Roman" w:cs="Times New Roman"/>
-        </w:rPr>
-        <w:t>2.21]</w:t>
       </w:r>
       <w:r>
         <w:rPr>
@@ -32138,42 +25747,6 @@
           <w:bCs/>
         </w:rPr>
         <w:t xml:space="preserve">22.</w:t>
-      </w:r>
-      <w:r>
-        <w:rPr>
-          <w:rFonts w:ascii="Times New Roman" w:hAnsi="Times New Roman" w:eastAsia="Times New Roman" w:cs="Times New Roman"/>
-        </w:rPr>
-        <w:t xml:space="preserve"> </w:t>
-      </w:r>
-      <w:r>
-        <w:rPr>
-          <w:rFonts w:hint="eastAsia" w:ascii="Times New Roman" w:hAnsi="Times New Roman" w:eastAsia="Times New Roman" w:cs="Times New Roman"/>
-        </w:rPr>
-        <w:t>[</w:t>
-      </w:r>
-      <w:r>
-        <w:rPr>
-          <w:rFonts w:hint="eastAsia" w:ascii="Times New Roman" w:hAnsi="Times New Roman" w:eastAsia="FangSong" w:cs="Times New Roman"/>
-        </w:rPr>
-        <w:t>普化原理</w:t>
-      </w:r>
-      <w:r>
-        <w:rPr>
-          <w:rFonts w:hint="eastAsia" w:ascii="Times New Roman" w:hAnsi="Times New Roman" w:eastAsia="Times New Roman" w:cs="Times New Roman"/>
-        </w:rPr>
-        <w:t>·</w:t>
-      </w:r>
-      <w:r>
-        <w:rPr>
-          <w:rFonts w:hint="eastAsia" w:ascii="Times New Roman" w:hAnsi="Times New Roman" w:eastAsia="FangSong" w:cs="Times New Roman"/>
-        </w:rPr>
-        <w:t>习题</w:t>
-      </w:r>
-      <w:r>
-        <w:rPr>
-          <w:rFonts w:hint="eastAsia" w:ascii="Times New Roman" w:hAnsi="Times New Roman" w:eastAsia="Times New Roman" w:cs="Times New Roman"/>
-        </w:rPr>
-        <w:t>2.22]</w:t>
       </w:r>
       <w:r>
         <w:rPr>
@@ -32656,42 +26229,6 @@
       </w:r>
       <w:r>
         <w:rPr>
-          <w:rFonts w:hint="eastAsia" w:ascii="Times New Roman" w:hAnsi="Times New Roman" w:eastAsia="Times New Roman" w:cs="Times New Roman"/>
-        </w:rPr>
-        <w:t>[</w:t>
-      </w:r>
-      <w:r>
-        <w:rPr>
-          <w:rFonts w:hint="eastAsia" w:ascii="Times New Roman" w:hAnsi="Times New Roman" w:eastAsia="FangSong" w:cs="Times New Roman"/>
-        </w:rPr>
-        <w:t>普化原理</w:t>
-      </w:r>
-      <w:r>
-        <w:rPr>
-          <w:rFonts w:hint="eastAsia" w:ascii="Times New Roman" w:hAnsi="Times New Roman" w:eastAsia="Times New Roman" w:cs="Times New Roman"/>
-        </w:rPr>
-        <w:t>·</w:t>
-      </w:r>
-      <w:r>
-        <w:rPr>
-          <w:rFonts w:hint="eastAsia" w:ascii="Times New Roman" w:hAnsi="Times New Roman" w:eastAsia="FangSong" w:cs="Times New Roman"/>
-        </w:rPr>
-        <w:t>补充题</w:t>
-      </w:r>
-      <w:r>
-        <w:rPr>
-          <w:rFonts w:hint="eastAsia" w:ascii="Times New Roman" w:hAnsi="Times New Roman" w:eastAsia="Times New Roman" w:cs="Times New Roman"/>
-        </w:rPr>
-        <w:t>2.24]</w:t>
-      </w:r>
-      <w:r>
-        <w:rPr>
-          <w:rFonts w:ascii="Times New Roman" w:hAnsi="Times New Roman" w:eastAsia="Times New Roman" w:cs="Times New Roman"/>
-        </w:rPr>
-        <w:t xml:space="preserve"> </w:t>
-      </w:r>
-      <w:r>
-        <w:rPr>
           <w:rFonts w:hint="eastAsia" w:ascii="Times New Roman" w:hAnsi="Times New Roman" w:eastAsia="FangSong" w:cs="Times New Roman"/>
         </w:rPr>
         <w:t>在一个容器中</w:t>
@@ -33002,42 +26539,6 @@
           <w:bCs/>
         </w:rPr>
         <w:t xml:space="preserve">24.</w:t>
-      </w:r>
-      <w:r>
-        <w:rPr>
-          <w:rFonts w:ascii="Times New Roman" w:hAnsi="Times New Roman" w:eastAsia="Times New Roman" w:cs="Times New Roman"/>
-        </w:rPr>
-        <w:t xml:space="preserve"> </w:t>
-      </w:r>
-      <w:r>
-        <w:rPr>
-          <w:rFonts w:hint="eastAsia" w:ascii="Times New Roman" w:hAnsi="Times New Roman" w:eastAsia="Times New Roman" w:cs="Times New Roman"/>
-        </w:rPr>
-        <w:t>[</w:t>
-      </w:r>
-      <w:r>
-        <w:rPr>
-          <w:rFonts w:hint="eastAsia" w:ascii="Times New Roman" w:hAnsi="Times New Roman" w:eastAsia="FangSong" w:cs="Times New Roman"/>
-        </w:rPr>
-        <w:t>普化原理</w:t>
-      </w:r>
-      <w:r>
-        <w:rPr>
-          <w:rFonts w:hint="eastAsia" w:ascii="Times New Roman" w:hAnsi="Times New Roman" w:eastAsia="Times New Roman" w:cs="Times New Roman"/>
-        </w:rPr>
-        <w:t>·</w:t>
-      </w:r>
-      <w:r>
-        <w:rPr>
-          <w:rFonts w:hint="eastAsia" w:ascii="Times New Roman" w:hAnsi="Times New Roman" w:eastAsia="FangSong" w:cs="Times New Roman"/>
-        </w:rPr>
-        <w:t>补充题</w:t>
-      </w:r>
-      <w:r>
-        <w:rPr>
-          <w:rFonts w:hint="eastAsia" w:ascii="Times New Roman" w:hAnsi="Times New Roman" w:eastAsia="Times New Roman" w:cs="Times New Roman"/>
-        </w:rPr>
-        <w:t>2.25]</w:t>
       </w:r>
       <w:r>
         <w:rPr>
@@ -33246,42 +26747,6 @@
       </w:r>
       <w:r>
         <w:rPr>
-          <w:rFonts w:hint="eastAsia" w:ascii="Times New Roman" w:hAnsi="Times New Roman" w:eastAsia="Times New Roman" w:cs="Times New Roman"/>
-        </w:rPr>
-        <w:t>[</w:t>
-      </w:r>
-      <w:r>
-        <w:rPr>
-          <w:rFonts w:hint="eastAsia" w:ascii="Times New Roman" w:hAnsi="Times New Roman" w:eastAsia="FangSong" w:cs="Times New Roman"/>
-        </w:rPr>
-        <w:t>普化原理</w:t>
-      </w:r>
-      <w:r>
-        <w:rPr>
-          <w:rFonts w:hint="eastAsia" w:ascii="Times New Roman" w:hAnsi="Times New Roman" w:eastAsia="Times New Roman" w:cs="Times New Roman"/>
-        </w:rPr>
-        <w:t>·</w:t>
-      </w:r>
-      <w:r>
-        <w:rPr>
-          <w:rFonts w:hint="eastAsia" w:ascii="Times New Roman" w:hAnsi="Times New Roman" w:eastAsia="FangSong" w:cs="Times New Roman"/>
-        </w:rPr>
-        <w:t>补充题</w:t>
-      </w:r>
-      <w:r>
-        <w:rPr>
-          <w:rFonts w:hint="eastAsia" w:ascii="Times New Roman" w:hAnsi="Times New Roman" w:eastAsia="Times New Roman" w:cs="Times New Roman"/>
-        </w:rPr>
-        <w:t>2.29]</w:t>
-      </w:r>
-      <w:r>
-        <w:rPr>
-          <w:rFonts w:ascii="Times New Roman" w:hAnsi="Times New Roman" w:eastAsia="Times New Roman" w:cs="Times New Roman"/>
-        </w:rPr>
-        <w:t xml:space="preserve"> </w:t>
-      </w:r>
-      <w:r>
-        <w:rPr>
           <w:rFonts w:hint="eastAsia" w:ascii="Times New Roman" w:hAnsi="Times New Roman" w:eastAsia="FangSong" w:cs="Times New Roman"/>
         </w:rPr>
         <w:t>实际气体在什么条件下最偏离理想气体状态</w:t>
@@ -33310,7 +26775,7 @@
         <w:pStyle w:val="BodyText"/>
       </w:pPr>
     </w:p>
-    <w:bookmarkEnd w:id="46"/>
+    <w:bookmarkEnd w:id="45"/>
     <w:sectPr>
       <w:footerReference w:type="default" r:id="rId9"/>
       <w:footnotePr>
@@ -33693,7 +27158,7 @@
     </w:lvlOverride>
   </w:num>
   <w:num w:numId="1003">
-    <w:abstractNumId w:val="99431"/>
+    <w:abstractNumId w:val="99411"/>
     <w:lvlOverride w:ilvl="0">
       <w:startOverride w:val="1"/>
     </w:lvlOverride>
@@ -33753,6 +27218,36 @@
     </w:lvlOverride>
   </w:num>
   <w:num w:numId="1005">
+    <w:abstractNumId w:val="99431"/>
+    <w:lvlOverride w:ilvl="0">
+      <w:startOverride w:val="1"/>
+    </w:lvlOverride>
+    <w:lvlOverride w:ilvl="1">
+      <w:startOverride w:val="1"/>
+    </w:lvlOverride>
+    <w:lvlOverride w:ilvl="2">
+      <w:startOverride w:val="1"/>
+    </w:lvlOverride>
+    <w:lvlOverride w:ilvl="3">
+      <w:startOverride w:val="1"/>
+    </w:lvlOverride>
+    <w:lvlOverride w:ilvl="4">
+      <w:startOverride w:val="1"/>
+    </w:lvlOverride>
+    <w:lvlOverride w:ilvl="5">
+      <w:startOverride w:val="1"/>
+    </w:lvlOverride>
+    <w:lvlOverride w:ilvl="6">
+      <w:startOverride w:val="1"/>
+    </w:lvlOverride>
+    <w:lvlOverride w:ilvl="7">
+      <w:startOverride w:val="1"/>
+    </w:lvlOverride>
+    <w:lvlOverride w:ilvl="8">
+      <w:startOverride w:val="1"/>
+    </w:lvlOverride>
+  </w:num>
+  <w:num w:numId="1006">
     <w:abstractNumId w:val="99431"/>
     <w:lvlOverride w:ilvl="0">
       <w:startOverride w:val="1"/>

--- a/06-学生侧材料/讲义/学生专用版/3-物理化学/气体基础-超级充实版（学生专用版）.docx
+++ b/06-学生侧材料/讲义/学生专用版/3-物理化学/气体基础-超级充实版（学生专用版）.docx
@@ -1653,6 +1653,7 @@
     <w:p>
       <w:pPr>
         <w:pStyle w:val="FirstParagraph"/>
+        <w:spacing w:after="80"/>
         <w:ind w:firstLine="420"/>
       </w:pPr>
       <w:r>
@@ -1704,97 +1705,152 @@
         <w:t>。</w:t>
       </w:r>
     </w:p>
+    <w:tbl>
+      <w:tblPr>
+        <w:tblStyle w:val="Table"/>
+        <w:tblW w:type="pct" w:w="5000"/>
+        <w:tblLayout w:type="fixed"/>
+        <w:tblLook w:firstRow="1" w:lastRow="0" w:firstColumn="0" w:lastColumn="0" w:noHBand="0" w:noVBand="0" w:val="0020"/>
+        <w:jc w:val="center"/>
+        <w:tblBorders>
+          <w:top w:val="single" w:sz="12" w:space="0" w:color="333333"/>
+          <w:bottom w:val="single" w:sz="12" w:space="0" w:color="333333"/>
+          <w:left w:val="none"/>
+          <w:right w:val="none"/>
+          <w:insideH w:val="none"/>
+          <w:insideV w:val="none"/>
+        </w:tblBorders>
+      </w:tblPr>
+      <w:tblGrid>
+        <w:gridCol w:w="7920"/>
+      </w:tblGrid>
+      <w:tr>
+        <w:trPr>
+          <w:tblHeader w:val="on"/>
+        </w:trPr>
+        <w:tc>
+          <w:tcPr>
+            <w:tcBorders>
+              <w:bottom w:val="single" w:sz="6" w:space="0" w:color="333333"/>
+            </w:tcBorders>
+          </w:tcPr>
+          <w:p>
+            <w:pPr>
+              <w:pStyle w:val="Compact"/>
+              <w:jc w:val="center"/>
+            </w:pPr>
+            <w:r>
+              <w:rPr>
+                <w:rFonts w:hint="eastAsia" w:ascii="Times New Roman" w:hAnsi="Times New Roman" w:eastAsia="SimHei" w:cs="Times New Roman"/>
+                <w:b/>
+              </w:rPr>
+              <w:t xml:space="preserve">恒压下气体体积与温度</w:t>
+            </w:r>
+          </w:p>
+        </w:tc>
+      </w:tr>
+      <w:tr>
+        <w:tc>
+          <w:tcPr/>
+          <w:p>
+            <w:pPr>
+              <w:pStyle w:val="Compact"/>
+              <w:jc w:val="center"/>
+            </w:pPr>
+            <w:r>
+              <w:rPr>
+                <w:rFonts w:ascii="Times New Roman" w:hAnsi="Times New Roman" w:eastAsia="Times New Roman" w:cs="Times New Roman"/>
+              </w:rPr>
+              <w:drawing>
+                <wp:inline>
+                  <wp:extent cx="2667000" cy="1986592"/>
+                  <wp:effectExtent b="0" l="0" r="0" t="0"/>
+                  <wp:docPr descr="" title="" id="11" name="Picture"/>
+                  <a:graphic>
+                    <a:graphicData uri="http://schemas.openxmlformats.org/drawingml/2006/picture">
+                      <pic:pic>
+                        <pic:nvPicPr>
+                          <pic:cNvPr descr="0766a78b669d0f906e719d943229d05f50a3d0b2a7cc3346b4573243338b66cb.jpg" id="12" name="Picture"/>
+                          <pic:cNvPicPr>
+                            <a:picLocks noChangeArrowheads="1" noChangeAspect="1"/>
+                          </pic:cNvPicPr>
+                        </pic:nvPicPr>
+                        <pic:blipFill>
+                          <a:blip r:embed="rId10"/>
+                          <a:stretch>
+                            <a:fillRect/>
+                          </a:stretch>
+                        </pic:blipFill>
+                        <pic:spPr bwMode="auto">
+                          <a:xfrm>
+                            <a:off x="0" y="0"/>
+                            <a:ext cx="2667000" cy="1986592"/>
+                          </a:xfrm>
+                          <a:prstGeom prst="rect">
+                            <a:avLst/>
+                          </a:prstGeom>
+                          <a:noFill/>
+                          <a:ln w="9525">
+                            <a:noFill/>
+                            <a:headEnd/>
+                            <a:tailEnd/>
+                          </a:ln>
+                        </pic:spPr>
+                      </pic:pic>
+                    </a:graphicData>
+                  </a:graphic>
+                </wp:inline>
+              </w:drawing>
+            </w:r>
+          </w:p>
+        </w:tc>
+      </w:tr>
+      <w:tr>
+        <w:tc>
+          <w:tcPr/>
+          <w:p>
+            <w:pPr>
+              <w:pStyle w:val="Compact"/>
+              <w:jc w:val="center"/>
+            </w:pPr>
+            <w:r>
+              <w:rPr>
+                <w:rFonts w:ascii="Times New Roman" w:hAnsi="Times New Roman" w:eastAsia="Times New Roman" w:cs="Times New Roman"/>
+              </w:rPr>
+              <w:t xml:space="preserve">&gt; </w:t>
+            </w:r>
+            <w:r>
+              <w:rPr>
+                <w:rFonts w:hint="eastAsia" w:ascii="Times New Roman" w:hAnsi="Times New Roman" w:eastAsia="FangSong" w:cs="Times New Roman"/>
+              </w:rPr>
+              <w:t xml:space="preserve">图</w:t>
+            </w:r>
+            <w:r>
+              <w:rPr>
+                <w:rFonts w:ascii="Times New Roman" w:hAnsi="Times New Roman" w:eastAsia="Times New Roman" w:cs="Times New Roman"/>
+              </w:rPr>
+              <w:t xml:space="preserve"> </w:t>
+            </w:r>
+            <w:r>
+              <w:rPr>
+                <w:rFonts w:hint="eastAsia" w:ascii="Times New Roman" w:hAnsi="Times New Roman" w:eastAsia="Times New Roman" w:cs="Times New Roman"/>
+              </w:rPr>
+              <w:t>1-1：</w:t>
+            </w:r>
+            <w:r>
+              <w:rPr>
+                <w:rFonts w:hint="eastAsia" w:ascii="Times New Roman" w:hAnsi="Times New Roman" w:eastAsia="FangSong" w:cs="Times New Roman"/>
+              </w:rPr>
+              <w:t>恒压下气体体积与温度的关系</w:t>
+            </w:r>
+          </w:p>
+        </w:tc>
+      </w:tr>
+    </w:tbl>
     <w:p>
       <w:pPr>
         <w:pStyle w:val="BodyText"/>
-        <w:spacing w:before="160" w:after="80"/>
-        <w:jc w:val="center"/>
-      </w:pPr>
-      <w:r>
-        <w:rPr>
-          <w:rFonts w:ascii="Times New Roman" w:hAnsi="Times New Roman" w:eastAsia="Times New Roman" w:cs="Times New Roman"/>
-        </w:rPr>
-        <w:drawing>
-          <wp:inline>
-            <wp:extent cx="2667000" cy="1986592"/>
-            <wp:effectExtent b="0" l="0" r="0" t="0"/>
-            <wp:docPr descr="恒压下气体体积与温度的关系" title="" id="11" name="Picture"/>
-            <a:graphic>
-              <a:graphicData uri="http://schemas.openxmlformats.org/drawingml/2006/picture">
-                <pic:pic>
-                  <pic:nvPicPr>
-                    <pic:cNvPr descr="0766a78b669d0f906e719d943229d05f50a3d0b2a7cc3346b4573243338b66cb.jpg" id="12" name="Picture"/>
-                    <pic:cNvPicPr>
-                      <a:picLocks noChangeArrowheads="1" noChangeAspect="1"/>
-                    </pic:cNvPicPr>
-                  </pic:nvPicPr>
-                  <pic:blipFill>
-                    <a:blip r:embed="rId10"/>
-                    <a:stretch>
-                      <a:fillRect/>
-                    </a:stretch>
-                  </pic:blipFill>
-                  <pic:spPr bwMode="auto">
-                    <a:xfrm>
-                      <a:off x="0" y="0"/>
-                      <a:ext cx="2667000" cy="1986592"/>
-                    </a:xfrm>
-                    <a:prstGeom prst="rect">
-                      <a:avLst/>
-                    </a:prstGeom>
-                    <a:noFill/>
-                    <a:ln w="9525">
-                      <a:noFill/>
-                      <a:headEnd/>
-                      <a:tailEnd/>
-                    </a:ln>
-                  </pic:spPr>
-                </pic:pic>
-              </a:graphicData>
-            </a:graphic>
-          </wp:inline>
-        </w:drawing>
-      </w:r>
-      <w:r>
-        <w:rPr>
-          <w:rFonts w:ascii="Times New Roman" w:hAnsi="Times New Roman" w:eastAsia="Times New Roman" w:cs="Times New Roman"/>
-        </w:rPr>
-        <w:t xml:space="preserve"> </w:t>
-      </w:r>
-      <w:r>
-        <w:rPr>
-          <w:rFonts w:ascii="Times New Roman" w:hAnsi="Times New Roman" w:eastAsia="Times New Roman" w:cs="Times New Roman"/>
-        </w:rPr>
-        <w:t xml:space="preserve">&gt; </w:t>
-      </w:r>
-      <w:r>
-        <w:rPr>
-          <w:rFonts w:hint="eastAsia" w:ascii="Times New Roman" w:hAnsi="Times New Roman" w:eastAsia="FangSong" w:cs="Times New Roman"/>
-        </w:rPr>
-        <w:t xml:space="preserve">图</w:t>
-      </w:r>
-      <w:r>
-        <w:rPr>
-          <w:rFonts w:ascii="Times New Roman" w:hAnsi="Times New Roman" w:eastAsia="Times New Roman" w:cs="Times New Roman"/>
-        </w:rPr>
-        <w:t xml:space="preserve"> </w:t>
-      </w:r>
-      <w:r>
-        <w:rPr>
-          <w:rFonts w:hint="eastAsia" w:ascii="Times New Roman" w:hAnsi="Times New Roman" w:eastAsia="Times New Roman" w:cs="Times New Roman"/>
-        </w:rPr>
-        <w:t>1-1：</w:t>
-      </w:r>
-      <w:r>
-        <w:rPr>
-          <w:rFonts w:hint="eastAsia" w:ascii="Times New Roman" w:hAnsi="Times New Roman" w:eastAsia="FangSong" w:cs="Times New Roman"/>
-        </w:rPr>
-        <w:t>恒压下气体体积与温度的关系</w:t>
-      </w:r>
-    </w:p>
-    <w:p>
-      <w:pPr>
-        <w:pStyle w:val="BodyText"/>
+        <w:spacing w:before="120"/>
         <w:ind w:firstLine="420"/>
       </w:pPr>
       <w:r>
@@ -8985,6 +9041,7 @@
     <w:p>
       <w:pPr>
         <w:pStyle w:val="BodyText"/>
+        <w:spacing w:after="80"/>
         <w:ind w:firstLine="420"/>
       </w:pPr>
       <w:r>
@@ -9102,97 +9159,152 @@
         <w:t>。</w:t>
       </w:r>
     </w:p>
+    <w:tbl>
+      <w:tblPr>
+        <w:tblStyle w:val="Table"/>
+        <w:tblW w:type="pct" w:w="5000"/>
+        <w:tblLayout w:type="fixed"/>
+        <w:tblLook w:firstRow="1" w:lastRow="0" w:firstColumn="0" w:lastColumn="0" w:noHBand="0" w:noVBand="0" w:val="0020"/>
+        <w:jc w:val="center"/>
+        <w:tblBorders>
+          <w:top w:val="single" w:sz="12" w:space="0" w:color="333333"/>
+          <w:bottom w:val="single" w:sz="12" w:space="0" w:color="333333"/>
+          <w:left w:val="none"/>
+          <w:right w:val="none"/>
+          <w:insideH w:val="none"/>
+          <w:insideV w:val="none"/>
+        </w:tblBorders>
+      </w:tblPr>
+      <w:tblGrid>
+        <w:gridCol w:w="7920"/>
+      </w:tblGrid>
+      <w:tr>
+        <w:trPr>
+          <w:tblHeader w:val="on"/>
+        </w:trPr>
+        <w:tc>
+          <w:tcPr>
+            <w:tcBorders>
+              <w:bottom w:val="single" w:sz="6" w:space="0" w:color="333333"/>
+            </w:tcBorders>
+          </w:tcPr>
+          <w:p>
+            <w:pPr>
+              <w:pStyle w:val="Compact"/>
+              <w:jc w:val="center"/>
+            </w:pPr>
+            <w:r>
+              <w:rPr>
+                <w:rFonts w:hint="eastAsia" w:ascii="Times New Roman" w:hAnsi="Times New Roman" w:eastAsia="SimHei" w:cs="Times New Roman"/>
+                <w:b/>
+              </w:rPr>
+              <w:t xml:space="preserve">气体分压力测定装置</w:t>
+            </w:r>
+          </w:p>
+        </w:tc>
+      </w:tr>
+      <w:tr>
+        <w:tc>
+          <w:tcPr/>
+          <w:p>
+            <w:pPr>
+              <w:pStyle w:val="Compact"/>
+              <w:jc w:val="center"/>
+            </w:pPr>
+            <w:r>
+              <w:rPr>
+                <w:rFonts w:ascii="Times New Roman" w:hAnsi="Times New Roman" w:eastAsia="Times New Roman" w:cs="Times New Roman"/>
+              </w:rPr>
+              <w:drawing>
+                <wp:inline>
+                  <wp:extent cx="2667000" cy="1313597"/>
+                  <wp:effectExtent b="0" l="0" r="0" t="0"/>
+                  <wp:docPr descr="" title="" id="21" name="Picture"/>
+                  <a:graphic>
+                    <a:graphicData uri="http://schemas.openxmlformats.org/drawingml/2006/picture">
+                      <pic:pic>
+                        <pic:nvPicPr>
+                          <pic:cNvPr descr="77921da956f62569a2f6cb5f7a4d6866d533a6ad926581c07ed21c8879b53eb6.jpg" id="22" name="Picture"/>
+                          <pic:cNvPicPr>
+                            <a:picLocks noChangeArrowheads="1" noChangeAspect="1"/>
+                          </pic:cNvPicPr>
+                        </pic:nvPicPr>
+                        <pic:blipFill>
+                          <a:blip r:embed="rId20"/>
+                          <a:stretch>
+                            <a:fillRect/>
+                          </a:stretch>
+                        </pic:blipFill>
+                        <pic:spPr bwMode="auto">
+                          <a:xfrm>
+                            <a:off x="0" y="0"/>
+                            <a:ext cx="2667000" cy="1313597"/>
+                          </a:xfrm>
+                          <a:prstGeom prst="rect">
+                            <a:avLst/>
+                          </a:prstGeom>
+                          <a:noFill/>
+                          <a:ln w="9525">
+                            <a:noFill/>
+                            <a:headEnd/>
+                            <a:tailEnd/>
+                          </a:ln>
+                        </pic:spPr>
+                      </pic:pic>
+                    </a:graphicData>
+                  </a:graphic>
+                </wp:inline>
+              </w:drawing>
+            </w:r>
+          </w:p>
+        </w:tc>
+      </w:tr>
+      <w:tr>
+        <w:tc>
+          <w:tcPr/>
+          <w:p>
+            <w:pPr>
+              <w:pStyle w:val="Compact"/>
+              <w:jc w:val="center"/>
+            </w:pPr>
+            <w:r>
+              <w:rPr>
+                <w:rFonts w:ascii="Times New Roman" w:hAnsi="Times New Roman" w:eastAsia="Times New Roman" w:cs="Times New Roman"/>
+              </w:rPr>
+              <w:t xml:space="preserve">&gt; </w:t>
+            </w:r>
+            <w:r>
+              <w:rPr>
+                <w:rFonts w:hint="eastAsia" w:ascii="Times New Roman" w:hAnsi="Times New Roman" w:eastAsia="FangSong" w:cs="Times New Roman"/>
+              </w:rPr>
+              <w:t xml:space="preserve">图</w:t>
+            </w:r>
+            <w:r>
+              <w:rPr>
+                <w:rFonts w:ascii="Times New Roman" w:hAnsi="Times New Roman" w:eastAsia="Times New Roman" w:cs="Times New Roman"/>
+              </w:rPr>
+              <w:t xml:space="preserve"> </w:t>
+            </w:r>
+            <w:r>
+              <w:rPr>
+                <w:rFonts w:hint="eastAsia" w:ascii="Times New Roman" w:hAnsi="Times New Roman" w:eastAsia="Times New Roman" w:cs="Times New Roman"/>
+              </w:rPr>
+              <w:t>1-2：</w:t>
+            </w:r>
+            <w:r>
+              <w:rPr>
+                <w:rFonts w:hint="eastAsia" w:ascii="Times New Roman" w:hAnsi="Times New Roman" w:eastAsia="FangSong" w:cs="Times New Roman"/>
+              </w:rPr>
+              <w:t>气体分压力测定装置</w:t>
+            </w:r>
+          </w:p>
+        </w:tc>
+      </w:tr>
+    </w:tbl>
     <w:p>
       <w:pPr>
         <w:pStyle w:val="BodyText"/>
-        <w:spacing w:before="160" w:after="80"/>
-        <w:jc w:val="center"/>
-      </w:pPr>
-      <w:r>
-        <w:rPr>
-          <w:rFonts w:ascii="Times New Roman" w:hAnsi="Times New Roman" w:eastAsia="Times New Roman" w:cs="Times New Roman"/>
-        </w:rPr>
-        <w:drawing>
-          <wp:inline>
-            <wp:extent cx="2667000" cy="1313597"/>
-            <wp:effectExtent b="0" l="0" r="0" t="0"/>
-            <wp:docPr descr="气体分压力测定装置示意图" title="" id="21" name="Picture"/>
-            <a:graphic>
-              <a:graphicData uri="http://schemas.openxmlformats.org/drawingml/2006/picture">
-                <pic:pic>
-                  <pic:nvPicPr>
-                    <pic:cNvPr descr="77921da956f62569a2f6cb5f7a4d6866d533a6ad926581c07ed21c8879b53eb6.jpg" id="22" name="Picture"/>
-                    <pic:cNvPicPr>
-                      <a:picLocks noChangeArrowheads="1" noChangeAspect="1"/>
-                    </pic:cNvPicPr>
-                  </pic:nvPicPr>
-                  <pic:blipFill>
-                    <a:blip r:embed="rId20"/>
-                    <a:stretch>
-                      <a:fillRect/>
-                    </a:stretch>
-                  </pic:blipFill>
-                  <pic:spPr bwMode="auto">
-                    <a:xfrm>
-                      <a:off x="0" y="0"/>
-                      <a:ext cx="2667000" cy="1313597"/>
-                    </a:xfrm>
-                    <a:prstGeom prst="rect">
-                      <a:avLst/>
-                    </a:prstGeom>
-                    <a:noFill/>
-                    <a:ln w="9525">
-                      <a:noFill/>
-                      <a:headEnd/>
-                      <a:tailEnd/>
-                    </a:ln>
-                  </pic:spPr>
-                </pic:pic>
-              </a:graphicData>
-            </a:graphic>
-          </wp:inline>
-        </w:drawing>
-      </w:r>
-      <w:r>
-        <w:rPr>
-          <w:rFonts w:ascii="Times New Roman" w:hAnsi="Times New Roman" w:eastAsia="Times New Roman" w:cs="Times New Roman"/>
-        </w:rPr>
-        <w:t xml:space="preserve"> </w:t>
-      </w:r>
-      <w:r>
-        <w:rPr>
-          <w:rFonts w:ascii="Times New Roman" w:hAnsi="Times New Roman" w:eastAsia="Times New Roman" w:cs="Times New Roman"/>
-        </w:rPr>
-        <w:t xml:space="preserve">&gt; </w:t>
-      </w:r>
-      <w:r>
-        <w:rPr>
-          <w:rFonts w:hint="eastAsia" w:ascii="Times New Roman" w:hAnsi="Times New Roman" w:eastAsia="FangSong" w:cs="Times New Roman"/>
-        </w:rPr>
-        <w:t xml:space="preserve">图</w:t>
-      </w:r>
-      <w:r>
-        <w:rPr>
-          <w:rFonts w:ascii="Times New Roman" w:hAnsi="Times New Roman" w:eastAsia="Times New Roman" w:cs="Times New Roman"/>
-        </w:rPr>
-        <w:t xml:space="preserve"> </w:t>
-      </w:r>
-      <w:r>
-        <w:rPr>
-          <w:rFonts w:hint="eastAsia" w:ascii="Times New Roman" w:hAnsi="Times New Roman" w:eastAsia="Times New Roman" w:cs="Times New Roman"/>
-        </w:rPr>
-        <w:t>1-2：</w:t>
-      </w:r>
-      <w:r>
-        <w:rPr>
-          <w:rFonts w:hint="eastAsia" w:ascii="Times New Roman" w:hAnsi="Times New Roman" w:eastAsia="FangSong" w:cs="Times New Roman"/>
-        </w:rPr>
-        <w:t>气体分压力测定装置</w:t>
-      </w:r>
-    </w:p>
-    <w:p>
-      <w:pPr>
-        <w:pStyle w:val="BodyText"/>
+        <w:spacing w:before="120"/>
         <w:ind w:firstLine="420"/>
       </w:pPr>
       <w:r>
@@ -16395,6 +16507,7 @@
     <w:p>
       <w:pPr>
         <w:pStyle w:val="BodyText"/>
+        <w:spacing w:after="80"/>
       </w:pPr>
       <m:oMathPara>
         <m:oMathParaPr>
@@ -16551,122 +16664,206 @@
         </m:oMath>
       </m:oMathPara>
     </w:p>
-    <w:p>
-      <w:pPr>
-        <w:pStyle w:val="FirstParagraph"/>
-        <w:spacing w:before="160" w:after="80"/>
+    <w:tbl>
+      <w:tblPr>
+        <w:tblStyle w:val="Table"/>
+        <w:tblW w:type="pct" w:w="5000"/>
+        <w:tblLayout w:type="fixed"/>
+        <w:tblLook w:firstRow="1" w:lastRow="0" w:firstColumn="0" w:lastColumn="0" w:noHBand="0" w:noVBand="0" w:val="0020"/>
         <w:jc w:val="center"/>
-      </w:pPr>
-      <w:r>
-        <w:rPr>
-          <w:rFonts w:ascii="Times New Roman" w:hAnsi="Times New Roman" w:eastAsia="Times New Roman" w:cs="Times New Roman"/>
-        </w:rPr>
-        <w:drawing>
-          <wp:inline>
-            <wp:extent cx="2667000" cy="322520"/>
-            <wp:effectExtent b="0" l="0" r="0" t="0"/>
-            <wp:docPr descr="NH₃ 与 HCl 的扩散实验" title="" id="36" name="Picture"/>
-            <a:graphic>
-              <a:graphicData uri="http://schemas.openxmlformats.org/drawingml/2006/picture">
-                <pic:pic>
-                  <pic:nvPicPr>
-                    <pic:cNvPr descr="e1b7d2db0a6cb320e7497bf43cb184f777e5cde76811935cb581dfd537482a41.jpg" id="37" name="Picture"/>
-                    <pic:cNvPicPr>
-                      <a:picLocks noChangeArrowheads="1" noChangeAspect="1"/>
-                    </pic:cNvPicPr>
-                  </pic:nvPicPr>
-                  <pic:blipFill>
-                    <a:blip r:embed="rId35"/>
-                    <a:stretch>
-                      <a:fillRect/>
-                    </a:stretch>
-                  </pic:blipFill>
-                  <pic:spPr bwMode="auto">
-                    <a:xfrm>
-                      <a:off x="0" y="0"/>
-                      <a:ext cx="2667000" cy="322520"/>
-                    </a:xfrm>
-                    <a:prstGeom prst="rect">
-                      <a:avLst/>
-                    </a:prstGeom>
-                    <a:noFill/>
-                    <a:ln w="9525">
-                      <a:noFill/>
-                      <a:headEnd/>
-                      <a:tailEnd/>
-                    </a:ln>
-                  </pic:spPr>
-                </pic:pic>
-              </a:graphicData>
-            </a:graphic>
-          </wp:inline>
-        </w:drawing>
-      </w:r>
-      <w:r>
-        <w:rPr>
-          <w:rFonts w:ascii="Times New Roman" w:hAnsi="Times New Roman" w:eastAsia="Times New Roman" w:cs="Times New Roman"/>
-        </w:rPr>
-        <w:t xml:space="preserve"> </w:t>
-      </w:r>
-      <w:r>
-        <w:rPr>
-          <w:rFonts w:ascii="Times New Roman" w:hAnsi="Times New Roman" w:eastAsia="Times New Roman" w:cs="Times New Roman"/>
-        </w:rPr>
-        <w:t xml:space="preserve">&gt; </w:t>
-      </w:r>
-      <w:r>
-        <w:rPr>
-          <w:rFonts w:hint="eastAsia" w:ascii="Times New Roman" w:hAnsi="Times New Roman" w:eastAsia="FangSong" w:cs="Times New Roman"/>
-        </w:rPr>
-        <w:t xml:space="preserve">图</w:t>
-      </w:r>
-      <w:r>
-        <w:rPr>
-          <w:rFonts w:ascii="Times New Roman" w:hAnsi="Times New Roman" w:eastAsia="Times New Roman" w:cs="Times New Roman"/>
-        </w:rPr>
-        <w:t xml:space="preserve"> </w:t>
-      </w:r>
-      <w:r>
-        <w:rPr>
-          <w:rFonts w:hint="eastAsia" w:ascii="Times New Roman" w:hAnsi="Times New Roman" w:eastAsia="Times New Roman" w:cs="Times New Roman"/>
-        </w:rPr>
-        <w:t>1-3：NH</w:t>
-      </w:r>
-      <w:r>
-        <w:rPr>
-          <w:rFonts w:hint="eastAsia" w:ascii="Times New Roman" w:hAnsi="Times New Roman" w:eastAsia="Times New Roman" w:cs="Times New Roman"/>
-          <w:vertAlign w:val="subscript"/>
-        </w:rPr>
-        <w:t>3</w:t>
-      </w:r>
-      <w:r>
-        <w:rPr>
-          <w:rFonts w:ascii="Times New Roman" w:hAnsi="Times New Roman" w:eastAsia="Times New Roman" w:cs="Times New Roman"/>
-        </w:rPr>
-        <w:t xml:space="preserve"> </w:t>
-      </w:r>
-      <w:r>
-        <w:rPr>
-          <w:rFonts w:hint="eastAsia" w:ascii="Times New Roman" w:hAnsi="Times New Roman" w:eastAsia="FangSong" w:cs="Times New Roman"/>
-        </w:rPr>
-        <w:t xml:space="preserve">与</w:t>
-      </w:r>
-      <w:r>
-        <w:rPr>
-          <w:rFonts w:ascii="Times New Roman" w:hAnsi="Times New Roman" w:eastAsia="Times New Roman" w:cs="Times New Roman"/>
-        </w:rPr>
-        <w:t xml:space="preserve"> HCl </w:t>
-      </w:r>
-      <w:r>
-        <w:rPr>
-          <w:rFonts w:hint="eastAsia" w:ascii="Times New Roman" w:hAnsi="Times New Roman" w:eastAsia="FangSong" w:cs="Times New Roman"/>
-        </w:rPr>
-        <w:t xml:space="preserve">的扩散实验</w:t>
-      </w:r>
-    </w:p>
+        <w:tblBorders>
+          <w:top w:val="single" w:sz="12" w:space="0" w:color="333333"/>
+          <w:bottom w:val="single" w:sz="12" w:space="0" w:color="333333"/>
+          <w:left w:val="none"/>
+          <w:right w:val="none"/>
+          <w:insideH w:val="none"/>
+          <w:insideV w:val="none"/>
+        </w:tblBorders>
+      </w:tblPr>
+      <w:tblGrid>
+        <w:gridCol w:w="7920"/>
+      </w:tblGrid>
+      <w:tr>
+        <w:trPr>
+          <w:tblHeader w:val="on"/>
+        </w:trPr>
+        <w:tc>
+          <w:tcPr>
+            <w:tcBorders>
+              <w:bottom w:val="single" w:sz="6" w:space="0" w:color="333333"/>
+            </w:tcBorders>
+          </w:tcPr>
+          <w:p>
+            <w:pPr>
+              <w:pStyle w:val="Compact"/>
+              <w:jc w:val="center"/>
+            </w:pPr>
+            <w:r>
+              <w:rPr>
+                <w:rFonts w:ascii="Times New Roman" w:hAnsi="Times New Roman" w:eastAsia="Times New Roman" w:cs="Times New Roman"/>
+                <w:b/>
+              </w:rPr>
+              <w:t>NH</w:t>
+            </w:r>
+            <w:r>
+              <w:rPr>
+                <w:rFonts w:ascii="Times New Roman" w:hAnsi="Times New Roman" w:eastAsia="Times New Roman" w:cs="Times New Roman"/>
+                <w:b/>
+                <w:vertAlign w:val="subscript"/>
+              </w:rPr>
+              <w:t>3</w:t>
+            </w:r>
+            <w:r>
+              <w:rPr>
+                <w:rFonts w:ascii="Times New Roman" w:hAnsi="Times New Roman" w:eastAsia="Times New Roman" w:cs="Times New Roman"/>
+                <w:b/>
+              </w:rPr>
+              <w:t xml:space="preserve"> </w:t>
+            </w:r>
+            <w:r>
+              <w:rPr>
+                <w:rFonts w:hint="eastAsia" w:ascii="Times New Roman" w:hAnsi="Times New Roman" w:eastAsia="SimHei" w:cs="Times New Roman"/>
+                <w:b/>
+              </w:rPr>
+              <w:t xml:space="preserve">与</w:t>
+            </w:r>
+            <w:r>
+              <w:rPr>
+                <w:rFonts w:ascii="Times New Roman" w:hAnsi="Times New Roman" w:eastAsia="Times New Roman" w:cs="Times New Roman"/>
+                <w:b/>
+              </w:rPr>
+              <w:t xml:space="preserve"> HCl</w:t>
+            </w:r>
+          </w:p>
+        </w:tc>
+      </w:tr>
+      <w:tr>
+        <w:tc>
+          <w:tcPr/>
+          <w:p>
+            <w:pPr>
+              <w:pStyle w:val="Compact"/>
+              <w:jc w:val="center"/>
+            </w:pPr>
+            <w:r>
+              <w:rPr>
+                <w:rFonts w:ascii="Times New Roman" w:hAnsi="Times New Roman" w:eastAsia="Times New Roman" w:cs="Times New Roman"/>
+              </w:rPr>
+              <w:drawing>
+                <wp:inline>
+                  <wp:extent cx="2667000" cy="322520"/>
+                  <wp:effectExtent b="0" l="0" r="0" t="0"/>
+                  <wp:docPr descr="" title="" id="36" name="Picture"/>
+                  <a:graphic>
+                    <a:graphicData uri="http://schemas.openxmlformats.org/drawingml/2006/picture">
+                      <pic:pic>
+                        <pic:nvPicPr>
+                          <pic:cNvPr descr="e1b7d2db0a6cb320e7497bf43cb184f777e5cde76811935cb581dfd537482a41.jpg" id="37" name="Picture"/>
+                          <pic:cNvPicPr>
+                            <a:picLocks noChangeArrowheads="1" noChangeAspect="1"/>
+                          </pic:cNvPicPr>
+                        </pic:nvPicPr>
+                        <pic:blipFill>
+                          <a:blip r:embed="rId35"/>
+                          <a:stretch>
+                            <a:fillRect/>
+                          </a:stretch>
+                        </pic:blipFill>
+                        <pic:spPr bwMode="auto">
+                          <a:xfrm>
+                            <a:off x="0" y="0"/>
+                            <a:ext cx="2667000" cy="322520"/>
+                          </a:xfrm>
+                          <a:prstGeom prst="rect">
+                            <a:avLst/>
+                          </a:prstGeom>
+                          <a:noFill/>
+                          <a:ln w="9525">
+                            <a:noFill/>
+                            <a:headEnd/>
+                            <a:tailEnd/>
+                          </a:ln>
+                        </pic:spPr>
+                      </pic:pic>
+                    </a:graphicData>
+                  </a:graphic>
+                </wp:inline>
+              </w:drawing>
+            </w:r>
+          </w:p>
+        </w:tc>
+      </w:tr>
+      <w:tr>
+        <w:tc>
+          <w:tcPr/>
+          <w:p>
+            <w:pPr>
+              <w:pStyle w:val="Compact"/>
+              <w:jc w:val="center"/>
+            </w:pPr>
+            <w:r>
+              <w:rPr>
+                <w:rFonts w:ascii="Times New Roman" w:hAnsi="Times New Roman" w:eastAsia="Times New Roman" w:cs="Times New Roman"/>
+              </w:rPr>
+              <w:t xml:space="preserve">&gt; </w:t>
+            </w:r>
+            <w:r>
+              <w:rPr>
+                <w:rFonts w:hint="eastAsia" w:ascii="Times New Roman" w:hAnsi="Times New Roman" w:eastAsia="FangSong" w:cs="Times New Roman"/>
+              </w:rPr>
+              <w:t xml:space="preserve">图</w:t>
+            </w:r>
+            <w:r>
+              <w:rPr>
+                <w:rFonts w:ascii="Times New Roman" w:hAnsi="Times New Roman" w:eastAsia="Times New Roman" w:cs="Times New Roman"/>
+              </w:rPr>
+              <w:t xml:space="preserve"> </w:t>
+            </w:r>
+            <w:r>
+              <w:rPr>
+                <w:rFonts w:hint="eastAsia" w:ascii="Times New Roman" w:hAnsi="Times New Roman" w:eastAsia="Times New Roman" w:cs="Times New Roman"/>
+              </w:rPr>
+              <w:t>1-3：NH</w:t>
+            </w:r>
+            <w:r>
+              <w:rPr>
+                <w:rFonts w:hint="eastAsia" w:ascii="Times New Roman" w:hAnsi="Times New Roman" w:eastAsia="Times New Roman" w:cs="Times New Roman"/>
+                <w:vertAlign w:val="subscript"/>
+              </w:rPr>
+              <w:t>3</w:t>
+            </w:r>
+            <w:r>
+              <w:rPr>
+                <w:rFonts w:ascii="Times New Roman" w:hAnsi="Times New Roman" w:eastAsia="Times New Roman" w:cs="Times New Roman"/>
+              </w:rPr>
+              <w:t xml:space="preserve"> </w:t>
+            </w:r>
+            <w:r>
+              <w:rPr>
+                <w:rFonts w:hint="eastAsia" w:ascii="Times New Roman" w:hAnsi="Times New Roman" w:eastAsia="FangSong" w:cs="Times New Roman"/>
+              </w:rPr>
+              <w:t xml:space="preserve">与</w:t>
+            </w:r>
+            <w:r>
+              <w:rPr>
+                <w:rFonts w:ascii="Times New Roman" w:hAnsi="Times New Roman" w:eastAsia="Times New Roman" w:cs="Times New Roman"/>
+              </w:rPr>
+              <w:t xml:space="preserve"> HCl </w:t>
+            </w:r>
+            <w:r>
+              <w:rPr>
+                <w:rFonts w:hint="eastAsia" w:ascii="Times New Roman" w:hAnsi="Times New Roman" w:eastAsia="FangSong" w:cs="Times New Roman"/>
+              </w:rPr>
+              <w:t xml:space="preserve">的扩散实验</w:t>
+            </w:r>
+          </w:p>
+        </w:tc>
+      </w:tr>
+    </w:tbl>
     <w:p>
       <w:pPr>
         <w:pStyle w:val="BodyText"/>
+        <w:spacing w:before="120"/>
         <w:ind w:firstLine="420"/>
       </w:pPr>
       <w:r>

--- a/06-学生侧材料/讲义/学生专用版/3-物理化学/气体基础-超级充实版（学生专用版）.docx
+++ b/06-学生侧材料/讲义/学生专用版/3-物理化学/气体基础-超级充实版（学生专用版）.docx
@@ -65,10 +65,18 @@
       </w:pPr>
       <w:r>
         <w:rPr>
-          <w:rFonts w:hint="eastAsia" w:ascii="Times New Roman" w:hAnsi="Times New Roman" w:eastAsia="FangSong" w:cs="Times New Roman"/>
+          <w:rFonts w:ascii="Times New Roman" w:hAnsi="Times New Roman" w:eastAsia="Times New Roman" w:cs="Times New Roman"/>
           <w:b/>
           <w:bCs/>
         </w:rPr>
+        <w:t xml:space="preserve">1.1.1 </w:t>
+      </w:r>
+      <w:r>
+        <w:rPr>
+          <w:rFonts w:hint="eastAsia" w:ascii="Times New Roman" w:hAnsi="Times New Roman" w:eastAsia="FangSong" w:cs="Times New Roman"/>
+          <w:b/>
+          <w:bCs/>
+        </w:rPr>
         <w:t xml:space="preserve">定义</w:t>
       </w:r>
     </w:p>
@@ -129,10 +137,18 @@
       </w:pPr>
       <w:r>
         <w:rPr>
-          <w:rFonts w:hint="eastAsia" w:ascii="Times New Roman" w:hAnsi="Times New Roman" w:eastAsia="FangSong" w:cs="Times New Roman"/>
+          <w:rFonts w:ascii="Times New Roman" w:hAnsi="Times New Roman" w:eastAsia="Times New Roman" w:cs="Times New Roman"/>
           <w:b/>
           <w:bCs/>
         </w:rPr>
+        <w:t xml:space="preserve">1.1.2 </w:t>
+      </w:r>
+      <w:r>
+        <w:rPr>
+          <w:rFonts w:hint="eastAsia" w:ascii="Times New Roman" w:hAnsi="Times New Roman" w:eastAsia="FangSong" w:cs="Times New Roman"/>
+          <w:b/>
+          <w:bCs/>
+        </w:rPr>
         <w:t xml:space="preserve">历史小注</w:t>
       </w:r>
     </w:p>
@@ -289,6 +305,14 @@
         <w:pStyle w:val="BodyText"/>
         <w:ind w:firstLine="420"/>
       </w:pPr>
+      <w:r>
+        <w:rPr>
+          <w:rFonts w:ascii="Times New Roman" w:hAnsi="Times New Roman" w:eastAsia="Times New Roman" w:cs="Times New Roman"/>
+          <w:b/>
+          <w:bCs/>
+        </w:rPr>
+        <w:t xml:space="preserve">1.1.3 </w:t>
+      </w:r>
       <w:r>
         <w:rPr>
           <w:rFonts w:hint="eastAsia" w:ascii="Times New Roman" w:hAnsi="Times New Roman" w:eastAsia="FangSong" w:cs="Times New Roman"/>
@@ -569,6 +593,14 @@
         <w:pStyle w:val="BodyText"/>
         <w:ind w:firstLine="420"/>
       </w:pPr>
+      <w:r>
+        <w:rPr>
+          <w:rFonts w:ascii="Times New Roman" w:hAnsi="Times New Roman" w:eastAsia="Times New Roman" w:cs="Times New Roman"/>
+          <w:b/>
+          <w:bCs/>
+        </w:rPr>
+        <w:t xml:space="preserve">1.2.1 </w:t>
+      </w:r>
       <w:r>
         <w:rPr>
           <w:rFonts w:hint="eastAsia" w:ascii="Times New Roman" w:hAnsi="Times New Roman" w:eastAsia="Times New Roman" w:cs="Times New Roman"/>
@@ -1102,6 +1134,14 @@
         <w:pStyle w:val="BodyText"/>
         <w:ind w:firstLine="420"/>
       </w:pPr>
+      <w:r>
+        <w:rPr>
+          <w:rFonts w:ascii="Times New Roman" w:hAnsi="Times New Roman" w:eastAsia="Times New Roman" w:cs="Times New Roman"/>
+          <w:b/>
+          <w:bCs/>
+        </w:rPr>
+        <w:t xml:space="preserve">1.2.2 </w:t>
+      </w:r>
       <w:r>
         <w:rPr>
           <w:rFonts w:hint="eastAsia" w:ascii="Times New Roman" w:hAnsi="Times New Roman" w:eastAsia="Times New Roman" w:cs="Times New Roman"/>
@@ -1855,6 +1895,14 @@
       </w:pPr>
       <w:r>
         <w:rPr>
+          <w:rFonts w:ascii="Times New Roman" w:hAnsi="Times New Roman" w:eastAsia="Times New Roman" w:cs="Times New Roman"/>
+          <w:b/>
+          <w:bCs/>
+        </w:rPr>
+        <w:t xml:space="preserve">1.2.3 </w:t>
+      </w:r>
+      <w:r>
+        <w:rPr>
           <w:rFonts w:hint="eastAsia" w:ascii="Times New Roman" w:hAnsi="Times New Roman" w:eastAsia="Times New Roman" w:cs="Times New Roman"/>
           <w:b/>
           <w:bCs/>
@@ -2085,6 +2133,14 @@
         <w:pStyle w:val="BodyText"/>
         <w:ind w:firstLine="420"/>
       </w:pPr>
+      <w:r>
+        <w:rPr>
+          <w:rFonts w:ascii="Times New Roman" w:hAnsi="Times New Roman" w:eastAsia="Times New Roman" w:cs="Times New Roman"/>
+          <w:b/>
+          <w:bCs/>
+        </w:rPr>
+        <w:t xml:space="preserve">1.2.4 </w:t>
+      </w:r>
       <w:r>
         <w:rPr>
           <w:rFonts w:hint="eastAsia" w:ascii="Times New Roman" w:hAnsi="Times New Roman" w:eastAsia="FangSong" w:cs="Times New Roman"/>
@@ -3760,6 +3816,14 @@
       </w:pPr>
       <w:r>
         <w:rPr>
+          <w:rFonts w:ascii="Times New Roman" w:hAnsi="Times New Roman" w:eastAsia="Times New Roman" w:cs="Times New Roman"/>
+          <w:b/>
+          <w:bCs/>
+        </w:rPr>
+        <w:t xml:space="preserve">1.2.5 </w:t>
+      </w:r>
+      <w:r>
+        <w:rPr>
           <w:rFonts w:hint="eastAsia" w:ascii="Times New Roman" w:hAnsi="Times New Roman" w:eastAsia="FangSong" w:cs="Times New Roman"/>
           <w:b/>
           <w:bCs/>
@@ -3951,6 +4015,14 @@
         <w:spacing w:after="80"/>
         <w:ind w:firstLine="420"/>
       </w:pPr>
+      <w:r>
+        <w:rPr>
+          <w:rFonts w:ascii="Times New Roman" w:hAnsi="Times New Roman" w:eastAsia="Times New Roman" w:cs="Times New Roman"/>
+          <w:b/>
+          <w:bCs/>
+        </w:rPr>
+        <w:t xml:space="preserve">1.3.1 </w:t>
+      </w:r>
       <w:r>
         <w:rPr>
           <w:rFonts w:hint="eastAsia" w:ascii="Times New Roman" w:hAnsi="Times New Roman" w:eastAsia="FangSong" w:cs="Times New Roman"/>
@@ -4577,6 +4649,14 @@
       </w:pPr>
       <w:r>
         <w:rPr>
+          <w:rFonts w:ascii="Times New Roman" w:hAnsi="Times New Roman" w:eastAsia="Times New Roman" w:cs="Times New Roman"/>
+          <w:b/>
+          <w:bCs/>
+        </w:rPr>
+        <w:t xml:space="preserve">1.3.2 </w:t>
+      </w:r>
+      <w:r>
+        <w:rPr>
           <w:rFonts w:hint="eastAsia" w:ascii="Times New Roman" w:hAnsi="Times New Roman" w:eastAsia="FangSong" w:cs="Times New Roman"/>
           <w:b/>
           <w:bCs/>
@@ -5150,10 +5230,18 @@
       </w:pPr>
       <w:r>
         <w:rPr>
-          <w:rFonts w:hint="eastAsia" w:ascii="Times New Roman" w:hAnsi="Times New Roman" w:eastAsia="FangSong" w:cs="Times New Roman"/>
+          <w:rFonts w:ascii="Times New Roman" w:hAnsi="Times New Roman" w:eastAsia="Times New Roman" w:cs="Times New Roman"/>
           <w:b/>
           <w:bCs/>
         </w:rPr>
+        <w:t xml:space="preserve">1.3.3 </w:t>
+      </w:r>
+      <w:r>
+        <w:rPr>
+          <w:rFonts w:hint="eastAsia" w:ascii="Times New Roman" w:hAnsi="Times New Roman" w:eastAsia="FangSong" w:cs="Times New Roman"/>
+          <w:b/>
+          <w:bCs/>
+        </w:rPr>
         <w:t xml:space="preserve">易错提醒</w:t>
       </w:r>
     </w:p>
@@ -5505,6 +5593,14 @@
         <w:pStyle w:val="BodyText"/>
         <w:ind w:firstLine="420"/>
       </w:pPr>
+      <w:r>
+        <w:rPr>
+          <w:rFonts w:ascii="Times New Roman" w:hAnsi="Times New Roman" w:eastAsia="Times New Roman" w:cs="Times New Roman"/>
+          <w:b/>
+          <w:bCs/>
+        </w:rPr>
+        <w:t xml:space="preserve">1.3.4 </w:t>
+      </w:r>
       <w:r>
         <w:rPr>
           <w:rFonts w:hint="eastAsia" w:ascii="Times New Roman" w:hAnsi="Times New Roman" w:eastAsia="FangSong" w:cs="Times New Roman"/>
@@ -5698,6 +5794,14 @@
         <w:pStyle w:val="FirstParagraph"/>
         <w:ind w:firstLine="420"/>
       </w:pPr>
+      <w:r>
+        <w:rPr>
+          <w:rFonts w:ascii="Times New Roman" w:hAnsi="Times New Roman" w:eastAsia="Times New Roman" w:cs="Times New Roman"/>
+          <w:b/>
+          <w:bCs/>
+        </w:rPr>
+        <w:t xml:space="preserve">2.1.1 </w:t>
+      </w:r>
       <w:r>
         <w:rPr>
           <w:rFonts w:hint="eastAsia" w:ascii="Times New Roman" w:hAnsi="Times New Roman" w:eastAsia="FangSong" w:cs="Times New Roman"/>
@@ -5762,6 +5866,14 @@
       </w:pPr>
       <w:r>
         <w:rPr>
+          <w:rFonts w:ascii="Times New Roman" w:hAnsi="Times New Roman" w:eastAsia="Times New Roman" w:cs="Times New Roman"/>
+          <w:b/>
+          <w:bCs/>
+        </w:rPr>
+        <w:t xml:space="preserve">2.1.2 </w:t>
+      </w:r>
+      <w:r>
+        <w:rPr>
           <w:rFonts w:hint="eastAsia" w:ascii="Times New Roman" w:hAnsi="Times New Roman" w:eastAsia="FangSong" w:cs="Times New Roman"/>
           <w:b/>
           <w:bCs/>
@@ -6276,6 +6388,14 @@
         <w:spacing w:before="120"/>
         <w:ind w:firstLine="420"/>
       </w:pPr>
+      <w:r>
+        <w:rPr>
+          <w:rFonts w:ascii="Times New Roman" w:hAnsi="Times New Roman" w:eastAsia="Times New Roman" w:cs="Times New Roman"/>
+          <w:b/>
+          <w:bCs/>
+        </w:rPr>
+        <w:t xml:space="preserve">2.1.3 </w:t>
+      </w:r>
       <w:r>
         <w:rPr>
           <w:rFonts w:hint="eastAsia" w:ascii="Times New Roman" w:hAnsi="Times New Roman" w:eastAsia="FangSong" w:cs="Times New Roman"/>
@@ -6475,10 +6595,18 @@
       </w:pPr>
       <w:r>
         <w:rPr>
-          <w:rFonts w:hint="eastAsia" w:ascii="Times New Roman" w:hAnsi="Times New Roman" w:eastAsia="FangSong" w:cs="Times New Roman"/>
+          <w:rFonts w:ascii="Times New Roman" w:hAnsi="Times New Roman" w:eastAsia="Times New Roman" w:cs="Times New Roman"/>
           <w:b/>
           <w:bCs/>
         </w:rPr>
+        <w:t xml:space="preserve">2.1.4 </w:t>
+      </w:r>
+      <w:r>
+        <w:rPr>
+          <w:rFonts w:hint="eastAsia" w:ascii="Times New Roman" w:hAnsi="Times New Roman" w:eastAsia="FangSong" w:cs="Times New Roman"/>
+          <w:b/>
+          <w:bCs/>
+        </w:rPr>
         <w:t xml:space="preserve">易错提醒</w:t>
       </w:r>
     </w:p>
@@ -6687,6 +6815,14 @@
         <w:pStyle w:val="BodyText"/>
         <w:ind w:firstLine="420"/>
       </w:pPr>
+      <w:r>
+        <w:rPr>
+          <w:rFonts w:ascii="Times New Roman" w:hAnsi="Times New Roman" w:eastAsia="Times New Roman" w:cs="Times New Roman"/>
+          <w:b/>
+          <w:bCs/>
+        </w:rPr>
+        <w:t xml:space="preserve">2.1.5 </w:t>
+      </w:r>
       <w:r>
         <w:rPr>
           <w:rFonts w:hint="eastAsia" w:ascii="Times New Roman" w:hAnsi="Times New Roman" w:eastAsia="FangSong" w:cs="Times New Roman"/>
@@ -6854,6 +6990,14 @@
         <w:pStyle w:val="FirstParagraph"/>
         <w:ind w:firstLine="420"/>
       </w:pPr>
+      <w:r>
+        <w:rPr>
+          <w:rFonts w:ascii="Times New Roman" w:hAnsi="Times New Roman" w:eastAsia="Times New Roman" w:cs="Times New Roman"/>
+          <w:b/>
+          <w:bCs/>
+        </w:rPr>
+        <w:t xml:space="preserve">2.2.1 </w:t>
+      </w:r>
       <w:r>
         <w:rPr>
           <w:rFonts w:hint="eastAsia" w:ascii="Times New Roman" w:hAnsi="Times New Roman" w:eastAsia="FangSong" w:cs="Times New Roman"/>
@@ -7281,6 +7425,14 @@
       </w:pPr>
       <w:r>
         <w:rPr>
+          <w:rFonts w:ascii="Times New Roman" w:hAnsi="Times New Roman" w:eastAsia="Times New Roman" w:cs="Times New Roman"/>
+          <w:b/>
+          <w:bCs/>
+        </w:rPr>
+        <w:t xml:space="preserve">2.2.2 </w:t>
+      </w:r>
+      <w:r>
+        <w:rPr>
           <w:rFonts w:hint="eastAsia" w:ascii="Times New Roman" w:hAnsi="Times New Roman" w:eastAsia="FangSong" w:cs="Times New Roman"/>
           <w:b/>
           <w:bCs/>
@@ -7473,10 +7625,18 @@
       </w:pPr>
       <w:r>
         <w:rPr>
-          <w:rFonts w:hint="eastAsia" w:ascii="Times New Roman" w:hAnsi="Times New Roman" w:eastAsia="FangSong" w:cs="Times New Roman"/>
+          <w:rFonts w:ascii="Times New Roman" w:hAnsi="Times New Roman" w:eastAsia="Times New Roman" w:cs="Times New Roman"/>
           <w:b/>
           <w:bCs/>
         </w:rPr>
+        <w:t xml:space="preserve">2.2.3 </w:t>
+      </w:r>
+      <w:r>
+        <w:rPr>
+          <w:rFonts w:hint="eastAsia" w:ascii="Times New Roman" w:hAnsi="Times New Roman" w:eastAsia="FangSong" w:cs="Times New Roman"/>
+          <w:b/>
+          <w:bCs/>
+        </w:rPr>
         <w:t xml:space="preserve">例题</w:t>
       </w:r>
     </w:p>
@@ -7615,6 +7775,14 @@
         <w:pStyle w:val="BodyText"/>
         <w:ind w:firstLine="420"/>
       </w:pPr>
+      <w:r>
+        <w:rPr>
+          <w:rFonts w:ascii="Times New Roman" w:hAnsi="Times New Roman" w:eastAsia="Times New Roman" w:cs="Times New Roman"/>
+          <w:b/>
+          <w:bCs/>
+        </w:rPr>
+        <w:t xml:space="preserve">2.2.4 </w:t>
+      </w:r>
       <w:r>
         <w:rPr>
           <w:rFonts w:hint="eastAsia" w:ascii="Times New Roman" w:hAnsi="Times New Roman" w:eastAsia="FangSong" w:cs="Times New Roman"/>
@@ -8171,6 +8339,14 @@
       </w:pPr>
       <w:r>
         <w:rPr>
+          <w:rFonts w:ascii="Times New Roman" w:hAnsi="Times New Roman" w:eastAsia="Times New Roman" w:cs="Times New Roman"/>
+          <w:b/>
+          <w:bCs/>
+        </w:rPr>
+        <w:t xml:space="preserve">2.2.5 </w:t>
+      </w:r>
+      <w:r>
+        <w:rPr>
           <w:rFonts w:hint="eastAsia" w:ascii="Times New Roman" w:hAnsi="Times New Roman" w:eastAsia="FangSong" w:cs="Times New Roman"/>
           <w:b/>
           <w:bCs/>
@@ -8384,6 +8560,14 @@
         <w:pStyle w:val="FirstParagraph"/>
         <w:ind w:firstLine="420"/>
       </w:pPr>
+      <w:r>
+        <w:rPr>
+          <w:rFonts w:ascii="Times New Roman" w:hAnsi="Times New Roman" w:eastAsia="Times New Roman" w:cs="Times New Roman"/>
+          <w:b/>
+          <w:bCs/>
+        </w:rPr>
+        <w:t xml:space="preserve">2.3.1 </w:t>
+      </w:r>
       <w:r>
         <w:rPr>
           <w:rFonts w:hint="eastAsia" w:ascii="Times New Roman" w:hAnsi="Times New Roman" w:eastAsia="FangSong" w:cs="Times New Roman"/>
@@ -8548,10 +8732,18 @@
       </w:pPr>
       <w:r>
         <w:rPr>
-          <w:rFonts w:hint="eastAsia" w:ascii="Times New Roman" w:hAnsi="Times New Roman" w:eastAsia="FangSong" w:cs="Times New Roman"/>
+          <w:rFonts w:ascii="Times New Roman" w:hAnsi="Times New Roman" w:eastAsia="Times New Roman" w:cs="Times New Roman"/>
           <w:b/>
           <w:bCs/>
         </w:rPr>
+        <w:t xml:space="preserve">2.3.2 </w:t>
+      </w:r>
+      <w:r>
+        <w:rPr>
+          <w:rFonts w:hint="eastAsia" w:ascii="Times New Roman" w:hAnsi="Times New Roman" w:eastAsia="FangSong" w:cs="Times New Roman"/>
+          <w:b/>
+          <w:bCs/>
+        </w:rPr>
         <w:t xml:space="preserve">适用场景</w:t>
       </w:r>
     </w:p>
@@ -8676,10 +8868,18 @@
       </w:pPr>
       <w:r>
         <w:rPr>
-          <w:rFonts w:hint="eastAsia" w:ascii="Times New Roman" w:hAnsi="Times New Roman" w:eastAsia="FangSong" w:cs="Times New Roman"/>
+          <w:rFonts w:ascii="Times New Roman" w:hAnsi="Times New Roman" w:eastAsia="Times New Roman" w:cs="Times New Roman"/>
           <w:b/>
           <w:bCs/>
         </w:rPr>
+        <w:t xml:space="preserve">2.3.3 </w:t>
+      </w:r>
+      <w:r>
+        <w:rPr>
+          <w:rFonts w:hint="eastAsia" w:ascii="Times New Roman" w:hAnsi="Times New Roman" w:eastAsia="FangSong" w:cs="Times New Roman"/>
+          <w:b/>
+          <w:bCs/>
+        </w:rPr>
         <w:t xml:space="preserve">例题</w:t>
       </w:r>
     </w:p>
@@ -8800,6 +9000,14 @@
         <w:pStyle w:val="BodyText"/>
         <w:ind w:firstLine="420"/>
       </w:pPr>
+      <w:r>
+        <w:rPr>
+          <w:rFonts w:ascii="Times New Roman" w:hAnsi="Times New Roman" w:eastAsia="Times New Roman" w:cs="Times New Roman"/>
+          <w:b/>
+          <w:bCs/>
+        </w:rPr>
+        <w:t xml:space="preserve">2.3.4 </w:t>
+      </w:r>
       <w:r>
         <w:rPr>
           <w:rFonts w:hint="eastAsia" w:ascii="Times New Roman" w:hAnsi="Times New Roman" w:eastAsia="FangSong" w:cs="Times New Roman"/>
@@ -9029,6 +9237,14 @@
         <w:pStyle w:val="FirstParagraph"/>
         <w:ind w:firstLine="420"/>
       </w:pPr>
+      <w:r>
+        <w:rPr>
+          <w:rFonts w:ascii="Times New Roman" w:hAnsi="Times New Roman" w:eastAsia="Times New Roman" w:cs="Times New Roman"/>
+          <w:b/>
+          <w:bCs/>
+        </w:rPr>
+        <w:t xml:space="preserve">3.1.1 </w:t>
+      </w:r>
       <w:r>
         <w:rPr>
           <w:rFonts w:hint="eastAsia" w:ascii="Times New Roman" w:hAnsi="Times New Roman" w:eastAsia="FangSong" w:cs="Times New Roman"/>
@@ -9307,6 +9523,14 @@
         <w:spacing w:before="120"/>
         <w:ind w:firstLine="420"/>
       </w:pPr>
+      <w:r>
+        <w:rPr>
+          <w:rFonts w:ascii="Times New Roman" w:hAnsi="Times New Roman" w:eastAsia="Times New Roman" w:cs="Times New Roman"/>
+          <w:b/>
+          <w:bCs/>
+        </w:rPr>
+        <w:t xml:space="preserve">3.1.2 </w:t>
+      </w:r>
       <w:r>
         <w:rPr>
           <w:rFonts w:hint="eastAsia" w:ascii="Times New Roman" w:hAnsi="Times New Roman" w:eastAsia="FangSong" w:cs="Times New Roman"/>
@@ -9853,10 +10077,18 @@
       </w:pPr>
       <w:r>
         <w:rPr>
-          <w:rFonts w:hint="eastAsia" w:ascii="Times New Roman" w:hAnsi="Times New Roman" w:eastAsia="FangSong" w:cs="Times New Roman"/>
+          <w:rFonts w:ascii="Times New Roman" w:hAnsi="Times New Roman" w:eastAsia="Times New Roman" w:cs="Times New Roman"/>
           <w:b/>
           <w:bCs/>
         </w:rPr>
+        <w:t xml:space="preserve">3.1.3 </w:t>
+      </w:r>
+      <w:r>
+        <w:rPr>
+          <w:rFonts w:hint="eastAsia" w:ascii="Times New Roman" w:hAnsi="Times New Roman" w:eastAsia="FangSong" w:cs="Times New Roman"/>
+          <w:b/>
+          <w:bCs/>
+        </w:rPr>
         <w:t xml:space="preserve">物理图像</w:t>
       </w:r>
     </w:p>
@@ -9997,6 +10229,14 @@
         <w:pStyle w:val="BodyText"/>
         <w:ind w:firstLine="420"/>
       </w:pPr>
+      <w:r>
+        <w:rPr>
+          <w:rFonts w:ascii="Times New Roman" w:hAnsi="Times New Roman" w:eastAsia="Times New Roman" w:cs="Times New Roman"/>
+          <w:b/>
+          <w:bCs/>
+        </w:rPr>
+        <w:t xml:space="preserve">3.1.4 </w:t>
+      </w:r>
       <w:r>
         <w:rPr>
           <w:rFonts w:hint="eastAsia" w:ascii="Times New Roman" w:hAnsi="Times New Roman" w:eastAsia="FangSong" w:cs="Times New Roman"/>
@@ -10129,26 +10369,34 @@
       </w:pPr>
       <w:r>
         <w:rPr>
-          <w:rFonts w:hint="eastAsia" w:ascii="Times New Roman" w:hAnsi="Times New Roman" w:eastAsia="FangSong" w:cs="Times New Roman"/>
+          <w:rFonts w:ascii="Times New Roman" w:hAnsi="Times New Roman" w:eastAsia="Times New Roman" w:cs="Times New Roman"/>
           <w:b/>
           <w:bCs/>
         </w:rPr>
-        <w:t>题型</w:t>
-      </w:r>
-      <w:r>
-        <w:rPr>
-          <w:rFonts w:hint="eastAsia" w:ascii="Times New Roman" w:hAnsi="Times New Roman" w:eastAsia="Times New Roman" w:cs="Times New Roman"/>
+        <w:t xml:space="preserve">3.2.1 </w:t>
+      </w:r>
+      <w:r>
+        <w:rPr>
+          <w:rFonts w:hint="eastAsia" w:ascii="Times New Roman" w:hAnsi="Times New Roman" w:eastAsia="FangSong" w:cs="Times New Roman"/>
           <w:b/>
           <w:bCs/>
         </w:rPr>
-        <w:t>A：</w:t>
-      </w:r>
-      <w:r>
-        <w:rPr>
-          <w:rFonts w:hint="eastAsia" w:ascii="Times New Roman" w:hAnsi="Times New Roman" w:eastAsia="FangSong" w:cs="Times New Roman"/>
+        <w:t>题型</w:t>
+      </w:r>
+      <w:r>
+        <w:rPr>
+          <w:rFonts w:hint="eastAsia" w:ascii="Times New Roman" w:hAnsi="Times New Roman" w:eastAsia="Times New Roman" w:cs="Times New Roman"/>
           <w:b/>
           <w:bCs/>
         </w:rPr>
+        <w:t>A：</w:t>
+      </w:r>
+      <w:r>
+        <w:rPr>
+          <w:rFonts w:hint="eastAsia" w:ascii="Times New Roman" w:hAnsi="Times New Roman" w:eastAsia="FangSong" w:cs="Times New Roman"/>
+          <w:b/>
+          <w:bCs/>
+        </w:rPr>
         <w:t>已知组成求分压</w:t>
       </w:r>
     </w:p>
@@ -10328,26 +10576,34 @@
       </w:pPr>
       <w:r>
         <w:rPr>
-          <w:rFonts w:hint="eastAsia" w:ascii="Times New Roman" w:hAnsi="Times New Roman" w:eastAsia="FangSong" w:cs="Times New Roman"/>
+          <w:rFonts w:ascii="Times New Roman" w:hAnsi="Times New Roman" w:eastAsia="Times New Roman" w:cs="Times New Roman"/>
           <w:b/>
           <w:bCs/>
         </w:rPr>
-        <w:t>题型</w:t>
-      </w:r>
-      <w:r>
-        <w:rPr>
-          <w:rFonts w:hint="eastAsia" w:ascii="Times New Roman" w:hAnsi="Times New Roman" w:eastAsia="Times New Roman" w:cs="Times New Roman"/>
+        <w:t xml:space="preserve">3.2.2 </w:t>
+      </w:r>
+      <w:r>
+        <w:rPr>
+          <w:rFonts w:hint="eastAsia" w:ascii="Times New Roman" w:hAnsi="Times New Roman" w:eastAsia="FangSong" w:cs="Times New Roman"/>
           <w:b/>
           <w:bCs/>
         </w:rPr>
-        <w:t>B：</w:t>
-      </w:r>
-      <w:r>
-        <w:rPr>
-          <w:rFonts w:hint="eastAsia" w:ascii="Times New Roman" w:hAnsi="Times New Roman" w:eastAsia="FangSong" w:cs="Times New Roman"/>
+        <w:t>题型</w:t>
+      </w:r>
+      <w:r>
+        <w:rPr>
+          <w:rFonts w:hint="eastAsia" w:ascii="Times New Roman" w:hAnsi="Times New Roman" w:eastAsia="Times New Roman" w:cs="Times New Roman"/>
           <w:b/>
           <w:bCs/>
         </w:rPr>
+        <w:t>B：</w:t>
+      </w:r>
+      <w:r>
+        <w:rPr>
+          <w:rFonts w:hint="eastAsia" w:ascii="Times New Roman" w:hAnsi="Times New Roman" w:eastAsia="FangSong" w:cs="Times New Roman"/>
+          <w:b/>
+          <w:bCs/>
+        </w:rPr>
         <w:t>已知分压求组成</w:t>
       </w:r>
     </w:p>
@@ -10487,6 +10743,14 @@
         <w:pStyle w:val="BodyText"/>
         <w:ind w:firstLine="420"/>
       </w:pPr>
+      <w:r>
+        <w:rPr>
+          <w:rFonts w:ascii="Times New Roman" w:hAnsi="Times New Roman" w:eastAsia="Times New Roman" w:cs="Times New Roman"/>
+          <w:b/>
+          <w:bCs/>
+        </w:rPr>
+        <w:t xml:space="preserve">3.2.3 </w:t>
+      </w:r>
       <w:r>
         <w:rPr>
           <w:rFonts w:hint="eastAsia" w:ascii="Times New Roman" w:hAnsi="Times New Roman" w:eastAsia="FangSong" w:cs="Times New Roman"/>
@@ -10789,6 +11053,14 @@
         <w:pStyle w:val="FirstParagraph"/>
         <w:ind w:firstLine="420"/>
       </w:pPr>
+      <w:r>
+        <w:rPr>
+          <w:rFonts w:ascii="Times New Roman" w:hAnsi="Times New Roman" w:eastAsia="Times New Roman" w:cs="Times New Roman"/>
+          <w:b/>
+          <w:bCs/>
+        </w:rPr>
+        <w:t xml:space="preserve">3.3.1 </w:t>
+      </w:r>
       <w:r>
         <w:rPr>
           <w:rFonts w:hint="eastAsia" w:ascii="Times New Roman" w:hAnsi="Times New Roman" w:eastAsia="Times New Roman" w:cs="Times New Roman"/>
@@ -11075,6 +11347,14 @@
       </w:pPr>
       <w:r>
         <w:rPr>
+          <w:rFonts w:ascii="Times New Roman" w:hAnsi="Times New Roman" w:eastAsia="Times New Roman" w:cs="Times New Roman"/>
+          <w:b/>
+          <w:bCs/>
+        </w:rPr>
+        <w:t xml:space="preserve">3.3.2 </w:t>
+      </w:r>
+      <w:r>
+        <w:rPr>
           <w:rFonts w:hint="eastAsia" w:ascii="Times New Roman" w:hAnsi="Times New Roman" w:eastAsia="FangSong" w:cs="Times New Roman"/>
           <w:b/>
           <w:bCs/>
@@ -11357,6 +11637,14 @@
         <w:pStyle w:val="FirstParagraph"/>
         <w:ind w:firstLine="420"/>
       </w:pPr>
+      <w:r>
+        <w:rPr>
+          <w:rFonts w:ascii="Times New Roman" w:hAnsi="Times New Roman" w:eastAsia="Times New Roman" w:cs="Times New Roman"/>
+          <w:b/>
+          <w:bCs/>
+        </w:rPr>
+        <w:t xml:space="preserve">4.1.1 </w:t>
+      </w:r>
       <w:r>
         <w:rPr>
           <w:rFonts w:hint="eastAsia" w:ascii="Times New Roman" w:hAnsi="Times New Roman" w:eastAsia="FangSong" w:cs="Times New Roman"/>
@@ -11671,6 +11959,14 @@
       </w:pPr>
       <w:r>
         <w:rPr>
+          <w:rFonts w:ascii="Times New Roman" w:hAnsi="Times New Roman" w:eastAsia="Times New Roman" w:cs="Times New Roman"/>
+          <w:b/>
+          <w:bCs/>
+        </w:rPr>
+        <w:t xml:space="preserve">4.1.2 </w:t>
+      </w:r>
+      <w:r>
+        <w:rPr>
           <w:rFonts w:hint="eastAsia" w:ascii="Times New Roman" w:hAnsi="Times New Roman" w:eastAsia="FangSong" w:cs="Times New Roman"/>
           <w:b/>
           <w:bCs/>
@@ -11809,6 +12105,14 @@
       </w:pPr>
       <w:r>
         <w:rPr>
+          <w:rFonts w:ascii="Times New Roman" w:hAnsi="Times New Roman" w:eastAsia="Times New Roman" w:cs="Times New Roman"/>
+          <w:b/>
+          <w:bCs/>
+        </w:rPr>
+        <w:t xml:space="preserve">4.1.3 </w:t>
+      </w:r>
+      <w:r>
+        <w:rPr>
           <w:rFonts w:hint="eastAsia" w:ascii="Times New Roman" w:hAnsi="Times New Roman" w:eastAsia="FangSong" w:cs="Times New Roman"/>
           <w:b/>
           <w:bCs/>
@@ -11893,6 +12197,14 @@
         <w:pStyle w:val="FirstParagraph"/>
         <w:ind w:firstLine="420"/>
       </w:pPr>
+      <w:r>
+        <w:rPr>
+          <w:rFonts w:ascii="Times New Roman" w:hAnsi="Times New Roman" w:eastAsia="Times New Roman" w:cs="Times New Roman"/>
+          <w:b/>
+          <w:bCs/>
+        </w:rPr>
+        <w:t xml:space="preserve">4.2.1 </w:t>
+      </w:r>
       <w:r>
         <w:rPr>
           <w:rFonts w:hint="eastAsia" w:ascii="Times New Roman" w:hAnsi="Times New Roman" w:eastAsia="FangSong" w:cs="Times New Roman"/>
@@ -12755,6 +13067,14 @@
         <w:spacing w:before="120"/>
         <w:ind w:firstLine="420"/>
       </w:pPr>
+      <w:r>
+        <w:rPr>
+          <w:rFonts w:ascii="Times New Roman" w:hAnsi="Times New Roman" w:eastAsia="Times New Roman" w:cs="Times New Roman"/>
+          <w:b/>
+          <w:bCs/>
+        </w:rPr>
+        <w:t xml:space="preserve">4.2.2 </w:t>
+      </w:r>
       <w:r>
         <w:rPr>
           <w:rFonts w:hint="eastAsia" w:ascii="Times New Roman" w:hAnsi="Times New Roman" w:eastAsia="FangSong" w:cs="Times New Roman"/>
@@ -13033,6 +13353,14 @@
       </w:pPr>
       <w:r>
         <w:rPr>
+          <w:rFonts w:ascii="Times New Roman" w:hAnsi="Times New Roman" w:eastAsia="Times New Roman" w:cs="Times New Roman"/>
+          <w:b/>
+          <w:bCs/>
+        </w:rPr>
+        <w:t xml:space="preserve">4.2.3 </w:t>
+      </w:r>
+      <w:r>
+        <w:rPr>
           <w:rFonts w:hint="eastAsia" w:ascii="Times New Roman" w:hAnsi="Times New Roman" w:eastAsia="FangSong" w:cs="Times New Roman"/>
           <w:b/>
           <w:bCs/>
@@ -13408,6 +13736,14 @@
       </w:pPr>
       <w:r>
         <w:rPr>
+          <w:rFonts w:ascii="Times New Roman" w:hAnsi="Times New Roman" w:eastAsia="Times New Roman" w:cs="Times New Roman"/>
+          <w:b/>
+          <w:bCs/>
+        </w:rPr>
+        <w:t xml:space="preserve">4.3.1 </w:t>
+      </w:r>
+      <w:r>
+        <w:rPr>
           <w:rFonts w:hint="eastAsia" w:ascii="Times New Roman" w:hAnsi="Times New Roman" w:eastAsia="FangSong" w:cs="Times New Roman"/>
           <w:b/>
           <w:bCs/>
@@ -13617,10 +13953,18 @@
       </w:pPr>
       <w:r>
         <w:rPr>
-          <w:rFonts w:hint="eastAsia" w:ascii="Times New Roman" w:hAnsi="Times New Roman" w:eastAsia="FangSong" w:cs="Times New Roman"/>
+          <w:rFonts w:ascii="Times New Roman" w:hAnsi="Times New Roman" w:eastAsia="Times New Roman" w:cs="Times New Roman"/>
           <w:b/>
           <w:bCs/>
         </w:rPr>
+        <w:t xml:space="preserve">4.4.1 </w:t>
+      </w:r>
+      <w:r>
+        <w:rPr>
+          <w:rFonts w:hint="eastAsia" w:ascii="Times New Roman" w:hAnsi="Times New Roman" w:eastAsia="FangSong" w:cs="Times New Roman"/>
+          <w:b/>
+          <w:bCs/>
+        </w:rPr>
         <w:t xml:space="preserve">蒸发与饱和蒸气压</w:t>
       </w:r>
     </w:p>
@@ -13891,6 +14235,14 @@
         <w:pStyle w:val="BodyText"/>
         <w:ind w:firstLine="420"/>
       </w:pPr>
+      <w:r>
+        <w:rPr>
+          <w:rFonts w:ascii="Times New Roman" w:hAnsi="Times New Roman" w:eastAsia="Times New Roman" w:cs="Times New Roman"/>
+          <w:b/>
+          <w:bCs/>
+        </w:rPr>
+        <w:t xml:space="preserve">4.4.2 </w:t>
+      </w:r>
       <w:r>
         <w:rPr>
           <w:rFonts w:hint="eastAsia" w:ascii="Times New Roman" w:hAnsi="Times New Roman" w:eastAsia="FangSong" w:cs="Times New Roman"/>
@@ -14578,6 +14930,14 @@
         <w:spacing w:after="80"/>
         <w:ind w:firstLine="420"/>
       </w:pPr>
+      <w:r>
+        <w:rPr>
+          <w:rFonts w:ascii="Times New Roman" w:hAnsi="Times New Roman" w:eastAsia="Times New Roman" w:cs="Times New Roman"/>
+          <w:b/>
+          <w:bCs/>
+        </w:rPr>
+        <w:t xml:space="preserve">5.1.1 </w:t>
+      </w:r>
       <w:r>
         <w:rPr>
           <w:rFonts w:hint="eastAsia" w:ascii="Times New Roman" w:hAnsi="Times New Roman" w:eastAsia="FangSong" w:cs="Times New Roman"/>
@@ -14823,10 +15183,18 @@
       </w:pPr>
       <w:r>
         <w:rPr>
-          <w:rFonts w:hint="eastAsia" w:ascii="Times New Roman" w:hAnsi="Times New Roman" w:eastAsia="FangSong" w:cs="Times New Roman"/>
+          <w:rFonts w:ascii="Times New Roman" w:hAnsi="Times New Roman" w:eastAsia="Times New Roman" w:cs="Times New Roman"/>
           <w:b/>
           <w:bCs/>
         </w:rPr>
+        <w:t xml:space="preserve">5.1.2 </w:t>
+      </w:r>
+      <w:r>
+        <w:rPr>
+          <w:rFonts w:hint="eastAsia" w:ascii="Times New Roman" w:hAnsi="Times New Roman" w:eastAsia="FangSong" w:cs="Times New Roman"/>
+          <w:b/>
+          <w:bCs/>
+        </w:rPr>
         <w:t xml:space="preserve">物理图像</w:t>
       </w:r>
     </w:p>
@@ -15097,6 +15465,14 @@
         <w:pStyle w:val="BodyText"/>
         <w:ind w:firstLine="420"/>
       </w:pPr>
+      <w:r>
+        <w:rPr>
+          <w:rFonts w:ascii="Times New Roman" w:hAnsi="Times New Roman" w:eastAsia="Times New Roman" w:cs="Times New Roman"/>
+          <w:b/>
+          <w:bCs/>
+        </w:rPr>
+        <w:t xml:space="preserve">5.1.3 </w:t>
+      </w:r>
       <w:r>
         <w:rPr>
           <w:rFonts w:hint="eastAsia" w:ascii="Times New Roman" w:hAnsi="Times New Roman" w:eastAsia="FangSong" w:cs="Times New Roman"/>
@@ -15402,6 +15778,14 @@
         <w:pStyle w:val="FirstParagraph"/>
         <w:ind w:firstLine="420"/>
       </w:pPr>
+      <w:r>
+        <w:rPr>
+          <w:rFonts w:ascii="Times New Roman" w:hAnsi="Times New Roman" w:eastAsia="Times New Roman" w:cs="Times New Roman"/>
+          <w:b/>
+          <w:bCs/>
+        </w:rPr>
+        <w:t xml:space="preserve">5.2.1 </w:t>
+      </w:r>
       <w:r>
         <w:rPr>
           <w:rFonts w:hint="eastAsia" w:ascii="Times New Roman" w:hAnsi="Times New Roman" w:eastAsia="FangSong" w:cs="Times New Roman"/>
@@ -15662,6 +16046,14 @@
       </w:pPr>
       <w:r>
         <w:rPr>
+          <w:rFonts w:ascii="Times New Roman" w:hAnsi="Times New Roman" w:eastAsia="Times New Roman" w:cs="Times New Roman"/>
+          <w:b/>
+          <w:bCs/>
+        </w:rPr>
+        <w:t xml:space="preserve">5.2.2 </w:t>
+      </w:r>
+      <w:r>
+        <w:rPr>
           <w:rFonts w:hint="eastAsia" w:ascii="Times New Roman" w:hAnsi="Times New Roman" w:eastAsia="FangSong" w:cs="Times New Roman"/>
           <w:b/>
           <w:bCs/>
@@ -15882,6 +16274,14 @@
         <w:spacing w:after="80"/>
         <w:ind w:firstLine="420"/>
       </w:pPr>
+      <w:r>
+        <w:rPr>
+          <w:rFonts w:ascii="Times New Roman" w:hAnsi="Times New Roman" w:eastAsia="Times New Roman" w:cs="Times New Roman"/>
+          <w:b/>
+          <w:bCs/>
+        </w:rPr>
+        <w:t xml:space="preserve">5.2.3 </w:t>
+      </w:r>
       <w:r>
         <w:rPr>
           <w:rFonts w:hint="eastAsia" w:ascii="Times New Roman" w:hAnsi="Times New Roman" w:eastAsia="FangSong" w:cs="Times New Roman"/>

--- a/06-学生侧材料/讲义/学生专用版/3-物理化学/气体基础-超级充实版（学生专用版）.docx
+++ b/06-学生侧材料/讲义/学生专用版/3-物理化学/气体基础-超级充实版（学生专用版）.docx
@@ -5154,12 +5154,12 @@
         </w:rPr>
         <w:t xml:space="preserve">✗。</w:t>
       </w:r>
-      <w:r>
-        <w:rPr>
-          <w:rFonts w:ascii="Times New Roman" w:hAnsi="Times New Roman" w:eastAsia="Times New Roman" w:cs="Times New Roman"/>
-        </w:rPr>
-        <w:t xml:space="preserve"> </w:t>
-      </w:r>
+    </w:p>
+    <w:p>
+      <w:pPr>
+        <w:pStyle w:val="BodyText"/>
+        <w:ind w:firstLine="420"/>
+      </w:pPr>
       <w:r>
         <w:rPr>
           <w:rFonts w:hint="eastAsia" w:ascii="Times New Roman" w:hAnsi="Times New Roman" w:eastAsia="FangSong" w:cs="Times New Roman"/>
@@ -5489,12 +5489,12 @@
         </w:rPr>
         <w:t xml:space="preserve"> → R = 62.36。</w:t>
       </w:r>
-      <w:r>
-        <w:rPr>
-          <w:rFonts w:ascii="Times New Roman" w:hAnsi="Times New Roman" w:eastAsia="Times New Roman" w:cs="Times New Roman"/>
-        </w:rPr>
-        <w:t xml:space="preserve"> </w:t>
-      </w:r>
+    </w:p>
+    <w:p>
+      <w:pPr>
+        <w:pStyle w:val="BodyText"/>
+        <w:ind w:firstLine="420"/>
+      </w:pPr>
       <w:r>
         <w:rPr>
           <w:rFonts w:hint="eastAsia" w:ascii="Times New Roman" w:hAnsi="Times New Roman" w:eastAsia="FangSong" w:cs="Times New Roman"/>
@@ -12029,12 +12029,12 @@
         </w:rPr>
         <w:t>：</w:t>
       </w:r>
-      <w:r>
-        <w:rPr>
-          <w:rFonts w:ascii="Times New Roman" w:hAnsi="Times New Roman" w:eastAsia="Times New Roman" w:cs="Times New Roman"/>
-        </w:rPr>
-        <w:t xml:space="preserve"> </w:t>
-      </w:r>
+    </w:p>
+    <w:p>
+      <w:pPr>
+        <w:pStyle w:val="BodyText"/>
+        <w:ind w:firstLine="420"/>
+      </w:pPr>
       <w:r>
         <w:rPr>
           <w:rFonts w:hint="eastAsia" w:ascii="Times New Roman" w:hAnsi="Times New Roman" w:eastAsia="FangSong" w:cs="Times New Roman"/>

--- a/06-学生侧材料/讲义/学生专用版/3-物理化学/气体基础-超级充实版（学生专用版）.docx
+++ b/06-学生侧材料/讲义/学生专用版/3-物理化学/气体基础-超级充实版（学生专用版）.docx
@@ -14693,12 +14693,12 @@
         </w:rPr>
         <w:t>。</w:t>
       </w:r>
-      <w:r>
-        <w:rPr>
-          <w:rFonts w:ascii="Times New Roman" w:hAnsi="Times New Roman" w:eastAsia="Times New Roman" w:cs="Times New Roman"/>
-        </w:rPr>
-        <w:t xml:space="preserve"> </w:t>
-      </w:r>
+    </w:p>
+    <w:p>
+      <w:pPr>
+        <w:pStyle w:val="BodyText"/>
+        <w:ind w:firstLine="420"/>
+      </w:pPr>
       <w:r>
         <w:rPr>
           <w:rFonts w:hint="eastAsia" w:ascii="Times New Roman" w:hAnsi="Times New Roman" w:eastAsia="FangSong" w:cs="Times New Roman"/>
